--- a/docs/entregas/ArtisTica_II_Avance.docx
+++ b/docs/entregas/ArtisTica_II_Avance.docx
@@ -118,7 +118,7 @@
           <w:left w:w="10" w:type="dxa"/>
           <w:right w:w="10" w:type="dxa"/>
         </w:tblCellMar>
-        <w:tblLook w:val="04A0" w:firstRow="1" w:lastRow="0" w:firstColumn="1" w:lastColumn="0" w:noHBand="0" w:noVBand="1"/>
+        <w:tblLook w:val="0000" w:firstRow="0" w:lastRow="0" w:firstColumn="0" w:lastColumn="0" w:noHBand="0" w:noVBand="0"/>
       </w:tblPr>
       <w:tblGrid>
         <w:gridCol w:w="1354"/>
@@ -155,6 +155,7 @@
           </w:tcPr>
           <w:p>
             <w:pPr>
+              <w:keepNext/>
               <w:spacing w:after="0" w:line="240" w:lineRule="auto"/>
             </w:pPr>
             <w:r>
@@ -187,6 +188,7 @@
           </w:tcPr>
           <w:p>
             <w:pPr>
+              <w:keepNext/>
               <w:spacing w:after="0" w:line="240" w:lineRule="auto"/>
             </w:pPr>
             <w:r>
@@ -219,6 +221,7 @@
           </w:tcPr>
           <w:p>
             <w:pPr>
+              <w:keepNext/>
               <w:spacing w:after="0" w:line="240" w:lineRule="auto"/>
             </w:pPr>
             <w:r>
@@ -261,6 +264,7 @@
           </w:tcPr>
           <w:p>
             <w:pPr>
+              <w:keepNext/>
               <w:spacing w:after="0" w:line="240" w:lineRule="auto"/>
             </w:pPr>
             <w:r>
@@ -290,6 +294,7 @@
           </w:tcPr>
           <w:p>
             <w:pPr>
+              <w:keepNext/>
               <w:spacing w:after="0" w:line="240" w:lineRule="auto"/>
             </w:pPr>
             <w:r>
@@ -319,6 +324,7 @@
           </w:tcPr>
           <w:p>
             <w:pPr>
+              <w:keepNext/>
               <w:spacing w:after="0" w:line="240" w:lineRule="auto"/>
             </w:pPr>
             <w:r>
@@ -450,7 +456,7 @@
     <w:sdt>
       <w:sdtPr>
         <w:alias w:val="Índice"/>
-        <w:id w:val="129521389"/>
+        <w:id w:val="1471327575"/>
       </w:sdtPr>
       <w:sdtEndPr>
         <w:rPr>
@@ -484,7 +490,7 @@
           <w:r>
             <w:fldChar w:fldCharType="separate"/>
           </w:r>
-          <w:hyperlink w:anchor="_Toc241862901" w:history="1">
+          <w:hyperlink w:anchor="_Toc242394640" w:history="1">
             <w:r>
               <w:rPr>
                 <w:rStyle w:val="Hipervnculo"/>
@@ -508,7 +514,7 @@
               <w:rPr>
                 <w:noProof/>
               </w:rPr>
-              <w:instrText xml:space="preserve"> PAGEREF _Toc241862901 \h </w:instrText>
+              <w:instrText xml:space="preserve"> PAGEREF _Toc242394640 \h </w:instrText>
             </w:r>
             <w:r>
               <w:rPr>
@@ -549,7 +555,7 @@
               <w14:ligatures w14:val="standardContextual"/>
             </w:rPr>
           </w:pPr>
-          <w:hyperlink w:anchor="_Toc241862902" w:history="1">
+          <w:hyperlink w:anchor="_Toc242394641" w:history="1">
             <w:r>
               <w:rPr>
                 <w:rStyle w:val="Hipervnculo"/>
@@ -573,7 +579,7 @@
               <w:rPr>
                 <w:noProof/>
               </w:rPr>
-              <w:instrText xml:space="preserve"> PAGEREF _Toc241862902 \h </w:instrText>
+              <w:instrText xml:space="preserve"> PAGEREF _Toc242394641 \h </w:instrText>
             </w:r>
             <w:r>
               <w:rPr>
@@ -614,7 +620,7 @@
               <w14:ligatures w14:val="standardContextual"/>
             </w:rPr>
           </w:pPr>
-          <w:hyperlink w:anchor="_Toc241862903" w:history="1">
+          <w:hyperlink w:anchor="_Toc242394642" w:history="1">
             <w:r>
               <w:rPr>
                 <w:rStyle w:val="Hipervnculo"/>
@@ -638,7 +644,7 @@
               <w:rPr>
                 <w:noProof/>
               </w:rPr>
-              <w:instrText xml:space="preserve"> PAGEREF _Toc241862903 \h </w:instrText>
+              <w:instrText xml:space="preserve"> PAGEREF _Toc242394642 \h </w:instrText>
             </w:r>
             <w:r>
               <w:rPr>
@@ -679,7 +685,7 @@
               <w14:ligatures w14:val="standardContextual"/>
             </w:rPr>
           </w:pPr>
-          <w:hyperlink w:anchor="_Toc241862904" w:history="1">
+          <w:hyperlink w:anchor="_Toc242394643" w:history="1">
             <w:r>
               <w:rPr>
                 <w:rStyle w:val="Hipervnculo"/>
@@ -703,7 +709,7 @@
               <w:rPr>
                 <w:noProof/>
               </w:rPr>
-              <w:instrText xml:space="preserve"> PAGEREF _Toc241862904 \h </w:instrText>
+              <w:instrText xml:space="preserve"> PAGEREF _Toc242394643 \h </w:instrText>
             </w:r>
             <w:r>
               <w:rPr>
@@ -744,7 +750,7 @@
               <w14:ligatures w14:val="standardContextual"/>
             </w:rPr>
           </w:pPr>
-          <w:hyperlink w:anchor="_Toc241862905" w:history="1">
+          <w:hyperlink w:anchor="_Toc242394644" w:history="1">
             <w:r>
               <w:rPr>
                 <w:rStyle w:val="Hipervnculo"/>
@@ -768,7 +774,7 @@
               <w:rPr>
                 <w:noProof/>
               </w:rPr>
-              <w:instrText xml:space="preserve"> PAGEREF _Toc241862905 \h </w:instrText>
+              <w:instrText xml:space="preserve"> PAGEREF _Toc242394644 \h </w:instrText>
             </w:r>
             <w:r>
               <w:rPr>
@@ -809,7 +815,7 @@
               <w14:ligatures w14:val="standardContextual"/>
             </w:rPr>
           </w:pPr>
-          <w:hyperlink w:anchor="_Toc241862906" w:history="1">
+          <w:hyperlink w:anchor="_Toc242394645" w:history="1">
             <w:r>
               <w:rPr>
                 <w:rStyle w:val="Hipervnculo"/>
@@ -833,7 +839,7 @@
               <w:rPr>
                 <w:noProof/>
               </w:rPr>
-              <w:instrText xml:space="preserve"> PAGEREF _Toc241862906 \h </w:instrText>
+              <w:instrText xml:space="preserve"> PAGEREF _Toc242394645 \h </w:instrText>
             </w:r>
             <w:r>
               <w:rPr>
@@ -874,7 +880,7 @@
               <w14:ligatures w14:val="standardContextual"/>
             </w:rPr>
           </w:pPr>
-          <w:hyperlink w:anchor="_Toc241862907" w:history="1">
+          <w:hyperlink w:anchor="_Toc242394646" w:history="1">
             <w:r>
               <w:rPr>
                 <w:rStyle w:val="Hipervnculo"/>
@@ -898,7 +904,7 @@
               <w:rPr>
                 <w:noProof/>
               </w:rPr>
-              <w:instrText xml:space="preserve"> PAGEREF _Toc241862907 \h </w:instrText>
+              <w:instrText xml:space="preserve"> PAGEREF _Toc242394646 \h </w:instrText>
             </w:r>
             <w:r>
               <w:rPr>
@@ -939,7 +945,7 @@
               <w14:ligatures w14:val="standardContextual"/>
             </w:rPr>
           </w:pPr>
-          <w:hyperlink w:anchor="_Toc241862908" w:history="1">
+          <w:hyperlink w:anchor="_Toc242394647" w:history="1">
             <w:r>
               <w:rPr>
                 <w:rStyle w:val="Hipervnculo"/>
@@ -963,7 +969,7 @@
               <w:rPr>
                 <w:noProof/>
               </w:rPr>
-              <w:instrText xml:space="preserve"> PAGEREF _Toc241862908 \h </w:instrText>
+              <w:instrText xml:space="preserve"> PAGEREF _Toc242394647 \h </w:instrText>
             </w:r>
             <w:r>
               <w:rPr>
@@ -1004,7 +1010,7 @@
               <w14:ligatures w14:val="standardContextual"/>
             </w:rPr>
           </w:pPr>
-          <w:hyperlink w:anchor="_Toc241862909" w:history="1">
+          <w:hyperlink w:anchor="_Toc242394648" w:history="1">
             <w:r>
               <w:rPr>
                 <w:rStyle w:val="Hipervnculo"/>
@@ -1028,7 +1034,7 @@
               <w:rPr>
                 <w:noProof/>
               </w:rPr>
-              <w:instrText xml:space="preserve"> PAGEREF _Toc241862909 \h </w:instrText>
+              <w:instrText xml:space="preserve"> PAGEREF _Toc242394648 \h </w:instrText>
             </w:r>
             <w:r>
               <w:rPr>
@@ -1071,7 +1077,7 @@
               <w14:ligatures w14:val="standardContextual"/>
             </w:rPr>
           </w:pPr>
-          <w:hyperlink w:anchor="_Toc241862910" w:history="1">
+          <w:hyperlink w:anchor="_Toc242394649" w:history="1">
             <w:r>
               <w:rPr>
                 <w:rStyle w:val="Hipervnculo"/>
@@ -1095,7 +1101,7 @@
               <w:rPr>
                 <w:noProof/>
               </w:rPr>
-              <w:instrText xml:space="preserve"> PAGEREF _Toc241862910 \h </w:instrText>
+              <w:instrText xml:space="preserve"> PAGEREF _Toc242394649 \h </w:instrText>
             </w:r>
             <w:r>
               <w:rPr>
@@ -1136,7 +1142,7 @@
               <w14:ligatures w14:val="standardContextual"/>
             </w:rPr>
           </w:pPr>
-          <w:hyperlink w:anchor="_Toc241862911" w:history="1">
+          <w:hyperlink w:anchor="_Toc242394650" w:history="1">
             <w:r>
               <w:rPr>
                 <w:rStyle w:val="Hipervnculo"/>
@@ -1160,7 +1166,7 @@
               <w:rPr>
                 <w:noProof/>
               </w:rPr>
-              <w:instrText xml:space="preserve"> PAGEREF _Toc241862911 \h </w:instrText>
+              <w:instrText xml:space="preserve"> PAGEREF _Toc242394650 \h </w:instrText>
             </w:r>
             <w:r>
               <w:rPr>
@@ -1201,7 +1207,7 @@
               <w14:ligatures w14:val="standardContextual"/>
             </w:rPr>
           </w:pPr>
-          <w:hyperlink w:anchor="_Toc241862912" w:history="1">
+          <w:hyperlink w:anchor="_Toc242394651" w:history="1">
             <w:r>
               <w:rPr>
                 <w:rStyle w:val="Hipervnculo"/>
@@ -1225,7 +1231,7 @@
               <w:rPr>
                 <w:noProof/>
               </w:rPr>
-              <w:instrText xml:space="preserve"> PAGEREF _Toc241862912 \h </w:instrText>
+              <w:instrText xml:space="preserve"> PAGEREF _Toc242394651 \h </w:instrText>
             </w:r>
             <w:r>
               <w:rPr>
@@ -1266,7 +1272,7 @@
               <w14:ligatures w14:val="standardContextual"/>
             </w:rPr>
           </w:pPr>
-          <w:hyperlink w:anchor="_Toc241862913" w:history="1">
+          <w:hyperlink w:anchor="_Toc242394652" w:history="1">
             <w:r>
               <w:rPr>
                 <w:rStyle w:val="Hipervnculo"/>
@@ -1290,7 +1296,7 @@
               <w:rPr>
                 <w:noProof/>
               </w:rPr>
-              <w:instrText xml:space="preserve"> PAGEREF _Toc241862913 \h </w:instrText>
+              <w:instrText xml:space="preserve"> PAGEREF _Toc242394652 \h </w:instrText>
             </w:r>
             <w:r>
               <w:rPr>
@@ -1331,7 +1337,7 @@
               <w14:ligatures w14:val="standardContextual"/>
             </w:rPr>
           </w:pPr>
-          <w:hyperlink w:anchor="_Toc241862914" w:history="1">
+          <w:hyperlink w:anchor="_Toc242394653" w:history="1">
             <w:r>
               <w:rPr>
                 <w:rStyle w:val="Hipervnculo"/>
@@ -1355,7 +1361,7 @@
               <w:rPr>
                 <w:noProof/>
               </w:rPr>
-              <w:instrText xml:space="preserve"> PAGEREF _Toc241862914 \h </w:instrText>
+              <w:instrText xml:space="preserve"> PAGEREF _Toc242394653 \h </w:instrText>
             </w:r>
             <w:r>
               <w:rPr>
@@ -1398,7 +1404,7 @@
               <w14:ligatures w14:val="standardContextual"/>
             </w:rPr>
           </w:pPr>
-          <w:hyperlink w:anchor="_Toc241862915" w:history="1">
+          <w:hyperlink w:anchor="_Toc242394654" w:history="1">
             <w:r>
               <w:rPr>
                 <w:rStyle w:val="Hipervnculo"/>
@@ -1422,7 +1428,7 @@
               <w:rPr>
                 <w:noProof/>
               </w:rPr>
-              <w:instrText xml:space="preserve"> PAGEREF _Toc241862915 \h </w:instrText>
+              <w:instrText xml:space="preserve"> PAGEREF _Toc242394654 \h </w:instrText>
             </w:r>
             <w:r>
               <w:rPr>
@@ -1463,7 +1469,7 @@
               <w14:ligatures w14:val="standardContextual"/>
             </w:rPr>
           </w:pPr>
-          <w:hyperlink w:anchor="_Toc241862916" w:history="1">
+          <w:hyperlink w:anchor="_Toc242394655" w:history="1">
             <w:r>
               <w:rPr>
                 <w:rStyle w:val="Hipervnculo"/>
@@ -1487,7 +1493,7 @@
               <w:rPr>
                 <w:noProof/>
               </w:rPr>
-              <w:instrText xml:space="preserve"> PAGEREF _Toc241862916 \h </w:instrText>
+              <w:instrText xml:space="preserve"> PAGEREF _Toc242394655 \h </w:instrText>
             </w:r>
             <w:r>
               <w:rPr>
@@ -1528,7 +1534,7 @@
               <w14:ligatures w14:val="standardContextual"/>
             </w:rPr>
           </w:pPr>
-          <w:hyperlink w:anchor="_Toc241862917" w:history="1">
+          <w:hyperlink w:anchor="_Toc242394656" w:history="1">
             <w:r>
               <w:rPr>
                 <w:rStyle w:val="Hipervnculo"/>
@@ -1552,7 +1558,7 @@
               <w:rPr>
                 <w:noProof/>
               </w:rPr>
-              <w:instrText xml:space="preserve"> PAGEREF _Toc241862917 \h </w:instrText>
+              <w:instrText xml:space="preserve"> PAGEREF _Toc242394656 \h </w:instrText>
             </w:r>
             <w:r>
               <w:rPr>
@@ -1593,7 +1599,7 @@
               <w14:ligatures w14:val="standardContextual"/>
             </w:rPr>
           </w:pPr>
-          <w:hyperlink w:anchor="_Toc241862918" w:history="1">
+          <w:hyperlink w:anchor="_Toc242394657" w:history="1">
             <w:r>
               <w:rPr>
                 <w:rStyle w:val="Hipervnculo"/>
@@ -1617,7 +1623,7 @@
               <w:rPr>
                 <w:noProof/>
               </w:rPr>
-              <w:instrText xml:space="preserve"> PAGEREF _Toc241862918 \h </w:instrText>
+              <w:instrText xml:space="preserve"> PAGEREF _Toc242394657 \h </w:instrText>
             </w:r>
             <w:r>
               <w:rPr>
@@ -1658,7 +1664,7 @@
               <w14:ligatures w14:val="standardContextual"/>
             </w:rPr>
           </w:pPr>
-          <w:hyperlink w:anchor="_Toc241862919" w:history="1">
+          <w:hyperlink w:anchor="_Toc242394658" w:history="1">
             <w:r>
               <w:rPr>
                 <w:rStyle w:val="Hipervnculo"/>
@@ -1682,7 +1688,7 @@
               <w:rPr>
                 <w:noProof/>
               </w:rPr>
-              <w:instrText xml:space="preserve"> PAGEREF _Toc241862919 \h </w:instrText>
+              <w:instrText xml:space="preserve"> PAGEREF _Toc242394658 \h </w:instrText>
             </w:r>
             <w:r>
               <w:rPr>
@@ -1723,7 +1729,7 @@
               <w14:ligatures w14:val="standardContextual"/>
             </w:rPr>
           </w:pPr>
-          <w:hyperlink w:anchor="_Toc241862920" w:history="1">
+          <w:hyperlink w:anchor="_Toc242394659" w:history="1">
             <w:r>
               <w:rPr>
                 <w:rStyle w:val="Hipervnculo"/>
@@ -1747,7 +1753,7 @@
               <w:rPr>
                 <w:noProof/>
               </w:rPr>
-              <w:instrText xml:space="preserve"> PAGEREF _Toc241862920 \h </w:instrText>
+              <w:instrText xml:space="preserve"> PAGEREF _Toc242394659 \h </w:instrText>
             </w:r>
             <w:r>
               <w:rPr>
@@ -1788,7 +1794,7 @@
               <w14:ligatures w14:val="standardContextual"/>
             </w:rPr>
           </w:pPr>
-          <w:hyperlink w:anchor="_Toc241862921" w:history="1">
+          <w:hyperlink w:anchor="_Toc242394660" w:history="1">
             <w:r>
               <w:rPr>
                 <w:rStyle w:val="Hipervnculo"/>
@@ -1812,7 +1818,7 @@
               <w:rPr>
                 <w:noProof/>
               </w:rPr>
-              <w:instrText xml:space="preserve"> PAGEREF _Toc241862921 \h </w:instrText>
+              <w:instrText xml:space="preserve"> PAGEREF _Toc242394660 \h </w:instrText>
             </w:r>
             <w:r>
               <w:rPr>
@@ -1853,7 +1859,7 @@
               <w14:ligatures w14:val="standardContextual"/>
             </w:rPr>
           </w:pPr>
-          <w:hyperlink w:anchor="_Toc241862922" w:history="1">
+          <w:hyperlink w:anchor="_Toc242394661" w:history="1">
             <w:r>
               <w:rPr>
                 <w:rStyle w:val="Hipervnculo"/>
@@ -1877,7 +1883,7 @@
               <w:rPr>
                 <w:noProof/>
               </w:rPr>
-              <w:instrText xml:space="preserve"> PAGEREF _Toc241862922 \h </w:instrText>
+              <w:instrText xml:space="preserve"> PAGEREF _Toc242394661 \h </w:instrText>
             </w:r>
             <w:r>
               <w:rPr>
@@ -1918,7 +1924,7 @@
               <w14:ligatures w14:val="standardContextual"/>
             </w:rPr>
           </w:pPr>
-          <w:hyperlink w:anchor="_Toc241862923" w:history="1">
+          <w:hyperlink w:anchor="_Toc242394662" w:history="1">
             <w:r>
               <w:rPr>
                 <w:rStyle w:val="Hipervnculo"/>
@@ -1942,7 +1948,7 @@
               <w:rPr>
                 <w:noProof/>
               </w:rPr>
-              <w:instrText xml:space="preserve"> PAGEREF _Toc241862923 \h </w:instrText>
+              <w:instrText xml:space="preserve"> PAGEREF _Toc242394662 \h </w:instrText>
             </w:r>
             <w:r>
               <w:rPr>
@@ -1985,7 +1991,7 @@
               <w14:ligatures w14:val="standardContextual"/>
             </w:rPr>
           </w:pPr>
-          <w:hyperlink w:anchor="_Toc241862924" w:history="1">
+          <w:hyperlink w:anchor="_Toc242394663" w:history="1">
             <w:r>
               <w:rPr>
                 <w:rStyle w:val="Hipervnculo"/>
@@ -2009,7 +2015,7 @@
               <w:rPr>
                 <w:noProof/>
               </w:rPr>
-              <w:instrText xml:space="preserve"> PAGEREF _Toc241862924 \h </w:instrText>
+              <w:instrText xml:space="preserve"> PAGEREF _Toc242394663 \h </w:instrText>
             </w:r>
             <w:r>
               <w:rPr>
@@ -2050,7 +2056,7 @@
               <w14:ligatures w14:val="standardContextual"/>
             </w:rPr>
           </w:pPr>
-          <w:hyperlink w:anchor="_Toc241862925" w:history="1">
+          <w:hyperlink w:anchor="_Toc242394664" w:history="1">
             <w:r>
               <w:rPr>
                 <w:rStyle w:val="Hipervnculo"/>
@@ -2074,7 +2080,7 @@
               <w:rPr>
                 <w:noProof/>
               </w:rPr>
-              <w:instrText xml:space="preserve"> PAGEREF _Toc241862925 \h </w:instrText>
+              <w:instrText xml:space="preserve"> PAGEREF _Toc242394664 \h </w:instrText>
             </w:r>
             <w:r>
               <w:rPr>
@@ -2115,7 +2121,7 @@
               <w14:ligatures w14:val="standardContextual"/>
             </w:rPr>
           </w:pPr>
-          <w:hyperlink w:anchor="_Toc241862926" w:history="1">
+          <w:hyperlink w:anchor="_Toc242394665" w:history="1">
             <w:r>
               <w:rPr>
                 <w:rStyle w:val="Hipervnculo"/>
@@ -2139,7 +2145,7 @@
               <w:rPr>
                 <w:noProof/>
               </w:rPr>
-              <w:instrText xml:space="preserve"> PAGEREF _Toc241862926 \h </w:instrText>
+              <w:instrText xml:space="preserve"> PAGEREF _Toc242394665 \h </w:instrText>
             </w:r>
             <w:r>
               <w:rPr>
@@ -2182,7 +2188,7 @@
               <w14:ligatures w14:val="standardContextual"/>
             </w:rPr>
           </w:pPr>
-          <w:hyperlink w:anchor="_Toc241862927" w:history="1">
+          <w:hyperlink w:anchor="_Toc242394666" w:history="1">
             <w:r>
               <w:rPr>
                 <w:rStyle w:val="Hipervnculo"/>
@@ -2206,7 +2212,7 @@
               <w:rPr>
                 <w:noProof/>
               </w:rPr>
-              <w:instrText xml:space="preserve"> PAGEREF _Toc241862927 \h </w:instrText>
+              <w:instrText xml:space="preserve"> PAGEREF _Toc242394666 \h </w:instrText>
             </w:r>
             <w:r>
               <w:rPr>
@@ -2223,7 +2229,7 @@
               <w:rPr>
                 <w:noProof/>
               </w:rPr>
-              <w:t>12</w:t>
+              <w:t>15</w:t>
             </w:r>
             <w:r>
               <w:rPr>
@@ -2247,7 +2253,7 @@
               <w14:ligatures w14:val="standardContextual"/>
             </w:rPr>
           </w:pPr>
-          <w:hyperlink w:anchor="_Toc241862928" w:history="1">
+          <w:hyperlink w:anchor="_Toc242394667" w:history="1">
             <w:r>
               <w:rPr>
                 <w:rStyle w:val="Hipervnculo"/>
@@ -2271,7 +2277,7 @@
               <w:rPr>
                 <w:noProof/>
               </w:rPr>
-              <w:instrText xml:space="preserve"> PAGEREF _Toc241862928 \h </w:instrText>
+              <w:instrText xml:space="preserve"> PAGEREF _Toc242394667 \h </w:instrText>
             </w:r>
             <w:r>
               <w:rPr>
@@ -2288,7 +2294,7 @@
               <w:rPr>
                 <w:noProof/>
               </w:rPr>
-              <w:t>12</w:t>
+              <w:t>15</w:t>
             </w:r>
             <w:r>
               <w:rPr>
@@ -2312,7 +2318,7 @@
               <w14:ligatures w14:val="standardContextual"/>
             </w:rPr>
           </w:pPr>
-          <w:hyperlink w:anchor="_Toc241862929" w:history="1">
+          <w:hyperlink w:anchor="_Toc242394668" w:history="1">
             <w:r>
               <w:rPr>
                 <w:rStyle w:val="Hipervnculo"/>
@@ -2336,7 +2342,7 @@
               <w:rPr>
                 <w:noProof/>
               </w:rPr>
-              <w:instrText xml:space="preserve"> PAGEREF _Toc241862929 \h </w:instrText>
+              <w:instrText xml:space="preserve"> PAGEREF _Toc242394668 \h </w:instrText>
             </w:r>
             <w:r>
               <w:rPr>
@@ -2353,7 +2359,7 @@
               <w:rPr>
                 <w:noProof/>
               </w:rPr>
-              <w:t>12</w:t>
+              <w:t>15</w:t>
             </w:r>
             <w:r>
               <w:rPr>
@@ -2377,7 +2383,7 @@
               <w14:ligatures w14:val="standardContextual"/>
             </w:rPr>
           </w:pPr>
-          <w:hyperlink w:anchor="_Toc241862930" w:history="1">
+          <w:hyperlink w:anchor="_Toc242394669" w:history="1">
             <w:r>
               <w:rPr>
                 <w:rStyle w:val="Hipervnculo"/>
@@ -2401,7 +2407,7 @@
               <w:rPr>
                 <w:noProof/>
               </w:rPr>
-              <w:instrText xml:space="preserve"> PAGEREF _Toc241862930 \h </w:instrText>
+              <w:instrText xml:space="preserve"> PAGEREF _Toc242394669 \h </w:instrText>
             </w:r>
             <w:r>
               <w:rPr>
@@ -2418,7 +2424,7 @@
               <w:rPr>
                 <w:noProof/>
               </w:rPr>
-              <w:t>12</w:t>
+              <w:t>16</w:t>
             </w:r>
             <w:r>
               <w:rPr>
@@ -2442,7 +2448,7 @@
               <w14:ligatures w14:val="standardContextual"/>
             </w:rPr>
           </w:pPr>
-          <w:hyperlink w:anchor="_Toc241862931" w:history="1">
+          <w:hyperlink w:anchor="_Toc242394670" w:history="1">
             <w:r>
               <w:rPr>
                 <w:rStyle w:val="Hipervnculo"/>
@@ -2466,7 +2472,7 @@
               <w:rPr>
                 <w:noProof/>
               </w:rPr>
-              <w:instrText xml:space="preserve"> PAGEREF _Toc241862931 \h </w:instrText>
+              <w:instrText xml:space="preserve"> PAGEREF _Toc242394670 \h </w:instrText>
             </w:r>
             <w:r>
               <w:rPr>
@@ -2483,7 +2489,7 @@
               <w:rPr>
                 <w:noProof/>
               </w:rPr>
-              <w:t>13</w:t>
+              <w:t>17</w:t>
             </w:r>
             <w:r>
               <w:rPr>
@@ -2507,7 +2513,7 @@
               <w14:ligatures w14:val="standardContextual"/>
             </w:rPr>
           </w:pPr>
-          <w:hyperlink w:anchor="_Toc241862932" w:history="1">
+          <w:hyperlink w:anchor="_Toc242394671" w:history="1">
             <w:r>
               <w:rPr>
                 <w:rStyle w:val="Hipervnculo"/>
@@ -2531,7 +2537,7 @@
               <w:rPr>
                 <w:noProof/>
               </w:rPr>
-              <w:instrText xml:space="preserve"> PAGEREF _Toc241862932 \h </w:instrText>
+              <w:instrText xml:space="preserve"> PAGEREF _Toc242394671 \h </w:instrText>
             </w:r>
             <w:r>
               <w:rPr>
@@ -2548,7 +2554,7 @@
               <w:rPr>
                 <w:noProof/>
               </w:rPr>
-              <w:t>13</w:t>
+              <w:t>18</w:t>
             </w:r>
             <w:r>
               <w:rPr>
@@ -2574,7 +2580,7 @@
               <w14:ligatures w14:val="standardContextual"/>
             </w:rPr>
           </w:pPr>
-          <w:hyperlink w:anchor="_Toc241862933" w:history="1">
+          <w:hyperlink w:anchor="_Toc242394672" w:history="1">
             <w:r>
               <w:rPr>
                 <w:rStyle w:val="Hipervnculo"/>
@@ -2598,7 +2604,7 @@
               <w:rPr>
                 <w:noProof/>
               </w:rPr>
-              <w:instrText xml:space="preserve"> PAGEREF _Toc241862933 \h </w:instrText>
+              <w:instrText xml:space="preserve"> PAGEREF _Toc242394672 \h </w:instrText>
             </w:r>
             <w:r>
               <w:rPr>
@@ -2615,7 +2621,7 @@
               <w:rPr>
                 <w:noProof/>
               </w:rPr>
-              <w:t>13</w:t>
+              <w:t>18</w:t>
             </w:r>
             <w:r>
               <w:rPr>
@@ -2637,7 +2643,7 @@
         <w:pStyle w:val="Ttulo1"/>
         <w:pageBreakBefore/>
       </w:pPr>
-      <w:bookmarkStart w:id="0" w:name="_Toc241862901"/>
+      <w:bookmarkStart w:id="0" w:name="_Toc242394640"/>
       <w:r>
         <w:t>1. Propuesta a desarrollar</w:t>
       </w:r>
@@ -2647,7 +2653,7 @@
       <w:pPr>
         <w:pStyle w:val="Ttulo2"/>
       </w:pPr>
-      <w:bookmarkStart w:id="1" w:name="_Toc241862902"/>
+      <w:bookmarkStart w:id="1" w:name="_Toc242394641"/>
       <w:r>
         <w:t>1.1 Problema</w:t>
       </w:r>
@@ -2673,7 +2679,7 @@
           <w:left w:w="10" w:type="dxa"/>
           <w:right w:w="10" w:type="dxa"/>
         </w:tblCellMar>
-        <w:tblLook w:val="04A0" w:firstRow="1" w:lastRow="0" w:firstColumn="1" w:lastColumn="0" w:noHBand="0" w:noVBand="1"/>
+        <w:tblLook w:val="0000" w:firstRow="0" w:lastRow="0" w:firstColumn="0" w:lastColumn="0" w:noHBand="0" w:noVBand="0"/>
       </w:tblPr>
       <w:tblGrid>
         <w:gridCol w:w="1777"/>
@@ -2710,6 +2716,7 @@
           </w:tcPr>
           <w:p>
             <w:pPr>
+              <w:keepNext/>
               <w:spacing w:after="0" w:line="240" w:lineRule="auto"/>
             </w:pPr>
             <w:r>
@@ -2742,6 +2749,7 @@
           </w:tcPr>
           <w:p>
             <w:pPr>
+              <w:keepNext/>
               <w:spacing w:after="0" w:line="240" w:lineRule="auto"/>
             </w:pPr>
             <w:r>
@@ -2774,6 +2782,7 @@
           </w:tcPr>
           <w:p>
             <w:pPr>
+              <w:keepNext/>
               <w:spacing w:after="0" w:line="240" w:lineRule="auto"/>
             </w:pPr>
             <w:r>
@@ -2816,6 +2825,7 @@
           </w:tcPr>
           <w:p>
             <w:pPr>
+              <w:keepNext/>
               <w:spacing w:after="0" w:line="240" w:lineRule="auto"/>
             </w:pPr>
             <w:r>
@@ -2845,6 +2855,7 @@
           </w:tcPr>
           <w:p>
             <w:pPr>
+              <w:keepNext/>
               <w:spacing w:after="0" w:line="240" w:lineRule="auto"/>
             </w:pPr>
             <w:r>
@@ -2874,6 +2885,7 @@
           </w:tcPr>
           <w:p>
             <w:pPr>
+              <w:keepNext/>
               <w:spacing w:after="0" w:line="240" w:lineRule="auto"/>
             </w:pPr>
             <w:r>
@@ -2914,6 +2926,7 @@
           </w:tcPr>
           <w:p>
             <w:pPr>
+              <w:keepNext/>
               <w:spacing w:after="0" w:line="240" w:lineRule="auto"/>
             </w:pPr>
             <w:r>
@@ -2943,6 +2956,7 @@
           </w:tcPr>
           <w:p>
             <w:pPr>
+              <w:keepNext/>
               <w:spacing w:after="0" w:line="240" w:lineRule="auto"/>
             </w:pPr>
             <w:r>
@@ -2972,6 +2986,7 @@
           </w:tcPr>
           <w:p>
             <w:pPr>
+              <w:keepNext/>
               <w:spacing w:after="0" w:line="240" w:lineRule="auto"/>
             </w:pPr>
             <w:r>
@@ -3097,7 +3112,7 @@
       <w:pPr>
         <w:pStyle w:val="Ttulo2"/>
       </w:pPr>
-      <w:bookmarkStart w:id="2" w:name="_Toc241862903"/>
+      <w:bookmarkStart w:id="2" w:name="_Toc242394642"/>
       <w:r>
         <w:t>1.2 Propuesta</w:t>
       </w:r>
@@ -3123,7 +3138,7 @@
           <w:left w:w="10" w:type="dxa"/>
           <w:right w:w="10" w:type="dxa"/>
         </w:tblCellMar>
-        <w:tblLook w:val="04A0" w:firstRow="1" w:lastRow="0" w:firstColumn="1" w:lastColumn="0" w:noHBand="0" w:noVBand="1"/>
+        <w:tblLook w:val="0000" w:firstRow="0" w:lastRow="0" w:firstColumn="0" w:lastColumn="0" w:noHBand="0" w:noVBand="0"/>
       </w:tblPr>
       <w:tblGrid>
         <w:gridCol w:w="4875"/>
@@ -3159,6 +3174,7 @@
           </w:tcPr>
           <w:p>
             <w:pPr>
+              <w:keepNext/>
               <w:spacing w:after="0" w:line="240" w:lineRule="auto"/>
             </w:pPr>
             <w:r>
@@ -3191,6 +3207,7 @@
           </w:tcPr>
           <w:p>
             <w:pPr>
+              <w:keepNext/>
               <w:spacing w:after="0" w:line="240" w:lineRule="auto"/>
             </w:pPr>
             <w:r>
@@ -3233,6 +3250,7 @@
           </w:tcPr>
           <w:p>
             <w:pPr>
+              <w:keepNext/>
               <w:spacing w:after="0" w:line="240" w:lineRule="auto"/>
             </w:pPr>
             <w:r>
@@ -3262,6 +3280,7 @@
           </w:tcPr>
           <w:p>
             <w:pPr>
+              <w:keepNext/>
               <w:spacing w:after="0" w:line="240" w:lineRule="auto"/>
             </w:pPr>
             <w:r>
@@ -3302,6 +3321,7 @@
           </w:tcPr>
           <w:p>
             <w:pPr>
+              <w:keepNext/>
               <w:spacing w:after="0" w:line="240" w:lineRule="auto"/>
             </w:pPr>
             <w:r>
@@ -3331,6 +3351,7 @@
           </w:tcPr>
           <w:p>
             <w:pPr>
+              <w:keepNext/>
               <w:spacing w:after="0" w:line="240" w:lineRule="auto"/>
             </w:pPr>
             <w:r>
@@ -3422,7 +3443,7 @@
       <w:pPr>
         <w:pStyle w:val="Ttulo2"/>
       </w:pPr>
-      <w:bookmarkStart w:id="3" w:name="_Toc241862904"/>
+      <w:bookmarkStart w:id="3" w:name="_Toc242394643"/>
       <w:r>
         <w:t>1.3 Usuarios</w:t>
       </w:r>
@@ -3443,7 +3464,7 @@
           <w:left w:w="10" w:type="dxa"/>
           <w:right w:w="10" w:type="dxa"/>
         </w:tblCellMar>
-        <w:tblLook w:val="04A0" w:firstRow="1" w:lastRow="0" w:firstColumn="1" w:lastColumn="0" w:noHBand="0" w:noVBand="1"/>
+        <w:tblLook w:val="0000" w:firstRow="0" w:lastRow="0" w:firstColumn="0" w:lastColumn="0" w:noHBand="0" w:noVBand="0"/>
       </w:tblPr>
       <w:tblGrid>
         <w:gridCol w:w="2768"/>
@@ -3479,6 +3500,7 @@
           </w:tcPr>
           <w:p>
             <w:pPr>
+              <w:keepNext/>
               <w:spacing w:after="0" w:line="240" w:lineRule="auto"/>
             </w:pPr>
             <w:r>
@@ -3511,6 +3533,7 @@
           </w:tcPr>
           <w:p>
             <w:pPr>
+              <w:keepNext/>
               <w:spacing w:after="0" w:line="240" w:lineRule="auto"/>
             </w:pPr>
             <w:r>
@@ -3553,6 +3576,7 @@
           </w:tcPr>
           <w:p>
             <w:pPr>
+              <w:keepNext/>
               <w:spacing w:after="0" w:line="240" w:lineRule="auto"/>
             </w:pPr>
             <w:r>
@@ -3584,6 +3608,7 @@
           </w:tcPr>
           <w:p>
             <w:pPr>
+              <w:keepNext/>
               <w:spacing w:after="0" w:line="240" w:lineRule="auto"/>
             </w:pPr>
             <w:r>
@@ -3624,6 +3649,7 @@
           </w:tcPr>
           <w:p>
             <w:pPr>
+              <w:keepNext/>
               <w:spacing w:after="0" w:line="240" w:lineRule="auto"/>
             </w:pPr>
             <w:r>
@@ -3655,6 +3681,7 @@
           </w:tcPr>
           <w:p>
             <w:pPr>
+              <w:keepNext/>
               <w:spacing w:after="0" w:line="240" w:lineRule="auto"/>
             </w:pPr>
             <w:r>
@@ -3695,6 +3722,7 @@
           </w:tcPr>
           <w:p>
             <w:pPr>
+              <w:keepNext/>
               <w:spacing w:after="0" w:line="240" w:lineRule="auto"/>
             </w:pPr>
             <w:r>
@@ -3726,6 +3754,7 @@
           </w:tcPr>
           <w:p>
             <w:pPr>
+              <w:keepNext/>
               <w:spacing w:after="0" w:line="240" w:lineRule="auto"/>
             </w:pPr>
             <w:r>
@@ -3766,6 +3795,7 @@
           </w:tcPr>
           <w:p>
             <w:pPr>
+              <w:keepNext/>
               <w:spacing w:after="0" w:line="240" w:lineRule="auto"/>
             </w:pPr>
             <w:r>
@@ -3797,6 +3827,7 @@
           </w:tcPr>
           <w:p>
             <w:pPr>
+              <w:keepNext/>
               <w:spacing w:after="0" w:line="240" w:lineRule="auto"/>
             </w:pPr>
             <w:r>
@@ -3897,7 +3928,7 @@
       <w:pPr>
         <w:pStyle w:val="Ttulo2"/>
       </w:pPr>
-      <w:bookmarkStart w:id="4" w:name="_Toc241862905"/>
+      <w:bookmarkStart w:id="4" w:name="_Toc242394644"/>
       <w:r>
         <w:t>1.4 Modelo operativo</w:t>
       </w:r>
@@ -3923,7 +3954,7 @@
           <w:left w:w="10" w:type="dxa"/>
           <w:right w:w="10" w:type="dxa"/>
         </w:tblCellMar>
-        <w:tblLook w:val="04A0" w:firstRow="1" w:lastRow="0" w:firstColumn="1" w:lastColumn="0" w:noHBand="0" w:noVBand="1"/>
+        <w:tblLook w:val="0000" w:firstRow="0" w:lastRow="0" w:firstColumn="0" w:lastColumn="0" w:noHBand="0" w:noVBand="0"/>
       </w:tblPr>
       <w:tblGrid>
         <w:gridCol w:w="1462"/>
@@ -3960,6 +3991,7 @@
           </w:tcPr>
           <w:p>
             <w:pPr>
+              <w:keepNext/>
               <w:spacing w:after="0" w:line="240" w:lineRule="auto"/>
             </w:pPr>
             <w:r>
@@ -3992,6 +4024,7 @@
           </w:tcPr>
           <w:p>
             <w:pPr>
+              <w:keepNext/>
               <w:spacing w:after="0" w:line="240" w:lineRule="auto"/>
             </w:pPr>
             <w:r>
@@ -4024,6 +4057,7 @@
           </w:tcPr>
           <w:p>
             <w:pPr>
+              <w:keepNext/>
               <w:spacing w:after="0" w:line="240" w:lineRule="auto"/>
             </w:pPr>
             <w:r>
@@ -4066,6 +4100,7 @@
           </w:tcPr>
           <w:p>
             <w:pPr>
+              <w:keepNext/>
               <w:spacing w:after="0" w:line="240" w:lineRule="auto"/>
             </w:pPr>
             <w:r>
@@ -4097,6 +4132,7 @@
           </w:tcPr>
           <w:p>
             <w:pPr>
+              <w:keepNext/>
               <w:spacing w:after="0" w:line="240" w:lineRule="auto"/>
             </w:pPr>
             <w:r>
@@ -4126,6 +4162,7 @@
           </w:tcPr>
           <w:p>
             <w:pPr>
+              <w:keepNext/>
               <w:spacing w:after="0" w:line="240" w:lineRule="auto"/>
             </w:pPr>
             <w:r>
@@ -4166,6 +4203,7 @@
           </w:tcPr>
           <w:p>
             <w:pPr>
+              <w:keepNext/>
               <w:spacing w:after="0" w:line="240" w:lineRule="auto"/>
             </w:pPr>
             <w:r>
@@ -4197,6 +4235,7 @@
           </w:tcPr>
           <w:p>
             <w:pPr>
+              <w:keepNext/>
               <w:spacing w:after="0" w:line="240" w:lineRule="auto"/>
             </w:pPr>
             <w:r>
@@ -4226,6 +4265,7 @@
           </w:tcPr>
           <w:p>
             <w:pPr>
+              <w:keepNext/>
               <w:spacing w:after="0" w:line="240" w:lineRule="auto"/>
             </w:pPr>
             <w:r>
@@ -4353,7 +4393,7 @@
       <w:pPr>
         <w:pStyle w:val="Ttulo2"/>
       </w:pPr>
-      <w:bookmarkStart w:id="5" w:name="_Toc241862906"/>
+      <w:bookmarkStart w:id="5" w:name="_Toc242394645"/>
       <w:r>
         <w:t>1.5 Principios</w:t>
       </w:r>
@@ -4458,7 +4498,7 @@
       <w:pPr>
         <w:pStyle w:val="Ttulo2"/>
       </w:pPr>
-      <w:bookmarkStart w:id="6" w:name="_Toc241862907"/>
+      <w:bookmarkStart w:id="6" w:name="_Toc242394646"/>
       <w:r>
         <w:t>1.6 Competencia</w:t>
       </w:r>
@@ -4479,7 +4519,7 @@
           <w:left w:w="10" w:type="dxa"/>
           <w:right w:w="10" w:type="dxa"/>
         </w:tblCellMar>
-        <w:tblLook w:val="04A0" w:firstRow="1" w:lastRow="0" w:firstColumn="1" w:lastColumn="0" w:noHBand="0" w:noVBand="1"/>
+        <w:tblLook w:val="0000" w:firstRow="0" w:lastRow="0" w:firstColumn="0" w:lastColumn="0" w:noHBand="0" w:noVBand="0"/>
       </w:tblPr>
       <w:tblGrid>
         <w:gridCol w:w="2536"/>
@@ -4516,6 +4556,7 @@
           </w:tcPr>
           <w:p>
             <w:pPr>
+              <w:keepNext/>
               <w:spacing w:after="0" w:line="240" w:lineRule="auto"/>
             </w:pPr>
             <w:r>
@@ -4548,6 +4589,7 @@
           </w:tcPr>
           <w:p>
             <w:pPr>
+              <w:keepNext/>
               <w:spacing w:after="0" w:line="240" w:lineRule="auto"/>
             </w:pPr>
             <w:r>
@@ -4580,6 +4622,7 @@
           </w:tcPr>
           <w:p>
             <w:pPr>
+              <w:keepNext/>
               <w:spacing w:after="0" w:line="240" w:lineRule="auto"/>
             </w:pPr>
             <w:r>
@@ -4622,6 +4665,7 @@
           </w:tcPr>
           <w:p>
             <w:pPr>
+              <w:keepNext/>
               <w:spacing w:after="0" w:line="240" w:lineRule="auto"/>
             </w:pPr>
             <w:r>
@@ -4651,6 +4695,7 @@
           </w:tcPr>
           <w:p>
             <w:pPr>
+              <w:keepNext/>
               <w:spacing w:after="0" w:line="240" w:lineRule="auto"/>
             </w:pPr>
             <w:r>
@@ -4680,6 +4725,7 @@
           </w:tcPr>
           <w:p>
             <w:pPr>
+              <w:keepNext/>
               <w:spacing w:after="0" w:line="240" w:lineRule="auto"/>
             </w:pPr>
             <w:r>
@@ -4720,6 +4766,7 @@
           </w:tcPr>
           <w:p>
             <w:pPr>
+              <w:keepNext/>
               <w:spacing w:after="0" w:line="240" w:lineRule="auto"/>
             </w:pPr>
             <w:r>
@@ -4749,6 +4796,7 @@
           </w:tcPr>
           <w:p>
             <w:pPr>
+              <w:keepNext/>
               <w:spacing w:after="0" w:line="240" w:lineRule="auto"/>
             </w:pPr>
             <w:r>
@@ -4778,6 +4826,7 @@
           </w:tcPr>
           <w:p>
             <w:pPr>
+              <w:keepNext/>
               <w:spacing w:after="0" w:line="240" w:lineRule="auto"/>
             </w:pPr>
             <w:r>
@@ -4903,7 +4952,7 @@
       <w:pPr>
         <w:pStyle w:val="Ttulo2"/>
       </w:pPr>
-      <w:bookmarkStart w:id="7" w:name="_Toc241862908"/>
+      <w:bookmarkStart w:id="7" w:name="_Toc242394647"/>
       <w:r>
         <w:t>1.7 Alcance por etapas</w:t>
       </w:r>
@@ -4924,7 +4973,7 @@
           <w:left w:w="10" w:type="dxa"/>
           <w:right w:w="10" w:type="dxa"/>
         </w:tblCellMar>
-        <w:tblLook w:val="04A0" w:firstRow="1" w:lastRow="0" w:firstColumn="1" w:lastColumn="0" w:noHBand="0" w:noVBand="1"/>
+        <w:tblLook w:val="0000" w:firstRow="0" w:lastRow="0" w:firstColumn="0" w:lastColumn="0" w:noHBand="0" w:noVBand="0"/>
       </w:tblPr>
       <w:tblGrid>
         <w:gridCol w:w="2860"/>
@@ -4960,6 +5009,7 @@
           </w:tcPr>
           <w:p>
             <w:pPr>
+              <w:keepNext/>
               <w:spacing w:after="0" w:line="240" w:lineRule="auto"/>
             </w:pPr>
             <w:r>
@@ -4992,6 +5042,7 @@
           </w:tcPr>
           <w:p>
             <w:pPr>
+              <w:keepNext/>
               <w:spacing w:after="0" w:line="240" w:lineRule="auto"/>
             </w:pPr>
             <w:r>
@@ -5034,6 +5085,7 @@
           </w:tcPr>
           <w:p>
             <w:pPr>
+              <w:keepNext/>
               <w:spacing w:after="0" w:line="240" w:lineRule="auto"/>
             </w:pPr>
             <w:r>
@@ -5065,14 +5117,15 @@
           </w:tcPr>
           <w:p>
             <w:pPr>
-              <w:spacing w:after="0" w:line="240" w:lineRule="auto"/>
-            </w:pPr>
-            <w:r>
-              <w:rPr>
-                <w:sz w:val="20"/>
-                <w:szCs w:val="20"/>
-              </w:rPr>
-              <w:t>Público y Artista, galería, feed, Explorar, los tres tipos de pedido con anticipo y saldo sobre el entorno de pruebas de la pasarela, métricas y moderación básica</w:t>
+              <w:keepNext/>
+              <w:spacing w:after="0" w:line="240" w:lineRule="auto"/>
+            </w:pPr>
+            <w:r>
+              <w:rPr>
+                <w:sz w:val="20"/>
+                <w:szCs w:val="20"/>
+              </w:rPr>
+              <w:t>Público y Artista, galería de imágenes (el video queda para después), feed, Explorar, los tres tipos de pedido con anticipo y saldo sobre el entorno de pruebas de la pasarela, métricas y moderación básica</w:t>
             </w:r>
           </w:p>
         </w:tc>
@@ -5105,6 +5158,7 @@
           </w:tcPr>
           <w:p>
             <w:pPr>
+              <w:keepNext/>
               <w:spacing w:after="0" w:line="240" w:lineRule="auto"/>
             </w:pPr>
             <w:r>
@@ -5136,14 +5190,15 @@
           </w:tcPr>
           <w:p>
             <w:pPr>
-              <w:spacing w:after="0" w:line="240" w:lineRule="auto"/>
-            </w:pPr>
-            <w:r>
-              <w:rPr>
-                <w:sz w:val="20"/>
-                <w:szCs w:val="20"/>
-              </w:rPr>
-              <w:t>Cobro real de Estudio, promociones, reseñas, agrupaciones, disputas completas y artistas fundadores</w:t>
+              <w:keepNext/>
+              <w:spacing w:after="0" w:line="240" w:lineRule="auto"/>
+            </w:pPr>
+            <w:r>
+              <w:rPr>
+                <w:sz w:val="20"/>
+                <w:szCs w:val="20"/>
+              </w:rPr>
+              <w:t>Cobro real de Estudio, promociones, reseñas, agrupaciones, disputas completas, artistas fundadores, notificaciones push, mensajes libres entre artistas e imágenes en el chat</w:t>
             </w:r>
           </w:p>
         </w:tc>
@@ -5176,6 +5231,7 @@
           </w:tcPr>
           <w:p>
             <w:pPr>
+              <w:keepNext/>
               <w:spacing w:after="0" w:line="240" w:lineRule="auto"/>
             </w:pPr>
             <w:r>
@@ -5207,6 +5263,7 @@
           </w:tcPr>
           <w:p>
             <w:pPr>
+              <w:keepNext/>
               <w:spacing w:after="0" w:line="240" w:lineRule="auto"/>
             </w:pPr>
             <w:r>
@@ -5300,7 +5357,7 @@
       <w:pPr>
         <w:pStyle w:val="Ttulo2"/>
       </w:pPr>
-      <w:bookmarkStart w:id="8" w:name="_Toc241862909"/>
+      <w:bookmarkStart w:id="8" w:name="_Toc242394648"/>
       <w:r>
         <w:t>1.8 Arquitectura</w:t>
       </w:r>
@@ -5321,7 +5378,7 @@
           <w:left w:w="10" w:type="dxa"/>
           <w:right w:w="10" w:type="dxa"/>
         </w:tblCellMar>
-        <w:tblLook w:val="04A0" w:firstRow="1" w:lastRow="0" w:firstColumn="1" w:lastColumn="0" w:noHBand="0" w:noVBand="1"/>
+        <w:tblLook w:val="0000" w:firstRow="0" w:lastRow="0" w:firstColumn="0" w:lastColumn="0" w:noHBand="0" w:noVBand="0"/>
       </w:tblPr>
       <w:tblGrid>
         <w:gridCol w:w="3297"/>
@@ -5358,6 +5415,7 @@
           </w:tcPr>
           <w:p>
             <w:pPr>
+              <w:keepNext/>
               <w:spacing w:after="0" w:line="240" w:lineRule="auto"/>
             </w:pPr>
             <w:r>
@@ -5390,6 +5448,7 @@
           </w:tcPr>
           <w:p>
             <w:pPr>
+              <w:keepNext/>
               <w:spacing w:after="0" w:line="240" w:lineRule="auto"/>
             </w:pPr>
             <w:r>
@@ -5422,6 +5481,7 @@
           </w:tcPr>
           <w:p>
             <w:pPr>
+              <w:keepNext/>
               <w:spacing w:after="0" w:line="240" w:lineRule="auto"/>
             </w:pPr>
             <w:r>
@@ -5464,6 +5524,7 @@
           </w:tcPr>
           <w:p>
             <w:pPr>
+              <w:keepNext/>
               <w:spacing w:after="0" w:line="240" w:lineRule="auto"/>
             </w:pPr>
             <w:r>
@@ -5493,6 +5554,7 @@
           </w:tcPr>
           <w:p>
             <w:pPr>
+              <w:keepNext/>
               <w:spacing w:after="0" w:line="240" w:lineRule="auto"/>
             </w:pPr>
             <w:r>
@@ -5522,6 +5584,7 @@
           </w:tcPr>
           <w:p>
             <w:pPr>
+              <w:keepNext/>
               <w:spacing w:after="0" w:line="240" w:lineRule="auto"/>
             </w:pPr>
             <w:r>
@@ -5562,6 +5625,7 @@
           </w:tcPr>
           <w:p>
             <w:pPr>
+              <w:keepNext/>
               <w:spacing w:after="0" w:line="240" w:lineRule="auto"/>
             </w:pPr>
             <w:r>
@@ -5591,6 +5655,7 @@
           </w:tcPr>
           <w:p>
             <w:pPr>
+              <w:keepNext/>
               <w:spacing w:after="0" w:line="240" w:lineRule="auto"/>
             </w:pPr>
             <w:r>
@@ -5620,6 +5685,7 @@
           </w:tcPr>
           <w:p>
             <w:pPr>
+              <w:keepNext/>
               <w:spacing w:after="0" w:line="240" w:lineRule="auto"/>
             </w:pPr>
             <w:r>
@@ -5660,6 +5726,7 @@
           </w:tcPr>
           <w:p>
             <w:pPr>
+              <w:keepNext/>
               <w:spacing w:after="0" w:line="240" w:lineRule="auto"/>
             </w:pPr>
             <w:r>
@@ -5689,6 +5756,7 @@
           </w:tcPr>
           <w:p>
             <w:pPr>
+              <w:keepNext/>
               <w:spacing w:after="0" w:line="240" w:lineRule="auto"/>
             </w:pPr>
             <w:r>
@@ -5718,6 +5786,7 @@
           </w:tcPr>
           <w:p>
             <w:pPr>
+              <w:keepNext/>
               <w:spacing w:after="0" w:line="240" w:lineRule="auto"/>
             </w:pPr>
             <w:r>
@@ -5844,7 +5913,7 @@
         <w:pStyle w:val="Ttulo1"/>
         <w:pageBreakBefore/>
       </w:pPr>
-      <w:bookmarkStart w:id="9" w:name="_Toc241862910"/>
+      <w:bookmarkStart w:id="9" w:name="_Toc242394649"/>
       <w:r>
         <w:t>2. Estrategia de distribución</w:t>
       </w:r>
@@ -5854,7 +5923,7 @@
       <w:pPr>
         <w:pStyle w:val="Ttulo2"/>
       </w:pPr>
-      <w:bookmarkStart w:id="10" w:name="_Toc241862911"/>
+      <w:bookmarkStart w:id="10" w:name="_Toc242394650"/>
       <w:r>
         <w:t>2.1 Canal</w:t>
       </w:r>
@@ -5869,7 +5938,7 @@
       <w:pPr>
         <w:pStyle w:val="Ttulo2"/>
       </w:pPr>
-      <w:bookmarkStart w:id="11" w:name="_Toc241862912"/>
+      <w:bookmarkStart w:id="11" w:name="_Toc242394651"/>
       <w:r>
         <w:t>2.2 Arranque del mercado</w:t>
       </w:r>
@@ -5895,7 +5964,7 @@
           <w:left w:w="10" w:type="dxa"/>
           <w:right w:w="10" w:type="dxa"/>
         </w:tblCellMar>
-        <w:tblLook w:val="04A0" w:firstRow="1" w:lastRow="0" w:firstColumn="1" w:lastColumn="0" w:noHBand="0" w:noVBand="1"/>
+        <w:tblLook w:val="0000" w:firstRow="0" w:lastRow="0" w:firstColumn="0" w:lastColumn="0" w:noHBand="0" w:noVBand="0"/>
       </w:tblPr>
       <w:tblGrid>
         <w:gridCol w:w="1989"/>
@@ -5932,6 +6001,7 @@
           </w:tcPr>
           <w:p>
             <w:pPr>
+              <w:keepNext/>
               <w:spacing w:after="0" w:line="240" w:lineRule="auto"/>
             </w:pPr>
             <w:r>
@@ -5964,6 +6034,7 @@
           </w:tcPr>
           <w:p>
             <w:pPr>
+              <w:keepNext/>
               <w:spacing w:after="0" w:line="240" w:lineRule="auto"/>
             </w:pPr>
             <w:r>
@@ -5996,6 +6067,7 @@
           </w:tcPr>
           <w:p>
             <w:pPr>
+              <w:keepNext/>
               <w:spacing w:after="0" w:line="240" w:lineRule="auto"/>
             </w:pPr>
             <w:r>
@@ -6038,6 +6110,7 @@
           </w:tcPr>
           <w:p>
             <w:pPr>
+              <w:keepNext/>
               <w:spacing w:after="0" w:line="240" w:lineRule="auto"/>
             </w:pPr>
             <w:r>
@@ -6069,6 +6142,7 @@
           </w:tcPr>
           <w:p>
             <w:pPr>
+              <w:keepNext/>
               <w:spacing w:after="0" w:line="240" w:lineRule="auto"/>
             </w:pPr>
             <w:r>
@@ -6098,6 +6172,7 @@
           </w:tcPr>
           <w:p>
             <w:pPr>
+              <w:keepNext/>
               <w:spacing w:after="0" w:line="240" w:lineRule="auto"/>
             </w:pPr>
             <w:r>
@@ -6220,7 +6295,7 @@
       <w:pPr>
         <w:pStyle w:val="Ttulo2"/>
       </w:pPr>
-      <w:bookmarkStart w:id="12" w:name="_Toc241862913"/>
+      <w:bookmarkStart w:id="12" w:name="_Toc242394652"/>
       <w:r>
         <w:t>2.3 Oferta y demanda</w:t>
       </w:r>
@@ -6261,7 +6336,7 @@
         <w:t>Nuevos talentos.</w:t>
       </w:r>
       <w:r>
-        <w:t xml:space="preserve"> Explorar reserva una cuota fija para artistas con pocos seguidores, sin necesidad de pagar promociones.</w:t>
+        <w:t xml:space="preserve"> Explorar reserva una de cada cinco posiciones para artistas con menos de 50 seguidores, sin necesidad de pagar promociones. Los dos valores son configurables.</w:t>
       </w:r>
     </w:p>
     <w:p>
@@ -6287,7 +6362,7 @@
       <w:pPr>
         <w:pStyle w:val="Ttulo2"/>
       </w:pPr>
-      <w:bookmarkStart w:id="13" w:name="_Toc241862914"/>
+      <w:bookmarkStart w:id="13" w:name="_Toc242394653"/>
       <w:r>
         <w:t>2.4 Contratación dentro de la aplicación</w:t>
       </w:r>
@@ -6303,7 +6378,7 @@
         <w:pStyle w:val="Ttulo1"/>
         <w:pageBreakBefore/>
       </w:pPr>
-      <w:bookmarkStart w:id="14" w:name="_Toc241862915"/>
+      <w:bookmarkStart w:id="14" w:name="_Toc242394654"/>
       <w:r>
         <w:t>3. Esquema de generación de dinero</w:t>
       </w:r>
@@ -6318,7 +6393,7 @@
       <w:pPr>
         <w:pStyle w:val="Ttulo2"/>
       </w:pPr>
-      <w:bookmarkStart w:id="15" w:name="_Toc241862916"/>
+      <w:bookmarkStart w:id="15" w:name="_Toc242394655"/>
       <w:r>
         <w:t>3.1 Fuentes de ingreso</w:t>
       </w:r>
@@ -6339,7 +6414,7 @@
           <w:left w:w="10" w:type="dxa"/>
           <w:right w:w="10" w:type="dxa"/>
         </w:tblCellMar>
-        <w:tblLook w:val="04A0" w:firstRow="1" w:lastRow="0" w:firstColumn="1" w:lastColumn="0" w:noHBand="0" w:noVBand="1"/>
+        <w:tblLook w:val="0000" w:firstRow="0" w:lastRow="0" w:firstColumn="0" w:lastColumn="0" w:noHBand="0" w:noVBand="0"/>
       </w:tblPr>
       <w:tblGrid>
         <w:gridCol w:w="1662"/>
@@ -6376,6 +6451,7 @@
           </w:tcPr>
           <w:p>
             <w:pPr>
+              <w:keepNext/>
               <w:spacing w:after="0" w:line="240" w:lineRule="auto"/>
             </w:pPr>
             <w:r>
@@ -6408,6 +6484,7 @@
           </w:tcPr>
           <w:p>
             <w:pPr>
+              <w:keepNext/>
               <w:spacing w:after="0" w:line="240" w:lineRule="auto"/>
             </w:pPr>
             <w:r>
@@ -6440,6 +6517,7 @@
           </w:tcPr>
           <w:p>
             <w:pPr>
+              <w:keepNext/>
               <w:spacing w:after="0" w:line="240" w:lineRule="auto"/>
             </w:pPr>
             <w:r>
@@ -6482,6 +6560,7 @@
           </w:tcPr>
           <w:p>
             <w:pPr>
+              <w:keepNext/>
               <w:spacing w:after="0" w:line="240" w:lineRule="auto"/>
             </w:pPr>
             <w:r>
@@ -6513,6 +6592,7 @@
           </w:tcPr>
           <w:p>
             <w:pPr>
+              <w:keepNext/>
               <w:spacing w:after="0" w:line="240" w:lineRule="auto"/>
             </w:pPr>
             <w:r>
@@ -6542,6 +6622,7 @@
           </w:tcPr>
           <w:p>
             <w:pPr>
+              <w:keepNext/>
               <w:spacing w:after="0" w:line="240" w:lineRule="auto"/>
             </w:pPr>
             <w:r>
@@ -6582,6 +6663,7 @@
           </w:tcPr>
           <w:p>
             <w:pPr>
+              <w:keepNext/>
               <w:spacing w:after="0" w:line="240" w:lineRule="auto"/>
             </w:pPr>
             <w:r>
@@ -6613,6 +6695,7 @@
           </w:tcPr>
           <w:p>
             <w:pPr>
+              <w:keepNext/>
               <w:spacing w:after="0" w:line="240" w:lineRule="auto"/>
             </w:pPr>
             <w:r>
@@ -6642,6 +6725,7 @@
           </w:tcPr>
           <w:p>
             <w:pPr>
+              <w:keepNext/>
               <w:spacing w:after="0" w:line="240" w:lineRule="auto"/>
             </w:pPr>
             <w:r>
@@ -6682,6 +6766,7 @@
           </w:tcPr>
           <w:p>
             <w:pPr>
+              <w:keepNext/>
               <w:spacing w:after="0" w:line="240" w:lineRule="auto"/>
             </w:pPr>
             <w:r>
@@ -6713,6 +6798,7 @@
           </w:tcPr>
           <w:p>
             <w:pPr>
+              <w:keepNext/>
               <w:spacing w:after="0" w:line="240" w:lineRule="auto"/>
             </w:pPr>
             <w:r>
@@ -6742,6 +6828,7 @@
           </w:tcPr>
           <w:p>
             <w:pPr>
+              <w:keepNext/>
               <w:spacing w:after="0" w:line="240" w:lineRule="auto"/>
             </w:pPr>
             <w:r>
@@ -6864,7 +6951,7 @@
       <w:pPr>
         <w:pStyle w:val="Ttulo2"/>
       </w:pPr>
-      <w:bookmarkStart w:id="16" w:name="_Toc241862917"/>
+      <w:bookmarkStart w:id="16" w:name="_Toc242394656"/>
       <w:r>
         <w:t>3.2 Tarifa por pedido</w:t>
       </w:r>
@@ -6926,7 +7013,7 @@
           <w:left w:w="10" w:type="dxa"/>
           <w:right w:w="10" w:type="dxa"/>
         </w:tblCellMar>
-        <w:tblLook w:val="04A0" w:firstRow="1" w:lastRow="0" w:firstColumn="1" w:lastColumn="0" w:noHBand="0" w:noVBand="1"/>
+        <w:tblLook w:val="0000" w:firstRow="0" w:lastRow="0" w:firstColumn="0" w:lastColumn="0" w:noHBand="0" w:noVBand="0"/>
       </w:tblPr>
       <w:tblGrid>
         <w:gridCol w:w="1200"/>
@@ -6965,6 +7052,7 @@
           </w:tcPr>
           <w:p>
             <w:pPr>
+              <w:keepNext/>
               <w:spacing w:after="0" w:line="240" w:lineRule="auto"/>
             </w:pPr>
             <w:r>
@@ -6997,6 +7085,7 @@
           </w:tcPr>
           <w:p>
             <w:pPr>
+              <w:keepNext/>
               <w:spacing w:after="0" w:line="240" w:lineRule="auto"/>
             </w:pPr>
             <w:r>
@@ -7029,6 +7118,7 @@
           </w:tcPr>
           <w:p>
             <w:pPr>
+              <w:keepNext/>
               <w:spacing w:after="0" w:line="240" w:lineRule="auto"/>
             </w:pPr>
             <w:r>
@@ -7061,6 +7151,7 @@
           </w:tcPr>
           <w:p>
             <w:pPr>
+              <w:keepNext/>
               <w:spacing w:after="0" w:line="240" w:lineRule="auto"/>
             </w:pPr>
             <w:r>
@@ -7093,6 +7184,7 @@
           </w:tcPr>
           <w:p>
             <w:pPr>
+              <w:keepNext/>
               <w:spacing w:after="0" w:line="240" w:lineRule="auto"/>
             </w:pPr>
             <w:r>
@@ -7135,6 +7227,7 @@
           </w:tcPr>
           <w:p>
             <w:pPr>
+              <w:keepNext/>
               <w:spacing w:after="0" w:line="240" w:lineRule="auto"/>
             </w:pPr>
             <w:r>
@@ -7164,6 +7257,7 @@
           </w:tcPr>
           <w:p>
             <w:pPr>
+              <w:keepNext/>
               <w:spacing w:after="0" w:line="240" w:lineRule="auto"/>
             </w:pPr>
             <w:r>
@@ -7193,6 +7287,7 @@
           </w:tcPr>
           <w:p>
             <w:pPr>
+              <w:keepNext/>
               <w:spacing w:after="0" w:line="240" w:lineRule="auto"/>
             </w:pPr>
             <w:r>
@@ -7222,6 +7317,7 @@
           </w:tcPr>
           <w:p>
             <w:pPr>
+              <w:keepNext/>
               <w:spacing w:after="0" w:line="240" w:lineRule="auto"/>
             </w:pPr>
             <w:r>
@@ -7251,6 +7347,7 @@
           </w:tcPr>
           <w:p>
             <w:pPr>
+              <w:keepNext/>
               <w:spacing w:after="0" w:line="240" w:lineRule="auto"/>
             </w:pPr>
             <w:r>
@@ -7291,6 +7388,7 @@
           </w:tcPr>
           <w:p>
             <w:pPr>
+              <w:keepNext/>
               <w:spacing w:after="0" w:line="240" w:lineRule="auto"/>
             </w:pPr>
             <w:r>
@@ -7320,6 +7418,7 @@
           </w:tcPr>
           <w:p>
             <w:pPr>
+              <w:keepNext/>
               <w:spacing w:after="0" w:line="240" w:lineRule="auto"/>
             </w:pPr>
             <w:r>
@@ -7349,6 +7448,7 @@
           </w:tcPr>
           <w:p>
             <w:pPr>
+              <w:keepNext/>
               <w:spacing w:after="0" w:line="240" w:lineRule="auto"/>
             </w:pPr>
             <w:r>
@@ -7378,6 +7478,7 @@
           </w:tcPr>
           <w:p>
             <w:pPr>
+              <w:keepNext/>
               <w:spacing w:after="0" w:line="240" w:lineRule="auto"/>
             </w:pPr>
             <w:r>
@@ -7407,6 +7508,7 @@
           </w:tcPr>
           <w:p>
             <w:pPr>
+              <w:keepNext/>
               <w:spacing w:after="0" w:line="240" w:lineRule="auto"/>
             </w:pPr>
             <w:r>
@@ -7585,7 +7687,7 @@
       <w:pPr>
         <w:pStyle w:val="Ttulo2"/>
       </w:pPr>
-      <w:bookmarkStart w:id="17" w:name="_Toc241862918"/>
+      <w:bookmarkStart w:id="17" w:name="_Toc242394657"/>
       <w:r>
         <w:t>3.3 Suscripción Estudio</w:t>
       </w:r>
@@ -7603,14 +7705,14 @@
     </w:p>
     <w:p>
       <w:r>
-        <w:t>Al cambiar de plan, cada pedido conserva la tarifa vigente cuando se creó, de modo que nadie paga una tarifa distinta a la que aceptó al cotizar.</w:t>
+        <w:t>Al cambiar de plan, cada pedido conserva la tarifa vigente cuando se creó, de modo que nadie paga una tarifa distinta a la que aceptó al cotizar. En el MVP, Estudio se activa sin cobro real; el cobro de la suscripción llega en la etapa 2.</w:t>
       </w:r>
     </w:p>
     <w:p>
       <w:pPr>
         <w:pStyle w:val="Ttulo2"/>
       </w:pPr>
-      <w:bookmarkStart w:id="18" w:name="_Toc241862919"/>
+      <w:bookmarkStart w:id="18" w:name="_Toc242394658"/>
       <w:r>
         <w:t>3.4 Promociones</w:t>
       </w:r>
@@ -7636,7 +7738,7 @@
           <w:left w:w="10" w:type="dxa"/>
           <w:right w:w="10" w:type="dxa"/>
         </w:tblCellMar>
-        <w:tblLook w:val="04A0" w:firstRow="1" w:lastRow="0" w:firstColumn="1" w:lastColumn="0" w:noHBand="0" w:noVBand="1"/>
+        <w:tblLook w:val="0000" w:firstRow="0" w:lastRow="0" w:firstColumn="0" w:lastColumn="0" w:noHBand="0" w:noVBand="0"/>
       </w:tblPr>
       <w:tblGrid>
         <w:gridCol w:w="5616"/>
@@ -7672,6 +7774,7 @@
           </w:tcPr>
           <w:p>
             <w:pPr>
+              <w:keepNext/>
               <w:spacing w:after="0" w:line="240" w:lineRule="auto"/>
             </w:pPr>
             <w:r>
@@ -7704,6 +7807,7 @@
           </w:tcPr>
           <w:p>
             <w:pPr>
+              <w:keepNext/>
               <w:spacing w:after="0" w:line="240" w:lineRule="auto"/>
             </w:pPr>
             <w:r>
@@ -7746,6 +7850,7 @@
           </w:tcPr>
           <w:p>
             <w:pPr>
+              <w:keepNext/>
               <w:spacing w:after="0" w:line="240" w:lineRule="auto"/>
             </w:pPr>
             <w:r>
@@ -7775,6 +7880,7 @@
           </w:tcPr>
           <w:p>
             <w:pPr>
+              <w:keepNext/>
               <w:spacing w:after="0" w:line="240" w:lineRule="auto"/>
             </w:pPr>
             <w:r>
@@ -7815,6 +7921,7 @@
           </w:tcPr>
           <w:p>
             <w:pPr>
+              <w:keepNext/>
               <w:spacing w:after="0" w:line="240" w:lineRule="auto"/>
             </w:pPr>
             <w:r>
@@ -7844,6 +7951,7 @@
           </w:tcPr>
           <w:p>
             <w:pPr>
+              <w:keepNext/>
               <w:spacing w:after="0" w:line="240" w:lineRule="auto"/>
             </w:pPr>
             <w:r>
@@ -7940,7 +8048,7 @@
       <w:pPr>
         <w:pStyle w:val="Ttulo2"/>
       </w:pPr>
-      <w:bookmarkStart w:id="19" w:name="_Toc241862920"/>
+      <w:bookmarkStart w:id="19" w:name="_Toc242394659"/>
       <w:r>
         <w:t>3.5 Reglas del dinero en cada pedido</w:t>
       </w:r>
@@ -7961,7 +8069,7 @@
           <w:left w:w="10" w:type="dxa"/>
           <w:right w:w="10" w:type="dxa"/>
         </w:tblCellMar>
-        <w:tblLook w:val="04A0" w:firstRow="1" w:lastRow="0" w:firstColumn="1" w:lastColumn="0" w:noHBand="0" w:noVBand="1"/>
+        <w:tblLook w:val="0000" w:firstRow="0" w:lastRow="0" w:firstColumn="0" w:lastColumn="0" w:noHBand="0" w:noVBand="0"/>
       </w:tblPr>
       <w:tblGrid>
         <w:gridCol w:w="4101"/>
@@ -7997,6 +8105,7 @@
           </w:tcPr>
           <w:p>
             <w:pPr>
+              <w:keepNext/>
               <w:spacing w:after="0" w:line="240" w:lineRule="auto"/>
             </w:pPr>
             <w:r>
@@ -8029,6 +8138,7 @@
           </w:tcPr>
           <w:p>
             <w:pPr>
+              <w:keepNext/>
               <w:spacing w:after="0" w:line="240" w:lineRule="auto"/>
             </w:pPr>
             <w:r>
@@ -8071,6 +8181,7 @@
           </w:tcPr>
           <w:p>
             <w:pPr>
+              <w:keepNext/>
               <w:spacing w:after="0" w:line="240" w:lineRule="auto"/>
             </w:pPr>
             <w:r>
@@ -8100,6 +8211,7 @@
           </w:tcPr>
           <w:p>
             <w:pPr>
+              <w:keepNext/>
               <w:spacing w:after="0" w:line="240" w:lineRule="auto"/>
             </w:pPr>
             <w:r>
@@ -8140,6 +8252,7 @@
           </w:tcPr>
           <w:p>
             <w:pPr>
+              <w:keepNext/>
               <w:spacing w:after="0" w:line="240" w:lineRule="auto"/>
             </w:pPr>
             <w:r>
@@ -8169,6 +8282,7 @@
           </w:tcPr>
           <w:p>
             <w:pPr>
+              <w:keepNext/>
               <w:spacing w:after="0" w:line="240" w:lineRule="auto"/>
             </w:pPr>
             <w:r>
@@ -8209,6 +8323,7 @@
           </w:tcPr>
           <w:p>
             <w:pPr>
+              <w:keepNext/>
               <w:spacing w:after="0" w:line="240" w:lineRule="auto"/>
             </w:pPr>
             <w:r>
@@ -8238,6 +8353,7 @@
           </w:tcPr>
           <w:p>
             <w:pPr>
+              <w:keepNext/>
               <w:spacing w:after="0" w:line="240" w:lineRule="auto"/>
             </w:pPr>
             <w:r>
@@ -8278,6 +8394,7 @@
           </w:tcPr>
           <w:p>
             <w:pPr>
+              <w:keepNext/>
               <w:spacing w:after="0" w:line="240" w:lineRule="auto"/>
             </w:pPr>
             <w:r>
@@ -8307,6 +8424,7 @@
           </w:tcPr>
           <w:p>
             <w:pPr>
+              <w:keepNext/>
               <w:spacing w:after="0" w:line="240" w:lineRule="auto"/>
             </w:pPr>
             <w:r>
@@ -8347,6 +8465,7 @@
           </w:tcPr>
           <w:p>
             <w:pPr>
+              <w:keepNext/>
               <w:spacing w:after="0" w:line="240" w:lineRule="auto"/>
             </w:pPr>
             <w:r>
@@ -8376,6 +8495,7 @@
           </w:tcPr>
           <w:p>
             <w:pPr>
+              <w:keepNext/>
               <w:spacing w:after="0" w:line="240" w:lineRule="auto"/>
             </w:pPr>
             <w:r>
@@ -8416,6 +8536,77 @@
           </w:tcPr>
           <w:p>
             <w:pPr>
+              <w:keepNext/>
+              <w:spacing w:after="0" w:line="240" w:lineRule="auto"/>
+            </w:pPr>
+            <w:r>
+              <w:rPr>
+                <w:sz w:val="20"/>
+                <w:szCs w:val="20"/>
+              </w:rPr>
+              <w:t>Disputa</w:t>
+            </w:r>
+          </w:p>
+        </w:tc>
+        <w:tc>
+          <w:tcPr>
+            <w:tcW w:w="5259" w:type="dxa"/>
+            <w:tcBorders>
+              <w:top w:val="single" w:sz="4" w:space="0" w:color="D9CDBA"/>
+              <w:left w:val="single" w:sz="4" w:space="0" w:color="D9CDBA"/>
+              <w:bottom w:val="single" w:sz="4" w:space="0" w:color="D9CDBA"/>
+              <w:right w:val="single" w:sz="4" w:space="0" w:color="D9CDBA"/>
+            </w:tcBorders>
+            <w:tcMar>
+              <w:top w:w="60" w:type="dxa"/>
+              <w:left w:w="100" w:type="dxa"/>
+              <w:bottom w:w="60" w:type="dxa"/>
+              <w:right w:w="100" w:type="dxa"/>
+            </w:tcMar>
+          </w:tcPr>
+          <w:p>
+            <w:pPr>
+              <w:keepNext/>
+              <w:spacing w:after="0" w:line="240" w:lineRule="auto"/>
+            </w:pPr>
+            <w:r>
+              <w:rPr>
+                <w:sz w:val="20"/>
+                <w:szCs w:val="20"/>
+              </w:rPr>
+              <w:t>Moderación decide si el pedido se completa o se cancela, y puede ordenar la devolución total o parcial de lo cobrado, anticipo incluido</w:t>
+            </w:r>
+          </w:p>
+        </w:tc>
+      </w:tr>
+      <w:tr>
+        <w:tblPrEx>
+          <w:tblCellMar>
+            <w:top w:w="0" w:type="dxa"/>
+            <w:bottom w:w="0" w:type="dxa"/>
+          </w:tblCellMar>
+        </w:tblPrEx>
+        <w:trPr>
+          <w:cantSplit/>
+        </w:trPr>
+        <w:tc>
+          <w:tcPr>
+            <w:tcW w:w="4101" w:type="dxa"/>
+            <w:tcBorders>
+              <w:top w:val="single" w:sz="4" w:space="0" w:color="D9CDBA"/>
+              <w:left w:val="single" w:sz="4" w:space="0" w:color="D9CDBA"/>
+              <w:bottom w:val="single" w:sz="4" w:space="0" w:color="D9CDBA"/>
+              <w:right w:val="single" w:sz="4" w:space="0" w:color="D9CDBA"/>
+            </w:tcBorders>
+            <w:tcMar>
+              <w:top w:w="60" w:type="dxa"/>
+              <w:left w:w="100" w:type="dxa"/>
+              <w:bottom w:w="60" w:type="dxa"/>
+              <w:right w:w="100" w:type="dxa"/>
+            </w:tcMar>
+          </w:tcPr>
+          <w:p>
+            <w:pPr>
               <w:spacing w:after="0" w:line="240" w:lineRule="auto"/>
             </w:pPr>
             <w:r>
@@ -8472,7 +8663,7 @@
       <w:pPr>
         <w:pStyle w:val="Ttulo2"/>
       </w:pPr>
-      <w:bookmarkStart w:id="20" w:name="_Toc241862921"/>
+      <w:bookmarkStart w:id="20" w:name="_Toc242394660"/>
       <w:r>
         <w:t>3.6 Costos</w:t>
       </w:r>
@@ -8493,7 +8684,7 @@
           <w:left w:w="10" w:type="dxa"/>
           <w:right w:w="10" w:type="dxa"/>
         </w:tblCellMar>
-        <w:tblLook w:val="04A0" w:firstRow="1" w:lastRow="0" w:firstColumn="1" w:lastColumn="0" w:noHBand="0" w:noVBand="1"/>
+        <w:tblLook w:val="0000" w:firstRow="0" w:lastRow="0" w:firstColumn="0" w:lastColumn="0" w:noHBand="0" w:noVBand="0"/>
       </w:tblPr>
       <w:tblGrid>
         <w:gridCol w:w="2949"/>
@@ -8529,6 +8720,7 @@
           </w:tcPr>
           <w:p>
             <w:pPr>
+              <w:keepNext/>
               <w:spacing w:after="0" w:line="240" w:lineRule="auto"/>
             </w:pPr>
             <w:r>
@@ -8561,6 +8753,7 @@
           </w:tcPr>
           <w:p>
             <w:pPr>
+              <w:keepNext/>
               <w:spacing w:after="0" w:line="240" w:lineRule="auto"/>
             </w:pPr>
             <w:r>
@@ -8603,6 +8796,7 @@
           </w:tcPr>
           <w:p>
             <w:pPr>
+              <w:keepNext/>
               <w:spacing w:after="0" w:line="240" w:lineRule="auto"/>
             </w:pPr>
             <w:r>
@@ -8632,6 +8826,7 @@
           </w:tcPr>
           <w:p>
             <w:pPr>
+              <w:keepNext/>
               <w:spacing w:after="0" w:line="240" w:lineRule="auto"/>
             </w:pPr>
             <w:r>
@@ -8672,6 +8867,7 @@
           </w:tcPr>
           <w:p>
             <w:pPr>
+              <w:keepNext/>
               <w:spacing w:after="0" w:line="240" w:lineRule="auto"/>
             </w:pPr>
             <w:r>
@@ -8701,6 +8897,7 @@
           </w:tcPr>
           <w:p>
             <w:pPr>
+              <w:keepNext/>
               <w:spacing w:after="0" w:line="240" w:lineRule="auto"/>
             </w:pPr>
             <w:r>
@@ -8741,6 +8938,7 @@
           </w:tcPr>
           <w:p>
             <w:pPr>
+              <w:keepNext/>
               <w:spacing w:after="0" w:line="240" w:lineRule="auto"/>
             </w:pPr>
             <w:r>
@@ -8770,6 +8968,7 @@
           </w:tcPr>
           <w:p>
             <w:pPr>
+              <w:keepNext/>
               <w:spacing w:after="0" w:line="240" w:lineRule="auto"/>
             </w:pPr>
             <w:r>
@@ -8810,6 +9009,7 @@
           </w:tcPr>
           <w:p>
             <w:pPr>
+              <w:keepNext/>
               <w:spacing w:after="0" w:line="240" w:lineRule="auto"/>
             </w:pPr>
             <w:r>
@@ -8839,6 +9039,7 @@
           </w:tcPr>
           <w:p>
             <w:pPr>
+              <w:keepNext/>
               <w:spacing w:after="0" w:line="240" w:lineRule="auto"/>
             </w:pPr>
             <w:r>
@@ -8930,7 +9131,7 @@
       <w:pPr>
         <w:pStyle w:val="Ttulo2"/>
       </w:pPr>
-      <w:bookmarkStart w:id="21" w:name="_Toc241862922"/>
+      <w:bookmarkStart w:id="21" w:name="_Toc242394661"/>
       <w:r>
         <w:t>3.7 Viabilidad</w:t>
       </w:r>
@@ -8945,7 +9146,7 @@
       <w:pPr>
         <w:pStyle w:val="Ttulo2"/>
       </w:pPr>
-      <w:bookmarkStart w:id="22" w:name="_Toc241862923"/>
+      <w:bookmarkStart w:id="22" w:name="_Toc242394662"/>
       <w:r>
         <w:t>3.8 Ideas descartadas</w:t>
       </w:r>
@@ -8966,7 +9167,7 @@
           <w:left w:w="10" w:type="dxa"/>
           <w:right w:w="10" w:type="dxa"/>
         </w:tblCellMar>
-        <w:tblLook w:val="04A0" w:firstRow="1" w:lastRow="0" w:firstColumn="1" w:lastColumn="0" w:noHBand="0" w:noVBand="1"/>
+        <w:tblLook w:val="0000" w:firstRow="0" w:lastRow="0" w:firstColumn="0" w:lastColumn="0" w:noHBand="0" w:noVBand="0"/>
       </w:tblPr>
       <w:tblGrid>
         <w:gridCol w:w="3788"/>
@@ -9002,6 +9203,7 @@
           </w:tcPr>
           <w:p>
             <w:pPr>
+              <w:keepNext/>
               <w:spacing w:after="0" w:line="240" w:lineRule="auto"/>
             </w:pPr>
             <w:r>
@@ -9034,6 +9236,7 @@
           </w:tcPr>
           <w:p>
             <w:pPr>
+              <w:keepNext/>
               <w:spacing w:after="0" w:line="240" w:lineRule="auto"/>
             </w:pPr>
             <w:r>
@@ -9076,6 +9279,7 @@
           </w:tcPr>
           <w:p>
             <w:pPr>
+              <w:keepNext/>
               <w:spacing w:after="0" w:line="240" w:lineRule="auto"/>
             </w:pPr>
             <w:r>
@@ -9105,6 +9309,7 @@
           </w:tcPr>
           <w:p>
             <w:pPr>
+              <w:keepNext/>
               <w:spacing w:after="0" w:line="240" w:lineRule="auto"/>
             </w:pPr>
             <w:r>
@@ -9145,6 +9350,7 @@
           </w:tcPr>
           <w:p>
             <w:pPr>
+              <w:keepNext/>
               <w:spacing w:after="0" w:line="240" w:lineRule="auto"/>
             </w:pPr>
             <w:r>
@@ -9174,6 +9380,7 @@
           </w:tcPr>
           <w:p>
             <w:pPr>
+              <w:keepNext/>
               <w:spacing w:after="0" w:line="240" w:lineRule="auto"/>
             </w:pPr>
             <w:r>
@@ -9214,6 +9421,7 @@
           </w:tcPr>
           <w:p>
             <w:pPr>
+              <w:keepNext/>
               <w:spacing w:after="0" w:line="240" w:lineRule="auto"/>
             </w:pPr>
             <w:r>
@@ -9243,6 +9451,7 @@
           </w:tcPr>
           <w:p>
             <w:pPr>
+              <w:keepNext/>
               <w:spacing w:after="0" w:line="240" w:lineRule="auto"/>
             </w:pPr>
             <w:r>
@@ -9283,6 +9492,7 @@
           </w:tcPr>
           <w:p>
             <w:pPr>
+              <w:keepNext/>
               <w:spacing w:after="0" w:line="240" w:lineRule="auto"/>
             </w:pPr>
             <w:r>
@@ -9312,6 +9522,7 @@
           </w:tcPr>
           <w:p>
             <w:pPr>
+              <w:keepNext/>
               <w:spacing w:after="0" w:line="240" w:lineRule="auto"/>
             </w:pPr>
             <w:r>
@@ -9404,7 +9615,7 @@
         <w:pStyle w:val="Ttulo1"/>
         <w:pageBreakBefore/>
       </w:pPr>
-      <w:bookmarkStart w:id="23" w:name="_Toc241862924"/>
+      <w:bookmarkStart w:id="23" w:name="_Toc242394663"/>
       <w:r>
         <w:t>4. Situaciones presentadas en el desarrollo</w:t>
       </w:r>
@@ -9414,7 +9625,7 @@
       <w:pPr>
         <w:pStyle w:val="Ttulo2"/>
       </w:pPr>
-      <w:bookmarkStart w:id="24" w:name="_Toc241862925"/>
+      <w:bookmarkStart w:id="24" w:name="_Toc242394664"/>
       <w:r>
         <w:t>4.1 Producto y negocio</w:t>
       </w:r>
@@ -9598,20 +9809,10 @@
     </w:p>
     <w:p>
       <w:pPr>
-        <w:pStyle w:val="Ttulo2"/>
-      </w:pPr>
-      <w:bookmarkStart w:id="25" w:name="_Toc241862926"/>
-      <w:r>
-        <w:t>4.2 Técnicas y de equipo</w:t>
-      </w:r>
-      <w:bookmarkEnd w:id="25"/>
-    </w:p>
-    <w:p>
-      <w:pPr>
         <w:pStyle w:val="Ttulo3"/>
       </w:pPr>
       <w:r>
-        <w:t>Backend inicial no ejecutable</w:t>
+        <w:t>Artistas informales y el registro en la pasarela</w:t>
       </w:r>
     </w:p>
     <w:p>
@@ -9623,7 +9824,7 @@
         <w:t>Situación.</w:t>
       </w:r>
       <w:r>
-        <w:t xml:space="preserve"> La primera versión del backend nunca se había ejecutado; una auditoría encontró 14 defectos.</w:t>
+        <w:t xml:space="preserve"> ONVO no ha confirmado si una persona sin actividad inscrita en Hacienda puede completar su registro como cuenta de cobro.</w:t>
       </w:r>
     </w:p>
     <w:p>
@@ -9635,7 +9836,7 @@
         <w:t>Impacto.</w:t>
       </w:r>
       <w:r>
-        <w:t xml:space="preserve"> Ninguna prueba corría y ningún avance se podía verificar.</w:t>
+        <w:t xml:space="preserve"> Muchos artistas costarricenses son informales y podrían quedar fuera de la plataforma.</w:t>
       </w:r>
     </w:p>
     <w:p>
@@ -9647,15 +9848,25 @@
         <w:t>Resolución.</w:t>
       </w:r>
       <w:r>
-        <w:t xml:space="preserve"> Se dedicó una etapa a sanearlo y desde entonces la integración continua valida cada cambio.</w:t>
-      </w:r>
+        <w:t xml:space="preserve"> El registro en la pasarela se exige solo al primer cobro: antes, el artista exhibe su obra, recibe consultas y cotiza. La insignia de verificado se obtiene al completar ese registro y no se vende.</w:t>
+      </w:r>
+    </w:p>
+    <w:p>
+      <w:pPr>
+        <w:pStyle w:val="Ttulo2"/>
+      </w:pPr>
+      <w:bookmarkStart w:id="25" w:name="_Toc242394665"/>
+      <w:r>
+        <w:t>4.2 Técnicas y de equipo</w:t>
+      </w:r>
+      <w:bookmarkEnd w:id="25"/>
     </w:p>
     <w:p>
       <w:pPr>
         <w:pStyle w:val="Ttulo3"/>
       </w:pPr>
       <w:r>
-        <w:t>Seguridad de la base de datos</w:t>
+        <w:t>Backend inicial no ejecutable</w:t>
       </w:r>
     </w:p>
     <w:p>
@@ -9667,7 +9878,7 @@
         <w:t>Situación.</w:t>
       </w:r>
       <w:r>
-        <w:t xml:space="preserve"> El I Avance no usaba seguridad a nivel de filas en la base de datos.</w:t>
+        <w:t xml:space="preserve"> La primera versión del backend nunca se había ejecutado; una auditoría encontró 14 defectos.</w:t>
       </w:r>
     </w:p>
     <w:p>
@@ -9679,7 +9890,7 @@
         <w:t>Impacto.</w:t>
       </w:r>
       <w:r>
-        <w:t xml:space="preserve"> Con la clave pública que viaja dentro de la aplicación, cualquiera podría leer o escribir la base de datos.</w:t>
+        <w:t xml:space="preserve"> Ninguna prueba corría y ningún avance se podía verificar.</w:t>
       </w:r>
     </w:p>
     <w:p>
@@ -9691,7 +9902,7 @@
         <w:t>Resolución.</w:t>
       </w:r>
       <w:r>
-        <w:t xml:space="preserve"> La seguridad a nivel de filas está activa en todas las tablas y la aplicación solo se comunica con la API.</w:t>
+        <w:t xml:space="preserve"> Se dedicó una etapa a sanearlo y desde entonces la integración continua valida cada cambio.</w:t>
       </w:r>
     </w:p>
     <w:p>
@@ -9699,7 +9910,7 @@
         <w:pStyle w:val="Ttulo3"/>
       </w:pPr>
       <w:r>
-        <w:t>Huecos en el esquema de datos</w:t>
+        <w:t>Seguridad de la base de datos</w:t>
       </w:r>
     </w:p>
     <w:p>
@@ -9711,7 +9922,7 @@
         <w:t>Situación.</w:t>
       </w:r>
       <w:r>
-        <w:t xml:space="preserve"> Faltaban tablas para entregables y disputas, y nada impedía vender dos veces una obra.</w:t>
+        <w:t xml:space="preserve"> El I Avance no usaba seguridad a nivel de filas en la base de datos.</w:t>
       </w:r>
     </w:p>
     <w:p>
@@ -9723,7 +9934,7 @@
         <w:t>Impacto.</w:t>
       </w:r>
       <w:r>
-        <w:t xml:space="preserve"> Varias etapas posteriores no se podían construir.</w:t>
+        <w:t xml:space="preserve"> Con la clave pública que viaja dentro de la aplicación, cualquiera podría leer o escribir la base de datos.</w:t>
       </w:r>
     </w:p>
     <w:p>
@@ -9735,7 +9946,7 @@
         <w:t>Resolución.</w:t>
       </w:r>
       <w:r>
-        <w:t xml:space="preserve"> Como aún no había datos, se reescribió la migración inicial con esas tablas y un índice único contra ventas duplicadas.</w:t>
+        <w:t xml:space="preserve"> La seguridad a nivel de filas está activa en todas las tablas y la aplicación solo se comunica con la API.</w:t>
       </w:r>
     </w:p>
     <w:p>
@@ -9743,7 +9954,7 @@
         <w:pStyle w:val="Ttulo3"/>
       </w:pPr>
       <w:r>
-        <w:t>Incertidumbre sobre la pasarela</w:t>
+        <w:t>Huecos en el esquema de datos</w:t>
       </w:r>
     </w:p>
     <w:p>
@@ -9755,7 +9966,7 @@
         <w:t>Situación.</w:t>
       </w:r>
       <w:r>
-        <w:t xml:space="preserve"> ONVO no documenta cuánto dura una autorización ni si admite SINPE Móvil en modo marketplace, y sus avisos de pago no van firmados.</w:t>
+        <w:t xml:space="preserve"> Faltaban tablas para entregables y disputas, y nada impedía vender dos veces una obra.</w:t>
       </w:r>
     </w:p>
     <w:p>
@@ -9767,7 +9978,7 @@
         <w:t>Impacto.</w:t>
       </w:r>
       <w:r>
-        <w:t xml:space="preserve"> Diseñar directamente sobre ONVO ataba el sistema a supuestos, y un aviso alterado podía mover dinero.</w:t>
+        <w:t xml:space="preserve"> Varias etapas posteriores no se podían construir.</w:t>
       </w:r>
     </w:p>
     <w:p>
@@ -9779,7 +9990,7 @@
         <w:t>Resolución.</w:t>
       </w:r>
       <w:r>
-        <w:t xml:space="preserve"> La pasarela quedó detrás de un contrato con una implementación simulada y otra de ONVO, y ningún aviso mueve dinero sin consultar antes el cobro.</w:t>
+        <w:t xml:space="preserve"> Como aún no había datos, se reescribió la migración inicial con esas tablas y un índice único contra ventas duplicadas.</w:t>
       </w:r>
     </w:p>
     <w:p>
@@ -9787,7 +9998,7 @@
         <w:pStyle w:val="Ttulo3"/>
       </w:pPr>
       <w:r>
-        <w:t>Cambios cruzados en el repositorio</w:t>
+        <w:t>Incertidumbre sobre la pasarela</w:t>
       </w:r>
     </w:p>
     <w:p>
@@ -9799,7 +10010,7 @@
         <w:t>Situación.</w:t>
       </w:r>
       <w:r>
-        <w:t xml:space="preserve"> Al inicio los cambios iban directo a la rama de integración, y uno quedó en la rama equivocada.</w:t>
+        <w:t xml:space="preserve"> ONVO solo documenta un máximo de 30 días para una autorización, sin un mínimo garantizado, no aclara si admite SINPE Móvil en modo marketplace, y sus avisos de pago no van firmados.</w:t>
       </w:r>
     </w:p>
     <w:p>
@@ -9811,7 +10022,7 @@
         <w:t>Impacto.</w:t>
       </w:r>
       <w:r>
-        <w:t xml:space="preserve"> Riesgo de sobrescribir el trabajo del otro integrante.</w:t>
+        <w:t xml:space="preserve"> Diseñar directamente sobre ONVO ataba el sistema a supuestos, y un aviso alterado podía mover dinero.</w:t>
       </w:r>
     </w:p>
     <w:p>
@@ -9823,7 +10034,403 @@
         <w:t>Resolución.</w:t>
       </w:r>
       <w:r>
+        <w:t xml:space="preserve"> La pasarela quedó detrás de un contrato con una implementación simulada y otra de ONVO, y ningún aviso mueve dinero sin consultar antes el cobro.</w:t>
+      </w:r>
+    </w:p>
+    <w:p>
+      <w:pPr>
+        <w:pStyle w:val="Ttulo3"/>
+      </w:pPr>
+      <w:r>
+        <w:t>Verificación de sesiones</w:t>
+      </w:r>
+    </w:p>
+    <w:p>
+      <w:r>
+        <w:rPr>
+          <w:b/>
+          <w:bCs/>
+        </w:rPr>
+        <w:t>Situación.</w:t>
+      </w:r>
+      <w:r>
+        <w:t xml:space="preserve"> La verificación de las sesiones, heredada de la primera versión, buscaba las claves públicas de Supabase en una dirección equivocada y aceptaba un solo tipo de firma.</w:t>
+      </w:r>
+    </w:p>
+    <w:p>
+      <w:r>
+        <w:rPr>
+          <w:b/>
+          <w:bCs/>
+        </w:rPr>
+        <w:t>Impacto.</w:t>
+      </w:r>
+      <w:r>
+        <w:t xml:space="preserve"> Ningún usuario real habría podido iniciar sesión, y las pruebas no lo detectaban porque aún no existían endpoints.</w:t>
+      </w:r>
+    </w:p>
+    <w:p>
+      <w:r>
+        <w:rPr>
+          <w:b/>
+          <w:bCs/>
+        </w:rPr>
+        <w:t>Resolución.</w:t>
+      </w:r>
+      <w:r>
+        <w:t xml:space="preserve"> Se corrigió la dirección, se aceptan los dos tipos de firma asimétrica que usa Supabase y se agregaron pruebas con sesiones firmadas.</w:t>
+      </w:r>
+    </w:p>
+    <w:p>
+      <w:pPr>
+        <w:pStyle w:val="Ttulo3"/>
+      </w:pPr>
+      <w:r>
+        <w:t>Cambios cruzados en el repositorio</w:t>
+      </w:r>
+    </w:p>
+    <w:p>
+      <w:r>
+        <w:rPr>
+          <w:b/>
+          <w:bCs/>
+        </w:rPr>
+        <w:t>Situación.</w:t>
+      </w:r>
+      <w:r>
+        <w:t xml:space="preserve"> Al inicio los cambios iban directo a la rama de integración, y uno quedó en la rama equivocada.</w:t>
+      </w:r>
+    </w:p>
+    <w:p>
+      <w:r>
+        <w:rPr>
+          <w:b/>
+          <w:bCs/>
+        </w:rPr>
+        <w:t>Impacto.</w:t>
+      </w:r>
+      <w:r>
+        <w:t xml:space="preserve"> Riesgo de sobrescribir el trabajo del otro integrante.</w:t>
+      </w:r>
+    </w:p>
+    <w:p>
+      <w:r>
+        <w:rPr>
+          <w:b/>
+          <w:bCs/>
+        </w:rPr>
+        <w:t>Resolución.</w:t>
+      </w:r>
+      <w:r>
         <w:t xml:space="preserve"> Cada integrante tiene un módulo propio y todo cambio entra por pull request con evidencia de verificación.</w:t>
+      </w:r>
+    </w:p>
+    <w:p>
+      <w:pPr>
+        <w:pStyle w:val="Ttulo3"/>
+      </w:pPr>
+      <w:r>
+        <w:t>Chat sin tiempo real</w:t>
+      </w:r>
+    </w:p>
+    <w:p>
+      <w:r>
+        <w:rPr>
+          <w:b/>
+          <w:bCs/>
+        </w:rPr>
+        <w:t>Situación.</w:t>
+      </w:r>
+      <w:r>
+        <w:t xml:space="preserve"> El documento base dejaba abierta la tecnología del chat. El servicio de tiempo real de Supabase exige reglas de acceso sobre la tabla de mensajes, incompatibles con la decisión de que nadie lea la base de datos fuera de la API.</w:t>
+      </w:r>
+    </w:p>
+    <w:p>
+      <w:r>
+        <w:rPr>
+          <w:b/>
+          <w:bCs/>
+        </w:rPr>
+        <w:t>Impacto.</w:t>
+      </w:r>
+      <w:r>
+        <w:t xml:space="preserve"> Un canal de tiempo real propio sumaba reconexiones, renovación de sesiones y estado compartido entre servidores, más trabajo del que justifica el volumen del MVP.</w:t>
+      </w:r>
+    </w:p>
+    <w:p>
+      <w:r>
+        <w:rPr>
+          <w:b/>
+          <w:bCs/>
+        </w:rPr>
+        <w:t>Resolución.</w:t>
+      </w:r>
+      <w:r>
+        <w:t xml:space="preserve"> La aplicación consulta cada pocos segundos los mensajes nuevos. Cada mensaje se guarda con la conversación bloqueada y una marca de tiempo que nunca retrocede, de modo que ninguno se pierde entre una consulta y la siguiente. Las notificaciones push pasan a la Etapa 2.</w:t>
+      </w:r>
+    </w:p>
+    <w:p>
+      <w:pPr>
+        <w:pStyle w:val="Ttulo3"/>
+      </w:pPr>
+      <w:r>
+        <w:t>Autenticación del banco al pagar con tarjeta</w:t>
+      </w:r>
+    </w:p>
+    <w:p>
+      <w:r>
+        <w:rPr>
+          <w:b/>
+          <w:bCs/>
+        </w:rPr>
+        <w:t>Situación.</w:t>
+      </w:r>
+      <w:r>
+        <w:t xml:space="preserve"> Un banco puede exigir una verificación adicional del titular de la tarjeta (3D Secure) antes de aprobar un pago. La capa de pagos no contemplaba ese caso y lo trataba como un error.</w:t>
+      </w:r>
+    </w:p>
+    <w:p>
+      <w:r>
+        <w:rPr>
+          <w:b/>
+          <w:bCs/>
+        </w:rPr>
+        <w:t>Impacto.</w:t>
+      </w:r>
+      <w:r>
+        <w:t xml:space="preserve"> Cualquier cliente cuyo banco pidiera la verificación no habría podido pagar un anticipo ni comprar una obra.</w:t>
+      </w:r>
+    </w:p>
+    <w:p>
+      <w:r>
+        <w:rPr>
+          <w:b/>
+          <w:bCs/>
+        </w:rPr>
+        <w:t>Resolución.</w:t>
+      </w:r>
+      <w:r>
+        <w:t xml:space="preserve"> La aplicación registra la tarjeta directamente con ONVO y solo envía a la API un identificador, de modo que los datos de la tarjeta nunca pasan por los servidores de ArtísTica. Si el banco pide la verificación, la API devuelve la dirección donde el cliente se autentica, y al volver consulta el resultado con ONVO antes de dar el pago por hecho. La pasarela simulada reproduce el caso para las pruebas y la demostración.</w:t>
+      </w:r>
+    </w:p>
+    <w:p>
+      <w:pPr>
+        <w:pStyle w:val="Ttulo3"/>
+      </w:pPr>
+      <w:r>
+        <w:t>Cobros duplicados al reintentar un pago</w:t>
+      </w:r>
+    </w:p>
+    <w:p>
+      <w:r>
+        <w:rPr>
+          <w:b/>
+          <w:bCs/>
+        </w:rPr>
+        <w:t>Situación.</w:t>
+      </w:r>
+      <w:r>
+        <w:t xml:space="preserve"> Un pago puede fallar a medias: la pasarela cobra, pero la respuesta no llega o el registro en la base de datos falla. También puede rechazarse y el cliente reintentar con otra tarjeta.</w:t>
+      </w:r>
+    </w:p>
+    <w:p>
+      <w:r>
+        <w:rPr>
+          <w:b/>
+          <w:bCs/>
+        </w:rPr>
+        <w:t>Impacto.</w:t>
+      </w:r>
+      <w:r>
+        <w:t xml:space="preserve"> Si cada reintento se tratara como un pago nuevo, el cliente podría pagar dos veces el mismo anticipo. Si se tratara como el mismo, no podría cambiar de tarjeta.</w:t>
+      </w:r>
+    </w:p>
+    <w:p>
+      <w:r>
+        <w:rPr>
+          <w:b/>
+          <w:bCs/>
+        </w:rPr>
+        <w:t>Resolución.</w:t>
+      </w:r>
+      <w:r>
+        <w:t xml:space="preserve"> Cada intento de pago lleva un identificador fijo que la pasarela reconoce: repetir el mismo intento devuelve el resultado anterior en lugar de cobrar otra vez. Un rechazo cuenta como intento terminado, así que el siguiente pago con otra tarjeta usa un identificador nuevo. Ninguna operación llama a la pasarela antes de validar que el pedido está en el estado correcto.</w:t>
+      </w:r>
+    </w:p>
+    <w:p>
+      <w:pPr>
+        <w:pStyle w:val="Ttulo3"/>
+      </w:pPr>
+      <w:r>
+        <w:t>Archivo final al alcance de cualquiera</w:t>
+      </w:r>
+    </w:p>
+    <w:p>
+      <w:r>
+        <w:rPr>
+          <w:b/>
+          <w:bCs/>
+        </w:rPr>
+        <w:t>Situación.</w:t>
+      </w:r>
+      <w:r>
+        <w:t xml:space="preserve"> Las imágenes de la galería se guardan en un almacenamiento de lectura pública, porque cualquiera debe poder verlas. El archivo final de un encargo es la obra sin marca de agua.</w:t>
+      </w:r>
+    </w:p>
+    <w:p>
+      <w:r>
+        <w:rPr>
+          <w:b/>
+          <w:bCs/>
+        </w:rPr>
+        <w:t>Impacto.</w:t>
+      </w:r>
+      <w:r>
+        <w:t xml:space="preserve"> Guardado en el mismo almacenamiento, cualquiera que obtuviera su dirección podría descargarlo sin haber pagado.</w:t>
+      </w:r>
+    </w:p>
+    <w:p>
+      <w:r>
+        <w:rPr>
+          <w:b/>
+          <w:bCs/>
+        </w:rPr>
+        <w:t>Resolución.</w:t>
+      </w:r>
+      <w:r>
+        <w:t xml:space="preserve"> Los archivos finales van a un almacenamiento privado separado. Solo el artista puede subirlos, y solo después de que el cliente pagó el saldo. Para descargarlos, el cliente o el artista piden a la API un enlace firmado que vence a los diez minutos; nadie más puede obtenerlo.</w:t>
+      </w:r>
+    </w:p>
+    <w:p>
+      <w:pPr>
+        <w:pStyle w:val="Ttulo3"/>
+      </w:pPr>
+      <w:r>
+        <w:t>Una resolución de disputa que falla a medias</w:t>
+      </w:r>
+    </w:p>
+    <w:p>
+      <w:r>
+        <w:rPr>
+          <w:b/>
+          <w:bCs/>
+        </w:rPr>
+        <w:t>Situación.</w:t>
+      </w:r>
+      <w:r>
+        <w:t xml:space="preserve"> Resolver una disputa puede exigir varias operaciones en la pasarela: cobrar el saldo autorizado, liberar otra autorización y devolver parte del anticipo. Cualquiera puede fallar, por ejemplo porque la autorización ya venció.</w:t>
+      </w:r>
+    </w:p>
+    <w:p>
+      <w:r>
+        <w:rPr>
+          <w:b/>
+          <w:bCs/>
+        </w:rPr>
+        <w:t>Impacto.</w:t>
+      </w:r>
+      <w:r>
+        <w:t xml:space="preserve"> Si la devolución se hacía primero y después fallaba el cobro, el cliente recibía su dinero de vuelta sin que la disputa quedara resuelta.</w:t>
+      </w:r>
+    </w:p>
+    <w:p>
+      <w:r>
+        <w:rPr>
+          <w:b/>
+          <w:bCs/>
+        </w:rPr>
+        <w:t>Resolución.</w:t>
+      </w:r>
+      <w:r>
+        <w:t xml:space="preserve"> Se ejecuta primero lo que puede fallar por una regla del negocio (cobrar lo autorizado), después las liberaciones y al final las devoluciones, y la resolución se registra solo cuando todas terminaron. Cada operación lleva un identificador fijo, así que repetir la misma resolución no cobra ni devuelve dos veces.</w:t>
+      </w:r>
+    </w:p>
+    <w:p>
+      <w:pPr>
+        <w:pStyle w:val="Ttulo3"/>
+      </w:pPr>
+      <w:r>
+        <w:t>Feed de Seguidos en la aplicación</w:t>
+      </w:r>
+    </w:p>
+    <w:p>
+      <w:r>
+        <w:rPr>
+          <w:b/>
+          <w:bCs/>
+        </w:rPr>
+        <w:t>Situación.</w:t>
+      </w:r>
+      <w:r>
+        <w:t xml:space="preserve"> El prototipo del feed de Seguidos mostraba publicaciones de cuentas que la persona no seguía, en el mismo orden que Para ti.</w:t>
+      </w:r>
+    </w:p>
+    <w:p>
+      <w:r>
+        <w:rPr>
+          <w:b/>
+          <w:bCs/>
+        </w:rPr>
+        <w:t>Impacto.</w:t>
+      </w:r>
+      <w:r>
+        <w:t xml:space="preserve"> Contradecía el principio de feed auténtico, que exige un orden cronológico limitado a quienes la persona sigue.</w:t>
+      </w:r>
+    </w:p>
+    <w:p>
+      <w:r>
+        <w:rPr>
+          <w:b/>
+          <w:bCs/>
+        </w:rPr>
+        <w:t>Resolución.</w:t>
+      </w:r>
+      <w:r>
+        <w:t xml:space="preserve"> Seguidos muestra solo las cuentas seguidas y las publicaciones propias, de la más reciente a la más antigua. Para ti conserva su propio orden.</w:t>
+      </w:r>
+    </w:p>
+    <w:p>
+      <w:pPr>
+        <w:pStyle w:val="Ttulo3"/>
+      </w:pPr>
+      <w:r>
+        <w:t>Identidad visual del tablero</w:t>
+      </w:r>
+    </w:p>
+    <w:p>
+      <w:r>
+        <w:rPr>
+          <w:b/>
+          <w:bCs/>
+        </w:rPr>
+        <w:t>Situación.</w:t>
+      </w:r>
+      <w:r>
+        <w:t xml:space="preserve"> La textura de corcho del fondo se había teñido con el terracota de la marca y, aclarada, quedaba en un tono salmón.</w:t>
+      </w:r>
+    </w:p>
+    <w:p>
+      <w:r>
+        <w:rPr>
+          <w:b/>
+          <w:bCs/>
+        </w:rPr>
+        <w:t>Impacto.</w:t>
+      </w:r>
+      <w:r>
+        <w:t xml:space="preserve"> El color de marca se confundía con el fondo, con un contraste cercano a 2 a 1 entre ambos, y la interfaz se percibía plana.</w:t>
+      </w:r>
+    </w:p>
+    <w:p>
+      <w:r>
+        <w:rPr>
+          <w:b/>
+          <w:bCs/>
+        </w:rPr>
+        <w:t>Resolución.</w:t>
+      </w:r>
+      <w:r>
+        <w:t xml:space="preserve"> El corcho recuperó un tono natural con el grano visible, la navegación y los selectores pasaron a tinta oscura y el texto se apoya siempre sobre papel o vidrio, nunca directo sobre el corcho.</w:t>
       </w:r>
     </w:p>
     <w:p>
@@ -9831,7 +10438,7 @@
         <w:pStyle w:val="Ttulo1"/>
         <w:pageBreakBefore/>
       </w:pPr>
-      <w:bookmarkStart w:id="26" w:name="_Toc241862927"/>
+      <w:bookmarkStart w:id="26" w:name="_Toc242394666"/>
       <w:r>
         <w:t>5. Avance de desarrollo</w:t>
       </w:r>
@@ -9841,7 +10448,7 @@
       <w:pPr>
         <w:pStyle w:val="Ttulo2"/>
       </w:pPr>
-      <w:bookmarkStart w:id="27" w:name="_Toc241862928"/>
+      <w:bookmarkStart w:id="27" w:name="_Toc242394667"/>
       <w:r>
         <w:t>5.1 Estado general</w:t>
       </w:r>
@@ -9862,7 +10469,7 @@
           <w:left w:w="10" w:type="dxa"/>
           <w:right w:w="10" w:type="dxa"/>
         </w:tblCellMar>
-        <w:tblLook w:val="04A0" w:firstRow="1" w:lastRow="0" w:firstColumn="1" w:lastColumn="0" w:noHBand="0" w:noVBand="1"/>
+        <w:tblLook w:val="0000" w:firstRow="0" w:lastRow="0" w:firstColumn="0" w:lastColumn="0" w:noHBand="0" w:noVBand="0"/>
       </w:tblPr>
       <w:tblGrid>
         <w:gridCol w:w="4680"/>
@@ -9898,6 +10505,7 @@
           </w:tcPr>
           <w:p>
             <w:pPr>
+              <w:keepNext/>
               <w:spacing w:after="0" w:line="240" w:lineRule="auto"/>
             </w:pPr>
             <w:r>
@@ -9930,6 +10538,7 @@
           </w:tcPr>
           <w:p>
             <w:pPr>
+              <w:keepNext/>
               <w:spacing w:after="0" w:line="240" w:lineRule="auto"/>
             </w:pPr>
             <w:r>
@@ -9972,14 +10581,15 @@
           </w:tcPr>
           <w:p>
             <w:pPr>
-              <w:spacing w:after="0" w:line="240" w:lineRule="auto"/>
-            </w:pPr>
-            <w:r>
-              <w:rPr>
-                <w:sz w:val="20"/>
-                <w:szCs w:val="20"/>
-              </w:rPr>
-              <w:t>Aplicación: pantallas y diseño</w:t>
+              <w:keepNext/>
+              <w:spacing w:after="0" w:line="240" w:lineRule="auto"/>
+            </w:pPr>
+            <w:r>
+              <w:rPr>
+                <w:sz w:val="20"/>
+                <w:szCs w:val="20"/>
+              </w:rPr>
+              <w:t>Aplicación móvil: pantallas y diseño</w:t>
             </w:r>
           </w:p>
         </w:tc>
@@ -10001,14 +10611,15 @@
           </w:tcPr>
           <w:p>
             <w:pPr>
-              <w:spacing w:after="0" w:line="240" w:lineRule="auto"/>
-            </w:pPr>
-            <w:r>
-              <w:rPr>
-                <w:sz w:val="20"/>
-                <w:szCs w:val="20"/>
-              </w:rPr>
-              <w:t>Avanzado, con datos de ejemplo</w:t>
+              <w:keepNext/>
+              <w:spacing w:after="0" w:line="240" w:lineRule="auto"/>
+            </w:pPr>
+            <w:r>
+              <w:rPr>
+                <w:sz w:val="20"/>
+                <w:szCs w:val="20"/>
+              </w:rPr>
+              <w:t>Avanzado: el flujo completo de un encargo se puede recorrer con datos de ejemplo</w:t>
             </w:r>
           </w:p>
         </w:tc>
@@ -10041,14 +10652,15 @@
           </w:tcPr>
           <w:p>
             <w:pPr>
-              <w:spacing w:after="0" w:line="240" w:lineRule="auto"/>
-            </w:pPr>
-            <w:r>
-              <w:rPr>
-                <w:sz w:val="20"/>
-                <w:szCs w:val="20"/>
-              </w:rPr>
-              <w:t>Backend: base ejecutable e integración continua</w:t>
+              <w:keepNext/>
+              <w:spacing w:after="0" w:line="240" w:lineRule="auto"/>
+            </w:pPr>
+            <w:r>
+              <w:rPr>
+                <w:sz w:val="20"/>
+                <w:szCs w:val="20"/>
+              </w:rPr>
+              <w:t>Backend: base, datos e integración continua</w:t>
             </w:r>
           </w:p>
         </w:tc>
@@ -10070,14 +10682,15 @@
           </w:tcPr>
           <w:p>
             <w:pPr>
-              <w:spacing w:after="0" w:line="240" w:lineRule="auto"/>
-            </w:pPr>
-            <w:r>
-              <w:rPr>
-                <w:sz w:val="20"/>
-                <w:szCs w:val="20"/>
-              </w:rPr>
-              <w:t>Completo</w:t>
+              <w:keepNext/>
+              <w:spacing w:after="0" w:line="240" w:lineRule="auto"/>
+            </w:pPr>
+            <w:r>
+              <w:rPr>
+                <w:sz w:val="20"/>
+                <w:szCs w:val="20"/>
+              </w:rPr>
+              <w:t>Completo: proyecto ejecutable, esquema de datos del MVP y validación automática de cada cambio</w:t>
             </w:r>
           </w:p>
         </w:tc>
@@ -10110,14 +10723,15 @@
           </w:tcPr>
           <w:p>
             <w:pPr>
-              <w:spacing w:after="0" w:line="240" w:lineRule="auto"/>
-            </w:pPr>
-            <w:r>
-              <w:rPr>
-                <w:sz w:val="20"/>
-                <w:szCs w:val="20"/>
-              </w:rPr>
-              <w:t>Backend: esquema de base de datos</w:t>
+              <w:keepNext/>
+              <w:spacing w:after="0" w:line="240" w:lineRule="auto"/>
+            </w:pPr>
+            <w:r>
+              <w:rPr>
+                <w:sz w:val="20"/>
+                <w:szCs w:val="20"/>
+              </w:rPr>
+              <w:t>Backend: parte social</w:t>
             </w:r>
           </w:p>
         </w:tc>
@@ -10139,14 +10753,15 @@
           </w:tcPr>
           <w:p>
             <w:pPr>
-              <w:spacing w:after="0" w:line="240" w:lineRule="auto"/>
-            </w:pPr>
-            <w:r>
-              <w:rPr>
-                <w:sz w:val="20"/>
-                <w:szCs w:val="20"/>
-              </w:rPr>
-              <w:t>Completo para el MVP</w:t>
+              <w:keepNext/>
+              <w:spacing w:after="0" w:line="240" w:lineRule="auto"/>
+            </w:pPr>
+            <w:r>
+              <w:rPr>
+                <w:sz w:val="20"/>
+                <w:szCs w:val="20"/>
+              </w:rPr>
+              <w:t>Completa: perfiles y planes, imágenes, obras y servicios, publicaciones, feed, seguidores, me gusta, comentarios y búsqueda</w:t>
             </w:r>
           </w:p>
         </w:tc>
@@ -10179,14 +10794,15 @@
           </w:tcPr>
           <w:p>
             <w:pPr>
-              <w:spacing w:after="0" w:line="240" w:lineRule="auto"/>
-            </w:pPr>
-            <w:r>
-              <w:rPr>
-                <w:sz w:val="20"/>
-                <w:szCs w:val="20"/>
-              </w:rPr>
-              <w:t>Backend: reglas de pedidos y cobros</w:t>
+              <w:keepNext/>
+              <w:spacing w:after="0" w:line="240" w:lineRule="auto"/>
+            </w:pPr>
+            <w:r>
+              <w:rPr>
+                <w:sz w:val="20"/>
+                <w:szCs w:val="20"/>
+              </w:rPr>
+              <w:t>Backend: contratación y pagos</w:t>
             </w:r>
           </w:p>
         </w:tc>
@@ -10208,14 +10824,15 @@
           </w:tcPr>
           <w:p>
             <w:pPr>
-              <w:spacing w:after="0" w:line="240" w:lineRule="auto"/>
-            </w:pPr>
-            <w:r>
-              <w:rPr>
-                <w:sz w:val="20"/>
-                <w:szCs w:val="20"/>
-              </w:rPr>
-              <w:t>Completo y probado</w:t>
+              <w:keepNext/>
+              <w:spacing w:after="0" w:line="240" w:lineRule="auto"/>
+            </w:pPr>
+            <w:r>
+              <w:rPr>
+                <w:sz w:val="20"/>
+                <w:szCs w:val="20"/>
+              </w:rPr>
+              <w:t>Completa: consultas y chat, los tres tipos de pedido, cobros con verificación 3D Secure, archivo final privado y disputas resueltas por moderación</w:t>
             </w:r>
           </w:p>
         </w:tc>
@@ -10248,14 +10865,15 @@
           </w:tcPr>
           <w:p>
             <w:pPr>
-              <w:spacing w:after="0" w:line="240" w:lineRule="auto"/>
-            </w:pPr>
-            <w:r>
-              <w:rPr>
-                <w:sz w:val="20"/>
-                <w:szCs w:val="20"/>
-              </w:rPr>
-              <w:t>Backend: capa de pagos</w:t>
+              <w:keepNext/>
+              <w:spacing w:after="0" w:line="240" w:lineRule="auto"/>
+            </w:pPr>
+            <w:r>
+              <w:rPr>
+                <w:sz w:val="20"/>
+                <w:szCs w:val="20"/>
+              </w:rPr>
+              <w:t>Backend: avisos de pago y vencimientos</w:t>
             </w:r>
           </w:p>
         </w:tc>
@@ -10277,14 +10895,15 @@
           </w:tcPr>
           <w:p>
             <w:pPr>
-              <w:spacing w:after="0" w:line="240" w:lineRule="auto"/>
-            </w:pPr>
-            <w:r>
-              <w:rPr>
-                <w:sz w:val="20"/>
-                <w:szCs w:val="20"/>
-              </w:rPr>
-              <w:t>Completa, con pasarela simulada y adaptador de ONVO</w:t>
+              <w:keepNext/>
+              <w:spacing w:after="0" w:line="240" w:lineRule="auto"/>
+            </w:pPr>
+            <w:r>
+              <w:rPr>
+                <w:sz w:val="20"/>
+                <w:szCs w:val="20"/>
+              </w:rPr>
+              <w:t>Pendiente</w:t>
             </w:r>
           </w:p>
         </w:tc>
@@ -10317,14 +10936,15 @@
           </w:tcPr>
           <w:p>
             <w:pPr>
-              <w:spacing w:after="0" w:line="240" w:lineRule="auto"/>
-            </w:pPr>
-            <w:r>
-              <w:rPr>
-                <w:sz w:val="20"/>
-                <w:szCs w:val="20"/>
-              </w:rPr>
-              <w:t>Backend: identidad, roles y planes</w:t>
+              <w:keepNext/>
+              <w:spacing w:after="0" w:line="240" w:lineRule="auto"/>
+            </w:pPr>
+            <w:r>
+              <w:rPr>
+                <w:sz w:val="20"/>
+                <w:szCs w:val="20"/>
+              </w:rPr>
+              <w:t>Backend: métricas, moderación de contenido y trabajos con IA</w:t>
             </w:r>
           </w:p>
         </w:tc>
@@ -10346,14 +10966,15 @@
           </w:tcPr>
           <w:p>
             <w:pPr>
-              <w:spacing w:after="0" w:line="240" w:lineRule="auto"/>
-            </w:pPr>
-            <w:r>
-              <w:rPr>
-                <w:sz w:val="20"/>
-                <w:szCs w:val="20"/>
-              </w:rPr>
-              <w:t>En desarrollo</w:t>
+              <w:keepNext/>
+              <w:spacing w:after="0" w:line="240" w:lineRule="auto"/>
+            </w:pPr>
+            <w:r>
+              <w:rPr>
+                <w:sz w:val="20"/>
+                <w:szCs w:val="20"/>
+              </w:rPr>
+              <w:t>Pendiente</w:t>
             </w:r>
           </w:p>
         </w:tc>
@@ -10393,7 +11014,7 @@
                 <w:sz w:val="20"/>
                 <w:szCs w:val="20"/>
               </w:rPr>
-              <w:t>Endpoints de negocio e integración con la aplicación</w:t>
+              <w:t>Integración de la aplicación con la API</w:t>
             </w:r>
           </w:p>
         </w:tc>
@@ -10422,7 +11043,7 @@
                 <w:sz w:val="20"/>
                 <w:szCs w:val="20"/>
               </w:rPr>
-              <w:t>Pendiente</w:t>
+              <w:t>Pendiente: la aplicación todavía usa datos de ejemplo</w:t>
             </w:r>
           </w:p>
         </w:tc>
@@ -10437,7 +11058,7 @@
       <w:pPr>
         <w:pStyle w:val="Ttulo2"/>
       </w:pPr>
-      <w:bookmarkStart w:id="28" w:name="_Toc241862929"/>
+      <w:bookmarkStart w:id="28" w:name="_Toc242394668"/>
       <w:r>
         <w:t>5.2 Backend</w:t>
       </w:r>
@@ -10458,11 +11079,11 @@
           <w:left w:w="10" w:type="dxa"/>
           <w:right w:w="10" w:type="dxa"/>
         </w:tblCellMar>
-        <w:tblLook w:val="04A0" w:firstRow="1" w:lastRow="0" w:firstColumn="1" w:lastColumn="0" w:noHBand="0" w:noVBand="1"/>
+        <w:tblLook w:val="0000" w:firstRow="0" w:lastRow="0" w:firstColumn="0" w:lastColumn="0" w:noHBand="0" w:noVBand="0"/>
       </w:tblPr>
       <w:tblGrid>
-        <w:gridCol w:w="2374"/>
-        <w:gridCol w:w="6986"/>
+        <w:gridCol w:w="3120"/>
+        <w:gridCol w:w="6240"/>
       </w:tblGrid>
       <w:tr>
         <w:tblPrEx>
@@ -10477,7 +11098,7 @@
         </w:trPr>
         <w:tc>
           <w:tcPr>
-            <w:tcW w:w="2374" w:type="dxa"/>
+            <w:tcW w:w="3120" w:type="dxa"/>
             <w:tcBorders>
               <w:top w:val="single" w:sz="4" w:space="0" w:color="D9CDBA"/>
               <w:left w:val="single" w:sz="4" w:space="0" w:color="D9CDBA"/>
@@ -10509,7 +11130,7 @@
         </w:tc>
         <w:tc>
           <w:tcPr>
-            <w:tcW w:w="6986" w:type="dxa"/>
+            <w:tcW w:w="6240" w:type="dxa"/>
             <w:tcBorders>
               <w:top w:val="single" w:sz="4" w:space="0" w:color="D9CDBA"/>
               <w:left w:val="single" w:sz="4" w:space="0" w:color="D9CDBA"/>
@@ -10552,7 +11173,7 @@
         </w:trPr>
         <w:tc>
           <w:tcPr>
-            <w:tcW w:w="2374" w:type="dxa"/>
+            <w:tcW w:w="3120" w:type="dxa"/>
             <w:tcBorders>
               <w:top w:val="single" w:sz="4" w:space="0" w:color="D9CDBA"/>
               <w:left w:val="single" w:sz="4" w:space="0" w:color="D9CDBA"/>
@@ -10581,7 +11202,7 @@
         </w:tc>
         <w:tc>
           <w:tcPr>
-            <w:tcW w:w="6986" w:type="dxa"/>
+            <w:tcW w:w="6240" w:type="dxa"/>
             <w:tcBorders>
               <w:top w:val="single" w:sz="4" w:space="0" w:color="D9CDBA"/>
               <w:left w:val="single" w:sz="4" w:space="0" w:color="D9CDBA"/>
@@ -10621,7 +11242,7 @@
         </w:trPr>
         <w:tc>
           <w:tcPr>
-            <w:tcW w:w="2374" w:type="dxa"/>
+            <w:tcW w:w="3120" w:type="dxa"/>
             <w:tcBorders>
               <w:top w:val="single" w:sz="4" w:space="0" w:color="D9CDBA"/>
               <w:left w:val="single" w:sz="4" w:space="0" w:color="D9CDBA"/>
@@ -10650,7 +11271,7 @@
         </w:tc>
         <w:tc>
           <w:tcPr>
-            <w:tcW w:w="6986" w:type="dxa"/>
+            <w:tcW w:w="6240" w:type="dxa"/>
             <w:tcBorders>
               <w:top w:val="single" w:sz="4" w:space="0" w:color="D9CDBA"/>
               <w:left w:val="single" w:sz="4" w:space="0" w:color="D9CDBA"/>
@@ -10690,7 +11311,7 @@
         </w:trPr>
         <w:tc>
           <w:tcPr>
-            <w:tcW w:w="2374" w:type="dxa"/>
+            <w:tcW w:w="3120" w:type="dxa"/>
             <w:tcBorders>
               <w:top w:val="single" w:sz="4" w:space="0" w:color="D9CDBA"/>
               <w:left w:val="single" w:sz="4" w:space="0" w:color="D9CDBA"/>
@@ -10719,7 +11340,7 @@
         </w:tc>
         <w:tc>
           <w:tcPr>
-            <w:tcW w:w="6986" w:type="dxa"/>
+            <w:tcW w:w="6240" w:type="dxa"/>
             <w:tcBorders>
               <w:top w:val="single" w:sz="4" w:space="0" w:color="D9CDBA"/>
               <w:left w:val="single" w:sz="4" w:space="0" w:color="D9CDBA"/>
@@ -10759,7 +11380,7 @@
         </w:trPr>
         <w:tc>
           <w:tcPr>
-            <w:tcW w:w="2374" w:type="dxa"/>
+            <w:tcW w:w="3120" w:type="dxa"/>
             <w:tcBorders>
               <w:top w:val="single" w:sz="4" w:space="0" w:color="D9CDBA"/>
               <w:left w:val="single" w:sz="4" w:space="0" w:color="D9CDBA"/>
@@ -10788,30 +11409,658 @@
         </w:tc>
         <w:tc>
           <w:tcPr>
-            <w:tcW w:w="6986" w:type="dxa"/>
-            <w:tcBorders>
-              <w:top w:val="single" w:sz="4" w:space="0" w:color="D9CDBA"/>
-              <w:left w:val="single" w:sz="4" w:space="0" w:color="D9CDBA"/>
-              <w:bottom w:val="single" w:sz="4" w:space="0" w:color="D9CDBA"/>
-              <w:right w:val="single" w:sz="4" w:space="0" w:color="D9CDBA"/>
-            </w:tcBorders>
-            <w:tcMar>
-              <w:top w:w="60" w:type="dxa"/>
-              <w:left w:w="100" w:type="dxa"/>
-              <w:bottom w:w="60" w:type="dxa"/>
-              <w:right w:w="100" w:type="dxa"/>
-            </w:tcMar>
-          </w:tcPr>
-          <w:p>
-            <w:pPr>
-              <w:spacing w:after="0" w:line="240" w:lineRule="auto"/>
-            </w:pPr>
-            <w:r>
-              <w:rPr>
-                <w:sz w:val="20"/>
-                <w:szCs w:val="20"/>
-              </w:rPr>
-              <w:t>Contrato de pasarela, pasarela simulada completa y adaptador de ONVO</w:t>
+            <w:tcW w:w="6240" w:type="dxa"/>
+            <w:tcBorders>
+              <w:top w:val="single" w:sz="4" w:space="0" w:color="D9CDBA"/>
+              <w:left w:val="single" w:sz="4" w:space="0" w:color="D9CDBA"/>
+              <w:bottom w:val="single" w:sz="4" w:space="0" w:color="D9CDBA"/>
+              <w:right w:val="single" w:sz="4" w:space="0" w:color="D9CDBA"/>
+            </w:tcBorders>
+            <w:tcMar>
+              <w:top w:w="60" w:type="dxa"/>
+              <w:left w:w="100" w:type="dxa"/>
+              <w:bottom w:w="60" w:type="dxa"/>
+              <w:right w:w="100" w:type="dxa"/>
+            </w:tcMar>
+          </w:tcPr>
+          <w:p>
+            <w:pPr>
+              <w:spacing w:after="0" w:line="240" w:lineRule="auto"/>
+            </w:pPr>
+            <w:r>
+              <w:rPr>
+                <w:sz w:val="20"/>
+                <w:szCs w:val="20"/>
+              </w:rPr>
+              <w:t>Contrato de pasarela, pasarela simulada completa y adaptador de ONVO, con la verificación 3D Secure que puede pedir el banco del cliente</w:t>
+            </w:r>
+          </w:p>
+        </w:tc>
+      </w:tr>
+      <w:tr>
+        <w:tblPrEx>
+          <w:tblCellMar>
+            <w:top w:w="0" w:type="dxa"/>
+            <w:bottom w:w="0" w:type="dxa"/>
+          </w:tblCellMar>
+        </w:tblPrEx>
+        <w:trPr>
+          <w:cantSplit/>
+        </w:trPr>
+        <w:tc>
+          <w:tcPr>
+            <w:tcW w:w="3120" w:type="dxa"/>
+            <w:tcBorders>
+              <w:top w:val="single" w:sz="4" w:space="0" w:color="D9CDBA"/>
+              <w:left w:val="single" w:sz="4" w:space="0" w:color="D9CDBA"/>
+              <w:bottom w:val="single" w:sz="4" w:space="0" w:color="D9CDBA"/>
+              <w:right w:val="single" w:sz="4" w:space="0" w:color="D9CDBA"/>
+            </w:tcBorders>
+            <w:tcMar>
+              <w:top w:w="60" w:type="dxa"/>
+              <w:left w:w="100" w:type="dxa"/>
+              <w:bottom w:w="60" w:type="dxa"/>
+              <w:right w:w="100" w:type="dxa"/>
+            </w:tcMar>
+          </w:tcPr>
+          <w:p>
+            <w:pPr>
+              <w:spacing w:after="0" w:line="240" w:lineRule="auto"/>
+            </w:pPr>
+            <w:r>
+              <w:rPr>
+                <w:sz w:val="20"/>
+                <w:szCs w:val="20"/>
+              </w:rPr>
+              <w:t>Identidad y planes</w:t>
+            </w:r>
+          </w:p>
+        </w:tc>
+        <w:tc>
+          <w:tcPr>
+            <w:tcW w:w="6240" w:type="dxa"/>
+            <w:tcBorders>
+              <w:top w:val="single" w:sz="4" w:space="0" w:color="D9CDBA"/>
+              <w:left w:val="single" w:sz="4" w:space="0" w:color="D9CDBA"/>
+              <w:bottom w:val="single" w:sz="4" w:space="0" w:color="D9CDBA"/>
+              <w:right w:val="single" w:sz="4" w:space="0" w:color="D9CDBA"/>
+            </w:tcBorders>
+            <w:tcMar>
+              <w:top w:w="60" w:type="dxa"/>
+              <w:left w:w="100" w:type="dxa"/>
+              <w:bottom w:w="60" w:type="dxa"/>
+              <w:right w:w="100" w:type="dxa"/>
+            </w:tcMar>
+          </w:tcPr>
+          <w:p>
+            <w:pPr>
+              <w:spacing w:after="0" w:line="240" w:lineRule="auto"/>
+            </w:pPr>
+            <w:r>
+              <w:rPr>
+                <w:sz w:val="20"/>
+                <w:szCs w:val="20"/>
+              </w:rPr>
+              <w:t>Registro y edición de perfiles, roles, cambio de plan que respeta la tarifa de cada pedido y registro del artista en la pasarela</w:t>
+            </w:r>
+          </w:p>
+        </w:tc>
+      </w:tr>
+      <w:tr>
+        <w:tblPrEx>
+          <w:tblCellMar>
+            <w:top w:w="0" w:type="dxa"/>
+            <w:bottom w:w="0" w:type="dxa"/>
+          </w:tblCellMar>
+        </w:tblPrEx>
+        <w:trPr>
+          <w:cantSplit/>
+        </w:trPr>
+        <w:tc>
+          <w:tcPr>
+            <w:tcW w:w="3120" w:type="dxa"/>
+            <w:tcBorders>
+              <w:top w:val="single" w:sz="4" w:space="0" w:color="D9CDBA"/>
+              <w:left w:val="single" w:sz="4" w:space="0" w:color="D9CDBA"/>
+              <w:bottom w:val="single" w:sz="4" w:space="0" w:color="D9CDBA"/>
+              <w:right w:val="single" w:sz="4" w:space="0" w:color="D9CDBA"/>
+            </w:tcBorders>
+            <w:tcMar>
+              <w:top w:w="60" w:type="dxa"/>
+              <w:left w:w="100" w:type="dxa"/>
+              <w:bottom w:w="60" w:type="dxa"/>
+              <w:right w:w="100" w:type="dxa"/>
+            </w:tcMar>
+          </w:tcPr>
+          <w:p>
+            <w:pPr>
+              <w:spacing w:after="0" w:line="240" w:lineRule="auto"/>
+            </w:pPr>
+            <w:r>
+              <w:rPr>
+                <w:sz w:val="20"/>
+                <w:szCs w:val="20"/>
+              </w:rPr>
+              <w:t>Almacenamiento e imágenes</w:t>
+            </w:r>
+          </w:p>
+        </w:tc>
+        <w:tc>
+          <w:tcPr>
+            <w:tcW w:w="6240" w:type="dxa"/>
+            <w:tcBorders>
+              <w:top w:val="single" w:sz="4" w:space="0" w:color="D9CDBA"/>
+              <w:left w:val="single" w:sz="4" w:space="0" w:color="D9CDBA"/>
+              <w:bottom w:val="single" w:sz="4" w:space="0" w:color="D9CDBA"/>
+              <w:right w:val="single" w:sz="4" w:space="0" w:color="D9CDBA"/>
+            </w:tcBorders>
+            <w:tcMar>
+              <w:top w:w="60" w:type="dxa"/>
+              <w:left w:w="100" w:type="dxa"/>
+              <w:bottom w:w="60" w:type="dxa"/>
+              <w:right w:w="100" w:type="dxa"/>
+            </w:tcMar>
+          </w:tcPr>
+          <w:p>
+            <w:pPr>
+              <w:spacing w:after="0" w:line="240" w:lineRule="auto"/>
+            </w:pPr>
+            <w:r>
+              <w:rPr>
+                <w:sz w:val="20"/>
+                <w:szCs w:val="20"/>
+              </w:rPr>
+              <w:t>Subida directa desde el teléfono con un permiso firmado, verificación de tamaño y tipo antes de aceptar la imagen, y borrado</w:t>
+            </w:r>
+          </w:p>
+        </w:tc>
+      </w:tr>
+      <w:tr>
+        <w:tblPrEx>
+          <w:tblCellMar>
+            <w:top w:w="0" w:type="dxa"/>
+            <w:bottom w:w="0" w:type="dxa"/>
+          </w:tblCellMar>
+        </w:tblPrEx>
+        <w:trPr>
+          <w:cantSplit/>
+        </w:trPr>
+        <w:tc>
+          <w:tcPr>
+            <w:tcW w:w="3120" w:type="dxa"/>
+            <w:tcBorders>
+              <w:top w:val="single" w:sz="4" w:space="0" w:color="D9CDBA"/>
+              <w:left w:val="single" w:sz="4" w:space="0" w:color="D9CDBA"/>
+              <w:bottom w:val="single" w:sz="4" w:space="0" w:color="D9CDBA"/>
+              <w:right w:val="single" w:sz="4" w:space="0" w:color="D9CDBA"/>
+            </w:tcBorders>
+            <w:tcMar>
+              <w:top w:w="60" w:type="dxa"/>
+              <w:left w:w="100" w:type="dxa"/>
+              <w:bottom w:w="60" w:type="dxa"/>
+              <w:right w:w="100" w:type="dxa"/>
+            </w:tcMar>
+          </w:tcPr>
+          <w:p>
+            <w:pPr>
+              <w:spacing w:after="0" w:line="240" w:lineRule="auto"/>
+            </w:pPr>
+            <w:r>
+              <w:rPr>
+                <w:sz w:val="20"/>
+                <w:szCs w:val="20"/>
+              </w:rPr>
+              <w:t>Obras y servicios</w:t>
+            </w:r>
+          </w:p>
+        </w:tc>
+        <w:tc>
+          <w:tcPr>
+            <w:tcW w:w="6240" w:type="dxa"/>
+            <w:tcBorders>
+              <w:top w:val="single" w:sz="4" w:space="0" w:color="D9CDBA"/>
+              <w:left w:val="single" w:sz="4" w:space="0" w:color="D9CDBA"/>
+              <w:bottom w:val="single" w:sz="4" w:space="0" w:color="D9CDBA"/>
+              <w:right w:val="single" w:sz="4" w:space="0" w:color="D9CDBA"/>
+            </w:tcBorders>
+            <w:tcMar>
+              <w:top w:w="60" w:type="dxa"/>
+              <w:left w:w="100" w:type="dxa"/>
+              <w:bottom w:w="60" w:type="dxa"/>
+              <w:right w:w="100" w:type="dxa"/>
+            </w:tcMar>
+          </w:tcPr>
+          <w:p>
+            <w:pPr>
+              <w:spacing w:after="0" w:line="240" w:lineRule="auto"/>
+            </w:pPr>
+            <w:r>
+              <w:rPr>
+                <w:sz w:val="20"/>
+                <w:szCs w:val="20"/>
+              </w:rPr>
+              <w:t>Galería del artista con obras en exhibición o disponibles, servicios de encargo y de evento, límites del plan Taller que nunca ocultan contenido al bajar de plan, y catálogo público paginado</w:t>
+            </w:r>
+          </w:p>
+        </w:tc>
+      </w:tr>
+      <w:tr>
+        <w:tblPrEx>
+          <w:tblCellMar>
+            <w:top w:w="0" w:type="dxa"/>
+            <w:bottom w:w="0" w:type="dxa"/>
+          </w:tblCellMar>
+        </w:tblPrEx>
+        <w:trPr>
+          <w:cantSplit/>
+        </w:trPr>
+        <w:tc>
+          <w:tcPr>
+            <w:tcW w:w="3120" w:type="dxa"/>
+            <w:tcBorders>
+              <w:top w:val="single" w:sz="4" w:space="0" w:color="D9CDBA"/>
+              <w:left w:val="single" w:sz="4" w:space="0" w:color="D9CDBA"/>
+              <w:bottom w:val="single" w:sz="4" w:space="0" w:color="D9CDBA"/>
+              <w:right w:val="single" w:sz="4" w:space="0" w:color="D9CDBA"/>
+            </w:tcBorders>
+            <w:tcMar>
+              <w:top w:w="60" w:type="dxa"/>
+              <w:left w:w="100" w:type="dxa"/>
+              <w:bottom w:w="60" w:type="dxa"/>
+              <w:right w:w="100" w:type="dxa"/>
+            </w:tcMar>
+          </w:tcPr>
+          <w:p>
+            <w:pPr>
+              <w:spacing w:after="0" w:line="240" w:lineRule="auto"/>
+            </w:pPr>
+            <w:r>
+              <w:rPr>
+                <w:sz w:val="20"/>
+                <w:szCs w:val="20"/>
+              </w:rPr>
+              <w:t>Publicaciones y feed</w:t>
+            </w:r>
+          </w:p>
+        </w:tc>
+        <w:tc>
+          <w:tcPr>
+            <w:tcW w:w="6240" w:type="dxa"/>
+            <w:tcBorders>
+              <w:top w:val="single" w:sz="4" w:space="0" w:color="D9CDBA"/>
+              <w:left w:val="single" w:sz="4" w:space="0" w:color="D9CDBA"/>
+              <w:bottom w:val="single" w:sz="4" w:space="0" w:color="D9CDBA"/>
+              <w:right w:val="single" w:sz="4" w:space="0" w:color="D9CDBA"/>
+            </w:tcBorders>
+            <w:tcMar>
+              <w:top w:w="60" w:type="dxa"/>
+              <w:left w:w="100" w:type="dxa"/>
+              <w:bottom w:w="60" w:type="dxa"/>
+              <w:right w:w="100" w:type="dxa"/>
+            </w:tcMar>
+          </w:tcPr>
+          <w:p>
+            <w:pPr>
+              <w:spacing w:after="0" w:line="240" w:lineRule="auto"/>
+            </w:pPr>
+            <w:r>
+              <w:rPr>
+                <w:sz w:val="20"/>
+                <w:szCs w:val="20"/>
+              </w:rPr>
+              <w:t>Publicaciones con texto, imágenes y una obra opcional, nunca con precio; feed Seguidos en orden cronológico y Explorar filtrado por categorías con cuota de nuevos talentos</w:t>
+            </w:r>
+          </w:p>
+        </w:tc>
+      </w:tr>
+      <w:tr>
+        <w:tblPrEx>
+          <w:tblCellMar>
+            <w:top w:w="0" w:type="dxa"/>
+            <w:bottom w:w="0" w:type="dxa"/>
+          </w:tblCellMar>
+        </w:tblPrEx>
+        <w:trPr>
+          <w:cantSplit/>
+        </w:trPr>
+        <w:tc>
+          <w:tcPr>
+            <w:tcW w:w="3120" w:type="dxa"/>
+            <w:tcBorders>
+              <w:top w:val="single" w:sz="4" w:space="0" w:color="D9CDBA"/>
+              <w:left w:val="single" w:sz="4" w:space="0" w:color="D9CDBA"/>
+              <w:bottom w:val="single" w:sz="4" w:space="0" w:color="D9CDBA"/>
+              <w:right w:val="single" w:sz="4" w:space="0" w:color="D9CDBA"/>
+            </w:tcBorders>
+            <w:tcMar>
+              <w:top w:w="60" w:type="dxa"/>
+              <w:left w:w="100" w:type="dxa"/>
+              <w:bottom w:w="60" w:type="dxa"/>
+              <w:right w:w="100" w:type="dxa"/>
+            </w:tcMar>
+          </w:tcPr>
+          <w:p>
+            <w:pPr>
+              <w:spacing w:after="0" w:line="240" w:lineRule="auto"/>
+            </w:pPr>
+            <w:r>
+              <w:rPr>
+                <w:sz w:val="20"/>
+                <w:szCs w:val="20"/>
+              </w:rPr>
+              <w:t>Seguidores y me gusta</w:t>
+            </w:r>
+          </w:p>
+        </w:tc>
+        <w:tc>
+          <w:tcPr>
+            <w:tcW w:w="6240" w:type="dxa"/>
+            <w:tcBorders>
+              <w:top w:val="single" w:sz="4" w:space="0" w:color="D9CDBA"/>
+              <w:left w:val="single" w:sz="4" w:space="0" w:color="D9CDBA"/>
+              <w:bottom w:val="single" w:sz="4" w:space="0" w:color="D9CDBA"/>
+              <w:right w:val="single" w:sz="4" w:space="0" w:color="D9CDBA"/>
+            </w:tcBorders>
+            <w:tcMar>
+              <w:top w:w="60" w:type="dxa"/>
+              <w:left w:w="100" w:type="dxa"/>
+              <w:bottom w:w="60" w:type="dxa"/>
+              <w:right w:w="100" w:type="dxa"/>
+            </w:tcMar>
+          </w:tcPr>
+          <w:p>
+            <w:pPr>
+              <w:spacing w:after="0" w:line="240" w:lineRule="auto"/>
+            </w:pPr>
+            <w:r>
+              <w:rPr>
+                <w:sz w:val="20"/>
+                <w:szCs w:val="20"/>
+              </w:rPr>
+              <w:t>Seguir artistas, contadores y listas de seguidores, y me gusta en publicaciones. Los contadores se muestran pero no ordenan ningún feed</w:t>
+            </w:r>
+          </w:p>
+        </w:tc>
+      </w:tr>
+      <w:tr>
+        <w:tblPrEx>
+          <w:tblCellMar>
+            <w:top w:w="0" w:type="dxa"/>
+            <w:bottom w:w="0" w:type="dxa"/>
+          </w:tblCellMar>
+        </w:tblPrEx>
+        <w:trPr>
+          <w:cantSplit/>
+        </w:trPr>
+        <w:tc>
+          <w:tcPr>
+            <w:tcW w:w="3120" w:type="dxa"/>
+            <w:tcBorders>
+              <w:top w:val="single" w:sz="4" w:space="0" w:color="D9CDBA"/>
+              <w:left w:val="single" w:sz="4" w:space="0" w:color="D9CDBA"/>
+              <w:bottom w:val="single" w:sz="4" w:space="0" w:color="D9CDBA"/>
+              <w:right w:val="single" w:sz="4" w:space="0" w:color="D9CDBA"/>
+            </w:tcBorders>
+            <w:tcMar>
+              <w:top w:w="60" w:type="dxa"/>
+              <w:left w:w="100" w:type="dxa"/>
+              <w:bottom w:w="60" w:type="dxa"/>
+              <w:right w:w="100" w:type="dxa"/>
+            </w:tcMar>
+          </w:tcPr>
+          <w:p>
+            <w:pPr>
+              <w:spacing w:after="0" w:line="240" w:lineRule="auto"/>
+            </w:pPr>
+            <w:r>
+              <w:rPr>
+                <w:sz w:val="20"/>
+                <w:szCs w:val="20"/>
+              </w:rPr>
+              <w:t>Comentarios y búsqueda</w:t>
+            </w:r>
+          </w:p>
+        </w:tc>
+        <w:tc>
+          <w:tcPr>
+            <w:tcW w:w="6240" w:type="dxa"/>
+            <w:tcBorders>
+              <w:top w:val="single" w:sz="4" w:space="0" w:color="D9CDBA"/>
+              <w:left w:val="single" w:sz="4" w:space="0" w:color="D9CDBA"/>
+              <w:bottom w:val="single" w:sz="4" w:space="0" w:color="D9CDBA"/>
+              <w:right w:val="single" w:sz="4" w:space="0" w:color="D9CDBA"/>
+            </w:tcBorders>
+            <w:tcMar>
+              <w:top w:w="60" w:type="dxa"/>
+              <w:left w:w="100" w:type="dxa"/>
+              <w:bottom w:w="60" w:type="dxa"/>
+              <w:right w:w="100" w:type="dxa"/>
+            </w:tcMar>
+          </w:tcPr>
+          <w:p>
+            <w:pPr>
+              <w:spacing w:after="0" w:line="240" w:lineRule="auto"/>
+            </w:pPr>
+            <w:r>
+              <w:rPr>
+                <w:sz w:val="20"/>
+                <w:szCs w:val="20"/>
+              </w:rPr>
+              <w:t>Comentarios con un nivel de respuestas y me gusta, que no admiten teléfonos ni WhatsApp; búsqueda de publicaciones en español y de artistas por nombre, siempre por recencia</w:t>
+            </w:r>
+          </w:p>
+        </w:tc>
+      </w:tr>
+      <w:tr>
+        <w:tblPrEx>
+          <w:tblCellMar>
+            <w:top w:w="0" w:type="dxa"/>
+            <w:bottom w:w="0" w:type="dxa"/>
+          </w:tblCellMar>
+        </w:tblPrEx>
+        <w:trPr>
+          <w:cantSplit/>
+        </w:trPr>
+        <w:tc>
+          <w:tcPr>
+            <w:tcW w:w="3120" w:type="dxa"/>
+            <w:tcBorders>
+              <w:top w:val="single" w:sz="4" w:space="0" w:color="D9CDBA"/>
+              <w:left w:val="single" w:sz="4" w:space="0" w:color="D9CDBA"/>
+              <w:bottom w:val="single" w:sz="4" w:space="0" w:color="D9CDBA"/>
+              <w:right w:val="single" w:sz="4" w:space="0" w:color="D9CDBA"/>
+            </w:tcBorders>
+            <w:tcMar>
+              <w:top w:w="60" w:type="dxa"/>
+              <w:left w:w="100" w:type="dxa"/>
+              <w:bottom w:w="60" w:type="dxa"/>
+              <w:right w:w="100" w:type="dxa"/>
+            </w:tcMar>
+          </w:tcPr>
+          <w:p>
+            <w:pPr>
+              <w:spacing w:after="0" w:line="240" w:lineRule="auto"/>
+            </w:pPr>
+            <w:r>
+              <w:rPr>
+                <w:sz w:val="20"/>
+                <w:szCs w:val="20"/>
+              </w:rPr>
+              <w:t>Pedidos y cobros</w:t>
+            </w:r>
+          </w:p>
+        </w:tc>
+        <w:tc>
+          <w:tcPr>
+            <w:tcW w:w="6240" w:type="dxa"/>
+            <w:tcBorders>
+              <w:top w:val="single" w:sz="4" w:space="0" w:color="D9CDBA"/>
+              <w:left w:val="single" w:sz="4" w:space="0" w:color="D9CDBA"/>
+              <w:bottom w:val="single" w:sz="4" w:space="0" w:color="D9CDBA"/>
+              <w:right w:val="single" w:sz="4" w:space="0" w:color="D9CDBA"/>
+            </w:tcBorders>
+            <w:tcMar>
+              <w:top w:w="60" w:type="dxa"/>
+              <w:left w:w="100" w:type="dxa"/>
+              <w:bottom w:w="60" w:type="dxa"/>
+              <w:right w:w="100" w:type="dxa"/>
+            </w:tcMar>
+          </w:tcPr>
+          <w:p>
+            <w:pPr>
+              <w:spacing w:after="0" w:line="240" w:lineRule="auto"/>
+            </w:pPr>
+            <w:r>
+              <w:rPr>
+                <w:sz w:val="20"/>
+                <w:szCs w:val="20"/>
+              </w:rPr>
+              <w:t>El artista cotiza desde la consulta y el cliente paga el anticipo; en un encargo, el artista entrega vistas previas, el cliente autoriza el saldo al verlas y se cobra cuando aprueba; en un evento, el saldo se cobra antes de la fecha; una obra disponible se reserva con el total autorizado y se cobra al despachar con número de guía. Incluye contraoferta, rechazo, cancelación con las políticas de reembolso y apertura de disputas. Cada pago se confirma con la pasarela antes de registrarse. Una vez pagado el enc</w:t>
+            </w:r>
+            <w:r>
+              <w:rPr>
+                <w:sz w:val="20"/>
+                <w:szCs w:val="20"/>
+              </w:rPr>
+              <w:t>argo, el artista entrega el archivo final en almacenamiento privado, y solo las dos partes lo descargan con un enlace que vence a los diez minutos</w:t>
+            </w:r>
+          </w:p>
+        </w:tc>
+      </w:tr>
+      <w:tr>
+        <w:tblPrEx>
+          <w:tblCellMar>
+            <w:top w:w="0" w:type="dxa"/>
+            <w:bottom w:w="0" w:type="dxa"/>
+          </w:tblCellMar>
+        </w:tblPrEx>
+        <w:trPr>
+          <w:cantSplit/>
+        </w:trPr>
+        <w:tc>
+          <w:tcPr>
+            <w:tcW w:w="3120" w:type="dxa"/>
+            <w:tcBorders>
+              <w:top w:val="single" w:sz="4" w:space="0" w:color="D9CDBA"/>
+              <w:left w:val="single" w:sz="4" w:space="0" w:color="D9CDBA"/>
+              <w:bottom w:val="single" w:sz="4" w:space="0" w:color="D9CDBA"/>
+              <w:right w:val="single" w:sz="4" w:space="0" w:color="D9CDBA"/>
+            </w:tcBorders>
+            <w:tcMar>
+              <w:top w:w="60" w:type="dxa"/>
+              <w:left w:w="100" w:type="dxa"/>
+              <w:bottom w:w="60" w:type="dxa"/>
+              <w:right w:w="100" w:type="dxa"/>
+            </w:tcMar>
+          </w:tcPr>
+          <w:p>
+            <w:pPr>
+              <w:spacing w:after="0" w:line="240" w:lineRule="auto"/>
+            </w:pPr>
+            <w:r>
+              <w:rPr>
+                <w:sz w:val="20"/>
+                <w:szCs w:val="20"/>
+              </w:rPr>
+              <w:t>Disputas</w:t>
+            </w:r>
+          </w:p>
+        </w:tc>
+        <w:tc>
+          <w:tcPr>
+            <w:tcW w:w="6240" w:type="dxa"/>
+            <w:tcBorders>
+              <w:top w:val="single" w:sz="4" w:space="0" w:color="D9CDBA"/>
+              <w:left w:val="single" w:sz="4" w:space="0" w:color="D9CDBA"/>
+              <w:bottom w:val="single" w:sz="4" w:space="0" w:color="D9CDBA"/>
+              <w:right w:val="single" w:sz="4" w:space="0" w:color="D9CDBA"/>
+            </w:tcBorders>
+            <w:tcMar>
+              <w:top w:w="60" w:type="dxa"/>
+              <w:left w:w="100" w:type="dxa"/>
+              <w:bottom w:w="60" w:type="dxa"/>
+              <w:right w:w="100" w:type="dxa"/>
+            </w:tcMar>
+          </w:tcPr>
+          <w:p>
+            <w:pPr>
+              <w:spacing w:after="0" w:line="240" w:lineRule="auto"/>
+            </w:pPr>
+            <w:r>
+              <w:rPr>
+                <w:sz w:val="20"/>
+                <w:szCs w:val="20"/>
+              </w:rPr>
+              <w:t>Moderación ve las disputas abiertas, de la más antigua a la más reciente, con el pedido y el chat de la consulta como evidencia. Al resolver, la API ejecuta en la pasarela lo que decide (cobrar lo autorizado, liberarlo o devolver lo cobrado) y recién después registra la resolución</w:t>
+            </w:r>
+          </w:p>
+        </w:tc>
+      </w:tr>
+      <w:tr>
+        <w:tblPrEx>
+          <w:tblCellMar>
+            <w:top w:w="0" w:type="dxa"/>
+            <w:bottom w:w="0" w:type="dxa"/>
+          </w:tblCellMar>
+        </w:tblPrEx>
+        <w:trPr>
+          <w:cantSplit/>
+        </w:trPr>
+        <w:tc>
+          <w:tcPr>
+            <w:tcW w:w="3120" w:type="dxa"/>
+            <w:tcBorders>
+              <w:top w:val="single" w:sz="4" w:space="0" w:color="D9CDBA"/>
+              <w:left w:val="single" w:sz="4" w:space="0" w:color="D9CDBA"/>
+              <w:bottom w:val="single" w:sz="4" w:space="0" w:color="D9CDBA"/>
+              <w:right w:val="single" w:sz="4" w:space="0" w:color="D9CDBA"/>
+            </w:tcBorders>
+            <w:tcMar>
+              <w:top w:w="60" w:type="dxa"/>
+              <w:left w:w="100" w:type="dxa"/>
+              <w:bottom w:w="60" w:type="dxa"/>
+              <w:right w:w="100" w:type="dxa"/>
+            </w:tcMar>
+          </w:tcPr>
+          <w:p>
+            <w:pPr>
+              <w:spacing w:after="0" w:line="240" w:lineRule="auto"/>
+            </w:pPr>
+            <w:r>
+              <w:rPr>
+                <w:sz w:val="20"/>
+                <w:szCs w:val="20"/>
+              </w:rPr>
+              <w:t>Consultas y chat</w:t>
+            </w:r>
+          </w:p>
+        </w:tc>
+        <w:tc>
+          <w:tcPr>
+            <w:tcW w:w="6240" w:type="dxa"/>
+            <w:tcBorders>
+              <w:top w:val="single" w:sz="4" w:space="0" w:color="D9CDBA"/>
+              <w:left w:val="single" w:sz="4" w:space="0" w:color="D9CDBA"/>
+              <w:bottom w:val="single" w:sz="4" w:space="0" w:color="D9CDBA"/>
+              <w:right w:val="single" w:sz="4" w:space="0" w:color="D9CDBA"/>
+            </w:tcBorders>
+            <w:tcMar>
+              <w:top w:w="60" w:type="dxa"/>
+              <w:left w:w="100" w:type="dxa"/>
+              <w:bottom w:w="60" w:type="dxa"/>
+              <w:right w:w="100" w:type="dxa"/>
+            </w:tcMar>
+          </w:tcPr>
+          <w:p>
+            <w:pPr>
+              <w:spacing w:after="0" w:line="240" w:lineRule="auto"/>
+            </w:pPr>
+            <w:r>
+              <w:rPr>
+                <w:sz w:val="20"/>
+                <w:szCs w:val="20"/>
+              </w:rPr>
+              <w:t>El cliente abre una consulta sobre un servicio, una obra o en general, y conversa con el artista en ese hilo. Bandeja ordenada por el último mensaje, conteo de no leídos, y un aviso visible para ambas partes cuando un mensaje menciona un teléfono, WhatsApp o SINPE, sin bloquearlo. Una cuenta con menos de 7 días abre como máximo 5 consultas cada 24 horas</w:t>
             </w:r>
           </w:p>
         </w:tc>
@@ -10836,7 +12085,7 @@
         </w:numPr>
       </w:pPr>
       <w:r>
-        <w:t>207 pruebas automatizadas.</w:t>
+        <w:t>442 pruebas automatizadas.</w:t>
       </w:r>
     </w:p>
     <w:p>
@@ -10867,7 +12116,7 @@
       <w:pPr>
         <w:pStyle w:val="Ttulo2"/>
       </w:pPr>
-      <w:bookmarkStart w:id="29" w:name="_Toc241862930"/>
+      <w:bookmarkStart w:id="29" w:name="_Toc242394669"/>
       <w:r>
         <w:t>5.3 Aplicación móvil</w:t>
       </w:r>
@@ -10875,18 +12124,8 @@
     </w:p>
     <w:p>
       <w:r>
-        <w:t>Pantallas implementadas con el rediseño visual Liquid Glass: Inicio (feed con estética de tablero de corcho y selector entre Seguidos y Para ti), Explorar, Mensajes, Perfil, Crear, Comentarios, Compartir e Inicio de sesión. La navegación es flotante y el fondo es personalizable. Las pantallas usan datos de ejemplo hasta conectarse con la API.</w:t>
-      </w:r>
-    </w:p>
-    <w:p>
-      <w:pPr>
-        <w:pStyle w:val="Ttulo2"/>
-      </w:pPr>
-      <w:bookmarkStart w:id="30" w:name="_Toc241862931"/>
-      <w:r>
-        <w:t>5.4 Pendiente para la entrega final</w:t>
-      </w:r>
-      <w:bookmarkEnd w:id="30"/>
+        <w:t>La aplicación usa la estética de un tablero de corcho: publicaciones y fichas son notas de papel sujetas con una chinche, el portafolio se muestra como fotos instantáneas pegadas con cinta, y la navegación y los encabezados son paneles de vidrio flotantes.</w:t>
+      </w:r>
     </w:p>
     <w:tbl>
       <w:tblPr>
@@ -10903,11 +12142,11 @@
           <w:left w:w="10" w:type="dxa"/>
           <w:right w:w="10" w:type="dxa"/>
         </w:tblCellMar>
-        <w:tblLook w:val="04A0" w:firstRow="1" w:lastRow="0" w:firstColumn="1" w:lastColumn="0" w:noHBand="0" w:noVBand="1"/>
+        <w:tblLook w:val="0000" w:firstRow="0" w:lastRow="0" w:firstColumn="0" w:lastColumn="0" w:noHBand="0" w:noVBand="0"/>
       </w:tblPr>
       <w:tblGrid>
-        <w:gridCol w:w="2768"/>
-        <w:gridCol w:w="6592"/>
+        <w:gridCol w:w="2269"/>
+        <w:gridCol w:w="7091"/>
       </w:tblGrid>
       <w:tr>
         <w:tblPrEx>
@@ -10922,7 +12161,7 @@
         </w:trPr>
         <w:tc>
           <w:tcPr>
-            <w:tcW w:w="2768" w:type="dxa"/>
+            <w:tcW w:w="2269" w:type="dxa"/>
             <w:tcBorders>
               <w:top w:val="single" w:sz="4" w:space="0" w:color="D9CDBA"/>
               <w:left w:val="single" w:sz="4" w:space="0" w:color="D9CDBA"/>
@@ -10939,6 +12178,7 @@
           </w:tcPr>
           <w:p>
             <w:pPr>
+              <w:keepNext/>
               <w:spacing w:after="0" w:line="240" w:lineRule="auto"/>
             </w:pPr>
             <w:r>
@@ -10948,13 +12188,13 @@
                 <w:sz w:val="20"/>
                 <w:szCs w:val="20"/>
               </w:rPr>
-              <w:t>Etapa</w:t>
-            </w:r>
-          </w:p>
-        </w:tc>
-        <w:tc>
-          <w:tcPr>
-            <w:tcW w:w="6592" w:type="dxa"/>
+              <w:t>Área</w:t>
+            </w:r>
+          </w:p>
+        </w:tc>
+        <w:tc>
+          <w:tcPr>
+            <w:tcW w:w="7091" w:type="dxa"/>
             <w:tcBorders>
               <w:top w:val="single" w:sz="4" w:space="0" w:color="D9CDBA"/>
               <w:left w:val="single" w:sz="4" w:space="0" w:color="D9CDBA"/>
@@ -10971,6 +12211,7 @@
           </w:tcPr>
           <w:p>
             <w:pPr>
+              <w:keepNext/>
               <w:spacing w:after="0" w:line="240" w:lineRule="auto"/>
             </w:pPr>
             <w:r>
@@ -10980,7 +12221,7 @@
                 <w:sz w:val="20"/>
                 <w:szCs w:val="20"/>
               </w:rPr>
-              <w:t>Contenido</w:t>
+              <w:t>Pantallas</w:t>
             </w:r>
           </w:p>
         </w:tc>
@@ -10997,59 +12238,61 @@
         </w:trPr>
         <w:tc>
           <w:tcPr>
-            <w:tcW w:w="2768" w:type="dxa"/>
-            <w:tcBorders>
-              <w:top w:val="single" w:sz="4" w:space="0" w:color="D9CDBA"/>
-              <w:left w:val="single" w:sz="4" w:space="0" w:color="D9CDBA"/>
-              <w:bottom w:val="single" w:sz="4" w:space="0" w:color="D9CDBA"/>
-              <w:right w:val="single" w:sz="4" w:space="0" w:color="D9CDBA"/>
-            </w:tcBorders>
-            <w:tcMar>
-              <w:top w:w="60" w:type="dxa"/>
-              <w:left w:w="100" w:type="dxa"/>
-              <w:bottom w:w="60" w:type="dxa"/>
-              <w:right w:w="100" w:type="dxa"/>
-            </w:tcMar>
-          </w:tcPr>
-          <w:p>
-            <w:pPr>
-              <w:spacing w:after="0" w:line="240" w:lineRule="auto"/>
-            </w:pPr>
-            <w:r>
-              <w:rPr>
-                <w:sz w:val="20"/>
-                <w:szCs w:val="20"/>
-              </w:rPr>
-              <w:t>Identidad y planes</w:t>
-            </w:r>
-          </w:p>
-        </w:tc>
-        <w:tc>
-          <w:tcPr>
-            <w:tcW w:w="6592" w:type="dxa"/>
-            <w:tcBorders>
-              <w:top w:val="single" w:sz="4" w:space="0" w:color="D9CDBA"/>
-              <w:left w:val="single" w:sz="4" w:space="0" w:color="D9CDBA"/>
-              <w:bottom w:val="single" w:sz="4" w:space="0" w:color="D9CDBA"/>
-              <w:right w:val="single" w:sz="4" w:space="0" w:color="D9CDBA"/>
-            </w:tcBorders>
-            <w:tcMar>
-              <w:top w:w="60" w:type="dxa"/>
-              <w:left w:w="100" w:type="dxa"/>
-              <w:bottom w:w="60" w:type="dxa"/>
-              <w:right w:w="100" w:type="dxa"/>
-            </w:tcMar>
-          </w:tcPr>
-          <w:p>
-            <w:pPr>
-              <w:spacing w:after="0" w:line="240" w:lineRule="auto"/>
-            </w:pPr>
-            <w:r>
-              <w:rPr>
-                <w:sz w:val="20"/>
-                <w:szCs w:val="20"/>
-              </w:rPr>
-              <w:t>Perfiles, roles, cambio de plan y registro del artista en la pasarela</w:t>
+            <w:tcW w:w="2269" w:type="dxa"/>
+            <w:tcBorders>
+              <w:top w:val="single" w:sz="4" w:space="0" w:color="D9CDBA"/>
+              <w:left w:val="single" w:sz="4" w:space="0" w:color="D9CDBA"/>
+              <w:bottom w:val="single" w:sz="4" w:space="0" w:color="D9CDBA"/>
+              <w:right w:val="single" w:sz="4" w:space="0" w:color="D9CDBA"/>
+            </w:tcBorders>
+            <w:tcMar>
+              <w:top w:w="60" w:type="dxa"/>
+              <w:left w:w="100" w:type="dxa"/>
+              <w:bottom w:w="60" w:type="dxa"/>
+              <w:right w:w="100" w:type="dxa"/>
+            </w:tcMar>
+          </w:tcPr>
+          <w:p>
+            <w:pPr>
+              <w:keepNext/>
+              <w:spacing w:after="0" w:line="240" w:lineRule="auto"/>
+            </w:pPr>
+            <w:r>
+              <w:rPr>
+                <w:sz w:val="20"/>
+                <w:szCs w:val="20"/>
+              </w:rPr>
+              <w:t>Acceso</w:t>
+            </w:r>
+          </w:p>
+        </w:tc>
+        <w:tc>
+          <w:tcPr>
+            <w:tcW w:w="7091" w:type="dxa"/>
+            <w:tcBorders>
+              <w:top w:val="single" w:sz="4" w:space="0" w:color="D9CDBA"/>
+              <w:left w:val="single" w:sz="4" w:space="0" w:color="D9CDBA"/>
+              <w:bottom w:val="single" w:sz="4" w:space="0" w:color="D9CDBA"/>
+              <w:right w:val="single" w:sz="4" w:space="0" w:color="D9CDBA"/>
+            </w:tcBorders>
+            <w:tcMar>
+              <w:top w:w="60" w:type="dxa"/>
+              <w:left w:w="100" w:type="dxa"/>
+              <w:bottom w:w="60" w:type="dxa"/>
+              <w:right w:w="100" w:type="dxa"/>
+            </w:tcMar>
+          </w:tcPr>
+          <w:p>
+            <w:pPr>
+              <w:keepNext/>
+              <w:spacing w:after="0" w:line="240" w:lineRule="auto"/>
+            </w:pPr>
+            <w:r>
+              <w:rPr>
+                <w:sz w:val="20"/>
+                <w:szCs w:val="20"/>
+              </w:rPr>
+              <w:t>Bienvenida, registro e inicio de sesión</w:t>
             </w:r>
           </w:p>
         </w:tc>
@@ -11066,59 +12309,61 @@
         </w:trPr>
         <w:tc>
           <w:tcPr>
-            <w:tcW w:w="2768" w:type="dxa"/>
-            <w:tcBorders>
-              <w:top w:val="single" w:sz="4" w:space="0" w:color="D9CDBA"/>
-              <w:left w:val="single" w:sz="4" w:space="0" w:color="D9CDBA"/>
-              <w:bottom w:val="single" w:sz="4" w:space="0" w:color="D9CDBA"/>
-              <w:right w:val="single" w:sz="4" w:space="0" w:color="D9CDBA"/>
-            </w:tcBorders>
-            <w:tcMar>
-              <w:top w:w="60" w:type="dxa"/>
-              <w:left w:w="100" w:type="dxa"/>
-              <w:bottom w:w="60" w:type="dxa"/>
-              <w:right w:w="100" w:type="dxa"/>
-            </w:tcMar>
-          </w:tcPr>
-          <w:p>
-            <w:pPr>
-              <w:spacing w:after="0" w:line="240" w:lineRule="auto"/>
-            </w:pPr>
-            <w:r>
-              <w:rPr>
-                <w:sz w:val="20"/>
-                <w:szCs w:val="20"/>
-              </w:rPr>
-              <w:t>Contenido</w:t>
-            </w:r>
-          </w:p>
-        </w:tc>
-        <w:tc>
-          <w:tcPr>
-            <w:tcW w:w="6592" w:type="dxa"/>
-            <w:tcBorders>
-              <w:top w:val="single" w:sz="4" w:space="0" w:color="D9CDBA"/>
-              <w:left w:val="single" w:sz="4" w:space="0" w:color="D9CDBA"/>
-              <w:bottom w:val="single" w:sz="4" w:space="0" w:color="D9CDBA"/>
-              <w:right w:val="single" w:sz="4" w:space="0" w:color="D9CDBA"/>
-            </w:tcBorders>
-            <w:tcMar>
-              <w:top w:w="60" w:type="dxa"/>
-              <w:left w:w="100" w:type="dxa"/>
-              <w:bottom w:w="60" w:type="dxa"/>
-              <w:right w:w="100" w:type="dxa"/>
-            </w:tcMar>
-          </w:tcPr>
-          <w:p>
-            <w:pPr>
-              <w:spacing w:after="0" w:line="240" w:lineRule="auto"/>
-            </w:pPr>
-            <w:r>
-              <w:rPr>
-                <w:sz w:val="20"/>
-                <w:szCs w:val="20"/>
-              </w:rPr>
-              <w:t>Obras, servicios, carga de imágenes y feed</w:t>
+            <w:tcW w:w="2269" w:type="dxa"/>
+            <w:tcBorders>
+              <w:top w:val="single" w:sz="4" w:space="0" w:color="D9CDBA"/>
+              <w:left w:val="single" w:sz="4" w:space="0" w:color="D9CDBA"/>
+              <w:bottom w:val="single" w:sz="4" w:space="0" w:color="D9CDBA"/>
+              <w:right w:val="single" w:sz="4" w:space="0" w:color="D9CDBA"/>
+            </w:tcBorders>
+            <w:tcMar>
+              <w:top w:w="60" w:type="dxa"/>
+              <w:left w:w="100" w:type="dxa"/>
+              <w:bottom w:w="60" w:type="dxa"/>
+              <w:right w:w="100" w:type="dxa"/>
+            </w:tcMar>
+          </w:tcPr>
+          <w:p>
+            <w:pPr>
+              <w:keepNext/>
+              <w:spacing w:after="0" w:line="240" w:lineRule="auto"/>
+            </w:pPr>
+            <w:r>
+              <w:rPr>
+                <w:sz w:val="20"/>
+                <w:szCs w:val="20"/>
+              </w:rPr>
+              <w:t>Social</w:t>
+            </w:r>
+          </w:p>
+        </w:tc>
+        <w:tc>
+          <w:tcPr>
+            <w:tcW w:w="7091" w:type="dxa"/>
+            <w:tcBorders>
+              <w:top w:val="single" w:sz="4" w:space="0" w:color="D9CDBA"/>
+              <w:left w:val="single" w:sz="4" w:space="0" w:color="D9CDBA"/>
+              <w:bottom w:val="single" w:sz="4" w:space="0" w:color="D9CDBA"/>
+              <w:right w:val="single" w:sz="4" w:space="0" w:color="D9CDBA"/>
+            </w:tcBorders>
+            <w:tcMar>
+              <w:top w:w="60" w:type="dxa"/>
+              <w:left w:w="100" w:type="dxa"/>
+              <w:bottom w:w="60" w:type="dxa"/>
+              <w:right w:w="100" w:type="dxa"/>
+            </w:tcMar>
+          </w:tcPr>
+          <w:p>
+            <w:pPr>
+              <w:keepNext/>
+              <w:spacing w:after="0" w:line="240" w:lineRule="auto"/>
+            </w:pPr>
+            <w:r>
+              <w:rPr>
+                <w:sz w:val="20"/>
+                <w:szCs w:val="20"/>
+              </w:rPr>
+              <w:t>Inicio con Seguidos y Para ti, Explorar con filtros, publicar, comentar y compartir</w:t>
             </w:r>
           </w:p>
         </w:tc>
@@ -11135,59 +12380,61 @@
         </w:trPr>
         <w:tc>
           <w:tcPr>
-            <w:tcW w:w="2768" w:type="dxa"/>
-            <w:tcBorders>
-              <w:top w:val="single" w:sz="4" w:space="0" w:color="D9CDBA"/>
-              <w:left w:val="single" w:sz="4" w:space="0" w:color="D9CDBA"/>
-              <w:bottom w:val="single" w:sz="4" w:space="0" w:color="D9CDBA"/>
-              <w:right w:val="single" w:sz="4" w:space="0" w:color="D9CDBA"/>
-            </w:tcBorders>
-            <w:tcMar>
-              <w:top w:w="60" w:type="dxa"/>
-              <w:left w:w="100" w:type="dxa"/>
-              <w:bottom w:w="60" w:type="dxa"/>
-              <w:right w:w="100" w:type="dxa"/>
-            </w:tcMar>
-          </w:tcPr>
-          <w:p>
-            <w:pPr>
-              <w:spacing w:after="0" w:line="240" w:lineRule="auto"/>
-            </w:pPr>
-            <w:r>
-              <w:rPr>
-                <w:sz w:val="20"/>
-                <w:szCs w:val="20"/>
-              </w:rPr>
-              <w:t>Contratación</w:t>
-            </w:r>
-          </w:p>
-        </w:tc>
-        <w:tc>
-          <w:tcPr>
-            <w:tcW w:w="6592" w:type="dxa"/>
-            <w:tcBorders>
-              <w:top w:val="single" w:sz="4" w:space="0" w:color="D9CDBA"/>
-              <w:left w:val="single" w:sz="4" w:space="0" w:color="D9CDBA"/>
-              <w:bottom w:val="single" w:sz="4" w:space="0" w:color="D9CDBA"/>
-              <w:right w:val="single" w:sz="4" w:space="0" w:color="D9CDBA"/>
-            </w:tcBorders>
-            <w:tcMar>
-              <w:top w:w="60" w:type="dxa"/>
-              <w:left w:w="100" w:type="dxa"/>
-              <w:bottom w:w="60" w:type="dxa"/>
-              <w:right w:w="100" w:type="dxa"/>
-            </w:tcMar>
-          </w:tcPr>
-          <w:p>
-            <w:pPr>
-              <w:spacing w:after="0" w:line="240" w:lineRule="auto"/>
-            </w:pPr>
-            <w:r>
-              <w:rPr>
-                <w:sz w:val="20"/>
-                <w:szCs w:val="20"/>
-              </w:rPr>
-              <w:t>Consultas, chat, pedidos y recepción de avisos de pago</w:t>
+            <w:tcW w:w="2269" w:type="dxa"/>
+            <w:tcBorders>
+              <w:top w:val="single" w:sz="4" w:space="0" w:color="D9CDBA"/>
+              <w:left w:val="single" w:sz="4" w:space="0" w:color="D9CDBA"/>
+              <w:bottom w:val="single" w:sz="4" w:space="0" w:color="D9CDBA"/>
+              <w:right w:val="single" w:sz="4" w:space="0" w:color="D9CDBA"/>
+            </w:tcBorders>
+            <w:tcMar>
+              <w:top w:w="60" w:type="dxa"/>
+              <w:left w:w="100" w:type="dxa"/>
+              <w:bottom w:w="60" w:type="dxa"/>
+              <w:right w:w="100" w:type="dxa"/>
+            </w:tcMar>
+          </w:tcPr>
+          <w:p>
+            <w:pPr>
+              <w:keepNext/>
+              <w:spacing w:after="0" w:line="240" w:lineRule="auto"/>
+            </w:pPr>
+            <w:r>
+              <w:rPr>
+                <w:sz w:val="20"/>
+                <w:szCs w:val="20"/>
+              </w:rPr>
+              <w:t>Perfiles</w:t>
+            </w:r>
+          </w:p>
+        </w:tc>
+        <w:tc>
+          <w:tcPr>
+            <w:tcW w:w="7091" w:type="dxa"/>
+            <w:tcBorders>
+              <w:top w:val="single" w:sz="4" w:space="0" w:color="D9CDBA"/>
+              <w:left w:val="single" w:sz="4" w:space="0" w:color="D9CDBA"/>
+              <w:bottom w:val="single" w:sz="4" w:space="0" w:color="D9CDBA"/>
+              <w:right w:val="single" w:sz="4" w:space="0" w:color="D9CDBA"/>
+            </w:tcBorders>
+            <w:tcMar>
+              <w:top w:w="60" w:type="dxa"/>
+              <w:left w:w="100" w:type="dxa"/>
+              <w:bottom w:w="60" w:type="dxa"/>
+              <w:right w:w="100" w:type="dxa"/>
+            </w:tcMar>
+          </w:tcPr>
+          <w:p>
+            <w:pPr>
+              <w:keepNext/>
+              <w:spacing w:after="0" w:line="240" w:lineRule="auto"/>
+            </w:pPr>
+            <w:r>
+              <w:rPr>
+                <w:sz w:val="20"/>
+                <w:szCs w:val="20"/>
+              </w:rPr>
+              <w:t>Perfil propio con edición y activación del perfil de artista, perfil de otros artistas y visor de obras. El portafolio se ve en una, dos o tres columnas</w:t>
             </w:r>
           </w:p>
         </w:tc>
@@ -11204,59 +12451,61 @@
         </w:trPr>
         <w:tc>
           <w:tcPr>
-            <w:tcW w:w="2768" w:type="dxa"/>
-            <w:tcBorders>
-              <w:top w:val="single" w:sz="4" w:space="0" w:color="D9CDBA"/>
-              <w:left w:val="single" w:sz="4" w:space="0" w:color="D9CDBA"/>
-              <w:bottom w:val="single" w:sz="4" w:space="0" w:color="D9CDBA"/>
-              <w:right w:val="single" w:sz="4" w:space="0" w:color="D9CDBA"/>
-            </w:tcBorders>
-            <w:tcMar>
-              <w:top w:w="60" w:type="dxa"/>
-              <w:left w:w="100" w:type="dxa"/>
-              <w:bottom w:w="60" w:type="dxa"/>
-              <w:right w:w="100" w:type="dxa"/>
-            </w:tcMar>
-          </w:tcPr>
-          <w:p>
-            <w:pPr>
-              <w:spacing w:after="0" w:line="240" w:lineRule="auto"/>
-            </w:pPr>
-            <w:r>
-              <w:rPr>
-                <w:sz w:val="20"/>
-                <w:szCs w:val="20"/>
-              </w:rPr>
-              <w:t>Métricas y moderación</w:t>
-            </w:r>
-          </w:p>
-        </w:tc>
-        <w:tc>
-          <w:tcPr>
-            <w:tcW w:w="6592" w:type="dxa"/>
-            <w:tcBorders>
-              <w:top w:val="single" w:sz="4" w:space="0" w:color="D9CDBA"/>
-              <w:left w:val="single" w:sz="4" w:space="0" w:color="D9CDBA"/>
-              <w:bottom w:val="single" w:sz="4" w:space="0" w:color="D9CDBA"/>
-              <w:right w:val="single" w:sz="4" w:space="0" w:color="D9CDBA"/>
-            </w:tcBorders>
-            <w:tcMar>
-              <w:top w:w="60" w:type="dxa"/>
-              <w:left w:w="100" w:type="dxa"/>
-              <w:bottom w:w="60" w:type="dxa"/>
-              <w:right w:w="100" w:type="dxa"/>
-            </w:tcMar>
-          </w:tcPr>
-          <w:p>
-            <w:pPr>
-              <w:spacing w:after="0" w:line="240" w:lineRule="auto"/>
-            </w:pPr>
-            <w:r>
-              <w:rPr>
-                <w:sz w:val="20"/>
-                <w:szCs w:val="20"/>
-              </w:rPr>
-              <w:t>Panel del artista, reportes y clasificación para revisión humana</w:t>
+            <w:tcW w:w="2269" w:type="dxa"/>
+            <w:tcBorders>
+              <w:top w:val="single" w:sz="4" w:space="0" w:color="D9CDBA"/>
+              <w:left w:val="single" w:sz="4" w:space="0" w:color="D9CDBA"/>
+              <w:bottom w:val="single" w:sz="4" w:space="0" w:color="D9CDBA"/>
+              <w:right w:val="single" w:sz="4" w:space="0" w:color="D9CDBA"/>
+            </w:tcBorders>
+            <w:tcMar>
+              <w:top w:w="60" w:type="dxa"/>
+              <w:left w:w="100" w:type="dxa"/>
+              <w:bottom w:w="60" w:type="dxa"/>
+              <w:right w:w="100" w:type="dxa"/>
+            </w:tcMar>
+          </w:tcPr>
+          <w:p>
+            <w:pPr>
+              <w:keepNext/>
+              <w:spacing w:after="0" w:line="240" w:lineRule="auto"/>
+            </w:pPr>
+            <w:r>
+              <w:rPr>
+                <w:sz w:val="20"/>
+                <w:szCs w:val="20"/>
+              </w:rPr>
+              <w:t>Contratación</w:t>
+            </w:r>
+          </w:p>
+        </w:tc>
+        <w:tc>
+          <w:tcPr>
+            <w:tcW w:w="7091" w:type="dxa"/>
+            <w:tcBorders>
+              <w:top w:val="single" w:sz="4" w:space="0" w:color="D9CDBA"/>
+              <w:left w:val="single" w:sz="4" w:space="0" w:color="D9CDBA"/>
+              <w:bottom w:val="single" w:sz="4" w:space="0" w:color="D9CDBA"/>
+              <w:right w:val="single" w:sz="4" w:space="0" w:color="D9CDBA"/>
+            </w:tcBorders>
+            <w:tcMar>
+              <w:top w:w="60" w:type="dxa"/>
+              <w:left w:w="100" w:type="dxa"/>
+              <w:bottom w:w="60" w:type="dxa"/>
+              <w:right w:w="100" w:type="dxa"/>
+            </w:tcMar>
+          </w:tcPr>
+          <w:p>
+            <w:pPr>
+              <w:keepNext/>
+              <w:spacing w:after="0" w:line="240" w:lineRule="auto"/>
+            </w:pPr>
+            <w:r>
+              <w:rPr>
+                <w:sz w:val="20"/>
+                <w:szCs w:val="20"/>
+              </w:rPr>
+              <w:t>Solicitud de un encargo desde una publicación, cotización del artista, pago del anticipo, entrega y aprobación de la vista previa, y reseña</w:t>
             </w:r>
           </w:p>
         </w:tc>
@@ -11273,59 +12522,59 @@
         </w:trPr>
         <w:tc>
           <w:tcPr>
-            <w:tcW w:w="2768" w:type="dxa"/>
-            <w:tcBorders>
-              <w:top w:val="single" w:sz="4" w:space="0" w:color="D9CDBA"/>
-              <w:left w:val="single" w:sz="4" w:space="0" w:color="D9CDBA"/>
-              <w:bottom w:val="single" w:sz="4" w:space="0" w:color="D9CDBA"/>
-              <w:right w:val="single" w:sz="4" w:space="0" w:color="D9CDBA"/>
-            </w:tcBorders>
-            <w:tcMar>
-              <w:top w:w="60" w:type="dxa"/>
-              <w:left w:w="100" w:type="dxa"/>
-              <w:bottom w:w="60" w:type="dxa"/>
-              <w:right w:w="100" w:type="dxa"/>
-            </w:tcMar>
-          </w:tcPr>
-          <w:p>
-            <w:pPr>
-              <w:spacing w:after="0" w:line="240" w:lineRule="auto"/>
-            </w:pPr>
-            <w:r>
-              <w:rPr>
-                <w:sz w:val="20"/>
-                <w:szCs w:val="20"/>
-              </w:rPr>
-              <w:t>Integración</w:t>
-            </w:r>
-          </w:p>
-        </w:tc>
-        <w:tc>
-          <w:tcPr>
-            <w:tcW w:w="6592" w:type="dxa"/>
-            <w:tcBorders>
-              <w:top w:val="single" w:sz="4" w:space="0" w:color="D9CDBA"/>
-              <w:left w:val="single" w:sz="4" w:space="0" w:color="D9CDBA"/>
-              <w:bottom w:val="single" w:sz="4" w:space="0" w:color="D9CDBA"/>
-              <w:right w:val="single" w:sz="4" w:space="0" w:color="D9CDBA"/>
-            </w:tcBorders>
-            <w:tcMar>
-              <w:top w:w="60" w:type="dxa"/>
-              <w:left w:w="100" w:type="dxa"/>
-              <w:bottom w:w="60" w:type="dxa"/>
-              <w:right w:w="100" w:type="dxa"/>
-            </w:tcMar>
-          </w:tcPr>
-          <w:p>
-            <w:pPr>
-              <w:spacing w:after="0" w:line="240" w:lineRule="auto"/>
-            </w:pPr>
-            <w:r>
-              <w:rPr>
-                <w:sz w:val="20"/>
-                <w:szCs w:val="20"/>
-              </w:rPr>
-              <w:t>Conexión de la aplicación con la API</w:t>
+            <w:tcW w:w="2269" w:type="dxa"/>
+            <w:tcBorders>
+              <w:top w:val="single" w:sz="4" w:space="0" w:color="D9CDBA"/>
+              <w:left w:val="single" w:sz="4" w:space="0" w:color="D9CDBA"/>
+              <w:bottom w:val="single" w:sz="4" w:space="0" w:color="D9CDBA"/>
+              <w:right w:val="single" w:sz="4" w:space="0" w:color="D9CDBA"/>
+            </w:tcBorders>
+            <w:tcMar>
+              <w:top w:w="60" w:type="dxa"/>
+              <w:left w:w="100" w:type="dxa"/>
+              <w:bottom w:w="60" w:type="dxa"/>
+              <w:right w:w="100" w:type="dxa"/>
+            </w:tcMar>
+          </w:tcPr>
+          <w:p>
+            <w:pPr>
+              <w:spacing w:after="0" w:line="240" w:lineRule="auto"/>
+            </w:pPr>
+            <w:r>
+              <w:rPr>
+                <w:sz w:val="20"/>
+                <w:szCs w:val="20"/>
+              </w:rPr>
+              <w:t>Mensajes</w:t>
+            </w:r>
+          </w:p>
+        </w:tc>
+        <w:tc>
+          <w:tcPr>
+            <w:tcW w:w="7091" w:type="dxa"/>
+            <w:tcBorders>
+              <w:top w:val="single" w:sz="4" w:space="0" w:color="D9CDBA"/>
+              <w:left w:val="single" w:sz="4" w:space="0" w:color="D9CDBA"/>
+              <w:bottom w:val="single" w:sz="4" w:space="0" w:color="D9CDBA"/>
+              <w:right w:val="single" w:sz="4" w:space="0" w:color="D9CDBA"/>
+            </w:tcBorders>
+            <w:tcMar>
+              <w:top w:w="60" w:type="dxa"/>
+              <w:left w:w="100" w:type="dxa"/>
+              <w:bottom w:w="60" w:type="dxa"/>
+              <w:right w:w="100" w:type="dxa"/>
+            </w:tcMar>
+          </w:tcPr>
+          <w:p>
+            <w:pPr>
+              <w:spacing w:after="0" w:line="240" w:lineRule="auto"/>
+            </w:pPr>
+            <w:r>
+              <w:rPr>
+                <w:sz w:val="20"/>
+                <w:szCs w:val="20"/>
+              </w:rPr>
+              <w:t>Chats, seguimiento de pedidos y notificaciones</w:t>
             </w:r>
           </w:p>
         </w:tc>
@@ -11338,18 +12587,18 @@
     </w:p>
     <w:p>
       <w:r>
-        <w:t>La demostración de noviembre usa la pasarela simulada, que reproduce autorizaciones que vencen, rechazos y avisos de pago.</w:t>
+        <w:t>Todo el recorrido funciona con datos de ejemplo; las pantallas todavía no se conectan con la API.</w:t>
       </w:r>
     </w:p>
     <w:p>
       <w:pPr>
         <w:pStyle w:val="Ttulo2"/>
       </w:pPr>
-      <w:bookmarkStart w:id="31" w:name="_Toc241862932"/>
-      <w:r>
-        <w:t>5.5 Riesgos</w:t>
-      </w:r>
-      <w:bookmarkEnd w:id="31"/>
+      <w:bookmarkStart w:id="30" w:name="_Toc242394670"/>
+      <w:r>
+        <w:t>5.4 Pendiente para la entrega final</w:t>
+      </w:r>
+      <w:bookmarkEnd w:id="30"/>
     </w:p>
     <w:tbl>
       <w:tblPr>
@@ -11366,7 +12615,677 @@
           <w:left w:w="10" w:type="dxa"/>
           <w:right w:w="10" w:type="dxa"/>
         </w:tblCellMar>
-        <w:tblLook w:val="04A0" w:firstRow="1" w:lastRow="0" w:firstColumn="1" w:lastColumn="0" w:noHBand="0" w:noVBand="1"/>
+        <w:tblLook w:val="0000" w:firstRow="0" w:lastRow="0" w:firstColumn="0" w:lastColumn="0" w:noHBand="0" w:noVBand="0"/>
+      </w:tblPr>
+      <w:tblGrid>
+        <w:gridCol w:w="3035"/>
+        <w:gridCol w:w="6325"/>
+      </w:tblGrid>
+      <w:tr>
+        <w:tblPrEx>
+          <w:tblCellMar>
+            <w:top w:w="0" w:type="dxa"/>
+            <w:bottom w:w="0" w:type="dxa"/>
+          </w:tblCellMar>
+        </w:tblPrEx>
+        <w:trPr>
+          <w:cantSplit/>
+          <w:tblHeader/>
+        </w:trPr>
+        <w:tc>
+          <w:tcPr>
+            <w:tcW w:w="3035" w:type="dxa"/>
+            <w:tcBorders>
+              <w:top w:val="single" w:sz="4" w:space="0" w:color="D9CDBA"/>
+              <w:left w:val="single" w:sz="4" w:space="0" w:color="D9CDBA"/>
+              <w:bottom w:val="single" w:sz="4" w:space="0" w:color="D9CDBA"/>
+              <w:right w:val="single" w:sz="4" w:space="0" w:color="D9CDBA"/>
+            </w:tcBorders>
+            <w:shd w:val="clear" w:color="auto" w:fill="F5EFE4"/>
+            <w:tcMar>
+              <w:top w:w="60" w:type="dxa"/>
+              <w:left w:w="100" w:type="dxa"/>
+              <w:bottom w:w="60" w:type="dxa"/>
+              <w:right w:w="100" w:type="dxa"/>
+            </w:tcMar>
+          </w:tcPr>
+          <w:p>
+            <w:pPr>
+              <w:spacing w:after="0" w:line="240" w:lineRule="auto"/>
+            </w:pPr>
+            <w:r>
+              <w:rPr>
+                <w:b/>
+                <w:bCs/>
+                <w:sz w:val="20"/>
+                <w:szCs w:val="20"/>
+              </w:rPr>
+              <w:t>Área</w:t>
+            </w:r>
+          </w:p>
+        </w:tc>
+        <w:tc>
+          <w:tcPr>
+            <w:tcW w:w="6325" w:type="dxa"/>
+            <w:tcBorders>
+              <w:top w:val="single" w:sz="4" w:space="0" w:color="D9CDBA"/>
+              <w:left w:val="single" w:sz="4" w:space="0" w:color="D9CDBA"/>
+              <w:bottom w:val="single" w:sz="4" w:space="0" w:color="D9CDBA"/>
+              <w:right w:val="single" w:sz="4" w:space="0" w:color="D9CDBA"/>
+            </w:tcBorders>
+            <w:shd w:val="clear" w:color="auto" w:fill="F5EFE4"/>
+            <w:tcMar>
+              <w:top w:w="60" w:type="dxa"/>
+              <w:left w:w="100" w:type="dxa"/>
+              <w:bottom w:w="60" w:type="dxa"/>
+              <w:right w:w="100" w:type="dxa"/>
+            </w:tcMar>
+          </w:tcPr>
+          <w:p>
+            <w:pPr>
+              <w:spacing w:after="0" w:line="240" w:lineRule="auto"/>
+            </w:pPr>
+            <w:r>
+              <w:rPr>
+                <w:b/>
+                <w:bCs/>
+                <w:sz w:val="20"/>
+                <w:szCs w:val="20"/>
+              </w:rPr>
+              <w:t>Pendiente</w:t>
+            </w:r>
+          </w:p>
+        </w:tc>
+      </w:tr>
+      <w:tr>
+        <w:tblPrEx>
+          <w:tblCellMar>
+            <w:top w:w="0" w:type="dxa"/>
+            <w:bottom w:w="0" w:type="dxa"/>
+          </w:tblCellMar>
+        </w:tblPrEx>
+        <w:trPr>
+          <w:cantSplit/>
+        </w:trPr>
+        <w:tc>
+          <w:tcPr>
+            <w:tcW w:w="3035" w:type="dxa"/>
+            <w:tcBorders>
+              <w:top w:val="single" w:sz="4" w:space="0" w:color="D9CDBA"/>
+              <w:left w:val="single" w:sz="4" w:space="0" w:color="D9CDBA"/>
+              <w:bottom w:val="single" w:sz="4" w:space="0" w:color="D9CDBA"/>
+              <w:right w:val="single" w:sz="4" w:space="0" w:color="D9CDBA"/>
+            </w:tcBorders>
+            <w:tcMar>
+              <w:top w:w="60" w:type="dxa"/>
+              <w:left w:w="100" w:type="dxa"/>
+              <w:bottom w:w="60" w:type="dxa"/>
+              <w:right w:w="100" w:type="dxa"/>
+            </w:tcMar>
+          </w:tcPr>
+          <w:p>
+            <w:pPr>
+              <w:spacing w:after="0" w:line="240" w:lineRule="auto"/>
+            </w:pPr>
+            <w:r>
+              <w:rPr>
+                <w:sz w:val="20"/>
+                <w:szCs w:val="20"/>
+              </w:rPr>
+              <w:t>Contratación</w:t>
+            </w:r>
+          </w:p>
+        </w:tc>
+        <w:tc>
+          <w:tcPr>
+            <w:tcW w:w="6325" w:type="dxa"/>
+            <w:tcBorders>
+              <w:top w:val="single" w:sz="4" w:space="0" w:color="D9CDBA"/>
+              <w:left w:val="single" w:sz="4" w:space="0" w:color="D9CDBA"/>
+              <w:bottom w:val="single" w:sz="4" w:space="0" w:color="D9CDBA"/>
+              <w:right w:val="single" w:sz="4" w:space="0" w:color="D9CDBA"/>
+            </w:tcBorders>
+            <w:tcMar>
+              <w:top w:w="60" w:type="dxa"/>
+              <w:left w:w="100" w:type="dxa"/>
+              <w:bottom w:w="60" w:type="dxa"/>
+              <w:right w:w="100" w:type="dxa"/>
+            </w:tcMar>
+          </w:tcPr>
+          <w:p>
+            <w:pPr>
+              <w:spacing w:after="0" w:line="240" w:lineRule="auto"/>
+            </w:pPr>
+            <w:r>
+              <w:rPr>
+                <w:sz w:val="20"/>
+                <w:szCs w:val="20"/>
+              </w:rPr>
+              <w:t>Recepción de avisos de pago y seguimiento de las autorizaciones que vencen</w:t>
+            </w:r>
+          </w:p>
+        </w:tc>
+      </w:tr>
+      <w:tr>
+        <w:tblPrEx>
+          <w:tblCellMar>
+            <w:top w:w="0" w:type="dxa"/>
+            <w:bottom w:w="0" w:type="dxa"/>
+          </w:tblCellMar>
+        </w:tblPrEx>
+        <w:trPr>
+          <w:cantSplit/>
+        </w:trPr>
+        <w:tc>
+          <w:tcPr>
+            <w:tcW w:w="3035" w:type="dxa"/>
+            <w:tcBorders>
+              <w:top w:val="single" w:sz="4" w:space="0" w:color="D9CDBA"/>
+              <w:left w:val="single" w:sz="4" w:space="0" w:color="D9CDBA"/>
+              <w:bottom w:val="single" w:sz="4" w:space="0" w:color="D9CDBA"/>
+              <w:right w:val="single" w:sz="4" w:space="0" w:color="D9CDBA"/>
+            </w:tcBorders>
+            <w:tcMar>
+              <w:top w:w="60" w:type="dxa"/>
+              <w:left w:w="100" w:type="dxa"/>
+              <w:bottom w:w="60" w:type="dxa"/>
+              <w:right w:w="100" w:type="dxa"/>
+            </w:tcMar>
+          </w:tcPr>
+          <w:p>
+            <w:pPr>
+              <w:spacing w:after="0" w:line="240" w:lineRule="auto"/>
+            </w:pPr>
+            <w:r>
+              <w:rPr>
+                <w:sz w:val="20"/>
+                <w:szCs w:val="20"/>
+              </w:rPr>
+              <w:t>Pago desde la aplicación</w:t>
+            </w:r>
+          </w:p>
+        </w:tc>
+        <w:tc>
+          <w:tcPr>
+            <w:tcW w:w="6325" w:type="dxa"/>
+            <w:tcBorders>
+              <w:top w:val="single" w:sz="4" w:space="0" w:color="D9CDBA"/>
+              <w:left w:val="single" w:sz="4" w:space="0" w:color="D9CDBA"/>
+              <w:bottom w:val="single" w:sz="4" w:space="0" w:color="D9CDBA"/>
+              <w:right w:val="single" w:sz="4" w:space="0" w:color="D9CDBA"/>
+            </w:tcBorders>
+            <w:tcMar>
+              <w:top w:w="60" w:type="dxa"/>
+              <w:left w:w="100" w:type="dxa"/>
+              <w:bottom w:w="60" w:type="dxa"/>
+              <w:right w:w="100" w:type="dxa"/>
+            </w:tcMar>
+          </w:tcPr>
+          <w:p>
+            <w:pPr>
+              <w:spacing w:after="0" w:line="240" w:lineRule="auto"/>
+            </w:pPr>
+            <w:r>
+              <w:rPr>
+                <w:sz w:val="20"/>
+                <w:szCs w:val="20"/>
+              </w:rPr>
+              <w:t>Formulario de tarjeta que envía los datos directo a la pasarela y solo comparte con la API el identificador que esta devuelve, más la verificación adicional del banco (3D Secure) cuando la tarjeta la pida</w:t>
+            </w:r>
+          </w:p>
+        </w:tc>
+      </w:tr>
+      <w:tr>
+        <w:tblPrEx>
+          <w:tblCellMar>
+            <w:top w:w="0" w:type="dxa"/>
+            <w:bottom w:w="0" w:type="dxa"/>
+          </w:tblCellMar>
+        </w:tblPrEx>
+        <w:trPr>
+          <w:cantSplit/>
+        </w:trPr>
+        <w:tc>
+          <w:tcPr>
+            <w:tcW w:w="3035" w:type="dxa"/>
+            <w:tcBorders>
+              <w:top w:val="single" w:sz="4" w:space="0" w:color="D9CDBA"/>
+              <w:left w:val="single" w:sz="4" w:space="0" w:color="D9CDBA"/>
+              <w:bottom w:val="single" w:sz="4" w:space="0" w:color="D9CDBA"/>
+              <w:right w:val="single" w:sz="4" w:space="0" w:color="D9CDBA"/>
+            </w:tcBorders>
+            <w:tcMar>
+              <w:top w:w="60" w:type="dxa"/>
+              <w:left w:w="100" w:type="dxa"/>
+              <w:bottom w:w="60" w:type="dxa"/>
+              <w:right w:w="100" w:type="dxa"/>
+            </w:tcMar>
+          </w:tcPr>
+          <w:p>
+            <w:pPr>
+              <w:spacing w:after="0" w:line="240" w:lineRule="auto"/>
+            </w:pPr>
+            <w:r>
+              <w:rPr>
+                <w:sz w:val="20"/>
+                <w:szCs w:val="20"/>
+              </w:rPr>
+              <w:t>Pasarela real</w:t>
+            </w:r>
+          </w:p>
+        </w:tc>
+        <w:tc>
+          <w:tcPr>
+            <w:tcW w:w="6325" w:type="dxa"/>
+            <w:tcBorders>
+              <w:top w:val="single" w:sz="4" w:space="0" w:color="D9CDBA"/>
+              <w:left w:val="single" w:sz="4" w:space="0" w:color="D9CDBA"/>
+              <w:bottom w:val="single" w:sz="4" w:space="0" w:color="D9CDBA"/>
+              <w:right w:val="single" w:sz="4" w:space="0" w:color="D9CDBA"/>
+            </w:tcBorders>
+            <w:tcMar>
+              <w:top w:w="60" w:type="dxa"/>
+              <w:left w:w="100" w:type="dxa"/>
+              <w:bottom w:w="60" w:type="dxa"/>
+              <w:right w:w="100" w:type="dxa"/>
+            </w:tcMar>
+          </w:tcPr>
+          <w:p>
+            <w:pPr>
+              <w:spacing w:after="0" w:line="240" w:lineRule="auto"/>
+            </w:pPr>
+            <w:r>
+              <w:rPr>
+                <w:sz w:val="20"/>
+                <w:szCs w:val="20"/>
+              </w:rPr>
+              <w:t>Enviar las consultas técnicas a ONVO, obtener acceso a su entorno de pruebas y probar el adaptador contra ese entorno</w:t>
+            </w:r>
+          </w:p>
+        </w:tc>
+      </w:tr>
+      <w:tr>
+        <w:tblPrEx>
+          <w:tblCellMar>
+            <w:top w:w="0" w:type="dxa"/>
+            <w:bottom w:w="0" w:type="dxa"/>
+          </w:tblCellMar>
+        </w:tblPrEx>
+        <w:trPr>
+          <w:cantSplit/>
+        </w:trPr>
+        <w:tc>
+          <w:tcPr>
+            <w:tcW w:w="3035" w:type="dxa"/>
+            <w:tcBorders>
+              <w:top w:val="single" w:sz="4" w:space="0" w:color="D9CDBA"/>
+              <w:left w:val="single" w:sz="4" w:space="0" w:color="D9CDBA"/>
+              <w:bottom w:val="single" w:sz="4" w:space="0" w:color="D9CDBA"/>
+              <w:right w:val="single" w:sz="4" w:space="0" w:color="D9CDBA"/>
+            </w:tcBorders>
+            <w:tcMar>
+              <w:top w:w="60" w:type="dxa"/>
+              <w:left w:w="100" w:type="dxa"/>
+              <w:bottom w:w="60" w:type="dxa"/>
+              <w:right w:w="100" w:type="dxa"/>
+            </w:tcMar>
+          </w:tcPr>
+          <w:p>
+            <w:pPr>
+              <w:spacing w:after="0" w:line="240" w:lineRule="auto"/>
+            </w:pPr>
+            <w:r>
+              <w:rPr>
+                <w:sz w:val="20"/>
+                <w:szCs w:val="20"/>
+              </w:rPr>
+              <w:t>Inteligencia artificial</w:t>
+            </w:r>
+          </w:p>
+        </w:tc>
+        <w:tc>
+          <w:tcPr>
+            <w:tcW w:w="6325" w:type="dxa"/>
+            <w:tcBorders>
+              <w:top w:val="single" w:sz="4" w:space="0" w:color="D9CDBA"/>
+              <w:left w:val="single" w:sz="4" w:space="0" w:color="D9CDBA"/>
+              <w:bottom w:val="single" w:sz="4" w:space="0" w:color="D9CDBA"/>
+              <w:right w:val="single" w:sz="4" w:space="0" w:color="D9CDBA"/>
+            </w:tcBorders>
+            <w:tcMar>
+              <w:top w:w="60" w:type="dxa"/>
+              <w:left w:w="100" w:type="dxa"/>
+              <w:bottom w:w="60" w:type="dxa"/>
+              <w:right w:w="100" w:type="dxa"/>
+            </w:tcMar>
+          </w:tcPr>
+          <w:p>
+            <w:pPr>
+              <w:spacing w:after="0" w:line="240" w:lineRule="auto"/>
+            </w:pPr>
+            <w:r>
+              <w:rPr>
+                <w:sz w:val="20"/>
+                <w:szCs w:val="20"/>
+              </w:rPr>
+              <w:t>Elegir el proveedor. Lo requieren la detección de contenido sospechoso de ser generado por IA, la clasificación de estilos y la búsqueda por similitud, que hoy solo tienen su estructura</w:t>
+            </w:r>
+          </w:p>
+        </w:tc>
+      </w:tr>
+      <w:tr>
+        <w:tblPrEx>
+          <w:tblCellMar>
+            <w:top w:w="0" w:type="dxa"/>
+            <w:bottom w:w="0" w:type="dxa"/>
+          </w:tblCellMar>
+        </w:tblPrEx>
+        <w:trPr>
+          <w:cantSplit/>
+        </w:trPr>
+        <w:tc>
+          <w:tcPr>
+            <w:tcW w:w="3035" w:type="dxa"/>
+            <w:tcBorders>
+              <w:top w:val="single" w:sz="4" w:space="0" w:color="D9CDBA"/>
+              <w:left w:val="single" w:sz="4" w:space="0" w:color="D9CDBA"/>
+              <w:bottom w:val="single" w:sz="4" w:space="0" w:color="D9CDBA"/>
+              <w:right w:val="single" w:sz="4" w:space="0" w:color="D9CDBA"/>
+            </w:tcBorders>
+            <w:tcMar>
+              <w:top w:w="60" w:type="dxa"/>
+              <w:left w:w="100" w:type="dxa"/>
+              <w:bottom w:w="60" w:type="dxa"/>
+              <w:right w:w="100" w:type="dxa"/>
+            </w:tcMar>
+          </w:tcPr>
+          <w:p>
+            <w:pPr>
+              <w:spacing w:after="0" w:line="240" w:lineRule="auto"/>
+            </w:pPr>
+            <w:r>
+              <w:rPr>
+                <w:sz w:val="20"/>
+                <w:szCs w:val="20"/>
+              </w:rPr>
+              <w:t>Métricas y moderación</w:t>
+            </w:r>
+          </w:p>
+        </w:tc>
+        <w:tc>
+          <w:tcPr>
+            <w:tcW w:w="6325" w:type="dxa"/>
+            <w:tcBorders>
+              <w:top w:val="single" w:sz="4" w:space="0" w:color="D9CDBA"/>
+              <w:left w:val="single" w:sz="4" w:space="0" w:color="D9CDBA"/>
+              <w:bottom w:val="single" w:sz="4" w:space="0" w:color="D9CDBA"/>
+              <w:right w:val="single" w:sz="4" w:space="0" w:color="D9CDBA"/>
+            </w:tcBorders>
+            <w:tcMar>
+              <w:top w:w="60" w:type="dxa"/>
+              <w:left w:w="100" w:type="dxa"/>
+              <w:bottom w:w="60" w:type="dxa"/>
+              <w:right w:w="100" w:type="dxa"/>
+            </w:tcMar>
+          </w:tcPr>
+          <w:p>
+            <w:pPr>
+              <w:spacing w:after="0" w:line="240" w:lineRule="auto"/>
+            </w:pPr>
+            <w:r>
+              <w:rPr>
+                <w:sz w:val="20"/>
+                <w:szCs w:val="20"/>
+              </w:rPr>
+              <w:t>Panel del artista y reportes</w:t>
+            </w:r>
+          </w:p>
+        </w:tc>
+      </w:tr>
+      <w:tr>
+        <w:tblPrEx>
+          <w:tblCellMar>
+            <w:top w:w="0" w:type="dxa"/>
+            <w:bottom w:w="0" w:type="dxa"/>
+          </w:tblCellMar>
+        </w:tblPrEx>
+        <w:trPr>
+          <w:cantSplit/>
+        </w:trPr>
+        <w:tc>
+          <w:tcPr>
+            <w:tcW w:w="3035" w:type="dxa"/>
+            <w:tcBorders>
+              <w:top w:val="single" w:sz="4" w:space="0" w:color="D9CDBA"/>
+              <w:left w:val="single" w:sz="4" w:space="0" w:color="D9CDBA"/>
+              <w:bottom w:val="single" w:sz="4" w:space="0" w:color="D9CDBA"/>
+              <w:right w:val="single" w:sz="4" w:space="0" w:color="D9CDBA"/>
+            </w:tcBorders>
+            <w:tcMar>
+              <w:top w:w="60" w:type="dxa"/>
+              <w:left w:w="100" w:type="dxa"/>
+              <w:bottom w:w="60" w:type="dxa"/>
+              <w:right w:w="100" w:type="dxa"/>
+            </w:tcMar>
+          </w:tcPr>
+          <w:p>
+            <w:pPr>
+              <w:spacing w:after="0" w:line="240" w:lineRule="auto"/>
+            </w:pPr>
+            <w:r>
+              <w:rPr>
+                <w:sz w:val="20"/>
+                <w:szCs w:val="20"/>
+              </w:rPr>
+              <w:t>Contenido</w:t>
+            </w:r>
+          </w:p>
+        </w:tc>
+        <w:tc>
+          <w:tcPr>
+            <w:tcW w:w="6325" w:type="dxa"/>
+            <w:tcBorders>
+              <w:top w:val="single" w:sz="4" w:space="0" w:color="D9CDBA"/>
+              <w:left w:val="single" w:sz="4" w:space="0" w:color="D9CDBA"/>
+              <w:bottom w:val="single" w:sz="4" w:space="0" w:color="D9CDBA"/>
+              <w:right w:val="single" w:sz="4" w:space="0" w:color="D9CDBA"/>
+            </w:tcBorders>
+            <w:tcMar>
+              <w:top w:w="60" w:type="dxa"/>
+              <w:left w:w="100" w:type="dxa"/>
+              <w:bottom w:w="60" w:type="dxa"/>
+              <w:right w:w="100" w:type="dxa"/>
+            </w:tcMar>
+          </w:tcPr>
+          <w:p>
+            <w:pPr>
+              <w:spacing w:after="0" w:line="240" w:lineRule="auto"/>
+            </w:pPr>
+            <w:r>
+              <w:rPr>
+                <w:sz w:val="20"/>
+                <w:szCs w:val="20"/>
+              </w:rPr>
+              <w:t>Miniaturas de imágenes</w:t>
+            </w:r>
+          </w:p>
+        </w:tc>
+      </w:tr>
+      <w:tr>
+        <w:tblPrEx>
+          <w:tblCellMar>
+            <w:top w:w="0" w:type="dxa"/>
+            <w:bottom w:w="0" w:type="dxa"/>
+          </w:tblCellMar>
+        </w:tblPrEx>
+        <w:trPr>
+          <w:cantSplit/>
+        </w:trPr>
+        <w:tc>
+          <w:tcPr>
+            <w:tcW w:w="3035" w:type="dxa"/>
+            <w:tcBorders>
+              <w:top w:val="single" w:sz="4" w:space="0" w:color="D9CDBA"/>
+              <w:left w:val="single" w:sz="4" w:space="0" w:color="D9CDBA"/>
+              <w:bottom w:val="single" w:sz="4" w:space="0" w:color="D9CDBA"/>
+              <w:right w:val="single" w:sz="4" w:space="0" w:color="D9CDBA"/>
+            </w:tcBorders>
+            <w:tcMar>
+              <w:top w:w="60" w:type="dxa"/>
+              <w:left w:w="100" w:type="dxa"/>
+              <w:bottom w:w="60" w:type="dxa"/>
+              <w:right w:w="100" w:type="dxa"/>
+            </w:tcMar>
+          </w:tcPr>
+          <w:p>
+            <w:pPr>
+              <w:spacing w:after="0" w:line="240" w:lineRule="auto"/>
+            </w:pPr>
+            <w:r>
+              <w:rPr>
+                <w:sz w:val="20"/>
+                <w:szCs w:val="20"/>
+              </w:rPr>
+              <w:t>Entorno</w:t>
+            </w:r>
+          </w:p>
+        </w:tc>
+        <w:tc>
+          <w:tcPr>
+            <w:tcW w:w="6325" w:type="dxa"/>
+            <w:tcBorders>
+              <w:top w:val="single" w:sz="4" w:space="0" w:color="D9CDBA"/>
+              <w:left w:val="single" w:sz="4" w:space="0" w:color="D9CDBA"/>
+              <w:bottom w:val="single" w:sz="4" w:space="0" w:color="D9CDBA"/>
+              <w:right w:val="single" w:sz="4" w:space="0" w:color="D9CDBA"/>
+            </w:tcBorders>
+            <w:tcMar>
+              <w:top w:w="60" w:type="dxa"/>
+              <w:left w:w="100" w:type="dxa"/>
+              <w:bottom w:w="60" w:type="dxa"/>
+              <w:right w:w="100" w:type="dxa"/>
+            </w:tcMar>
+          </w:tcPr>
+          <w:p>
+            <w:pPr>
+              <w:spacing w:after="0" w:line="240" w:lineRule="auto"/>
+            </w:pPr>
+            <w:r>
+              <w:rPr>
+                <w:sz w:val="20"/>
+                <w:szCs w:val="20"/>
+              </w:rPr>
+              <w:t>Proyecto de Supabase configurado para la base de datos, la autenticación y el almacenamiento</w:t>
+            </w:r>
+          </w:p>
+        </w:tc>
+      </w:tr>
+      <w:tr>
+        <w:tblPrEx>
+          <w:tblCellMar>
+            <w:top w:w="0" w:type="dxa"/>
+            <w:bottom w:w="0" w:type="dxa"/>
+          </w:tblCellMar>
+        </w:tblPrEx>
+        <w:trPr>
+          <w:cantSplit/>
+        </w:trPr>
+        <w:tc>
+          <w:tcPr>
+            <w:tcW w:w="3035" w:type="dxa"/>
+            <w:tcBorders>
+              <w:top w:val="single" w:sz="4" w:space="0" w:color="D9CDBA"/>
+              <w:left w:val="single" w:sz="4" w:space="0" w:color="D9CDBA"/>
+              <w:bottom w:val="single" w:sz="4" w:space="0" w:color="D9CDBA"/>
+              <w:right w:val="single" w:sz="4" w:space="0" w:color="D9CDBA"/>
+            </w:tcBorders>
+            <w:tcMar>
+              <w:top w:w="60" w:type="dxa"/>
+              <w:left w:w="100" w:type="dxa"/>
+              <w:bottom w:w="60" w:type="dxa"/>
+              <w:right w:w="100" w:type="dxa"/>
+            </w:tcMar>
+          </w:tcPr>
+          <w:p>
+            <w:pPr>
+              <w:spacing w:after="0" w:line="240" w:lineRule="auto"/>
+            </w:pPr>
+            <w:r>
+              <w:rPr>
+                <w:sz w:val="20"/>
+                <w:szCs w:val="20"/>
+              </w:rPr>
+              <w:t>Integración</w:t>
+            </w:r>
+          </w:p>
+        </w:tc>
+        <w:tc>
+          <w:tcPr>
+            <w:tcW w:w="6325" w:type="dxa"/>
+            <w:tcBorders>
+              <w:top w:val="single" w:sz="4" w:space="0" w:color="D9CDBA"/>
+              <w:left w:val="single" w:sz="4" w:space="0" w:color="D9CDBA"/>
+              <w:bottom w:val="single" w:sz="4" w:space="0" w:color="D9CDBA"/>
+              <w:right w:val="single" w:sz="4" w:space="0" w:color="D9CDBA"/>
+            </w:tcBorders>
+            <w:tcMar>
+              <w:top w:w="60" w:type="dxa"/>
+              <w:left w:w="100" w:type="dxa"/>
+              <w:bottom w:w="60" w:type="dxa"/>
+              <w:right w:w="100" w:type="dxa"/>
+            </w:tcMar>
+          </w:tcPr>
+          <w:p>
+            <w:pPr>
+              <w:spacing w:after="0" w:line="240" w:lineRule="auto"/>
+            </w:pPr>
+            <w:r>
+              <w:rPr>
+                <w:sz w:val="20"/>
+                <w:szCs w:val="20"/>
+              </w:rPr>
+              <w:t>Conectar la aplicación con la API: sesiones, feed, perfiles, chat, imágenes reales y pedidos</w:t>
+            </w:r>
+          </w:p>
+        </w:tc>
+      </w:tr>
+    </w:tbl>
+    <w:p>
+      <w:pPr>
+        <w:spacing w:after="0" w:line="200" w:lineRule="exact"/>
+      </w:pPr>
+    </w:p>
+    <w:p>
+      <w:r>
+        <w:t>La demostración de noviembre usa la pasarela simulada, que reproduce autorizaciones que vencen, rechazos y avisos de pago.</w:t>
+      </w:r>
+    </w:p>
+    <w:p>
+      <w:pPr>
+        <w:pStyle w:val="Ttulo2"/>
+      </w:pPr>
+      <w:bookmarkStart w:id="31" w:name="_Toc242394671"/>
+      <w:r>
+        <w:t>5.5 Riesgos</w:t>
+      </w:r>
+      <w:bookmarkEnd w:id="31"/>
+    </w:p>
+    <w:tbl>
+      <w:tblPr>
+        <w:tblW w:w="9360" w:type="dxa"/>
+        <w:tblBorders>
+          <w:top w:val="single" w:sz="4" w:space="0" w:color="auto"/>
+          <w:left w:val="single" w:sz="4" w:space="0" w:color="auto"/>
+          <w:bottom w:val="single" w:sz="4" w:space="0" w:color="auto"/>
+          <w:right w:val="single" w:sz="4" w:space="0" w:color="auto"/>
+          <w:insideH w:val="single" w:sz="4" w:space="0" w:color="auto"/>
+          <w:insideV w:val="single" w:sz="4" w:space="0" w:color="auto"/>
+        </w:tblBorders>
+        <w:tblCellMar>
+          <w:left w:w="10" w:type="dxa"/>
+          <w:right w:w="10" w:type="dxa"/>
+        </w:tblCellMar>
+        <w:tblLook w:val="0000" w:firstRow="0" w:lastRow="0" w:firstColumn="0" w:lastColumn="0" w:noHBand="0" w:noVBand="0"/>
       </w:tblPr>
       <w:tblGrid>
         <w:gridCol w:w="4680"/>
@@ -11402,6 +13321,7 @@
           </w:tcPr>
           <w:p>
             <w:pPr>
+              <w:keepNext/>
               <w:spacing w:after="0" w:line="240" w:lineRule="auto"/>
             </w:pPr>
             <w:r>
@@ -11434,6 +13354,7 @@
           </w:tcPr>
           <w:p>
             <w:pPr>
+              <w:keepNext/>
               <w:spacing w:after="0" w:line="240" w:lineRule="auto"/>
             </w:pPr>
             <w:r>
@@ -11476,14 +13397,15 @@
           </w:tcPr>
           <w:p>
             <w:pPr>
-              <w:spacing w:after="0" w:line="240" w:lineRule="auto"/>
-            </w:pPr>
-            <w:r>
-              <w:rPr>
-                <w:sz w:val="20"/>
-                <w:szCs w:val="20"/>
-              </w:rPr>
-              <w:t>Plazo: quedan ocho etapas de backend y la integración</w:t>
+              <w:keepNext/>
+              <w:spacing w:after="0" w:line="240" w:lineRule="auto"/>
+            </w:pPr>
+            <w:r>
+              <w:rPr>
+                <w:sz w:val="20"/>
+                <w:szCs w:val="20"/>
+              </w:rPr>
+              <w:t>Plazo: quedan tres etapas de backend y la integración</w:t>
             </w:r>
           </w:p>
         </w:tc>
@@ -11505,6 +13427,7 @@
           </w:tcPr>
           <w:p>
             <w:pPr>
+              <w:keepNext/>
               <w:spacing w:after="0" w:line="240" w:lineRule="auto"/>
             </w:pPr>
             <w:r>
@@ -11545,6 +13468,7 @@
           </w:tcPr>
           <w:p>
             <w:pPr>
+              <w:keepNext/>
               <w:spacing w:after="0" w:line="240" w:lineRule="auto"/>
             </w:pPr>
             <w:r>
@@ -11574,6 +13498,7 @@
           </w:tcPr>
           <w:p>
             <w:pPr>
+              <w:keepNext/>
               <w:spacing w:after="0" w:line="240" w:lineRule="auto"/>
             </w:pPr>
             <w:r>
@@ -11614,6 +13539,77 @@
           </w:tcPr>
           <w:p>
             <w:pPr>
+              <w:keepNext/>
+              <w:spacing w:after="0" w:line="240" w:lineRule="auto"/>
+            </w:pPr>
+            <w:r>
+              <w:rPr>
+                <w:sz w:val="20"/>
+                <w:szCs w:val="20"/>
+              </w:rPr>
+              <w:t>El proveedor de IA no se define a tiempo</w:t>
+            </w:r>
+          </w:p>
+        </w:tc>
+        <w:tc>
+          <w:tcPr>
+            <w:tcW w:w="4680" w:type="dxa"/>
+            <w:tcBorders>
+              <w:top w:val="single" w:sz="4" w:space="0" w:color="D9CDBA"/>
+              <w:left w:val="single" w:sz="4" w:space="0" w:color="D9CDBA"/>
+              <w:bottom w:val="single" w:sz="4" w:space="0" w:color="D9CDBA"/>
+              <w:right w:val="single" w:sz="4" w:space="0" w:color="D9CDBA"/>
+            </w:tcBorders>
+            <w:tcMar>
+              <w:top w:w="60" w:type="dxa"/>
+              <w:left w:w="100" w:type="dxa"/>
+              <w:bottom w:w="60" w:type="dxa"/>
+              <w:right w:w="100" w:type="dxa"/>
+            </w:tcMar>
+          </w:tcPr>
+          <w:p>
+            <w:pPr>
+              <w:keepNext/>
+              <w:spacing w:after="0" w:line="240" w:lineRule="auto"/>
+            </w:pPr>
+            <w:r>
+              <w:rPr>
+                <w:sz w:val="20"/>
+                <w:szCs w:val="20"/>
+              </w:rPr>
+              <w:t>La moderación funciona con reportes y revisión humana; el clasificador solo marca contenido para esa revisión, así que su ausencia no bloquea la demostración</w:t>
+            </w:r>
+          </w:p>
+        </w:tc>
+      </w:tr>
+      <w:tr>
+        <w:tblPrEx>
+          <w:tblCellMar>
+            <w:top w:w="0" w:type="dxa"/>
+            <w:bottom w:w="0" w:type="dxa"/>
+          </w:tblCellMar>
+        </w:tblPrEx>
+        <w:trPr>
+          <w:cantSplit/>
+        </w:trPr>
+        <w:tc>
+          <w:tcPr>
+            <w:tcW w:w="4680" w:type="dxa"/>
+            <w:tcBorders>
+              <w:top w:val="single" w:sz="4" w:space="0" w:color="D9CDBA"/>
+              <w:left w:val="single" w:sz="4" w:space="0" w:color="D9CDBA"/>
+              <w:bottom w:val="single" w:sz="4" w:space="0" w:color="D9CDBA"/>
+              <w:right w:val="single" w:sz="4" w:space="0" w:color="D9CDBA"/>
+            </w:tcBorders>
+            <w:tcMar>
+              <w:top w:w="60" w:type="dxa"/>
+              <w:left w:w="100" w:type="dxa"/>
+              <w:bottom w:w="60" w:type="dxa"/>
+              <w:right w:w="100" w:type="dxa"/>
+            </w:tcMar>
+          </w:tcPr>
+          <w:p>
+            <w:pPr>
               <w:spacing w:after="0" w:line="240" w:lineRule="auto"/>
             </w:pPr>
             <w:r>
@@ -11665,7 +13661,7 @@
       <w:pPr>
         <w:pStyle w:val="Ttulo1"/>
       </w:pPr>
-      <w:bookmarkStart w:id="32" w:name="_Toc241862933"/>
+      <w:bookmarkStart w:id="32" w:name="_Toc242394672"/>
       <w:r>
         <w:t>6. Anexo: glosario</w:t>
       </w:r>
@@ -11686,7 +13682,7 @@
           <w:left w:w="10" w:type="dxa"/>
           <w:right w:w="10" w:type="dxa"/>
         </w:tblCellMar>
-        <w:tblLook w:val="04A0" w:firstRow="1" w:lastRow="0" w:firstColumn="1" w:lastColumn="0" w:noHBand="0" w:noVBand="1"/>
+        <w:tblLook w:val="0000" w:firstRow="0" w:lastRow="0" w:firstColumn="0" w:lastColumn="0" w:noHBand="0" w:noVBand="0"/>
       </w:tblPr>
       <w:tblGrid>
         <w:gridCol w:w="2477"/>
@@ -12548,10 +14544,151 @@
 <file path=word/numbering.xml><?xml version="1.0" encoding="utf-8"?>
 <w:numbering xmlns:wpc="http://schemas.microsoft.com/office/word/2010/wordprocessingCanvas" xmlns:cx="http://schemas.microsoft.com/office/drawing/2014/chartex" xmlns:cx1="http://schemas.microsoft.com/office/drawing/2015/9/8/chartex" xmlns:cx2="http://schemas.microsoft.com/office/drawing/2015/10/21/chartex" xmlns:cx3="http://schemas.microsoft.com/office/drawing/2016/5/9/chartex" xmlns:cx4="http://schemas.microsoft.com/office/drawing/2016/5/10/chartex" xmlns:cx5="http://schemas.microsoft.com/office/drawing/2016/5/11/chartex" xmlns:cx6="http://schemas.microsoft.com/office/drawing/2016/5/12/chartex" xmlns:cx7="http://schemas.microsoft.com/office/drawing/2016/5/13/chartex" xmlns:cx8="http://schemas.microsoft.com/office/drawing/2016/5/14/chartex" xmlns:mc="http://schemas.openxmlformats.org/markup-compatibility/2006" xmlns:aink="http://schemas.microsoft.com/office/drawing/2016/ink" xmlns:am3d="http://schemas.microsoft.com/office/drawing/2017/model3d" xmlns:o="urn:schemas-microsoft-com:office:office" xmlns:oel="http://schemas.microsoft.com/office/2019/extlst" xmlns:r="http://schemas.openxmlformats.org/officeDocument/2006/relationships" xmlns:m="http://schemas.openxmlformats.org/officeDocument/2006/math" xmlns:v="urn:schemas-microsoft-com:vml" xmlns:wp14="http://schemas.microsoft.com/office/word/2010/wordprocessingDrawing" xmlns:wp="http://schemas.openxmlformats.org/drawingml/2006/wordprocessingDrawing" xmlns:w10="urn:schemas-microsoft-com:office:word" xmlns:w="http://schemas.openxmlformats.org/wordprocessingml/2006/main" xmlns:w14="http://schemas.microsoft.com/office/word/2010/wordml" xmlns:w15="http://schemas.microsoft.com/office/word/2012/wordml" xmlns:w16cex="http://schemas.microsoft.com/office/word/2018/wordml/cex" xmlns:w16cid="http://schemas.microsoft.com/office/word/2016/wordml/cid" xmlns:w16="http://schemas.microsoft.com/office/word/2018/wordml" xmlns:w16du="http://schemas.microsoft.com/office/word/2023/wordml/word16du" xmlns:w16sdtdh="http://schemas.microsoft.com/office/word/2020/wordml/sdtdatahash" xmlns:w16sdtfl="http://schemas.microsoft.com/office/word/2024/wordml/sdtformatlock" xmlns:w16se="http://schemas.microsoft.com/office/word/2015/wordml/symex" xmlns:wpg="http://schemas.microsoft.com/office/word/2010/wordprocessingGroup" xmlns:wpi="http://schemas.microsoft.com/office/word/2010/wordprocessingInk" xmlns:wne="http://schemas.microsoft.com/office/word/2006/wordml" xmlns:wps="http://schemas.microsoft.com/office/word/2010/wordprocessingShape" mc:Ignorable="w14 w15 w16se w16cid w16 w16cex w16sdtdh w16sdtfl w16du wp14">
   <w:abstractNum w:abstractNumId="0" w15:restartNumberingAfterBreak="0">
-    <w:nsid w:val="1B6073C8"/>
+    <w:nsid w:val="1A6973BF"/>
     <w:multiLevelType w:val="hybridMultilevel"/>
-    <w:tmpl w:val="0E74CBBA"/>
-    <w:lvl w:ilvl="0" w:tplc="53B4979C">
+    <w:tmpl w:val="6316D378"/>
+    <w:lvl w:ilvl="0" w:tplc="46409822" w:tentative="1">
+      <w:start w:val="1"/>
+      <w:numFmt w:val="bullet"/>
+      <w:lvlText w:val="●"/>
+      <w:lvlJc w:val="left"/>
+      <w:pPr>
+        <w:ind w:left="720" w:hanging="360"/>
+      </w:pPr>
+    </w:lvl>
+    <w:lvl w:ilvl="1" w:tplc="F15612C0" w:tentative="1">
+      <w:start w:val="1"/>
+      <w:numFmt w:val="bullet"/>
+      <w:lvlText w:val="○"/>
+      <w:lvlJc w:val="left"/>
+      <w:pPr>
+        <w:ind w:left="1440" w:hanging="360"/>
+      </w:pPr>
+    </w:lvl>
+    <w:lvl w:ilvl="2" w:tplc="8C287EB6" w:tentative="1">
+      <w:start w:val="1"/>
+      <w:numFmt w:val="bullet"/>
+      <w:lvlText w:val="■"/>
+      <w:lvlJc w:val="left"/>
+      <w:pPr>
+        <w:ind w:left="2160" w:hanging="360"/>
+      </w:pPr>
+    </w:lvl>
+    <w:lvl w:ilvl="3" w:tplc="A2C012A2" w:tentative="1">
+      <w:start w:val="1"/>
+      <w:numFmt w:val="bullet"/>
+      <w:lvlText w:val="●"/>
+      <w:lvlJc w:val="left"/>
+      <w:pPr>
+        <w:ind w:left="2880" w:hanging="360"/>
+      </w:pPr>
+    </w:lvl>
+    <w:lvl w:ilvl="4" w:tplc="34C8497A" w:tentative="1">
+      <w:start w:val="1"/>
+      <w:numFmt w:val="bullet"/>
+      <w:lvlText w:val="○"/>
+      <w:lvlJc w:val="left"/>
+      <w:pPr>
+        <w:ind w:left="3600" w:hanging="360"/>
+      </w:pPr>
+    </w:lvl>
+    <w:lvl w:ilvl="5" w:tplc="5EF8C41E" w:tentative="1">
+      <w:start w:val="1"/>
+      <w:numFmt w:val="bullet"/>
+      <w:lvlText w:val="■"/>
+      <w:lvlJc w:val="left"/>
+      <w:pPr>
+        <w:ind w:left="4320" w:hanging="360"/>
+      </w:pPr>
+    </w:lvl>
+    <w:lvl w:ilvl="6" w:tplc="4968A3C0" w:tentative="1">
+      <w:start w:val="1"/>
+      <w:numFmt w:val="bullet"/>
+      <w:lvlText w:val="●"/>
+      <w:lvlJc w:val="left"/>
+      <w:pPr>
+        <w:ind w:left="5040" w:hanging="360"/>
+      </w:pPr>
+    </w:lvl>
+    <w:lvl w:ilvl="7" w:tplc="7CFE9A4E" w:tentative="1">
+      <w:start w:val="1"/>
+      <w:numFmt w:val="bullet"/>
+      <w:lvlText w:val="●"/>
+      <w:lvlJc w:val="left"/>
+      <w:pPr>
+        <w:ind w:left="5760" w:hanging="360"/>
+      </w:pPr>
+    </w:lvl>
+    <w:lvl w:ilvl="8" w:tplc="28EC63D2" w:tentative="1">
+      <w:start w:val="1"/>
+      <w:numFmt w:val="bullet"/>
+      <w:lvlText w:val="●"/>
+      <w:lvlJc w:val="left"/>
+      <w:pPr>
+        <w:ind w:left="6480" w:hanging="360"/>
+      </w:pPr>
+    </w:lvl>
+  </w:abstractNum>
+  <w:abstractNum w:abstractNumId="1" w15:restartNumberingAfterBreak="0">
+    <w:nsid w:val="482F0438"/>
+    <w:multiLevelType w:val="hybridMultilevel"/>
+    <w:tmpl w:val="0E38EB56"/>
+    <w:lvl w:ilvl="0" w:tplc="C06EB078">
+      <w:start w:val="1"/>
+      <w:numFmt w:val="bullet"/>
+      <w:lvlText w:val="•"/>
+      <w:lvlJc w:val="left"/>
+      <w:pPr>
+        <w:spacing w:after="80"/>
+        <w:ind w:left="540" w:hanging="270"/>
+      </w:pPr>
+    </w:lvl>
+    <w:lvl w:ilvl="1" w:tplc="6A9C5028">
+      <w:numFmt w:val="decimal"/>
+      <w:lvlText w:val=""/>
+      <w:lvlJc w:val="left"/>
+    </w:lvl>
+    <w:lvl w:ilvl="2" w:tplc="A6A490AE">
+      <w:numFmt w:val="decimal"/>
+      <w:lvlText w:val=""/>
+      <w:lvlJc w:val="left"/>
+    </w:lvl>
+    <w:lvl w:ilvl="3" w:tplc="CB869166">
+      <w:numFmt w:val="decimal"/>
+      <w:lvlText w:val=""/>
+      <w:lvlJc w:val="left"/>
+    </w:lvl>
+    <w:lvl w:ilvl="4" w:tplc="6304191A">
+      <w:numFmt w:val="decimal"/>
+      <w:lvlText w:val=""/>
+      <w:lvlJc w:val="left"/>
+    </w:lvl>
+    <w:lvl w:ilvl="5" w:tplc="659EBEE0">
+      <w:numFmt w:val="decimal"/>
+      <w:lvlText w:val=""/>
+      <w:lvlJc w:val="left"/>
+    </w:lvl>
+    <w:lvl w:ilvl="6" w:tplc="481834A4">
+      <w:numFmt w:val="decimal"/>
+      <w:lvlText w:val=""/>
+      <w:lvlJc w:val="left"/>
+    </w:lvl>
+    <w:lvl w:ilvl="7" w:tplc="021E8EA2">
+      <w:numFmt w:val="decimal"/>
+      <w:lvlText w:val=""/>
+      <w:lvlJc w:val="left"/>
+    </w:lvl>
+    <w:lvl w:ilvl="8" w:tplc="83A24F40">
+      <w:numFmt w:val="decimal"/>
+      <w:lvlText w:val=""/>
+      <w:lvlJc w:val="left"/>
+    </w:lvl>
+  </w:abstractNum>
+  <w:abstractNum w:abstractNumId="2" w15:restartNumberingAfterBreak="0">
+    <w:nsid w:val="6401394F"/>
+    <w:multiLevelType w:val="hybridMultilevel"/>
+    <w:tmpl w:val="926A7098"/>
+    <w:lvl w:ilvl="0" w:tplc="020025A0">
       <w:start w:val="1"/>
       <w:numFmt w:val="decimal"/>
       <w:lvlText w:val="%1."/>
@@ -12561,201 +14698,60 @@
         <w:ind w:left="540" w:hanging="360"/>
       </w:pPr>
     </w:lvl>
-    <w:lvl w:ilvl="1" w:tplc="C5527592">
+    <w:lvl w:ilvl="1" w:tplc="BBBC926C">
       <w:numFmt w:val="decimal"/>
       <w:lvlText w:val=""/>
       <w:lvlJc w:val="left"/>
     </w:lvl>
-    <w:lvl w:ilvl="2" w:tplc="DF684A3E">
+    <w:lvl w:ilvl="2" w:tplc="A0A8BB42">
       <w:numFmt w:val="decimal"/>
       <w:lvlText w:val=""/>
       <w:lvlJc w:val="left"/>
     </w:lvl>
-    <w:lvl w:ilvl="3" w:tplc="83E2DCFA">
+    <w:lvl w:ilvl="3" w:tplc="6A42F27A">
       <w:numFmt w:val="decimal"/>
       <w:lvlText w:val=""/>
       <w:lvlJc w:val="left"/>
     </w:lvl>
-    <w:lvl w:ilvl="4" w:tplc="19E26452">
+    <w:lvl w:ilvl="4" w:tplc="F94A3A90">
       <w:numFmt w:val="decimal"/>
       <w:lvlText w:val=""/>
       <w:lvlJc w:val="left"/>
     </w:lvl>
-    <w:lvl w:ilvl="5" w:tplc="0F9E8956">
+    <w:lvl w:ilvl="5" w:tplc="FAB221B8">
       <w:numFmt w:val="decimal"/>
       <w:lvlText w:val=""/>
       <w:lvlJc w:val="left"/>
     </w:lvl>
-    <w:lvl w:ilvl="6" w:tplc="20525F58">
+    <w:lvl w:ilvl="6" w:tplc="D598B6FA">
       <w:numFmt w:val="decimal"/>
       <w:lvlText w:val=""/>
       <w:lvlJc w:val="left"/>
     </w:lvl>
-    <w:lvl w:ilvl="7" w:tplc="11BA75A2">
+    <w:lvl w:ilvl="7" w:tplc="13CA892C">
       <w:numFmt w:val="decimal"/>
       <w:lvlText w:val=""/>
       <w:lvlJc w:val="left"/>
     </w:lvl>
-    <w:lvl w:ilvl="8" w:tplc="25382362">
+    <w:lvl w:ilvl="8" w:tplc="FD44D3C8">
       <w:numFmt w:val="decimal"/>
       <w:lvlText w:val=""/>
       <w:lvlJc w:val="left"/>
     </w:lvl>
   </w:abstractNum>
-  <w:abstractNum w:abstractNumId="1" w15:restartNumberingAfterBreak="0">
-    <w:nsid w:val="31151DD1"/>
-    <w:multiLevelType w:val="hybridMultilevel"/>
-    <w:tmpl w:val="04D83F84"/>
-    <w:lvl w:ilvl="0" w:tplc="191CC45E">
-      <w:start w:val="1"/>
-      <w:numFmt w:val="bullet"/>
-      <w:lvlText w:val="•"/>
-      <w:lvlJc w:val="left"/>
-      <w:pPr>
-        <w:spacing w:after="80"/>
-        <w:ind w:left="540" w:hanging="270"/>
-      </w:pPr>
-    </w:lvl>
-    <w:lvl w:ilvl="1" w:tplc="DD387086">
-      <w:numFmt w:val="decimal"/>
-      <w:lvlText w:val=""/>
-      <w:lvlJc w:val="left"/>
-    </w:lvl>
-    <w:lvl w:ilvl="2" w:tplc="4EC89DB8">
-      <w:numFmt w:val="decimal"/>
-      <w:lvlText w:val=""/>
-      <w:lvlJc w:val="left"/>
-    </w:lvl>
-    <w:lvl w:ilvl="3" w:tplc="03CA9734">
-      <w:numFmt w:val="decimal"/>
-      <w:lvlText w:val=""/>
-      <w:lvlJc w:val="left"/>
-    </w:lvl>
-    <w:lvl w:ilvl="4" w:tplc="218A01A0">
-      <w:numFmt w:val="decimal"/>
-      <w:lvlText w:val=""/>
-      <w:lvlJc w:val="left"/>
-    </w:lvl>
-    <w:lvl w:ilvl="5" w:tplc="99CA3ECA">
-      <w:numFmt w:val="decimal"/>
-      <w:lvlText w:val=""/>
-      <w:lvlJc w:val="left"/>
-    </w:lvl>
-    <w:lvl w:ilvl="6" w:tplc="51B4DFE8">
-      <w:numFmt w:val="decimal"/>
-      <w:lvlText w:val=""/>
-      <w:lvlJc w:val="left"/>
-    </w:lvl>
-    <w:lvl w:ilvl="7" w:tplc="4FF4DAEA">
-      <w:numFmt w:val="decimal"/>
-      <w:lvlText w:val=""/>
-      <w:lvlJc w:val="left"/>
-    </w:lvl>
-    <w:lvl w:ilvl="8" w:tplc="F65A8CBE">
-      <w:numFmt w:val="decimal"/>
-      <w:lvlText w:val=""/>
-      <w:lvlJc w:val="left"/>
-    </w:lvl>
-  </w:abstractNum>
-  <w:abstractNum w:abstractNumId="2" w15:restartNumberingAfterBreak="0">
-    <w:nsid w:val="7F91419A"/>
-    <w:multiLevelType w:val="hybridMultilevel"/>
-    <w:tmpl w:val="E52696F4"/>
-    <w:lvl w:ilvl="0" w:tplc="BDA28A7C" w:tentative="1">
-      <w:start w:val="1"/>
-      <w:numFmt w:val="bullet"/>
-      <w:lvlText w:val="●"/>
-      <w:lvlJc w:val="left"/>
-      <w:pPr>
-        <w:ind w:left="720" w:hanging="360"/>
-      </w:pPr>
-    </w:lvl>
-    <w:lvl w:ilvl="1" w:tplc="2A82067E" w:tentative="1">
-      <w:start w:val="1"/>
-      <w:numFmt w:val="bullet"/>
-      <w:lvlText w:val="○"/>
-      <w:lvlJc w:val="left"/>
-      <w:pPr>
-        <w:ind w:left="1440" w:hanging="360"/>
-      </w:pPr>
-    </w:lvl>
-    <w:lvl w:ilvl="2" w:tplc="69821536" w:tentative="1">
-      <w:start w:val="1"/>
-      <w:numFmt w:val="bullet"/>
-      <w:lvlText w:val="■"/>
-      <w:lvlJc w:val="left"/>
-      <w:pPr>
-        <w:ind w:left="2160" w:hanging="360"/>
-      </w:pPr>
-    </w:lvl>
-    <w:lvl w:ilvl="3" w:tplc="365611E4" w:tentative="1">
-      <w:start w:val="1"/>
-      <w:numFmt w:val="bullet"/>
-      <w:lvlText w:val="●"/>
-      <w:lvlJc w:val="left"/>
-      <w:pPr>
-        <w:ind w:left="2880" w:hanging="360"/>
-      </w:pPr>
-    </w:lvl>
-    <w:lvl w:ilvl="4" w:tplc="C79A0A66" w:tentative="1">
-      <w:start w:val="1"/>
-      <w:numFmt w:val="bullet"/>
-      <w:lvlText w:val="○"/>
-      <w:lvlJc w:val="left"/>
-      <w:pPr>
-        <w:ind w:left="3600" w:hanging="360"/>
-      </w:pPr>
-    </w:lvl>
-    <w:lvl w:ilvl="5" w:tplc="5E905496" w:tentative="1">
-      <w:start w:val="1"/>
-      <w:numFmt w:val="bullet"/>
-      <w:lvlText w:val="■"/>
-      <w:lvlJc w:val="left"/>
-      <w:pPr>
-        <w:ind w:left="4320" w:hanging="360"/>
-      </w:pPr>
-    </w:lvl>
-    <w:lvl w:ilvl="6" w:tplc="7A7ECFC8" w:tentative="1">
-      <w:start w:val="1"/>
-      <w:numFmt w:val="bullet"/>
-      <w:lvlText w:val="●"/>
-      <w:lvlJc w:val="left"/>
-      <w:pPr>
-        <w:ind w:left="5040" w:hanging="360"/>
-      </w:pPr>
-    </w:lvl>
-    <w:lvl w:ilvl="7" w:tplc="D22A1456" w:tentative="1">
-      <w:start w:val="1"/>
-      <w:numFmt w:val="bullet"/>
-      <w:lvlText w:val="●"/>
-      <w:lvlJc w:val="left"/>
-      <w:pPr>
-        <w:ind w:left="5760" w:hanging="360"/>
-      </w:pPr>
-    </w:lvl>
-    <w:lvl w:ilvl="8" w:tplc="9500BDC8" w:tentative="1">
-      <w:start w:val="1"/>
-      <w:numFmt w:val="bullet"/>
-      <w:lvlText w:val="●"/>
-      <w:lvlJc w:val="left"/>
-      <w:pPr>
-        <w:ind w:left="6480" w:hanging="360"/>
-      </w:pPr>
-    </w:lvl>
-  </w:abstractNum>
-  <w:num w:numId="1" w16cid:durableId="510293109">
+  <w:num w:numId="1" w16cid:durableId="837964459">
+    <w:abstractNumId w:val="0"/>
+    <w:lvlOverride w:ilvl="0">
+      <w:startOverride w:val="1"/>
+    </w:lvlOverride>
+  </w:num>
+  <w:num w:numId="2" w16cid:durableId="2106992186">
     <w:abstractNumId w:val="2"/>
     <w:lvlOverride w:ilvl="0">
       <w:startOverride w:val="1"/>
     </w:lvlOverride>
   </w:num>
-  <w:num w:numId="2" w16cid:durableId="1672486453">
-    <w:abstractNumId w:val="0"/>
-    <w:lvlOverride w:ilvl="0">
-      <w:startOverride w:val="1"/>
-    </w:lvlOverride>
-  </w:num>
-  <w:num w:numId="3" w16cid:durableId="55275773">
+  <w:num w:numId="3" w16cid:durableId="811412032">
     <w:abstractNumId w:val="1"/>
     <w:lvlOverride w:ilvl="0">
       <w:startOverride w:val="1"/>

--- a/docs/entregas/ArtisTica_II_Avance.docx
+++ b/docs/entregas/ArtisTica_II_Avance.docx
@@ -4,7 +4,7 @@
   <w:body>
     <w:p>
       <w:pPr>
-        <w:spacing w:before="2800" w:after="200"/>
+        <w:spacing w:before="2800" w:after="1800"/>
         <w:jc w:val="center"/>
       </w:pPr>
       <w:r>
@@ -20,22 +20,6 @@
     </w:p>
     <w:p>
       <w:pPr>
-        <w:spacing w:after="1600"/>
-        <w:jc w:val="center"/>
-      </w:pPr>
-      <w:r>
-        <w:rPr>
-          <w:i/>
-          <w:iCs/>
-          <w:color w:val="6B5D52"/>
-          <w:sz w:val="28"/>
-          <w:szCs w:val="28"/>
-        </w:rPr>
-        <w:t>Donde el trabajo se muestra, se conversa y se encarga.</w:t>
-      </w:r>
-    </w:p>
-    <w:p>
-      <w:pPr>
         <w:spacing w:after="120"/>
         <w:jc w:val="center"/>
       </w:pPr>
@@ -100,363 +84,13 @@
           <w:sz w:val="32"/>
           <w:szCs w:val="32"/>
         </w:rPr>
-        <w:t>Control de versiones</w:t>
-      </w:r>
-    </w:p>
-    <w:tbl>
-      <w:tblPr>
-        <w:tblW w:w="9360" w:type="dxa"/>
-        <w:tblBorders>
-          <w:top w:val="single" w:sz="4" w:space="0" w:color="auto"/>
-          <w:left w:val="single" w:sz="4" w:space="0" w:color="auto"/>
-          <w:bottom w:val="single" w:sz="4" w:space="0" w:color="auto"/>
-          <w:right w:val="single" w:sz="4" w:space="0" w:color="auto"/>
-          <w:insideH w:val="single" w:sz="4" w:space="0" w:color="auto"/>
-          <w:insideV w:val="single" w:sz="4" w:space="0" w:color="auto"/>
-        </w:tblBorders>
-        <w:tblCellMar>
-          <w:left w:w="10" w:type="dxa"/>
-          <w:right w:w="10" w:type="dxa"/>
-        </w:tblCellMar>
-        <w:tblLook w:val="0000" w:firstRow="0" w:lastRow="0" w:firstColumn="0" w:lastColumn="0" w:noHBand="0" w:noVBand="0"/>
-      </w:tblPr>
-      <w:tblGrid>
-        <w:gridCol w:w="1354"/>
-        <w:gridCol w:w="1847"/>
-        <w:gridCol w:w="6159"/>
-      </w:tblGrid>
-      <w:tr>
-        <w:tblPrEx>
-          <w:tblCellMar>
-            <w:top w:w="0" w:type="dxa"/>
-            <w:bottom w:w="0" w:type="dxa"/>
-          </w:tblCellMar>
-        </w:tblPrEx>
-        <w:trPr>
-          <w:cantSplit/>
-          <w:tblHeader/>
-        </w:trPr>
-        <w:tc>
-          <w:tcPr>
-            <w:tcW w:w="1354" w:type="dxa"/>
-            <w:tcBorders>
-              <w:top w:val="single" w:sz="4" w:space="0" w:color="D9CDBA"/>
-              <w:left w:val="single" w:sz="4" w:space="0" w:color="D9CDBA"/>
-              <w:bottom w:val="single" w:sz="4" w:space="0" w:color="D9CDBA"/>
-              <w:right w:val="single" w:sz="4" w:space="0" w:color="D9CDBA"/>
-            </w:tcBorders>
-            <w:shd w:val="clear" w:color="auto" w:fill="F5EFE4"/>
-            <w:tcMar>
-              <w:top w:w="60" w:type="dxa"/>
-              <w:left w:w="100" w:type="dxa"/>
-              <w:bottom w:w="60" w:type="dxa"/>
-              <w:right w:w="100" w:type="dxa"/>
-            </w:tcMar>
-          </w:tcPr>
-          <w:p>
-            <w:pPr>
-              <w:keepNext/>
-              <w:spacing w:after="0" w:line="240" w:lineRule="auto"/>
-            </w:pPr>
-            <w:r>
-              <w:rPr>
-                <w:b/>
-                <w:bCs/>
-                <w:sz w:val="20"/>
-                <w:szCs w:val="20"/>
-              </w:rPr>
-              <w:t>Versión</w:t>
-            </w:r>
-          </w:p>
-        </w:tc>
-        <w:tc>
-          <w:tcPr>
-            <w:tcW w:w="1847" w:type="dxa"/>
-            <w:tcBorders>
-              <w:top w:val="single" w:sz="4" w:space="0" w:color="D9CDBA"/>
-              <w:left w:val="single" w:sz="4" w:space="0" w:color="D9CDBA"/>
-              <w:bottom w:val="single" w:sz="4" w:space="0" w:color="D9CDBA"/>
-              <w:right w:val="single" w:sz="4" w:space="0" w:color="D9CDBA"/>
-            </w:tcBorders>
-            <w:shd w:val="clear" w:color="auto" w:fill="F5EFE4"/>
-            <w:tcMar>
-              <w:top w:w="60" w:type="dxa"/>
-              <w:left w:w="100" w:type="dxa"/>
-              <w:bottom w:w="60" w:type="dxa"/>
-              <w:right w:w="100" w:type="dxa"/>
-            </w:tcMar>
-          </w:tcPr>
-          <w:p>
-            <w:pPr>
-              <w:keepNext/>
-              <w:spacing w:after="0" w:line="240" w:lineRule="auto"/>
-            </w:pPr>
-            <w:r>
-              <w:rPr>
-                <w:b/>
-                <w:bCs/>
-                <w:sz w:val="20"/>
-                <w:szCs w:val="20"/>
-              </w:rPr>
-              <w:t>Fecha</w:t>
-            </w:r>
-          </w:p>
-        </w:tc>
-        <w:tc>
-          <w:tcPr>
-            <w:tcW w:w="6159" w:type="dxa"/>
-            <w:tcBorders>
-              <w:top w:val="single" w:sz="4" w:space="0" w:color="D9CDBA"/>
-              <w:left w:val="single" w:sz="4" w:space="0" w:color="D9CDBA"/>
-              <w:bottom w:val="single" w:sz="4" w:space="0" w:color="D9CDBA"/>
-              <w:right w:val="single" w:sz="4" w:space="0" w:color="D9CDBA"/>
-            </w:tcBorders>
-            <w:shd w:val="clear" w:color="auto" w:fill="F5EFE4"/>
-            <w:tcMar>
-              <w:top w:w="60" w:type="dxa"/>
-              <w:left w:w="100" w:type="dxa"/>
-              <w:bottom w:w="60" w:type="dxa"/>
-              <w:right w:w="100" w:type="dxa"/>
-            </w:tcMar>
-          </w:tcPr>
-          <w:p>
-            <w:pPr>
-              <w:keepNext/>
-              <w:spacing w:after="0" w:line="240" w:lineRule="auto"/>
-            </w:pPr>
-            <w:r>
-              <w:rPr>
-                <w:b/>
-                <w:bCs/>
-                <w:sz w:val="20"/>
-                <w:szCs w:val="20"/>
-              </w:rPr>
-              <w:t>Contenido</w:t>
-            </w:r>
-          </w:p>
-        </w:tc>
-      </w:tr>
-      <w:tr>
-        <w:tblPrEx>
-          <w:tblCellMar>
-            <w:top w:w="0" w:type="dxa"/>
-            <w:bottom w:w="0" w:type="dxa"/>
-          </w:tblCellMar>
-        </w:tblPrEx>
-        <w:trPr>
-          <w:cantSplit/>
-        </w:trPr>
-        <w:tc>
-          <w:tcPr>
-            <w:tcW w:w="1354" w:type="dxa"/>
-            <w:tcBorders>
-              <w:top w:val="single" w:sz="4" w:space="0" w:color="D9CDBA"/>
-              <w:left w:val="single" w:sz="4" w:space="0" w:color="D9CDBA"/>
-              <w:bottom w:val="single" w:sz="4" w:space="0" w:color="D9CDBA"/>
-              <w:right w:val="single" w:sz="4" w:space="0" w:color="D9CDBA"/>
-            </w:tcBorders>
-            <w:tcMar>
-              <w:top w:w="60" w:type="dxa"/>
-              <w:left w:w="100" w:type="dxa"/>
-              <w:bottom w:w="60" w:type="dxa"/>
-              <w:right w:w="100" w:type="dxa"/>
-            </w:tcMar>
-          </w:tcPr>
-          <w:p>
-            <w:pPr>
-              <w:keepNext/>
-              <w:spacing w:after="0" w:line="240" w:lineRule="auto"/>
-            </w:pPr>
-            <w:r>
-              <w:rPr>
-                <w:sz w:val="20"/>
-                <w:szCs w:val="20"/>
-              </w:rPr>
-              <w:t>1.0</w:t>
-            </w:r>
-          </w:p>
-        </w:tc>
-        <w:tc>
-          <w:tcPr>
-            <w:tcW w:w="1847" w:type="dxa"/>
-            <w:tcBorders>
-              <w:top w:val="single" w:sz="4" w:space="0" w:color="D9CDBA"/>
-              <w:left w:val="single" w:sz="4" w:space="0" w:color="D9CDBA"/>
-              <w:bottom w:val="single" w:sz="4" w:space="0" w:color="D9CDBA"/>
-              <w:right w:val="single" w:sz="4" w:space="0" w:color="D9CDBA"/>
-            </w:tcBorders>
-            <w:tcMar>
-              <w:top w:w="60" w:type="dxa"/>
-              <w:left w:w="100" w:type="dxa"/>
-              <w:bottom w:w="60" w:type="dxa"/>
-              <w:right w:w="100" w:type="dxa"/>
-            </w:tcMar>
-          </w:tcPr>
-          <w:p>
-            <w:pPr>
-              <w:keepNext/>
-              <w:spacing w:after="0" w:line="240" w:lineRule="auto"/>
-            </w:pPr>
-            <w:r>
-              <w:rPr>
-                <w:sz w:val="20"/>
-                <w:szCs w:val="20"/>
-              </w:rPr>
-              <w:t>Septiembre 2026</w:t>
-            </w:r>
-          </w:p>
-        </w:tc>
-        <w:tc>
-          <w:tcPr>
-            <w:tcW w:w="6159" w:type="dxa"/>
-            <w:tcBorders>
-              <w:top w:val="single" w:sz="4" w:space="0" w:color="D9CDBA"/>
-              <w:left w:val="single" w:sz="4" w:space="0" w:color="D9CDBA"/>
-              <w:bottom w:val="single" w:sz="4" w:space="0" w:color="D9CDBA"/>
-              <w:right w:val="single" w:sz="4" w:space="0" w:color="D9CDBA"/>
-            </w:tcBorders>
-            <w:tcMar>
-              <w:top w:w="60" w:type="dxa"/>
-              <w:left w:w="100" w:type="dxa"/>
-              <w:bottom w:w="60" w:type="dxa"/>
-              <w:right w:w="100" w:type="dxa"/>
-            </w:tcMar>
-          </w:tcPr>
-          <w:p>
-            <w:pPr>
-              <w:keepNext/>
-              <w:spacing w:after="0" w:line="240" w:lineRule="auto"/>
-            </w:pPr>
-            <w:r>
-              <w:rPr>
-                <w:sz w:val="20"/>
-                <w:szCs w:val="20"/>
-              </w:rPr>
-              <w:t>I Avance: propuesta técnica y de diseño</w:t>
-            </w:r>
-          </w:p>
-        </w:tc>
-      </w:tr>
-      <w:tr>
-        <w:tblPrEx>
-          <w:tblCellMar>
-            <w:top w:w="0" w:type="dxa"/>
-            <w:bottom w:w="0" w:type="dxa"/>
-          </w:tblCellMar>
-        </w:tblPrEx>
-        <w:trPr>
-          <w:cantSplit/>
-        </w:trPr>
-        <w:tc>
-          <w:tcPr>
-            <w:tcW w:w="1354" w:type="dxa"/>
-            <w:tcBorders>
-              <w:top w:val="single" w:sz="4" w:space="0" w:color="D9CDBA"/>
-              <w:left w:val="single" w:sz="4" w:space="0" w:color="D9CDBA"/>
-              <w:bottom w:val="single" w:sz="4" w:space="0" w:color="D9CDBA"/>
-              <w:right w:val="single" w:sz="4" w:space="0" w:color="D9CDBA"/>
-            </w:tcBorders>
-            <w:tcMar>
-              <w:top w:w="60" w:type="dxa"/>
-              <w:left w:w="100" w:type="dxa"/>
-              <w:bottom w:w="60" w:type="dxa"/>
-              <w:right w:w="100" w:type="dxa"/>
-            </w:tcMar>
-          </w:tcPr>
-          <w:p>
-            <w:pPr>
-              <w:spacing w:after="0" w:line="240" w:lineRule="auto"/>
-            </w:pPr>
-            <w:r>
-              <w:rPr>
-                <w:sz w:val="20"/>
-                <w:szCs w:val="20"/>
-              </w:rPr>
-              <w:t>2.0</w:t>
-            </w:r>
-          </w:p>
-        </w:tc>
-        <w:tc>
-          <w:tcPr>
-            <w:tcW w:w="1847" w:type="dxa"/>
-            <w:tcBorders>
-              <w:top w:val="single" w:sz="4" w:space="0" w:color="D9CDBA"/>
-              <w:left w:val="single" w:sz="4" w:space="0" w:color="D9CDBA"/>
-              <w:bottom w:val="single" w:sz="4" w:space="0" w:color="D9CDBA"/>
-              <w:right w:val="single" w:sz="4" w:space="0" w:color="D9CDBA"/>
-            </w:tcBorders>
-            <w:tcMar>
-              <w:top w:w="60" w:type="dxa"/>
-              <w:left w:w="100" w:type="dxa"/>
-              <w:bottom w:w="60" w:type="dxa"/>
-              <w:right w:w="100" w:type="dxa"/>
-            </w:tcMar>
-          </w:tcPr>
-          <w:p>
-            <w:pPr>
-              <w:spacing w:after="0" w:line="240" w:lineRule="auto"/>
-            </w:pPr>
-            <w:r>
-              <w:rPr>
-                <w:sz w:val="20"/>
-                <w:szCs w:val="20"/>
-              </w:rPr>
-              <w:t>Octubre 2026</w:t>
-            </w:r>
-          </w:p>
-        </w:tc>
-        <w:tc>
-          <w:tcPr>
-            <w:tcW w:w="6159" w:type="dxa"/>
-            <w:tcBorders>
-              <w:top w:val="single" w:sz="4" w:space="0" w:color="D9CDBA"/>
-              <w:left w:val="single" w:sz="4" w:space="0" w:color="D9CDBA"/>
-              <w:bottom w:val="single" w:sz="4" w:space="0" w:color="D9CDBA"/>
-              <w:right w:val="single" w:sz="4" w:space="0" w:color="D9CDBA"/>
-            </w:tcBorders>
-            <w:tcMar>
-              <w:top w:w="60" w:type="dxa"/>
-              <w:left w:w="100" w:type="dxa"/>
-              <w:bottom w:w="60" w:type="dxa"/>
-              <w:right w:w="100" w:type="dxa"/>
-            </w:tcMar>
-          </w:tcPr>
-          <w:p>
-            <w:pPr>
-              <w:spacing w:after="0" w:line="240" w:lineRule="auto"/>
-            </w:pPr>
-            <w:r>
-              <w:rPr>
-                <w:sz w:val="20"/>
-                <w:szCs w:val="20"/>
-              </w:rPr>
-              <w:t>II Avance: propuesta, distribución, generación de dinero, situaciones y avance</w:t>
-            </w:r>
-          </w:p>
-        </w:tc>
-      </w:tr>
-    </w:tbl>
-    <w:p>
-      <w:pPr>
-        <w:spacing w:after="0" w:line="200" w:lineRule="exact"/>
-      </w:pPr>
-    </w:p>
-    <w:p>
-      <w:r>
-        <w:rPr>
-          <w:b/>
-          <w:bCs/>
-          <w:color w:val="B85C38"/>
-          <w:sz w:val="32"/>
-          <w:szCs w:val="32"/>
-        </w:rPr>
         <w:t>Índice</w:t>
       </w:r>
     </w:p>
     <w:sdt>
       <w:sdtPr>
         <w:alias w:val="Índice"/>
-        <w:id w:val="1471327575"/>
+        <w:id w:val="1845815031"/>
       </w:sdtPr>
       <w:sdtEndPr>
         <w:rPr>
@@ -490,7 +124,7 @@
           <w:r>
             <w:fldChar w:fldCharType="separate"/>
           </w:r>
-          <w:hyperlink w:anchor="_Toc242394640" w:history="1">
+          <w:hyperlink w:anchor="_Toc242395238" w:history="1">
             <w:r>
               <w:rPr>
                 <w:rStyle w:val="Hipervnculo"/>
@@ -514,7 +148,7 @@
               <w:rPr>
                 <w:noProof/>
               </w:rPr>
-              <w:instrText xml:space="preserve"> PAGEREF _Toc242394640 \h </w:instrText>
+              <w:instrText xml:space="preserve"> PAGEREF _Toc242395238 \h </w:instrText>
             </w:r>
             <w:r>
               <w:rPr>
@@ -555,7 +189,7 @@
               <w14:ligatures w14:val="standardContextual"/>
             </w:rPr>
           </w:pPr>
-          <w:hyperlink w:anchor="_Toc242394641" w:history="1">
+          <w:hyperlink w:anchor="_Toc242395239" w:history="1">
             <w:r>
               <w:rPr>
                 <w:rStyle w:val="Hipervnculo"/>
@@ -579,7 +213,7 @@
               <w:rPr>
                 <w:noProof/>
               </w:rPr>
-              <w:instrText xml:space="preserve"> PAGEREF _Toc242394641 \h </w:instrText>
+              <w:instrText xml:space="preserve"> PAGEREF _Toc242395239 \h </w:instrText>
             </w:r>
             <w:r>
               <w:rPr>
@@ -620,7 +254,7 @@
               <w14:ligatures w14:val="standardContextual"/>
             </w:rPr>
           </w:pPr>
-          <w:hyperlink w:anchor="_Toc242394642" w:history="1">
+          <w:hyperlink w:anchor="_Toc242395240" w:history="1">
             <w:r>
               <w:rPr>
                 <w:rStyle w:val="Hipervnculo"/>
@@ -644,7 +278,7 @@
               <w:rPr>
                 <w:noProof/>
               </w:rPr>
-              <w:instrText xml:space="preserve"> PAGEREF _Toc242394642 \h </w:instrText>
+              <w:instrText xml:space="preserve"> PAGEREF _Toc242395240 \h </w:instrText>
             </w:r>
             <w:r>
               <w:rPr>
@@ -685,7 +319,7 @@
               <w14:ligatures w14:val="standardContextual"/>
             </w:rPr>
           </w:pPr>
-          <w:hyperlink w:anchor="_Toc242394643" w:history="1">
+          <w:hyperlink w:anchor="_Toc242395241" w:history="1">
             <w:r>
               <w:rPr>
                 <w:rStyle w:val="Hipervnculo"/>
@@ -709,7 +343,7 @@
               <w:rPr>
                 <w:noProof/>
               </w:rPr>
-              <w:instrText xml:space="preserve"> PAGEREF _Toc242394643 \h </w:instrText>
+              <w:instrText xml:space="preserve"> PAGEREF _Toc242395241 \h </w:instrText>
             </w:r>
             <w:r>
               <w:rPr>
@@ -750,7 +384,7 @@
               <w14:ligatures w14:val="standardContextual"/>
             </w:rPr>
           </w:pPr>
-          <w:hyperlink w:anchor="_Toc242394644" w:history="1">
+          <w:hyperlink w:anchor="_Toc242395242" w:history="1">
             <w:r>
               <w:rPr>
                 <w:rStyle w:val="Hipervnculo"/>
@@ -774,7 +408,7 @@
               <w:rPr>
                 <w:noProof/>
               </w:rPr>
-              <w:instrText xml:space="preserve"> PAGEREF _Toc242394644 \h </w:instrText>
+              <w:instrText xml:space="preserve"> PAGEREF _Toc242395242 \h </w:instrText>
             </w:r>
             <w:r>
               <w:rPr>
@@ -815,7 +449,7 @@
               <w14:ligatures w14:val="standardContextual"/>
             </w:rPr>
           </w:pPr>
-          <w:hyperlink w:anchor="_Toc242394645" w:history="1">
+          <w:hyperlink w:anchor="_Toc242395243" w:history="1">
             <w:r>
               <w:rPr>
                 <w:rStyle w:val="Hipervnculo"/>
@@ -839,7 +473,7 @@
               <w:rPr>
                 <w:noProof/>
               </w:rPr>
-              <w:instrText xml:space="preserve"> PAGEREF _Toc242394645 \h </w:instrText>
+              <w:instrText xml:space="preserve"> PAGEREF _Toc242395243 \h </w:instrText>
             </w:r>
             <w:r>
               <w:rPr>
@@ -880,7 +514,7 @@
               <w14:ligatures w14:val="standardContextual"/>
             </w:rPr>
           </w:pPr>
-          <w:hyperlink w:anchor="_Toc242394646" w:history="1">
+          <w:hyperlink w:anchor="_Toc242395244" w:history="1">
             <w:r>
               <w:rPr>
                 <w:rStyle w:val="Hipervnculo"/>
@@ -904,7 +538,7 @@
               <w:rPr>
                 <w:noProof/>
               </w:rPr>
-              <w:instrText xml:space="preserve"> PAGEREF _Toc242394646 \h </w:instrText>
+              <w:instrText xml:space="preserve"> PAGEREF _Toc242395244 \h </w:instrText>
             </w:r>
             <w:r>
               <w:rPr>
@@ -945,7 +579,7 @@
               <w14:ligatures w14:val="standardContextual"/>
             </w:rPr>
           </w:pPr>
-          <w:hyperlink w:anchor="_Toc242394647" w:history="1">
+          <w:hyperlink w:anchor="_Toc242395245" w:history="1">
             <w:r>
               <w:rPr>
                 <w:rStyle w:val="Hipervnculo"/>
@@ -969,7 +603,7 @@
               <w:rPr>
                 <w:noProof/>
               </w:rPr>
-              <w:instrText xml:space="preserve"> PAGEREF _Toc242394647 \h </w:instrText>
+              <w:instrText xml:space="preserve"> PAGEREF _Toc242395245 \h </w:instrText>
             </w:r>
             <w:r>
               <w:rPr>
@@ -1010,7 +644,7 @@
               <w14:ligatures w14:val="standardContextual"/>
             </w:rPr>
           </w:pPr>
-          <w:hyperlink w:anchor="_Toc242394648" w:history="1">
+          <w:hyperlink w:anchor="_Toc242395246" w:history="1">
             <w:r>
               <w:rPr>
                 <w:rStyle w:val="Hipervnculo"/>
@@ -1034,7 +668,7 @@
               <w:rPr>
                 <w:noProof/>
               </w:rPr>
-              <w:instrText xml:space="preserve"> PAGEREF _Toc242394648 \h </w:instrText>
+              <w:instrText xml:space="preserve"> PAGEREF _Toc242395246 \h </w:instrText>
             </w:r>
             <w:r>
               <w:rPr>
@@ -1077,7 +711,7 @@
               <w14:ligatures w14:val="standardContextual"/>
             </w:rPr>
           </w:pPr>
-          <w:hyperlink w:anchor="_Toc242394649" w:history="1">
+          <w:hyperlink w:anchor="_Toc242395247" w:history="1">
             <w:r>
               <w:rPr>
                 <w:rStyle w:val="Hipervnculo"/>
@@ -1101,7 +735,7 @@
               <w:rPr>
                 <w:noProof/>
               </w:rPr>
-              <w:instrText xml:space="preserve"> PAGEREF _Toc242394649 \h </w:instrText>
+              <w:instrText xml:space="preserve"> PAGEREF _Toc242395247 \h </w:instrText>
             </w:r>
             <w:r>
               <w:rPr>
@@ -1142,7 +776,7 @@
               <w14:ligatures w14:val="standardContextual"/>
             </w:rPr>
           </w:pPr>
-          <w:hyperlink w:anchor="_Toc242394650" w:history="1">
+          <w:hyperlink w:anchor="_Toc242395248" w:history="1">
             <w:r>
               <w:rPr>
                 <w:rStyle w:val="Hipervnculo"/>
@@ -1166,7 +800,7 @@
               <w:rPr>
                 <w:noProof/>
               </w:rPr>
-              <w:instrText xml:space="preserve"> PAGEREF _Toc242394650 \h </w:instrText>
+              <w:instrText xml:space="preserve"> PAGEREF _Toc242395248 \h </w:instrText>
             </w:r>
             <w:r>
               <w:rPr>
@@ -1207,7 +841,7 @@
               <w14:ligatures w14:val="standardContextual"/>
             </w:rPr>
           </w:pPr>
-          <w:hyperlink w:anchor="_Toc242394651" w:history="1">
+          <w:hyperlink w:anchor="_Toc242395249" w:history="1">
             <w:r>
               <w:rPr>
                 <w:rStyle w:val="Hipervnculo"/>
@@ -1231,7 +865,7 @@
               <w:rPr>
                 <w:noProof/>
               </w:rPr>
-              <w:instrText xml:space="preserve"> PAGEREF _Toc242394651 \h </w:instrText>
+              <w:instrText xml:space="preserve"> PAGEREF _Toc242395249 \h </w:instrText>
             </w:r>
             <w:r>
               <w:rPr>
@@ -1272,7 +906,7 @@
               <w14:ligatures w14:val="standardContextual"/>
             </w:rPr>
           </w:pPr>
-          <w:hyperlink w:anchor="_Toc242394652" w:history="1">
+          <w:hyperlink w:anchor="_Toc242395250" w:history="1">
             <w:r>
               <w:rPr>
                 <w:rStyle w:val="Hipervnculo"/>
@@ -1296,7 +930,7 @@
               <w:rPr>
                 <w:noProof/>
               </w:rPr>
-              <w:instrText xml:space="preserve"> PAGEREF _Toc242394652 \h </w:instrText>
+              <w:instrText xml:space="preserve"> PAGEREF _Toc242395250 \h </w:instrText>
             </w:r>
             <w:r>
               <w:rPr>
@@ -1337,7 +971,7 @@
               <w14:ligatures w14:val="standardContextual"/>
             </w:rPr>
           </w:pPr>
-          <w:hyperlink w:anchor="_Toc242394653" w:history="1">
+          <w:hyperlink w:anchor="_Toc242395251" w:history="1">
             <w:r>
               <w:rPr>
                 <w:rStyle w:val="Hipervnculo"/>
@@ -1361,7 +995,7 @@
               <w:rPr>
                 <w:noProof/>
               </w:rPr>
-              <w:instrText xml:space="preserve"> PAGEREF _Toc242394653 \h </w:instrText>
+              <w:instrText xml:space="preserve"> PAGEREF _Toc242395251 \h </w:instrText>
             </w:r>
             <w:r>
               <w:rPr>
@@ -1404,7 +1038,7 @@
               <w14:ligatures w14:val="standardContextual"/>
             </w:rPr>
           </w:pPr>
-          <w:hyperlink w:anchor="_Toc242394654" w:history="1">
+          <w:hyperlink w:anchor="_Toc242395252" w:history="1">
             <w:r>
               <w:rPr>
                 <w:rStyle w:val="Hipervnculo"/>
@@ -1428,7 +1062,7 @@
               <w:rPr>
                 <w:noProof/>
               </w:rPr>
-              <w:instrText xml:space="preserve"> PAGEREF _Toc242394654 \h </w:instrText>
+              <w:instrText xml:space="preserve"> PAGEREF _Toc242395252 \h </w:instrText>
             </w:r>
             <w:r>
               <w:rPr>
@@ -1469,7 +1103,7 @@
               <w14:ligatures w14:val="standardContextual"/>
             </w:rPr>
           </w:pPr>
-          <w:hyperlink w:anchor="_Toc242394655" w:history="1">
+          <w:hyperlink w:anchor="_Toc242395253" w:history="1">
             <w:r>
               <w:rPr>
                 <w:rStyle w:val="Hipervnculo"/>
@@ -1493,7 +1127,7 @@
               <w:rPr>
                 <w:noProof/>
               </w:rPr>
-              <w:instrText xml:space="preserve"> PAGEREF _Toc242394655 \h </w:instrText>
+              <w:instrText xml:space="preserve"> PAGEREF _Toc242395253 \h </w:instrText>
             </w:r>
             <w:r>
               <w:rPr>
@@ -1534,7 +1168,7 @@
               <w14:ligatures w14:val="standardContextual"/>
             </w:rPr>
           </w:pPr>
-          <w:hyperlink w:anchor="_Toc242394656" w:history="1">
+          <w:hyperlink w:anchor="_Toc242395254" w:history="1">
             <w:r>
               <w:rPr>
                 <w:rStyle w:val="Hipervnculo"/>
@@ -1558,7 +1192,7 @@
               <w:rPr>
                 <w:noProof/>
               </w:rPr>
-              <w:instrText xml:space="preserve"> PAGEREF _Toc242394656 \h </w:instrText>
+              <w:instrText xml:space="preserve"> PAGEREF _Toc242395254 \h </w:instrText>
             </w:r>
             <w:r>
               <w:rPr>
@@ -1599,7 +1233,7 @@
               <w14:ligatures w14:val="standardContextual"/>
             </w:rPr>
           </w:pPr>
-          <w:hyperlink w:anchor="_Toc242394657" w:history="1">
+          <w:hyperlink w:anchor="_Toc242395255" w:history="1">
             <w:r>
               <w:rPr>
                 <w:rStyle w:val="Hipervnculo"/>
@@ -1623,7 +1257,7 @@
               <w:rPr>
                 <w:noProof/>
               </w:rPr>
-              <w:instrText xml:space="preserve"> PAGEREF _Toc242394657 \h </w:instrText>
+              <w:instrText xml:space="preserve"> PAGEREF _Toc242395255 \h </w:instrText>
             </w:r>
             <w:r>
               <w:rPr>
@@ -1664,7 +1298,7 @@
               <w14:ligatures w14:val="standardContextual"/>
             </w:rPr>
           </w:pPr>
-          <w:hyperlink w:anchor="_Toc242394658" w:history="1">
+          <w:hyperlink w:anchor="_Toc242395256" w:history="1">
             <w:r>
               <w:rPr>
                 <w:rStyle w:val="Hipervnculo"/>
@@ -1688,7 +1322,7 @@
               <w:rPr>
                 <w:noProof/>
               </w:rPr>
-              <w:instrText xml:space="preserve"> PAGEREF _Toc242394658 \h </w:instrText>
+              <w:instrText xml:space="preserve"> PAGEREF _Toc242395256 \h </w:instrText>
             </w:r>
             <w:r>
               <w:rPr>
@@ -1729,7 +1363,7 @@
               <w14:ligatures w14:val="standardContextual"/>
             </w:rPr>
           </w:pPr>
-          <w:hyperlink w:anchor="_Toc242394659" w:history="1">
+          <w:hyperlink w:anchor="_Toc242395257" w:history="1">
             <w:r>
               <w:rPr>
                 <w:rStyle w:val="Hipervnculo"/>
@@ -1753,7 +1387,7 @@
               <w:rPr>
                 <w:noProof/>
               </w:rPr>
-              <w:instrText xml:space="preserve"> PAGEREF _Toc242394659 \h </w:instrText>
+              <w:instrText xml:space="preserve"> PAGEREF _Toc242395257 \h </w:instrText>
             </w:r>
             <w:r>
               <w:rPr>
@@ -1794,7 +1428,7 @@
               <w14:ligatures w14:val="standardContextual"/>
             </w:rPr>
           </w:pPr>
-          <w:hyperlink w:anchor="_Toc242394660" w:history="1">
+          <w:hyperlink w:anchor="_Toc242395258" w:history="1">
             <w:r>
               <w:rPr>
                 <w:rStyle w:val="Hipervnculo"/>
@@ -1818,7 +1452,7 @@
               <w:rPr>
                 <w:noProof/>
               </w:rPr>
-              <w:instrText xml:space="preserve"> PAGEREF _Toc242394660 \h </w:instrText>
+              <w:instrText xml:space="preserve"> PAGEREF _Toc242395258 \h </w:instrText>
             </w:r>
             <w:r>
               <w:rPr>
@@ -1859,7 +1493,7 @@
               <w14:ligatures w14:val="standardContextual"/>
             </w:rPr>
           </w:pPr>
-          <w:hyperlink w:anchor="_Toc242394661" w:history="1">
+          <w:hyperlink w:anchor="_Toc242395259" w:history="1">
             <w:r>
               <w:rPr>
                 <w:rStyle w:val="Hipervnculo"/>
@@ -1883,7 +1517,7 @@
               <w:rPr>
                 <w:noProof/>
               </w:rPr>
-              <w:instrText xml:space="preserve"> PAGEREF _Toc242394661 \h </w:instrText>
+              <w:instrText xml:space="preserve"> PAGEREF _Toc242395259 \h </w:instrText>
             </w:r>
             <w:r>
               <w:rPr>
@@ -1924,7 +1558,7 @@
               <w14:ligatures w14:val="standardContextual"/>
             </w:rPr>
           </w:pPr>
-          <w:hyperlink w:anchor="_Toc242394662" w:history="1">
+          <w:hyperlink w:anchor="_Toc242395260" w:history="1">
             <w:r>
               <w:rPr>
                 <w:rStyle w:val="Hipervnculo"/>
@@ -1948,7 +1582,7 @@
               <w:rPr>
                 <w:noProof/>
               </w:rPr>
-              <w:instrText xml:space="preserve"> PAGEREF _Toc242394662 \h </w:instrText>
+              <w:instrText xml:space="preserve"> PAGEREF _Toc242395260 \h </w:instrText>
             </w:r>
             <w:r>
               <w:rPr>
@@ -1991,7 +1625,7 @@
               <w14:ligatures w14:val="standardContextual"/>
             </w:rPr>
           </w:pPr>
-          <w:hyperlink w:anchor="_Toc242394663" w:history="1">
+          <w:hyperlink w:anchor="_Toc242395261" w:history="1">
             <w:r>
               <w:rPr>
                 <w:rStyle w:val="Hipervnculo"/>
@@ -2015,7 +1649,7 @@
               <w:rPr>
                 <w:noProof/>
               </w:rPr>
-              <w:instrText xml:space="preserve"> PAGEREF _Toc242394663 \h </w:instrText>
+              <w:instrText xml:space="preserve"> PAGEREF _Toc242395261 \h </w:instrText>
             </w:r>
             <w:r>
               <w:rPr>
@@ -2056,7 +1690,7 @@
               <w14:ligatures w14:val="standardContextual"/>
             </w:rPr>
           </w:pPr>
-          <w:hyperlink w:anchor="_Toc242394664" w:history="1">
+          <w:hyperlink w:anchor="_Toc242395262" w:history="1">
             <w:r>
               <w:rPr>
                 <w:rStyle w:val="Hipervnculo"/>
@@ -2080,7 +1714,7 @@
               <w:rPr>
                 <w:noProof/>
               </w:rPr>
-              <w:instrText xml:space="preserve"> PAGEREF _Toc242394664 \h </w:instrText>
+              <w:instrText xml:space="preserve"> PAGEREF _Toc242395262 \h </w:instrText>
             </w:r>
             <w:r>
               <w:rPr>
@@ -2121,7 +1755,7 @@
               <w14:ligatures w14:val="standardContextual"/>
             </w:rPr>
           </w:pPr>
-          <w:hyperlink w:anchor="_Toc242394665" w:history="1">
+          <w:hyperlink w:anchor="_Toc242395263" w:history="1">
             <w:r>
               <w:rPr>
                 <w:rStyle w:val="Hipervnculo"/>
@@ -2145,7 +1779,7 @@
               <w:rPr>
                 <w:noProof/>
               </w:rPr>
-              <w:instrText xml:space="preserve"> PAGEREF _Toc242394665 \h </w:instrText>
+              <w:instrText xml:space="preserve"> PAGEREF _Toc242395263 \h </w:instrText>
             </w:r>
             <w:r>
               <w:rPr>
@@ -2188,7 +1822,7 @@
               <w14:ligatures w14:val="standardContextual"/>
             </w:rPr>
           </w:pPr>
-          <w:hyperlink w:anchor="_Toc242394666" w:history="1">
+          <w:hyperlink w:anchor="_Toc242395264" w:history="1">
             <w:r>
               <w:rPr>
                 <w:rStyle w:val="Hipervnculo"/>
@@ -2212,7 +1846,7 @@
               <w:rPr>
                 <w:noProof/>
               </w:rPr>
-              <w:instrText xml:space="preserve"> PAGEREF _Toc242394666 \h </w:instrText>
+              <w:instrText xml:space="preserve"> PAGEREF _Toc242395264 \h </w:instrText>
             </w:r>
             <w:r>
               <w:rPr>
@@ -2229,7 +1863,7 @@
               <w:rPr>
                 <w:noProof/>
               </w:rPr>
-              <w:t>15</w:t>
+              <w:t>14</w:t>
             </w:r>
             <w:r>
               <w:rPr>
@@ -2253,7 +1887,7 @@
               <w14:ligatures w14:val="standardContextual"/>
             </w:rPr>
           </w:pPr>
-          <w:hyperlink w:anchor="_Toc242394667" w:history="1">
+          <w:hyperlink w:anchor="_Toc242395265" w:history="1">
             <w:r>
               <w:rPr>
                 <w:rStyle w:val="Hipervnculo"/>
@@ -2277,7 +1911,7 @@
               <w:rPr>
                 <w:noProof/>
               </w:rPr>
-              <w:instrText xml:space="preserve"> PAGEREF _Toc242394667 \h </w:instrText>
+              <w:instrText xml:space="preserve"> PAGEREF _Toc242395265 \h </w:instrText>
             </w:r>
             <w:r>
               <w:rPr>
@@ -2294,7 +1928,7 @@
               <w:rPr>
                 <w:noProof/>
               </w:rPr>
-              <w:t>15</w:t>
+              <w:t>14</w:t>
             </w:r>
             <w:r>
               <w:rPr>
@@ -2318,7 +1952,7 @@
               <w14:ligatures w14:val="standardContextual"/>
             </w:rPr>
           </w:pPr>
-          <w:hyperlink w:anchor="_Toc242394668" w:history="1">
+          <w:hyperlink w:anchor="_Toc242395266" w:history="1">
             <w:r>
               <w:rPr>
                 <w:rStyle w:val="Hipervnculo"/>
@@ -2342,7 +1976,7 @@
               <w:rPr>
                 <w:noProof/>
               </w:rPr>
-              <w:instrText xml:space="preserve"> PAGEREF _Toc242394668 \h </w:instrText>
+              <w:instrText xml:space="preserve"> PAGEREF _Toc242395266 \h </w:instrText>
             </w:r>
             <w:r>
               <w:rPr>
@@ -2359,7 +1993,7 @@
               <w:rPr>
                 <w:noProof/>
               </w:rPr>
-              <w:t>15</w:t>
+              <w:t>14</w:t>
             </w:r>
             <w:r>
               <w:rPr>
@@ -2383,7 +2017,7 @@
               <w14:ligatures w14:val="standardContextual"/>
             </w:rPr>
           </w:pPr>
-          <w:hyperlink w:anchor="_Toc242394669" w:history="1">
+          <w:hyperlink w:anchor="_Toc242395267" w:history="1">
             <w:r>
               <w:rPr>
                 <w:rStyle w:val="Hipervnculo"/>
@@ -2407,7 +2041,7 @@
               <w:rPr>
                 <w:noProof/>
               </w:rPr>
-              <w:instrText xml:space="preserve"> PAGEREF _Toc242394669 \h </w:instrText>
+              <w:instrText xml:space="preserve"> PAGEREF _Toc242395267 \h </w:instrText>
             </w:r>
             <w:r>
               <w:rPr>
@@ -2424,7 +2058,7 @@
               <w:rPr>
                 <w:noProof/>
               </w:rPr>
-              <w:t>16</w:t>
+              <w:t>15</w:t>
             </w:r>
             <w:r>
               <w:rPr>
@@ -2448,7 +2082,7 @@
               <w14:ligatures w14:val="standardContextual"/>
             </w:rPr>
           </w:pPr>
-          <w:hyperlink w:anchor="_Toc242394670" w:history="1">
+          <w:hyperlink w:anchor="_Toc242395268" w:history="1">
             <w:r>
               <w:rPr>
                 <w:rStyle w:val="Hipervnculo"/>
@@ -2472,7 +2106,7 @@
               <w:rPr>
                 <w:noProof/>
               </w:rPr>
-              <w:instrText xml:space="preserve"> PAGEREF _Toc242394670 \h </w:instrText>
+              <w:instrText xml:space="preserve"> PAGEREF _Toc242395268 \h </w:instrText>
             </w:r>
             <w:r>
               <w:rPr>
@@ -2489,7 +2123,7 @@
               <w:rPr>
                 <w:noProof/>
               </w:rPr>
-              <w:t>17</w:t>
+              <w:t>16</w:t>
             </w:r>
             <w:r>
               <w:rPr>
@@ -2513,7 +2147,7 @@
               <w14:ligatures w14:val="standardContextual"/>
             </w:rPr>
           </w:pPr>
-          <w:hyperlink w:anchor="_Toc242394671" w:history="1">
+          <w:hyperlink w:anchor="_Toc242395269" w:history="1">
             <w:r>
               <w:rPr>
                 <w:rStyle w:val="Hipervnculo"/>
@@ -2537,7 +2171,7 @@
               <w:rPr>
                 <w:noProof/>
               </w:rPr>
-              <w:instrText xml:space="preserve"> PAGEREF _Toc242394671 \h </w:instrText>
+              <w:instrText xml:space="preserve"> PAGEREF _Toc242395269 \h </w:instrText>
             </w:r>
             <w:r>
               <w:rPr>
@@ -2554,7 +2188,7 @@
               <w:rPr>
                 <w:noProof/>
               </w:rPr>
-              <w:t>18</w:t>
+              <w:t>17</w:t>
             </w:r>
             <w:r>
               <w:rPr>
@@ -2580,7 +2214,7 @@
               <w14:ligatures w14:val="standardContextual"/>
             </w:rPr>
           </w:pPr>
-          <w:hyperlink w:anchor="_Toc242394672" w:history="1">
+          <w:hyperlink w:anchor="_Toc242395270" w:history="1">
             <w:r>
               <w:rPr>
                 <w:rStyle w:val="Hipervnculo"/>
@@ -2604,7 +2238,7 @@
               <w:rPr>
                 <w:noProof/>
               </w:rPr>
-              <w:instrText xml:space="preserve"> PAGEREF _Toc242394672 \h </w:instrText>
+              <w:instrText xml:space="preserve"> PAGEREF _Toc242395270 \h </w:instrText>
             </w:r>
             <w:r>
               <w:rPr>
@@ -2621,7 +2255,7 @@
               <w:rPr>
                 <w:noProof/>
               </w:rPr>
-              <w:t>18</w:t>
+              <w:t>17</w:t>
             </w:r>
             <w:r>
               <w:rPr>
@@ -2643,7 +2277,7 @@
         <w:pStyle w:val="Ttulo1"/>
         <w:pageBreakBefore/>
       </w:pPr>
-      <w:bookmarkStart w:id="0" w:name="_Toc242394640"/>
+      <w:bookmarkStart w:id="0" w:name="_Toc242395238"/>
       <w:r>
         <w:t>1. Propuesta a desarrollar</w:t>
       </w:r>
@@ -2653,7 +2287,7 @@
       <w:pPr>
         <w:pStyle w:val="Ttulo2"/>
       </w:pPr>
-      <w:bookmarkStart w:id="1" w:name="_Toc242394641"/>
+      <w:bookmarkStart w:id="1" w:name="_Toc242395239"/>
       <w:r>
         <w:t>1.1 Problema</w:t>
       </w:r>
@@ -2661,458 +2295,19 @@
     </w:p>
     <w:p>
       <w:r>
-        <w:t>En Costa Rica, contratar a un artista se resuelve hoy con tres herramientas que no fueron diseñadas para eso:</w:t>
+        <w:t>En Costa Rica, quien quiere contratar a un artista suele recurrir a tres herramientas que no fueron pensadas para eso. Instagram sirve para conocer el trabajo del artista, pero no permite contratarlo ni pagarle. La negociación se hace por WhatsApp, donde no queda un registro formal ni hay reglas claras. El pago se hace por SINPE Móvil, que es inmediato y gratuito, pero no protege a ninguna de las partes.</w:t>
       </w:r>
     </w:p>
-    <w:tbl>
-      <w:tblPr>
-        <w:tblW w:w="9360" w:type="dxa"/>
-        <w:tblBorders>
-          <w:top w:val="single" w:sz="4" w:space="0" w:color="auto"/>
-          <w:left w:val="single" w:sz="4" w:space="0" w:color="auto"/>
-          <w:bottom w:val="single" w:sz="4" w:space="0" w:color="auto"/>
-          <w:right w:val="single" w:sz="4" w:space="0" w:color="auto"/>
-          <w:insideH w:val="single" w:sz="4" w:space="0" w:color="auto"/>
-          <w:insideV w:val="single" w:sz="4" w:space="0" w:color="auto"/>
-        </w:tblBorders>
-        <w:tblCellMar>
-          <w:left w:w="10" w:type="dxa"/>
-          <w:right w:w="10" w:type="dxa"/>
-        </w:tblCellMar>
-        <w:tblLook w:val="0000" w:firstRow="0" w:lastRow="0" w:firstColumn="0" w:lastColumn="0" w:noHBand="0" w:noVBand="0"/>
-      </w:tblPr>
-      <w:tblGrid>
-        <w:gridCol w:w="1777"/>
-        <w:gridCol w:w="3554"/>
-        <w:gridCol w:w="4029"/>
-      </w:tblGrid>
-      <w:tr>
-        <w:tblPrEx>
-          <w:tblCellMar>
-            <w:top w:w="0" w:type="dxa"/>
-            <w:bottom w:w="0" w:type="dxa"/>
-          </w:tblCellMar>
-        </w:tblPrEx>
-        <w:trPr>
-          <w:cantSplit/>
-          <w:tblHeader/>
-        </w:trPr>
-        <w:tc>
-          <w:tcPr>
-            <w:tcW w:w="1777" w:type="dxa"/>
-            <w:tcBorders>
-              <w:top w:val="single" w:sz="4" w:space="0" w:color="D9CDBA"/>
-              <w:left w:val="single" w:sz="4" w:space="0" w:color="D9CDBA"/>
-              <w:bottom w:val="single" w:sz="4" w:space="0" w:color="D9CDBA"/>
-              <w:right w:val="single" w:sz="4" w:space="0" w:color="D9CDBA"/>
-            </w:tcBorders>
-            <w:shd w:val="clear" w:color="auto" w:fill="F5EFE4"/>
-            <w:tcMar>
-              <w:top w:w="60" w:type="dxa"/>
-              <w:left w:w="100" w:type="dxa"/>
-              <w:bottom w:w="60" w:type="dxa"/>
-              <w:right w:w="100" w:type="dxa"/>
-            </w:tcMar>
-          </w:tcPr>
-          <w:p>
-            <w:pPr>
-              <w:keepNext/>
-              <w:spacing w:after="0" w:line="240" w:lineRule="auto"/>
-            </w:pPr>
-            <w:r>
-              <w:rPr>
-                <w:b/>
-                <w:bCs/>
-                <w:sz w:val="20"/>
-                <w:szCs w:val="20"/>
-              </w:rPr>
-              <w:t>Herramienta</w:t>
-            </w:r>
-          </w:p>
-        </w:tc>
-        <w:tc>
-          <w:tcPr>
-            <w:tcW w:w="3554" w:type="dxa"/>
-            <w:tcBorders>
-              <w:top w:val="single" w:sz="4" w:space="0" w:color="D9CDBA"/>
-              <w:left w:val="single" w:sz="4" w:space="0" w:color="D9CDBA"/>
-              <w:bottom w:val="single" w:sz="4" w:space="0" w:color="D9CDBA"/>
-              <w:right w:val="single" w:sz="4" w:space="0" w:color="D9CDBA"/>
-            </w:tcBorders>
-            <w:shd w:val="clear" w:color="auto" w:fill="F5EFE4"/>
-            <w:tcMar>
-              <w:top w:w="60" w:type="dxa"/>
-              <w:left w:w="100" w:type="dxa"/>
-              <w:bottom w:w="60" w:type="dxa"/>
-              <w:right w:w="100" w:type="dxa"/>
-            </w:tcMar>
-          </w:tcPr>
-          <w:p>
-            <w:pPr>
-              <w:keepNext/>
-              <w:spacing w:after="0" w:line="240" w:lineRule="auto"/>
-            </w:pPr>
-            <w:r>
-              <w:rPr>
-                <w:b/>
-                <w:bCs/>
-                <w:sz w:val="20"/>
-                <w:szCs w:val="20"/>
-              </w:rPr>
-              <w:t>Qué resuelve</w:t>
-            </w:r>
-          </w:p>
-        </w:tc>
-        <w:tc>
-          <w:tcPr>
-            <w:tcW w:w="4029" w:type="dxa"/>
-            <w:tcBorders>
-              <w:top w:val="single" w:sz="4" w:space="0" w:color="D9CDBA"/>
-              <w:left w:val="single" w:sz="4" w:space="0" w:color="D9CDBA"/>
-              <w:bottom w:val="single" w:sz="4" w:space="0" w:color="D9CDBA"/>
-              <w:right w:val="single" w:sz="4" w:space="0" w:color="D9CDBA"/>
-            </w:tcBorders>
-            <w:shd w:val="clear" w:color="auto" w:fill="F5EFE4"/>
-            <w:tcMar>
-              <w:top w:w="60" w:type="dxa"/>
-              <w:left w:w="100" w:type="dxa"/>
-              <w:bottom w:w="60" w:type="dxa"/>
-              <w:right w:w="100" w:type="dxa"/>
-            </w:tcMar>
-          </w:tcPr>
-          <w:p>
-            <w:pPr>
-              <w:keepNext/>
-              <w:spacing w:after="0" w:line="240" w:lineRule="auto"/>
-            </w:pPr>
-            <w:r>
-              <w:rPr>
-                <w:b/>
-                <w:bCs/>
-                <w:sz w:val="20"/>
-                <w:szCs w:val="20"/>
-              </w:rPr>
-              <w:t>Qué deja sin resolver</w:t>
-            </w:r>
-          </w:p>
-        </w:tc>
-      </w:tr>
-      <w:tr>
-        <w:tblPrEx>
-          <w:tblCellMar>
-            <w:top w:w="0" w:type="dxa"/>
-            <w:bottom w:w="0" w:type="dxa"/>
-          </w:tblCellMar>
-        </w:tblPrEx>
-        <w:trPr>
-          <w:cantSplit/>
-        </w:trPr>
-        <w:tc>
-          <w:tcPr>
-            <w:tcW w:w="1777" w:type="dxa"/>
-            <w:tcBorders>
-              <w:top w:val="single" w:sz="4" w:space="0" w:color="D9CDBA"/>
-              <w:left w:val="single" w:sz="4" w:space="0" w:color="D9CDBA"/>
-              <w:bottom w:val="single" w:sz="4" w:space="0" w:color="D9CDBA"/>
-              <w:right w:val="single" w:sz="4" w:space="0" w:color="D9CDBA"/>
-            </w:tcBorders>
-            <w:tcMar>
-              <w:top w:w="60" w:type="dxa"/>
-              <w:left w:w="100" w:type="dxa"/>
-              <w:bottom w:w="60" w:type="dxa"/>
-              <w:right w:w="100" w:type="dxa"/>
-            </w:tcMar>
-          </w:tcPr>
-          <w:p>
-            <w:pPr>
-              <w:keepNext/>
-              <w:spacing w:after="0" w:line="240" w:lineRule="auto"/>
-            </w:pPr>
-            <w:r>
-              <w:rPr>
-                <w:sz w:val="20"/>
-                <w:szCs w:val="20"/>
-              </w:rPr>
-              <w:t>Instagram</w:t>
-            </w:r>
-          </w:p>
-        </w:tc>
-        <w:tc>
-          <w:tcPr>
-            <w:tcW w:w="3554" w:type="dxa"/>
-            <w:tcBorders>
-              <w:top w:val="single" w:sz="4" w:space="0" w:color="D9CDBA"/>
-              <w:left w:val="single" w:sz="4" w:space="0" w:color="D9CDBA"/>
-              <w:bottom w:val="single" w:sz="4" w:space="0" w:color="D9CDBA"/>
-              <w:right w:val="single" w:sz="4" w:space="0" w:color="D9CDBA"/>
-            </w:tcBorders>
-            <w:tcMar>
-              <w:top w:w="60" w:type="dxa"/>
-              <w:left w:w="100" w:type="dxa"/>
-              <w:bottom w:w="60" w:type="dxa"/>
-              <w:right w:w="100" w:type="dxa"/>
-            </w:tcMar>
-          </w:tcPr>
-          <w:p>
-            <w:pPr>
-              <w:keepNext/>
-              <w:spacing w:after="0" w:line="240" w:lineRule="auto"/>
-            </w:pPr>
-            <w:r>
-              <w:rPr>
-                <w:sz w:val="20"/>
-                <w:szCs w:val="20"/>
-              </w:rPr>
-              <w:t>Muestra el trabajo del artista</w:t>
-            </w:r>
-          </w:p>
-        </w:tc>
-        <w:tc>
-          <w:tcPr>
-            <w:tcW w:w="4029" w:type="dxa"/>
-            <w:tcBorders>
-              <w:top w:val="single" w:sz="4" w:space="0" w:color="D9CDBA"/>
-              <w:left w:val="single" w:sz="4" w:space="0" w:color="D9CDBA"/>
-              <w:bottom w:val="single" w:sz="4" w:space="0" w:color="D9CDBA"/>
-              <w:right w:val="single" w:sz="4" w:space="0" w:color="D9CDBA"/>
-            </w:tcBorders>
-            <w:tcMar>
-              <w:top w:w="60" w:type="dxa"/>
-              <w:left w:w="100" w:type="dxa"/>
-              <w:bottom w:w="60" w:type="dxa"/>
-              <w:right w:w="100" w:type="dxa"/>
-            </w:tcMar>
-          </w:tcPr>
-          <w:p>
-            <w:pPr>
-              <w:keepNext/>
-              <w:spacing w:after="0" w:line="240" w:lineRule="auto"/>
-            </w:pPr>
-            <w:r>
-              <w:rPr>
-                <w:sz w:val="20"/>
-                <w:szCs w:val="20"/>
-              </w:rPr>
-              <w:t>No permite contratar ni cobrar</w:t>
-            </w:r>
-          </w:p>
-        </w:tc>
-      </w:tr>
-      <w:tr>
-        <w:tblPrEx>
-          <w:tblCellMar>
-            <w:top w:w="0" w:type="dxa"/>
-            <w:bottom w:w="0" w:type="dxa"/>
-          </w:tblCellMar>
-        </w:tblPrEx>
-        <w:trPr>
-          <w:cantSplit/>
-        </w:trPr>
-        <w:tc>
-          <w:tcPr>
-            <w:tcW w:w="1777" w:type="dxa"/>
-            <w:tcBorders>
-              <w:top w:val="single" w:sz="4" w:space="0" w:color="D9CDBA"/>
-              <w:left w:val="single" w:sz="4" w:space="0" w:color="D9CDBA"/>
-              <w:bottom w:val="single" w:sz="4" w:space="0" w:color="D9CDBA"/>
-              <w:right w:val="single" w:sz="4" w:space="0" w:color="D9CDBA"/>
-            </w:tcBorders>
-            <w:tcMar>
-              <w:top w:w="60" w:type="dxa"/>
-              <w:left w:w="100" w:type="dxa"/>
-              <w:bottom w:w="60" w:type="dxa"/>
-              <w:right w:w="100" w:type="dxa"/>
-            </w:tcMar>
-          </w:tcPr>
-          <w:p>
-            <w:pPr>
-              <w:keepNext/>
-              <w:spacing w:after="0" w:line="240" w:lineRule="auto"/>
-            </w:pPr>
-            <w:r>
-              <w:rPr>
-                <w:sz w:val="20"/>
-                <w:szCs w:val="20"/>
-              </w:rPr>
-              <w:t>WhatsApp</w:t>
-            </w:r>
-          </w:p>
-        </w:tc>
-        <w:tc>
-          <w:tcPr>
-            <w:tcW w:w="3554" w:type="dxa"/>
-            <w:tcBorders>
-              <w:top w:val="single" w:sz="4" w:space="0" w:color="D9CDBA"/>
-              <w:left w:val="single" w:sz="4" w:space="0" w:color="D9CDBA"/>
-              <w:bottom w:val="single" w:sz="4" w:space="0" w:color="D9CDBA"/>
-              <w:right w:val="single" w:sz="4" w:space="0" w:color="D9CDBA"/>
-            </w:tcBorders>
-            <w:tcMar>
-              <w:top w:w="60" w:type="dxa"/>
-              <w:left w:w="100" w:type="dxa"/>
-              <w:bottom w:w="60" w:type="dxa"/>
-              <w:right w:w="100" w:type="dxa"/>
-            </w:tcMar>
-          </w:tcPr>
-          <w:p>
-            <w:pPr>
-              <w:keepNext/>
-              <w:spacing w:after="0" w:line="240" w:lineRule="auto"/>
-            </w:pPr>
-            <w:r>
-              <w:rPr>
-                <w:sz w:val="20"/>
-                <w:szCs w:val="20"/>
-              </w:rPr>
-              <w:t>Permite negociar</w:t>
-            </w:r>
-          </w:p>
-        </w:tc>
-        <w:tc>
-          <w:tcPr>
-            <w:tcW w:w="4029" w:type="dxa"/>
-            <w:tcBorders>
-              <w:top w:val="single" w:sz="4" w:space="0" w:color="D9CDBA"/>
-              <w:left w:val="single" w:sz="4" w:space="0" w:color="D9CDBA"/>
-              <w:bottom w:val="single" w:sz="4" w:space="0" w:color="D9CDBA"/>
-              <w:right w:val="single" w:sz="4" w:space="0" w:color="D9CDBA"/>
-            </w:tcBorders>
-            <w:tcMar>
-              <w:top w:w="60" w:type="dxa"/>
-              <w:left w:w="100" w:type="dxa"/>
-              <w:bottom w:w="60" w:type="dxa"/>
-              <w:right w:w="100" w:type="dxa"/>
-            </w:tcMar>
-          </w:tcPr>
-          <w:p>
-            <w:pPr>
-              <w:keepNext/>
-              <w:spacing w:after="0" w:line="240" w:lineRule="auto"/>
-            </w:pPr>
-            <w:r>
-              <w:rPr>
-                <w:sz w:val="20"/>
-                <w:szCs w:val="20"/>
-              </w:rPr>
-              <w:t>No deja registro ni reglas</w:t>
-            </w:r>
-          </w:p>
-        </w:tc>
-      </w:tr>
-      <w:tr>
-        <w:tblPrEx>
-          <w:tblCellMar>
-            <w:top w:w="0" w:type="dxa"/>
-            <w:bottom w:w="0" w:type="dxa"/>
-          </w:tblCellMar>
-        </w:tblPrEx>
-        <w:trPr>
-          <w:cantSplit/>
-        </w:trPr>
-        <w:tc>
-          <w:tcPr>
-            <w:tcW w:w="1777" w:type="dxa"/>
-            <w:tcBorders>
-              <w:top w:val="single" w:sz="4" w:space="0" w:color="D9CDBA"/>
-              <w:left w:val="single" w:sz="4" w:space="0" w:color="D9CDBA"/>
-              <w:bottom w:val="single" w:sz="4" w:space="0" w:color="D9CDBA"/>
-              <w:right w:val="single" w:sz="4" w:space="0" w:color="D9CDBA"/>
-            </w:tcBorders>
-            <w:tcMar>
-              <w:top w:w="60" w:type="dxa"/>
-              <w:left w:w="100" w:type="dxa"/>
-              <w:bottom w:w="60" w:type="dxa"/>
-              <w:right w:w="100" w:type="dxa"/>
-            </w:tcMar>
-          </w:tcPr>
-          <w:p>
-            <w:pPr>
-              <w:spacing w:after="0" w:line="240" w:lineRule="auto"/>
-            </w:pPr>
-            <w:r>
-              <w:rPr>
-                <w:sz w:val="20"/>
-                <w:szCs w:val="20"/>
-              </w:rPr>
-              <w:t>SINPE Móvil</w:t>
-            </w:r>
-          </w:p>
-        </w:tc>
-        <w:tc>
-          <w:tcPr>
-            <w:tcW w:w="3554" w:type="dxa"/>
-            <w:tcBorders>
-              <w:top w:val="single" w:sz="4" w:space="0" w:color="D9CDBA"/>
-              <w:left w:val="single" w:sz="4" w:space="0" w:color="D9CDBA"/>
-              <w:bottom w:val="single" w:sz="4" w:space="0" w:color="D9CDBA"/>
-              <w:right w:val="single" w:sz="4" w:space="0" w:color="D9CDBA"/>
-            </w:tcBorders>
-            <w:tcMar>
-              <w:top w:w="60" w:type="dxa"/>
-              <w:left w:w="100" w:type="dxa"/>
-              <w:bottom w:w="60" w:type="dxa"/>
-              <w:right w:w="100" w:type="dxa"/>
-            </w:tcMar>
-          </w:tcPr>
-          <w:p>
-            <w:pPr>
-              <w:spacing w:after="0" w:line="240" w:lineRule="auto"/>
-            </w:pPr>
-            <w:r>
-              <w:rPr>
-                <w:sz w:val="20"/>
-                <w:szCs w:val="20"/>
-              </w:rPr>
-              <w:t>Pago inmediato y sin costo</w:t>
-            </w:r>
-          </w:p>
-        </w:tc>
-        <w:tc>
-          <w:tcPr>
-            <w:tcW w:w="4029" w:type="dxa"/>
-            <w:tcBorders>
-              <w:top w:val="single" w:sz="4" w:space="0" w:color="D9CDBA"/>
-              <w:left w:val="single" w:sz="4" w:space="0" w:color="D9CDBA"/>
-              <w:bottom w:val="single" w:sz="4" w:space="0" w:color="D9CDBA"/>
-              <w:right w:val="single" w:sz="4" w:space="0" w:color="D9CDBA"/>
-            </w:tcBorders>
-            <w:tcMar>
-              <w:top w:w="60" w:type="dxa"/>
-              <w:left w:w="100" w:type="dxa"/>
-              <w:bottom w:w="60" w:type="dxa"/>
-              <w:right w:w="100" w:type="dxa"/>
-            </w:tcMar>
-          </w:tcPr>
-          <w:p>
-            <w:pPr>
-              <w:spacing w:after="0" w:line="240" w:lineRule="auto"/>
-            </w:pPr>
-            <w:r>
-              <w:rPr>
-                <w:sz w:val="20"/>
-                <w:szCs w:val="20"/>
-              </w:rPr>
-              <w:t>No protege a ninguna de las partes</w:t>
-            </w:r>
-          </w:p>
-        </w:tc>
-      </w:tr>
-    </w:tbl>
-    <w:p>
-      <w:pPr>
-        <w:spacing w:after="0" w:line="200" w:lineRule="exact"/>
-      </w:pPr>
-    </w:p>
     <w:p>
       <w:r>
-        <w:t>La consecuencia es desconfianza en ambos sentidos: el cliente teme pagar el adelanto y no recibir lo acordado, y el artista teme hacer el trabajo o presentarse al evento sin cobrar el saldo.</w:t>
+        <w:t>El resultado es una desconfianza que va en ambos sentidos. El cliente teme pagar el adelanto y no recibir lo acordado, y el artista teme hacer el trabajo, o presentarse al evento, sin llegar a cobrar el saldo.</w:t>
       </w:r>
     </w:p>
     <w:p>
       <w:pPr>
         <w:pStyle w:val="Ttulo2"/>
       </w:pPr>
-      <w:bookmarkStart w:id="2" w:name="_Toc242394642"/>
+      <w:bookmarkStart w:id="2" w:name="_Toc242395240"/>
       <w:r>
         <w:t>1.2 Propuesta</w:t>
       </w:r>
@@ -3120,330 +2315,19 @@
     </w:p>
     <w:p>
       <w:r>
-        <w:t>ArtísTica es una aplicación móvil donde se descubre y se contrata arte hecho por personas, con el pago protegido. Reúne en un mismo lugar el portafolio del artista, la negociación y el cobro. El cobro se hace por hitos, el dinero lo custodia una pasarela inscrita ante la SUGEF y, si algo sale mal, existe un proceso de disputa. La parte social (galería, feed y comentarios) existe para que el cliente encuentre al artista adecuado.</w:t>
+        <w:t>ArtísTica es una aplicación móvil para descubrir y contratar arte hecho por personas, con el pago protegido. Reúne en un mismo lugar el portafolio del artista, la negociación y el cobro. Los pagos se hacen por etapas, el dinero lo custodia una pasarela de pagos inscrita ante la SUGEF y, si surge un desacuerdo, existe un proceso de disputa. La parte social de la aplicación (galería, feed y comentarios) tiene como propósito que el cliente encuentre al artista adecuado.</w:t>
       </w:r>
     </w:p>
-    <w:tbl>
-      <w:tblPr>
-        <w:tblW w:w="9360" w:type="dxa"/>
-        <w:tblBorders>
-          <w:top w:val="single" w:sz="4" w:space="0" w:color="auto"/>
-          <w:left w:val="single" w:sz="4" w:space="0" w:color="auto"/>
-          <w:bottom w:val="single" w:sz="4" w:space="0" w:color="auto"/>
-          <w:right w:val="single" w:sz="4" w:space="0" w:color="auto"/>
-          <w:insideH w:val="single" w:sz="4" w:space="0" w:color="auto"/>
-          <w:insideV w:val="single" w:sz="4" w:space="0" w:color="auto"/>
-        </w:tblBorders>
-        <w:tblCellMar>
-          <w:left w:w="10" w:type="dxa"/>
-          <w:right w:w="10" w:type="dxa"/>
-        </w:tblCellMar>
-        <w:tblLook w:val="0000" w:firstRow="0" w:lastRow="0" w:firstColumn="0" w:lastColumn="0" w:noHBand="0" w:noVBand="0"/>
-      </w:tblPr>
-      <w:tblGrid>
-        <w:gridCol w:w="4875"/>
-        <w:gridCol w:w="4485"/>
-      </w:tblGrid>
-      <w:tr>
-        <w:tblPrEx>
-          <w:tblCellMar>
-            <w:top w:w="0" w:type="dxa"/>
-            <w:bottom w:w="0" w:type="dxa"/>
-          </w:tblCellMar>
-        </w:tblPrEx>
-        <w:trPr>
-          <w:cantSplit/>
-          <w:tblHeader/>
-        </w:trPr>
-        <w:tc>
-          <w:tcPr>
-            <w:tcW w:w="4875" w:type="dxa"/>
-            <w:tcBorders>
-              <w:top w:val="single" w:sz="4" w:space="0" w:color="D9CDBA"/>
-              <w:left w:val="single" w:sz="4" w:space="0" w:color="D9CDBA"/>
-              <w:bottom w:val="single" w:sz="4" w:space="0" w:color="D9CDBA"/>
-              <w:right w:val="single" w:sz="4" w:space="0" w:color="D9CDBA"/>
-            </w:tcBorders>
-            <w:shd w:val="clear" w:color="auto" w:fill="F5EFE4"/>
-            <w:tcMar>
-              <w:top w:w="60" w:type="dxa"/>
-              <w:left w:w="100" w:type="dxa"/>
-              <w:bottom w:w="60" w:type="dxa"/>
-              <w:right w:w="100" w:type="dxa"/>
-            </w:tcMar>
-          </w:tcPr>
-          <w:p>
-            <w:pPr>
-              <w:keepNext/>
-              <w:spacing w:after="0" w:line="240" w:lineRule="auto"/>
-            </w:pPr>
-            <w:r>
-              <w:rPr>
-                <w:b/>
-                <w:bCs/>
-                <w:sz w:val="20"/>
-                <w:szCs w:val="20"/>
-              </w:rPr>
-              <w:t>Para quien contrata</w:t>
-            </w:r>
-          </w:p>
-        </w:tc>
-        <w:tc>
-          <w:tcPr>
-            <w:tcW w:w="4485" w:type="dxa"/>
-            <w:tcBorders>
-              <w:top w:val="single" w:sz="4" w:space="0" w:color="D9CDBA"/>
-              <w:left w:val="single" w:sz="4" w:space="0" w:color="D9CDBA"/>
-              <w:bottom w:val="single" w:sz="4" w:space="0" w:color="D9CDBA"/>
-              <w:right w:val="single" w:sz="4" w:space="0" w:color="D9CDBA"/>
-            </w:tcBorders>
-            <w:shd w:val="clear" w:color="auto" w:fill="F5EFE4"/>
-            <w:tcMar>
-              <w:top w:w="60" w:type="dxa"/>
-              <w:left w:w="100" w:type="dxa"/>
-              <w:bottom w:w="60" w:type="dxa"/>
-              <w:right w:w="100" w:type="dxa"/>
-            </w:tcMar>
-          </w:tcPr>
-          <w:p>
-            <w:pPr>
-              <w:keepNext/>
-              <w:spacing w:after="0" w:line="240" w:lineRule="auto"/>
-            </w:pPr>
-            <w:r>
-              <w:rPr>
-                <w:b/>
-                <w:bCs/>
-                <w:sz w:val="20"/>
-                <w:szCs w:val="20"/>
-              </w:rPr>
-              <w:t>Para el artista</w:t>
-            </w:r>
-          </w:p>
-        </w:tc>
-      </w:tr>
-      <w:tr>
-        <w:tblPrEx>
-          <w:tblCellMar>
-            <w:top w:w="0" w:type="dxa"/>
-            <w:bottom w:w="0" w:type="dxa"/>
-          </w:tblCellMar>
-        </w:tblPrEx>
-        <w:trPr>
-          <w:cantSplit/>
-        </w:trPr>
-        <w:tc>
-          <w:tcPr>
-            <w:tcW w:w="4875" w:type="dxa"/>
-            <w:tcBorders>
-              <w:top w:val="single" w:sz="4" w:space="0" w:color="D9CDBA"/>
-              <w:left w:val="single" w:sz="4" w:space="0" w:color="D9CDBA"/>
-              <w:bottom w:val="single" w:sz="4" w:space="0" w:color="D9CDBA"/>
-              <w:right w:val="single" w:sz="4" w:space="0" w:color="D9CDBA"/>
-            </w:tcBorders>
-            <w:tcMar>
-              <w:top w:w="60" w:type="dxa"/>
-              <w:left w:w="100" w:type="dxa"/>
-              <w:bottom w:w="60" w:type="dxa"/>
-              <w:right w:w="100" w:type="dxa"/>
-            </w:tcMar>
-          </w:tcPr>
-          <w:p>
-            <w:pPr>
-              <w:keepNext/>
-              <w:spacing w:after="0" w:line="240" w:lineRule="auto"/>
-            </w:pPr>
-            <w:r>
-              <w:rPr>
-                <w:sz w:val="20"/>
-                <w:szCs w:val="20"/>
-              </w:rPr>
-              <w:t>Paga por hitos y puede abrir una disputa</w:t>
-            </w:r>
-          </w:p>
-        </w:tc>
-        <w:tc>
-          <w:tcPr>
-            <w:tcW w:w="4485" w:type="dxa"/>
-            <w:tcBorders>
-              <w:top w:val="single" w:sz="4" w:space="0" w:color="D9CDBA"/>
-              <w:left w:val="single" w:sz="4" w:space="0" w:color="D9CDBA"/>
-              <w:bottom w:val="single" w:sz="4" w:space="0" w:color="D9CDBA"/>
-              <w:right w:val="single" w:sz="4" w:space="0" w:color="D9CDBA"/>
-            </w:tcBorders>
-            <w:tcMar>
-              <w:top w:w="60" w:type="dxa"/>
-              <w:left w:w="100" w:type="dxa"/>
-              <w:bottom w:w="60" w:type="dxa"/>
-              <w:right w:w="100" w:type="dxa"/>
-            </w:tcMar>
-          </w:tcPr>
-          <w:p>
-            <w:pPr>
-              <w:keepNext/>
-              <w:spacing w:after="0" w:line="240" w:lineRule="auto"/>
-            </w:pPr>
-            <w:r>
-              <w:rPr>
-                <w:sz w:val="20"/>
-                <w:szCs w:val="20"/>
-              </w:rPr>
-              <w:t>Portafolio, clientes y cobro en un solo lugar</w:t>
-            </w:r>
-          </w:p>
-        </w:tc>
-      </w:tr>
-      <w:tr>
-        <w:tblPrEx>
-          <w:tblCellMar>
-            <w:top w:w="0" w:type="dxa"/>
-            <w:bottom w:w="0" w:type="dxa"/>
-          </w:tblCellMar>
-        </w:tblPrEx>
-        <w:trPr>
-          <w:cantSplit/>
-        </w:trPr>
-        <w:tc>
-          <w:tcPr>
-            <w:tcW w:w="4875" w:type="dxa"/>
-            <w:tcBorders>
-              <w:top w:val="single" w:sz="4" w:space="0" w:color="D9CDBA"/>
-              <w:left w:val="single" w:sz="4" w:space="0" w:color="D9CDBA"/>
-              <w:bottom w:val="single" w:sz="4" w:space="0" w:color="D9CDBA"/>
-              <w:right w:val="single" w:sz="4" w:space="0" w:color="D9CDBA"/>
-            </w:tcBorders>
-            <w:tcMar>
-              <w:top w:w="60" w:type="dxa"/>
-              <w:left w:w="100" w:type="dxa"/>
-              <w:bottom w:w="60" w:type="dxa"/>
-              <w:right w:w="100" w:type="dxa"/>
-            </w:tcMar>
-          </w:tcPr>
-          <w:p>
-            <w:pPr>
-              <w:keepNext/>
-              <w:spacing w:after="0" w:line="240" w:lineRule="auto"/>
-            </w:pPr>
-            <w:r>
-              <w:rPr>
-                <w:sz w:val="20"/>
-                <w:szCs w:val="20"/>
-              </w:rPr>
-              <w:t>Reseñas que solo provienen de trabajos completados</w:t>
-            </w:r>
-          </w:p>
-        </w:tc>
-        <w:tc>
-          <w:tcPr>
-            <w:tcW w:w="4485" w:type="dxa"/>
-            <w:tcBorders>
-              <w:top w:val="single" w:sz="4" w:space="0" w:color="D9CDBA"/>
-              <w:left w:val="single" w:sz="4" w:space="0" w:color="D9CDBA"/>
-              <w:bottom w:val="single" w:sz="4" w:space="0" w:color="D9CDBA"/>
-              <w:right w:val="single" w:sz="4" w:space="0" w:color="D9CDBA"/>
-            </w:tcBorders>
-            <w:tcMar>
-              <w:top w:w="60" w:type="dxa"/>
-              <w:left w:w="100" w:type="dxa"/>
-              <w:bottom w:w="60" w:type="dxa"/>
-              <w:right w:w="100" w:type="dxa"/>
-            </w:tcMar>
-          </w:tcPr>
-          <w:p>
-            <w:pPr>
-              <w:keepNext/>
-              <w:spacing w:after="0" w:line="240" w:lineRule="auto"/>
-            </w:pPr>
-            <w:r>
-              <w:rPr>
-                <w:sz w:val="20"/>
-                <w:szCs w:val="20"/>
-              </w:rPr>
-              <w:t>Métricas de consultas reales, no de reacciones</w:t>
-            </w:r>
-          </w:p>
-        </w:tc>
-      </w:tr>
-      <w:tr>
-        <w:tblPrEx>
-          <w:tblCellMar>
-            <w:top w:w="0" w:type="dxa"/>
-            <w:bottom w:w="0" w:type="dxa"/>
-          </w:tblCellMar>
-        </w:tblPrEx>
-        <w:trPr>
-          <w:cantSplit/>
-        </w:trPr>
-        <w:tc>
-          <w:tcPr>
-            <w:tcW w:w="4875" w:type="dxa"/>
-            <w:tcBorders>
-              <w:top w:val="single" w:sz="4" w:space="0" w:color="D9CDBA"/>
-              <w:left w:val="single" w:sz="4" w:space="0" w:color="D9CDBA"/>
-              <w:bottom w:val="single" w:sz="4" w:space="0" w:color="D9CDBA"/>
-              <w:right w:val="single" w:sz="4" w:space="0" w:color="D9CDBA"/>
-            </w:tcBorders>
-            <w:tcMar>
-              <w:top w:w="60" w:type="dxa"/>
-              <w:left w:w="100" w:type="dxa"/>
-              <w:bottom w:w="60" w:type="dxa"/>
-              <w:right w:w="100" w:type="dxa"/>
-            </w:tcMar>
-          </w:tcPr>
-          <w:p>
-            <w:pPr>
-              <w:spacing w:after="0" w:line="240" w:lineRule="auto"/>
-            </w:pPr>
-            <w:r>
-              <w:rPr>
-                <w:sz w:val="20"/>
-                <w:szCs w:val="20"/>
-              </w:rPr>
-              <w:t>Un mismo flujo para encargos, eventos y obras</w:t>
-            </w:r>
-          </w:p>
-        </w:tc>
-        <w:tc>
-          <w:tcPr>
-            <w:tcW w:w="4485" w:type="dxa"/>
-            <w:tcBorders>
-              <w:top w:val="single" w:sz="4" w:space="0" w:color="D9CDBA"/>
-              <w:left w:val="single" w:sz="4" w:space="0" w:color="D9CDBA"/>
-              <w:bottom w:val="single" w:sz="4" w:space="0" w:color="D9CDBA"/>
-              <w:right w:val="single" w:sz="4" w:space="0" w:color="D9CDBA"/>
-            </w:tcBorders>
-            <w:tcMar>
-              <w:top w:w="60" w:type="dxa"/>
-              <w:left w:w="100" w:type="dxa"/>
-              <w:bottom w:w="60" w:type="dxa"/>
-              <w:right w:w="100" w:type="dxa"/>
-            </w:tcMar>
-          </w:tcPr>
-          <w:p>
-            <w:pPr>
-              <w:spacing w:after="0" w:line="240" w:lineRule="auto"/>
-            </w:pPr>
-            <w:r>
-              <w:rPr>
-                <w:sz w:val="20"/>
-                <w:szCs w:val="20"/>
-              </w:rPr>
-              <w:t>Publicar y recibir pedidos es gratuito</w:t>
-            </w:r>
-          </w:p>
-        </w:tc>
-      </w:tr>
-    </w:tbl>
-    <w:p>
-      <w:pPr>
-        <w:spacing w:after="0" w:line="200" w:lineRule="exact"/>
-      </w:pPr>
+    <w:p>
+      <w:r>
+        <w:t>Para quien contrata, la ventaja principal es poder pagar por etapas, abrir una disputa si algo sale mal y apoyarse en reseñas que solo provienen de trabajos completados. El mismo proceso sirve para encargos, eventos y compra de obras. Para el artista, la aplicación concentra portafolio, clientes y cobros, le muestra métricas basadas en las consultas que recibe y no le cobra por publicar ni por recibir pedidos.</w:t>
+      </w:r>
     </w:p>
     <w:p>
       <w:pPr>
         <w:pStyle w:val="Ttulo2"/>
       </w:pPr>
-      <w:bookmarkStart w:id="3" w:name="_Toc242394643"/>
+      <w:bookmarkStart w:id="3" w:name="_Toc242395241"/>
       <w:r>
         <w:t>1.3 Usuarios</w:t>
       </w:r>
@@ -3581,8 +2465,6 @@
             </w:pPr>
             <w:r>
               <w:rPr>
-                <w:b/>
-                <w:bCs/>
                 <w:sz w:val="20"/>
                 <w:szCs w:val="20"/>
               </w:rPr>
@@ -3616,7 +2498,7 @@
                 <w:sz w:val="20"/>
                 <w:szCs w:val="20"/>
               </w:rPr>
-              <w:t>Gratuito. Explora, sigue, comenta, consulta, contrata y compra. No publica obra</w:t>
+              <w:t>Cuenta gratuita. Puede explorar, seguir, comentar, consultar, contratar y comprar, pero no publica obra</w:t>
             </w:r>
           </w:p>
         </w:tc>
@@ -3654,8 +2536,6 @@
             </w:pPr>
             <w:r>
               <w:rPr>
-                <w:b/>
-                <w:bCs/>
                 <w:sz w:val="20"/>
                 <w:szCs w:val="20"/>
               </w:rPr>
@@ -3689,7 +2569,7 @@
                 <w:sz w:val="20"/>
                 <w:szCs w:val="20"/>
               </w:rPr>
-              <w:t>Gratuito. Publica y recibe pedidos sin límite. Tarifa de servicio de 8%</w:t>
+              <w:t>Gratuito. Publica y recibe pedidos sin límite, con una tarifa de servicio del 8%</w:t>
             </w:r>
           </w:p>
         </w:tc>
@@ -3727,8 +2607,6 @@
             </w:pPr>
             <w:r>
               <w:rPr>
-                <w:b/>
-                <w:bCs/>
                 <w:sz w:val="20"/>
                 <w:szCs w:val="20"/>
               </w:rPr>
@@ -3762,7 +2640,7 @@
                 <w:sz w:val="20"/>
                 <w:szCs w:val="20"/>
               </w:rPr>
-              <w:t>≈ ₡2,500 al mes. Tarifa de 5% y herramientas profesionales</w:t>
+              <w:t>Suscripción de unos ₡2,500 al mes, con una tarifa del 5% y herramientas adicionales</w:t>
             </w:r>
           </w:p>
         </w:tc>
@@ -3800,8 +2678,6 @@
             </w:pPr>
             <w:r>
               <w:rPr>
-                <w:b/>
-                <w:bCs/>
                 <w:sz w:val="20"/>
                 <w:szCs w:val="20"/>
               </w:rPr>
@@ -3835,7 +2711,7 @@
                 <w:sz w:val="20"/>
                 <w:szCs w:val="20"/>
               </w:rPr>
-              <w:t>Atiende reportes, revisa contenido sospechoso de ser generado por IA y resuelve disputas</w:t>
+              <w:t>Atiende reportes, revisa el contenido sospechoso de haber sido generado por IA y resuelve disputas</w:t>
             </w:r>
           </w:p>
         </w:tc>
@@ -3872,19 +2748,10 @@
             </w:pPr>
             <w:r>
               <w:rPr>
-                <w:b/>
-                <w:bCs/>
-                <w:sz w:val="20"/>
-                <w:szCs w:val="20"/>
-              </w:rPr>
-              <w:t>Agrupación</w:t>
-            </w:r>
-            <w:r>
-              <w:rPr>
-                <w:sz w:val="20"/>
-                <w:szCs w:val="20"/>
-              </w:rPr>
-              <w:t xml:space="preserve"> (etapa 2)</w:t>
+                <w:sz w:val="20"/>
+                <w:szCs w:val="20"/>
+              </w:rPr>
+              <w:t>Agrupación (etapa 2)</w:t>
             </w:r>
           </w:p>
         </w:tc>
@@ -3913,7 +2780,7 @@
                 <w:sz w:val="20"/>
                 <w:szCs w:val="20"/>
               </w:rPr>
-              <w:t>Perfil con varios administradores: bandas, mariachis, compañías de baile</w:t>
+              <w:t>Perfil administrado por varias personas, pensado para bandas, mariachis o compañías de baile</w:t>
             </w:r>
           </w:p>
         </w:tc>
@@ -3928,7 +2795,7 @@
       <w:pPr>
         <w:pStyle w:val="Ttulo2"/>
       </w:pPr>
-      <w:bookmarkStart w:id="4" w:name="_Toc242394644"/>
+      <w:bookmarkStart w:id="4" w:name="_Toc242395242"/>
       <w:r>
         <w:t>1.4 Modelo operativo</w:t>
       </w:r>
@@ -3936,7 +2803,7 @@
     </w:p>
     <w:p>
       <w:r>
-        <w:t>El artista no sube productos a una tienda: muestra su trabajo y declara que acepta encargos (comisiones abiertas). Un solo motor de pedidos atiende tres tipos:</w:t>
+        <w:t>El artista no administra una tienda con productos. Muestra su trabajo e indica que acepta encargos, lo que en el medio se conoce como comisiones abiertas. Todos los pedidos pasan por el mismo proceso, que contempla tres tipos:</w:t>
       </w:r>
     </w:p>
     <w:tbl>
@@ -4105,8 +2972,6 @@
             </w:pPr>
             <w:r>
               <w:rPr>
-                <w:b/>
-                <w:bCs/>
                 <w:sz w:val="20"/>
                 <w:szCs w:val="20"/>
               </w:rPr>
@@ -4170,7 +3035,7 @@
                 <w:sz w:val="20"/>
                 <w:szCs w:val="20"/>
               </w:rPr>
-              <w:t>Anticipo al aceptar la cotización. El saldo se autoriza con la vista previa y se cobra cuando el cliente la aprueba</w:t>
+              <w:t>Anticipo al aceptar la cotización. El saldo se autoriza cuando el cliente ve la vista previa y se cobra cuando la aprueba</w:t>
             </w:r>
           </w:p>
         </w:tc>
@@ -4208,8 +3073,6 @@
             </w:pPr>
             <w:r>
               <w:rPr>
-                <w:b/>
-                <w:bCs/>
                 <w:sz w:val="20"/>
                 <w:szCs w:val="20"/>
               </w:rPr>
@@ -4310,8 +3173,6 @@
             </w:pPr>
             <w:r>
               <w:rPr>
-                <w:b/>
-                <w:bCs/>
                 <w:sz w:val="20"/>
                 <w:szCs w:val="20"/>
               </w:rPr>
@@ -4373,7 +3234,7 @@
                 <w:sz w:val="20"/>
                 <w:szCs w:val="20"/>
               </w:rPr>
-              <w:t>Se autoriza al comprar y se cobra al despachar con número de guía</w:t>
+              <w:t>El monto se autoriza al comprar y se cobra cuando el artista despacha la obra con número de guía</w:t>
             </w:r>
           </w:p>
         </w:tc>
@@ -4386,18 +3247,23 @@
     </w:p>
     <w:p>
       <w:r>
-        <w:t>Toda contratación sigue el mismo camino: consulta, cotización, cobros por hitos, entrega con plazo de disputa y reseña. Las conversaciones entre cliente y artista siempre nacen de una consulta, de modo que cada una queda ligada a un posible pedido y sirve como evidencia ante una disputa.</w:t>
+        <w:t>Cualquier contratación sigue los mismos pasos: consulta, cotización, cobros por etapas, entrega con un plazo para reclamar y reseña. Las conversaciones entre cliente y artista siempre nacen de una consulta, de modo que quedan asociadas a un posible pedido y sirven como evidencia si hay una disputa.</w:t>
       </w:r>
     </w:p>
     <w:p>
       <w:pPr>
         <w:pStyle w:val="Ttulo2"/>
       </w:pPr>
-      <w:bookmarkStart w:id="5" w:name="_Toc242394645"/>
+      <w:bookmarkStart w:id="5" w:name="_Toc242395243"/>
       <w:r>
         <w:t>1.5 Principios</w:t>
       </w:r>
       <w:bookmarkEnd w:id="5"/>
+    </w:p>
+    <w:p>
+      <w:r>
+        <w:t>El diseño del producto parte de cinco principios:</w:t>
+      </w:r>
     </w:p>
     <w:p>
       <w:pPr>
@@ -4408,14 +3274,7 @@
         </w:numPr>
       </w:pPr>
       <w:r>
-        <w:rPr>
-          <w:b/>
-          <w:bCs/>
-        </w:rPr>
-        <w:t>Arte hecho por personas.</w:t>
-      </w:r>
-      <w:r>
-        <w:t xml:space="preserve"> Un clasificador marca el contenido sospechoso de ser generado por IA para revisión humana; nunca bloquea una cuenta de forma automática.</w:t>
+        <w:t>Solo se publica arte hecho por personas. Un clasificador señala el contenido sospechoso de haber sido generado por IA para que lo revise una persona, y nunca bloquea una cuenta de forma automática.</w:t>
       </w:r>
     </w:p>
     <w:p>
@@ -4427,14 +3286,7 @@
         </w:numPr>
       </w:pPr>
       <w:r>
-        <w:rPr>
-          <w:b/>
-          <w:bCs/>
-        </w:rPr>
-        <w:t>Feed auténtico.</w:t>
-      </w:r>
-      <w:r>
-        <w:t xml:space="preserve"> Seguidos es cronológico y nunca incluye contenido promocionado.</w:t>
+        <w:t>El feed de Seguidos es cronológico y nunca incluye contenido promocionado.</w:t>
       </w:r>
     </w:p>
     <w:p>
@@ -4446,14 +3298,7 @@
         </w:numPr>
       </w:pPr>
       <w:r>
-        <w:rPr>
-          <w:b/>
-          <w:bCs/>
-        </w:rPr>
-        <w:t>Artista, no tienda.</w:t>
-      </w:r>
-      <w:r>
-        <w:t xml:space="preserve"> Se vende la habilidad del artista: no hay catálogo, existencias ni reventa.</w:t>
+        <w:t>Lo que se ofrece es la habilidad del artista. No hay catálogo, existencias ni reventa.</w:t>
       </w:r>
     </w:p>
     <w:p>
@@ -4465,14 +3310,7 @@
         </w:numPr>
       </w:pPr>
       <w:r>
-        <w:rPr>
-          <w:b/>
-          <w:bCs/>
-        </w:rPr>
-        <w:t>Métricas honestas.</w:t>
-      </w:r>
-      <w:r>
-        <w:t xml:space="preserve"> Se mide respuesta real (consultas y conversión), no viralidad.</w:t>
+        <w:t>Las métricas miden la respuesta que recibe el artista, como las consultas y las contrataciones, y no la cantidad de reacciones.</w:t>
       </w:r>
     </w:p>
     <w:p>
@@ -4484,475 +3322,34 @@
         </w:numPr>
       </w:pPr>
       <w:r>
-        <w:rPr>
-          <w:b/>
-          <w:bCs/>
-        </w:rPr>
-        <w:t>Lo esencial es gratis.</w:t>
-      </w:r>
-      <w:r>
-        <w:t xml:space="preserve"> Publicar, recibir pedidos, la protección del pago y la verificación no se cobran.</w:t>
+        <w:t>Publicar, recibir pedidos, la protección del pago y la verificación son gratuitos.</w:t>
       </w:r>
     </w:p>
     <w:p>
       <w:pPr>
         <w:pStyle w:val="Ttulo2"/>
       </w:pPr>
-      <w:bookmarkStart w:id="6" w:name="_Toc242394646"/>
+      <w:bookmarkStart w:id="6" w:name="_Toc242395244"/>
       <w:r>
         <w:t>1.6 Competencia</w:t>
       </w:r>
       <w:bookmarkEnd w:id="6"/>
     </w:p>
-    <w:tbl>
-      <w:tblPr>
-        <w:tblW w:w="9360" w:type="dxa"/>
-        <w:tblBorders>
-          <w:top w:val="single" w:sz="4" w:space="0" w:color="auto"/>
-          <w:left w:val="single" w:sz="4" w:space="0" w:color="auto"/>
-          <w:bottom w:val="single" w:sz="4" w:space="0" w:color="auto"/>
-          <w:right w:val="single" w:sz="4" w:space="0" w:color="auto"/>
-          <w:insideH w:val="single" w:sz="4" w:space="0" w:color="auto"/>
-          <w:insideV w:val="single" w:sz="4" w:space="0" w:color="auto"/>
-        </w:tblBorders>
-        <w:tblCellMar>
-          <w:left w:w="10" w:type="dxa"/>
-          <w:right w:w="10" w:type="dxa"/>
-        </w:tblCellMar>
-        <w:tblLook w:val="0000" w:firstRow="0" w:lastRow="0" w:firstColumn="0" w:lastColumn="0" w:noHBand="0" w:noVBand="0"/>
-      </w:tblPr>
-      <w:tblGrid>
-        <w:gridCol w:w="2536"/>
-        <w:gridCol w:w="2449"/>
-        <w:gridCol w:w="4375"/>
-      </w:tblGrid>
-      <w:tr>
-        <w:tblPrEx>
-          <w:tblCellMar>
-            <w:top w:w="0" w:type="dxa"/>
-            <w:bottom w:w="0" w:type="dxa"/>
-          </w:tblCellMar>
-        </w:tblPrEx>
-        <w:trPr>
-          <w:cantSplit/>
-          <w:tblHeader/>
-        </w:trPr>
-        <w:tc>
-          <w:tcPr>
-            <w:tcW w:w="2536" w:type="dxa"/>
-            <w:tcBorders>
-              <w:top w:val="single" w:sz="4" w:space="0" w:color="D9CDBA"/>
-              <w:left w:val="single" w:sz="4" w:space="0" w:color="D9CDBA"/>
-              <w:bottom w:val="single" w:sz="4" w:space="0" w:color="D9CDBA"/>
-              <w:right w:val="single" w:sz="4" w:space="0" w:color="D9CDBA"/>
-            </w:tcBorders>
-            <w:shd w:val="clear" w:color="auto" w:fill="F5EFE4"/>
-            <w:tcMar>
-              <w:top w:w="60" w:type="dxa"/>
-              <w:left w:w="100" w:type="dxa"/>
-              <w:bottom w:w="60" w:type="dxa"/>
-              <w:right w:w="100" w:type="dxa"/>
-            </w:tcMar>
-          </w:tcPr>
-          <w:p>
-            <w:pPr>
-              <w:keepNext/>
-              <w:spacing w:after="0" w:line="240" w:lineRule="auto"/>
-            </w:pPr>
-            <w:r>
-              <w:rPr>
-                <w:b/>
-                <w:bCs/>
-                <w:sz w:val="20"/>
-                <w:szCs w:val="20"/>
-              </w:rPr>
-              <w:t>Alternativa</w:t>
-            </w:r>
-          </w:p>
-        </w:tc>
-        <w:tc>
-          <w:tcPr>
-            <w:tcW w:w="2449" w:type="dxa"/>
-            <w:tcBorders>
-              <w:top w:val="single" w:sz="4" w:space="0" w:color="D9CDBA"/>
-              <w:left w:val="single" w:sz="4" w:space="0" w:color="D9CDBA"/>
-              <w:bottom w:val="single" w:sz="4" w:space="0" w:color="D9CDBA"/>
-              <w:right w:val="single" w:sz="4" w:space="0" w:color="D9CDBA"/>
-            </w:tcBorders>
-            <w:shd w:val="clear" w:color="auto" w:fill="F5EFE4"/>
-            <w:tcMar>
-              <w:top w:w="60" w:type="dxa"/>
-              <w:left w:w="100" w:type="dxa"/>
-              <w:bottom w:w="60" w:type="dxa"/>
-              <w:right w:w="100" w:type="dxa"/>
-            </w:tcMar>
-          </w:tcPr>
-          <w:p>
-            <w:pPr>
-              <w:keepNext/>
-              <w:spacing w:after="0" w:line="240" w:lineRule="auto"/>
-            </w:pPr>
-            <w:r>
-              <w:rPr>
-                <w:b/>
-                <w:bCs/>
-                <w:sz w:val="20"/>
-                <w:szCs w:val="20"/>
-              </w:rPr>
-              <w:t>Fortaleza</w:t>
-            </w:r>
-          </w:p>
-        </w:tc>
-        <w:tc>
-          <w:tcPr>
-            <w:tcW w:w="4375" w:type="dxa"/>
-            <w:tcBorders>
-              <w:top w:val="single" w:sz="4" w:space="0" w:color="D9CDBA"/>
-              <w:left w:val="single" w:sz="4" w:space="0" w:color="D9CDBA"/>
-              <w:bottom w:val="single" w:sz="4" w:space="0" w:color="D9CDBA"/>
-              <w:right w:val="single" w:sz="4" w:space="0" w:color="D9CDBA"/>
-            </w:tcBorders>
-            <w:shd w:val="clear" w:color="auto" w:fill="F5EFE4"/>
-            <w:tcMar>
-              <w:top w:w="60" w:type="dxa"/>
-              <w:left w:w="100" w:type="dxa"/>
-              <w:bottom w:w="60" w:type="dxa"/>
-              <w:right w:w="100" w:type="dxa"/>
-            </w:tcMar>
-          </w:tcPr>
-          <w:p>
-            <w:pPr>
-              <w:keepNext/>
-              <w:spacing w:after="0" w:line="240" w:lineRule="auto"/>
-            </w:pPr>
-            <w:r>
-              <w:rPr>
-                <w:b/>
-                <w:bCs/>
-                <w:sz w:val="20"/>
-                <w:szCs w:val="20"/>
-              </w:rPr>
-              <w:t>Limitación</w:t>
-            </w:r>
-          </w:p>
-        </w:tc>
-      </w:tr>
-      <w:tr>
-        <w:tblPrEx>
-          <w:tblCellMar>
-            <w:top w:w="0" w:type="dxa"/>
-            <w:bottom w:w="0" w:type="dxa"/>
-          </w:tblCellMar>
-        </w:tblPrEx>
-        <w:trPr>
-          <w:cantSplit/>
-        </w:trPr>
-        <w:tc>
-          <w:tcPr>
-            <w:tcW w:w="2536" w:type="dxa"/>
-            <w:tcBorders>
-              <w:top w:val="single" w:sz="4" w:space="0" w:color="D9CDBA"/>
-              <w:left w:val="single" w:sz="4" w:space="0" w:color="D9CDBA"/>
-              <w:bottom w:val="single" w:sz="4" w:space="0" w:color="D9CDBA"/>
-              <w:right w:val="single" w:sz="4" w:space="0" w:color="D9CDBA"/>
-            </w:tcBorders>
-            <w:tcMar>
-              <w:top w:w="60" w:type="dxa"/>
-              <w:left w:w="100" w:type="dxa"/>
-              <w:bottom w:w="60" w:type="dxa"/>
-              <w:right w:w="100" w:type="dxa"/>
-            </w:tcMar>
-          </w:tcPr>
-          <w:p>
-            <w:pPr>
-              <w:keepNext/>
-              <w:spacing w:after="0" w:line="240" w:lineRule="auto"/>
-            </w:pPr>
-            <w:r>
-              <w:rPr>
-                <w:sz w:val="20"/>
-                <w:szCs w:val="20"/>
-              </w:rPr>
-              <w:t>Instagram</w:t>
-            </w:r>
-          </w:p>
-        </w:tc>
-        <w:tc>
-          <w:tcPr>
-            <w:tcW w:w="2449" w:type="dxa"/>
-            <w:tcBorders>
-              <w:top w:val="single" w:sz="4" w:space="0" w:color="D9CDBA"/>
-              <w:left w:val="single" w:sz="4" w:space="0" w:color="D9CDBA"/>
-              <w:bottom w:val="single" w:sz="4" w:space="0" w:color="D9CDBA"/>
-              <w:right w:val="single" w:sz="4" w:space="0" w:color="D9CDBA"/>
-            </w:tcBorders>
-            <w:tcMar>
-              <w:top w:w="60" w:type="dxa"/>
-              <w:left w:w="100" w:type="dxa"/>
-              <w:bottom w:w="60" w:type="dxa"/>
-              <w:right w:w="100" w:type="dxa"/>
-            </w:tcMar>
-          </w:tcPr>
-          <w:p>
-            <w:pPr>
-              <w:keepNext/>
-              <w:spacing w:after="0" w:line="240" w:lineRule="auto"/>
-            </w:pPr>
-            <w:r>
-              <w:rPr>
-                <w:sz w:val="20"/>
-                <w:szCs w:val="20"/>
-              </w:rPr>
-              <w:t>Audiencia y vitrina gratuita</w:t>
-            </w:r>
-          </w:p>
-        </w:tc>
-        <w:tc>
-          <w:tcPr>
-            <w:tcW w:w="4375" w:type="dxa"/>
-            <w:tcBorders>
-              <w:top w:val="single" w:sz="4" w:space="0" w:color="D9CDBA"/>
-              <w:left w:val="single" w:sz="4" w:space="0" w:color="D9CDBA"/>
-              <w:bottom w:val="single" w:sz="4" w:space="0" w:color="D9CDBA"/>
-              <w:right w:val="single" w:sz="4" w:space="0" w:color="D9CDBA"/>
-            </w:tcBorders>
-            <w:tcMar>
-              <w:top w:w="60" w:type="dxa"/>
-              <w:left w:w="100" w:type="dxa"/>
-              <w:bottom w:w="60" w:type="dxa"/>
-              <w:right w:w="100" w:type="dxa"/>
-            </w:tcMar>
-          </w:tcPr>
-          <w:p>
-            <w:pPr>
-              <w:keepNext/>
-              <w:spacing w:after="0" w:line="240" w:lineRule="auto"/>
-            </w:pPr>
-            <w:r>
-              <w:rPr>
-                <w:sz w:val="20"/>
-                <w:szCs w:val="20"/>
-              </w:rPr>
-              <w:t>No permite contratar ni cobrar</w:t>
-            </w:r>
-          </w:p>
-        </w:tc>
-      </w:tr>
-      <w:tr>
-        <w:tblPrEx>
-          <w:tblCellMar>
-            <w:top w:w="0" w:type="dxa"/>
-            <w:bottom w:w="0" w:type="dxa"/>
-          </w:tblCellMar>
-        </w:tblPrEx>
-        <w:trPr>
-          <w:cantSplit/>
-        </w:trPr>
-        <w:tc>
-          <w:tcPr>
-            <w:tcW w:w="2536" w:type="dxa"/>
-            <w:tcBorders>
-              <w:top w:val="single" w:sz="4" w:space="0" w:color="D9CDBA"/>
-              <w:left w:val="single" w:sz="4" w:space="0" w:color="D9CDBA"/>
-              <w:bottom w:val="single" w:sz="4" w:space="0" w:color="D9CDBA"/>
-              <w:right w:val="single" w:sz="4" w:space="0" w:color="D9CDBA"/>
-            </w:tcBorders>
-            <w:tcMar>
-              <w:top w:w="60" w:type="dxa"/>
-              <w:left w:w="100" w:type="dxa"/>
-              <w:bottom w:w="60" w:type="dxa"/>
-              <w:right w:w="100" w:type="dxa"/>
-            </w:tcMar>
-          </w:tcPr>
-          <w:p>
-            <w:pPr>
-              <w:keepNext/>
-              <w:spacing w:after="0" w:line="240" w:lineRule="auto"/>
-            </w:pPr>
-            <w:r>
-              <w:rPr>
-                <w:sz w:val="20"/>
-                <w:szCs w:val="20"/>
-              </w:rPr>
-              <w:t>WhatsApp y SINPE Móvil</w:t>
-            </w:r>
-          </w:p>
-        </w:tc>
-        <w:tc>
-          <w:tcPr>
-            <w:tcW w:w="2449" w:type="dxa"/>
-            <w:tcBorders>
-              <w:top w:val="single" w:sz="4" w:space="0" w:color="D9CDBA"/>
-              <w:left w:val="single" w:sz="4" w:space="0" w:color="D9CDBA"/>
-              <w:bottom w:val="single" w:sz="4" w:space="0" w:color="D9CDBA"/>
-              <w:right w:val="single" w:sz="4" w:space="0" w:color="D9CDBA"/>
-            </w:tcBorders>
-            <w:tcMar>
-              <w:top w:w="60" w:type="dxa"/>
-              <w:left w:w="100" w:type="dxa"/>
-              <w:bottom w:w="60" w:type="dxa"/>
-              <w:right w:w="100" w:type="dxa"/>
-            </w:tcMar>
-          </w:tcPr>
-          <w:p>
-            <w:pPr>
-              <w:keepNext/>
-              <w:spacing w:after="0" w:line="240" w:lineRule="auto"/>
-            </w:pPr>
-            <w:r>
-              <w:rPr>
-                <w:sz w:val="20"/>
-                <w:szCs w:val="20"/>
-              </w:rPr>
-              <w:t>Inmediatos y sin costo</w:t>
-            </w:r>
-          </w:p>
-        </w:tc>
-        <w:tc>
-          <w:tcPr>
-            <w:tcW w:w="4375" w:type="dxa"/>
-            <w:tcBorders>
-              <w:top w:val="single" w:sz="4" w:space="0" w:color="D9CDBA"/>
-              <w:left w:val="single" w:sz="4" w:space="0" w:color="D9CDBA"/>
-              <w:bottom w:val="single" w:sz="4" w:space="0" w:color="D9CDBA"/>
-              <w:right w:val="single" w:sz="4" w:space="0" w:color="D9CDBA"/>
-            </w:tcBorders>
-            <w:tcMar>
-              <w:top w:w="60" w:type="dxa"/>
-              <w:left w:w="100" w:type="dxa"/>
-              <w:bottom w:w="60" w:type="dxa"/>
-              <w:right w:w="100" w:type="dxa"/>
-            </w:tcMar>
-          </w:tcPr>
-          <w:p>
-            <w:pPr>
-              <w:keepNext/>
-              <w:spacing w:after="0" w:line="240" w:lineRule="auto"/>
-            </w:pPr>
-            <w:r>
-              <w:rPr>
-                <w:sz w:val="20"/>
-                <w:szCs w:val="20"/>
-              </w:rPr>
-              <w:t>Sin protección ni reputación</w:t>
-            </w:r>
-          </w:p>
-        </w:tc>
-      </w:tr>
-      <w:tr>
-        <w:tblPrEx>
-          <w:tblCellMar>
-            <w:top w:w="0" w:type="dxa"/>
-            <w:bottom w:w="0" w:type="dxa"/>
-          </w:tblCellMar>
-        </w:tblPrEx>
-        <w:trPr>
-          <w:cantSplit/>
-        </w:trPr>
-        <w:tc>
-          <w:tcPr>
-            <w:tcW w:w="2536" w:type="dxa"/>
-            <w:tcBorders>
-              <w:top w:val="single" w:sz="4" w:space="0" w:color="D9CDBA"/>
-              <w:left w:val="single" w:sz="4" w:space="0" w:color="D9CDBA"/>
-              <w:bottom w:val="single" w:sz="4" w:space="0" w:color="D9CDBA"/>
-              <w:right w:val="single" w:sz="4" w:space="0" w:color="D9CDBA"/>
-            </w:tcBorders>
-            <w:tcMar>
-              <w:top w:w="60" w:type="dxa"/>
-              <w:left w:w="100" w:type="dxa"/>
-              <w:bottom w:w="60" w:type="dxa"/>
-              <w:right w:w="100" w:type="dxa"/>
-            </w:tcMar>
-          </w:tcPr>
-          <w:p>
-            <w:pPr>
-              <w:spacing w:after="0" w:line="240" w:lineRule="auto"/>
-            </w:pPr>
-            <w:r>
-              <w:rPr>
-                <w:sz w:val="20"/>
-                <w:szCs w:val="20"/>
-              </w:rPr>
-              <w:t>Fiverr y plataformas globales</w:t>
-            </w:r>
-          </w:p>
-        </w:tc>
-        <w:tc>
-          <w:tcPr>
-            <w:tcW w:w="2449" w:type="dxa"/>
-            <w:tcBorders>
-              <w:top w:val="single" w:sz="4" w:space="0" w:color="D9CDBA"/>
-              <w:left w:val="single" w:sz="4" w:space="0" w:color="D9CDBA"/>
-              <w:bottom w:val="single" w:sz="4" w:space="0" w:color="D9CDBA"/>
-              <w:right w:val="single" w:sz="4" w:space="0" w:color="D9CDBA"/>
-            </w:tcBorders>
-            <w:tcMar>
-              <w:top w:w="60" w:type="dxa"/>
-              <w:left w:w="100" w:type="dxa"/>
-              <w:bottom w:w="60" w:type="dxa"/>
-              <w:right w:w="100" w:type="dxa"/>
-            </w:tcMar>
-          </w:tcPr>
-          <w:p>
-            <w:pPr>
-              <w:spacing w:after="0" w:line="240" w:lineRule="auto"/>
-            </w:pPr>
-            <w:r>
-              <w:rPr>
-                <w:sz w:val="20"/>
-                <w:szCs w:val="20"/>
-              </w:rPr>
-              <w:t>Protegen el pago</w:t>
-            </w:r>
-          </w:p>
-        </w:tc>
-        <w:tc>
-          <w:tcPr>
-            <w:tcW w:w="4375" w:type="dxa"/>
-            <w:tcBorders>
-              <w:top w:val="single" w:sz="4" w:space="0" w:color="D9CDBA"/>
-              <w:left w:val="single" w:sz="4" w:space="0" w:color="D9CDBA"/>
-              <w:bottom w:val="single" w:sz="4" w:space="0" w:color="D9CDBA"/>
-              <w:right w:val="single" w:sz="4" w:space="0" w:color="D9CDBA"/>
-            </w:tcBorders>
-            <w:tcMar>
-              <w:top w:w="60" w:type="dxa"/>
-              <w:left w:w="100" w:type="dxa"/>
-              <w:bottom w:w="60" w:type="dxa"/>
-              <w:right w:w="100" w:type="dxa"/>
-            </w:tcMar>
-          </w:tcPr>
-          <w:p>
-            <w:pPr>
-              <w:spacing w:after="0" w:line="240" w:lineRule="auto"/>
-            </w:pPr>
-            <w:r>
-              <w:rPr>
-                <w:sz w:val="20"/>
-                <w:szCs w:val="20"/>
-              </w:rPr>
-              <w:t>Cobran en dólares y no cubren contrataciones locales como eventos</w:t>
-            </w:r>
-          </w:p>
-        </w:tc>
-      </w:tr>
-    </w:tbl>
-    <w:p>
-      <w:pPr>
-        <w:spacing w:after="0" w:line="200" w:lineRule="exact"/>
-      </w:pPr>
-    </w:p>
     <w:p>
       <w:r>
-        <w:t>La ventaja sostenible es la reputación acumulada: un artista con decenas de trabajos reseñados en ArtísTica no tiene incentivo para empezar de cero en otra plataforma.</w:t>
+        <w:t>Instagram ofrece audiencia y una vitrina gratuita, pero no permite contratar ni cobrar. WhatsApp y SINPE Móvil son inmediatos y no tienen costo, aunque no dan protección a las partes ni construyen reputación. Plataformas globales como Fiverr sí protegen el pago, pero cobran en dólares y no cubren contrataciones locales como los eventos.</w:t>
+      </w:r>
+    </w:p>
+    <w:p>
+      <w:r>
+        <w:t>La ventaja que ArtísTica puede sostener en el tiempo es la reputación acumulada. Un artista con decenas de trabajos reseñados en la plataforma tiene pocos motivos para empezar de cero en otra.</w:t>
       </w:r>
     </w:p>
     <w:p>
       <w:pPr>
         <w:pStyle w:val="Ttulo2"/>
       </w:pPr>
-      <w:bookmarkStart w:id="7" w:name="_Toc242394647"/>
+      <w:bookmarkStart w:id="7" w:name="_Toc242395245"/>
       <w:r>
         <w:t>1.7 Alcance por etapas</w:t>
       </w:r>
@@ -5090,8 +3487,6 @@
             </w:pPr>
             <w:r>
               <w:rPr>
-                <w:b/>
-                <w:bCs/>
                 <w:sz w:val="20"/>
                 <w:szCs w:val="20"/>
               </w:rPr>
@@ -5163,8 +3558,6 @@
             </w:pPr>
             <w:r>
               <w:rPr>
-                <w:b/>
-                <w:bCs/>
                 <w:sz w:val="20"/>
                 <w:szCs w:val="20"/>
               </w:rPr>
@@ -5198,7 +3591,7 @@
                 <w:sz w:val="20"/>
                 <w:szCs w:val="20"/>
               </w:rPr>
-              <w:t>Cobro real de Estudio, promociones, reseñas, agrupaciones, disputas completas, artistas fundadores, notificaciones push, mensajes libres entre artistas e imágenes en el chat</w:t>
+              <w:t>Cobro real del plan Estudio, promociones, reseñas, agrupaciones, disputas completas, programa de artistas fundadores, notificaciones push, mensajes libres entre artistas e imágenes en el chat</w:t>
             </w:r>
           </w:p>
         </w:tc>
@@ -5236,8 +3629,6 @@
             </w:pPr>
             <w:r>
               <w:rPr>
-                <w:b/>
-                <w:bCs/>
                 <w:sz w:val="20"/>
                 <w:szCs w:val="20"/>
               </w:rPr>
@@ -5271,7 +3662,7 @@
                 <w:sz w:val="20"/>
                 <w:szCs w:val="20"/>
               </w:rPr>
-              <w:t>Membresías de fans. Venta de obra a mayor escala solo si los datos lo justifican</w:t>
+              <w:t>Membresías de fans y, solo si los datos lo justifican, venta de obra a mayor escala</w:t>
             </w:r>
           </w:p>
         </w:tc>
@@ -5308,8 +3699,6 @@
             </w:pPr>
             <w:r>
               <w:rPr>
-                <w:b/>
-                <w:bCs/>
                 <w:sz w:val="20"/>
                 <w:szCs w:val="20"/>
               </w:rPr>
@@ -5357,7 +3746,7 @@
       <w:pPr>
         <w:pStyle w:val="Ttulo2"/>
       </w:pPr>
-      <w:bookmarkStart w:id="8" w:name="_Toc242394648"/>
+      <w:bookmarkStart w:id="8" w:name="_Toc242395246"/>
       <w:r>
         <w:t>1.8 Arquitectura</w:t>
       </w:r>
@@ -5863,7 +4252,7 @@
                 <w:sz w:val="20"/>
                 <w:szCs w:val="20"/>
               </w:rPr>
-              <w:t>ONVO Pay, modo marketplace</w:t>
+              <w:t>ONVO Pay en modo marketplace</w:t>
             </w:r>
           </w:p>
         </w:tc>
@@ -5905,7 +4294,7 @@
     </w:p>
     <w:p>
       <w:r>
-        <w:t>La aplicación nunca accede a la base de datos directamente: todo pasa por la API. El detalle del stack está en la versión 1.0 de este documento.</w:t>
+        <w:t>La aplicación nunca accede directamente a la base de datos; todas sus operaciones pasan por la API. El detalle de las tecnologías se encuentra en la versión del I Avance.</w:t>
       </w:r>
     </w:p>
     <w:p>
@@ -5913,7 +4302,7 @@
         <w:pStyle w:val="Ttulo1"/>
         <w:pageBreakBefore/>
       </w:pPr>
-      <w:bookmarkStart w:id="9" w:name="_Toc242394649"/>
+      <w:bookmarkStart w:id="9" w:name="_Toc242395247"/>
       <w:r>
         <w:t>2. Estrategia de distribución</w:t>
       </w:r>
@@ -5923,7 +4312,7 @@
       <w:pPr>
         <w:pStyle w:val="Ttulo2"/>
       </w:pPr>
-      <w:bookmarkStart w:id="10" w:name="_Toc242394650"/>
+      <w:bookmarkStart w:id="10" w:name="_Toc242395248"/>
       <w:r>
         <w:t>2.1 Canal</w:t>
       </w:r>
@@ -5931,14 +4320,14 @@
     </w:p>
     <w:p>
       <w:r>
-        <w:t>ArtísTica se publica como aplicación para iOS y Android en App Store y Google Play, compilada desde un mismo código con EAS, el servicio de compilación de Expo. Antes del lanzamiento público se distribuye como beta cerrada a los artistas fundadores. El primer mercado es Costa Rica, y no se invierte en publicidad pagada hasta que haya pedidos orgánicos.</w:t>
+        <w:t>ArtísTica se publicará como aplicación para iOS y Android en App Store y Google Play. Ambas versiones se compilan desde el mismo código con EAS, el servicio de compilación de Expo. Antes del lanzamiento público, la aplicación se distribuirá como beta cerrada entre los artistas fundadores. El primer mercado es Costa Rica, y no se invertirá en publicidad pagada mientras no haya pedidos orgánicos.</w:t>
       </w:r>
     </w:p>
     <w:p>
       <w:pPr>
         <w:pStyle w:val="Ttulo2"/>
       </w:pPr>
-      <w:bookmarkStart w:id="11" w:name="_Toc242394651"/>
+      <w:bookmarkStart w:id="11" w:name="_Toc242395249"/>
       <w:r>
         <w:t>2.2 Arranque del mercado</w:t>
       </w:r>
@@ -5946,8 +4335,79 @@
     </w:p>
     <w:p>
       <w:r>
-        <w:t>Sin artistas no llegan clientes y sin clientes los artistas no se quedan. Por eso se empieza por la oferta, con pocos artistas y perfiles completos, en dos nichos donde el pago anticipado es un problema real:</w:t>
+        <w:t>Una plataforma de este tipo enfrenta un problema de arranque: sin artistas no llegan clientes, y sin clientes los artistas no se quedan. Por eso se empezará por la oferta, con pocos artistas y perfiles completos, en dos nichos donde el pago anticipado es un problema real.</w:t>
       </w:r>
+    </w:p>
+    <w:p>
+      <w:r>
+        <w:t>El primero es la música y el baile para eventos, como mariachis, bandas y grupos de baile para bodas y quince años. Son contrataciones de monto alto en las que el adelanto es una fuente frecuente de conflictos. El segundo son los encargos visuales, como retratos, ilustraciones, murales y logos, que también tienen montos altos y permiten verificar la entrega con una vista previa.</w:t>
+      </w:r>
+    </w:p>
+    <w:p>
+      <w:pPr>
+        <w:pStyle w:val="Ttulo2"/>
+      </w:pPr>
+      <w:bookmarkStart w:id="12" w:name="_Toc242395250"/>
+      <w:r>
+        <w:t>2.3 Oferta y demanda</w:t>
+      </w:r>
+      <w:bookmarkEnd w:id="12"/>
+    </w:p>
+    <w:p>
+      <w:r>
+        <w:t>Para atraer a los primeros artistas, los 100 primeros tendrán el plan Estudio gratis durante seis meses. Se reclutarán en persona en escuelas de arte y música, casas de cultura y ferias.</w:t>
+      </w:r>
+    </w:p>
+    <w:p>
+      <w:r>
+        <w:t>Para que los artistas nuevos tengan visibilidad sin pagar promociones, la sección Explorar reserva una de cada cinco posiciones a artistas con menos de 50 seguidores. Ambos valores se pueden ajustar.</w:t>
+      </w:r>
+    </w:p>
+    <w:p>
+      <w:r>
+        <w:t>Los clientes se buscarán donde ya se contrata arte: organizadores de bodas, salones de eventos, restaurantes y comercios. Se dará prioridad al cliente empresarial, porque contrata de forma recurrente.</w:t>
+      </w:r>
+    </w:p>
+    <w:p>
+      <w:pPr>
+        <w:pStyle w:val="Ttulo2"/>
+      </w:pPr>
+      <w:bookmarkStart w:id="13" w:name="_Toc242395251"/>
+      <w:r>
+        <w:t>2.4 Contratación dentro de la aplicación</w:t>
+      </w:r>
+      <w:bookmarkEnd w:id="13"/>
+    </w:p>
+    <w:p>
+      <w:r>
+        <w:t>Un cliente puede encontrar al artista en Instagram y contratarlo por fuera. Para reducir ese riesgo, el camino dentro de la aplicación tiene que ser el más conveniente. La protección del pago y las reseñas solo existen dentro de ArtísTica, el perfil no admite teléfonos ni enlaces de WhatsApp, el chat muestra un aviso cuando detecta datos de contacto y la tarifa se mantiene moderada.</w:t>
+      </w:r>
+    </w:p>
+    <w:p>
+      <w:pPr>
+        <w:pStyle w:val="Ttulo1"/>
+        <w:pageBreakBefore/>
+      </w:pPr>
+      <w:bookmarkStart w:id="14" w:name="_Toc242395252"/>
+      <w:r>
+        <w:t>3. Esquema de generación de dinero</w:t>
+      </w:r>
+      <w:bookmarkEnd w:id="14"/>
+    </w:p>
+    <w:p>
+      <w:r>
+        <w:t>Los montos en colones se calculan con un tipo de cambio de referencia de ₡500 por US$1 y son aproximados.</w:t>
+      </w:r>
+    </w:p>
+    <w:p>
+      <w:pPr>
+        <w:pStyle w:val="Ttulo2"/>
+      </w:pPr>
+      <w:bookmarkStart w:id="15" w:name="_Toc242395253"/>
+      <w:r>
+        <w:t>3.1 Fuentes de ingreso</w:t>
+      </w:r>
+      <w:bookmarkEnd w:id="15"/>
     </w:p>
     <w:tbl>
       <w:tblPr>
@@ -5967,9 +4427,9 @@
         <w:tblLook w:val="0000" w:firstRow="0" w:lastRow="0" w:firstColumn="0" w:lastColumn="0" w:noHBand="0" w:noVBand="0"/>
       </w:tblPr>
       <w:tblGrid>
-        <w:gridCol w:w="1989"/>
-        <w:gridCol w:w="3685"/>
-        <w:gridCol w:w="3686"/>
+        <w:gridCol w:w="1507"/>
+        <w:gridCol w:w="3886"/>
+        <w:gridCol w:w="3967"/>
       </w:tblGrid>
       <w:tr>
         <w:tblPrEx>
@@ -5984,7 +4444,7 @@
         </w:trPr>
         <w:tc>
           <w:tcPr>
-            <w:tcW w:w="1989" w:type="dxa"/>
+            <w:tcW w:w="1507" w:type="dxa"/>
             <w:tcBorders>
               <w:top w:val="single" w:sz="4" w:space="0" w:color="D9CDBA"/>
               <w:left w:val="single" w:sz="4" w:space="0" w:color="D9CDBA"/>
@@ -6011,13 +4471,13 @@
                 <w:sz w:val="20"/>
                 <w:szCs w:val="20"/>
               </w:rPr>
-              <w:t>Nicho de entrada</w:t>
-            </w:r>
-          </w:p>
-        </w:tc>
-        <w:tc>
-          <w:tcPr>
-            <w:tcW w:w="3685" w:type="dxa"/>
+              <w:t>Fuente</w:t>
+            </w:r>
+          </w:p>
+        </w:tc>
+        <w:tc>
+          <w:tcPr>
+            <w:tcW w:w="3886" w:type="dxa"/>
             <w:tcBorders>
               <w:top w:val="single" w:sz="4" w:space="0" w:color="D9CDBA"/>
               <w:left w:val="single" w:sz="4" w:space="0" w:color="D9CDBA"/>
@@ -6044,13 +4504,13 @@
                 <w:sz w:val="20"/>
                 <w:szCs w:val="20"/>
               </w:rPr>
-              <w:t>Ejemplos</w:t>
-            </w:r>
-          </w:p>
-        </w:tc>
-        <w:tc>
-          <w:tcPr>
-            <w:tcW w:w="3686" w:type="dxa"/>
+              <w:t>Mecanismo</w:t>
+            </w:r>
+          </w:p>
+        </w:tc>
+        <w:tc>
+          <w:tcPr>
+            <w:tcW w:w="3967" w:type="dxa"/>
             <w:tcBorders>
               <w:top w:val="single" w:sz="4" w:space="0" w:color="D9CDBA"/>
               <w:left w:val="single" w:sz="4" w:space="0" w:color="D9CDBA"/>
@@ -6077,7 +4537,7 @@
                 <w:sz w:val="20"/>
                 <w:szCs w:val="20"/>
               </w:rPr>
-              <w:t>Motivo</w:t>
+              <w:t>Importancia</w:t>
             </w:r>
           </w:p>
         </w:tc>
@@ -6094,7 +4554,7 @@
         </w:trPr>
         <w:tc>
           <w:tcPr>
-            <w:tcW w:w="1989" w:type="dxa"/>
+            <w:tcW w:w="1507" w:type="dxa"/>
             <w:tcBorders>
               <w:top w:val="single" w:sz="4" w:space="0" w:color="D9CDBA"/>
               <w:left w:val="single" w:sz="4" w:space="0" w:color="D9CDBA"/>
@@ -6115,18 +4575,16 @@
             </w:pPr>
             <w:r>
               <w:rPr>
-                <w:b/>
-                <w:bCs/>
-                <w:sz w:val="20"/>
-                <w:szCs w:val="20"/>
-              </w:rPr>
-              <w:t>Música y baile para eventos</w:t>
-            </w:r>
-          </w:p>
-        </w:tc>
-        <w:tc>
-          <w:tcPr>
-            <w:tcW w:w="3685" w:type="dxa"/>
+                <w:sz w:val="20"/>
+                <w:szCs w:val="20"/>
+              </w:rPr>
+              <w:t>Tarifa por pedido</w:t>
+            </w:r>
+          </w:p>
+        </w:tc>
+        <w:tc>
+          <w:tcPr>
+            <w:tcW w:w="3886" w:type="dxa"/>
             <w:tcBorders>
               <w:top w:val="single" w:sz="4" w:space="0" w:color="D9CDBA"/>
               <w:left w:val="single" w:sz="4" w:space="0" w:color="D9CDBA"/>
@@ -6150,13 +4608,13 @@
                 <w:sz w:val="20"/>
                 <w:szCs w:val="20"/>
               </w:rPr>
-              <w:t>Mariachis, bandas, grupos de baile para bodas y quince años</w:t>
-            </w:r>
-          </w:p>
-        </w:tc>
-        <w:tc>
-          <w:tcPr>
-            <w:tcW w:w="3686" w:type="dxa"/>
+              <w:t>8% en Taller y 5% en Estudio</w:t>
+            </w:r>
+          </w:p>
+        </w:tc>
+        <w:tc>
+          <w:tcPr>
+            <w:tcW w:w="3967" w:type="dxa"/>
             <w:tcBorders>
               <w:top w:val="single" w:sz="4" w:space="0" w:color="D9CDBA"/>
               <w:left w:val="single" w:sz="4" w:space="0" w:color="D9CDBA"/>
@@ -6180,7 +4638,7 @@
                 <w:sz w:val="20"/>
                 <w:szCs w:val="20"/>
               </w:rPr>
-              <w:t>Monto alto y el adelanto es una fuente frecuente de conflicto</w:t>
+              <w:t>Principal. ArtísTica solo gana cuando el artista gana</w:t>
             </w:r>
           </w:p>
         </w:tc>
@@ -6197,251 +4655,13 @@
         </w:trPr>
         <w:tc>
           <w:tcPr>
-            <w:tcW w:w="1989" w:type="dxa"/>
-            <w:tcBorders>
-              <w:top w:val="single" w:sz="4" w:space="0" w:color="D9CDBA"/>
-              <w:left w:val="single" w:sz="4" w:space="0" w:color="D9CDBA"/>
-              <w:bottom w:val="single" w:sz="4" w:space="0" w:color="D9CDBA"/>
-              <w:right w:val="single" w:sz="4" w:space="0" w:color="D9CDBA"/>
-            </w:tcBorders>
-            <w:tcMar>
-              <w:top w:w="60" w:type="dxa"/>
-              <w:left w:w="100" w:type="dxa"/>
-              <w:bottom w:w="60" w:type="dxa"/>
-              <w:right w:w="100" w:type="dxa"/>
-            </w:tcMar>
-          </w:tcPr>
-          <w:p>
-            <w:pPr>
-              <w:spacing w:after="0" w:line="240" w:lineRule="auto"/>
-            </w:pPr>
-            <w:r>
-              <w:rPr>
-                <w:b/>
-                <w:bCs/>
-                <w:sz w:val="20"/>
-                <w:szCs w:val="20"/>
-              </w:rPr>
-              <w:t>Encargos visuales</w:t>
-            </w:r>
-          </w:p>
-        </w:tc>
-        <w:tc>
-          <w:tcPr>
-            <w:tcW w:w="3685" w:type="dxa"/>
-            <w:tcBorders>
-              <w:top w:val="single" w:sz="4" w:space="0" w:color="D9CDBA"/>
-              <w:left w:val="single" w:sz="4" w:space="0" w:color="D9CDBA"/>
-              <w:bottom w:val="single" w:sz="4" w:space="0" w:color="D9CDBA"/>
-              <w:right w:val="single" w:sz="4" w:space="0" w:color="D9CDBA"/>
-            </w:tcBorders>
-            <w:tcMar>
-              <w:top w:w="60" w:type="dxa"/>
-              <w:left w:w="100" w:type="dxa"/>
-              <w:bottom w:w="60" w:type="dxa"/>
-              <w:right w:w="100" w:type="dxa"/>
-            </w:tcMar>
-          </w:tcPr>
-          <w:p>
-            <w:pPr>
-              <w:spacing w:after="0" w:line="240" w:lineRule="auto"/>
-            </w:pPr>
-            <w:r>
-              <w:rPr>
-                <w:sz w:val="20"/>
-                <w:szCs w:val="20"/>
-              </w:rPr>
-              <w:t>Retratos, ilustración, murales, logos</w:t>
-            </w:r>
-          </w:p>
-        </w:tc>
-        <w:tc>
-          <w:tcPr>
-            <w:tcW w:w="3686" w:type="dxa"/>
-            <w:tcBorders>
-              <w:top w:val="single" w:sz="4" w:space="0" w:color="D9CDBA"/>
-              <w:left w:val="single" w:sz="4" w:space="0" w:color="D9CDBA"/>
-              <w:bottom w:val="single" w:sz="4" w:space="0" w:color="D9CDBA"/>
-              <w:right w:val="single" w:sz="4" w:space="0" w:color="D9CDBA"/>
-            </w:tcBorders>
-            <w:tcMar>
-              <w:top w:w="60" w:type="dxa"/>
-              <w:left w:w="100" w:type="dxa"/>
-              <w:bottom w:w="60" w:type="dxa"/>
-              <w:right w:w="100" w:type="dxa"/>
-            </w:tcMar>
-          </w:tcPr>
-          <w:p>
-            <w:pPr>
-              <w:spacing w:after="0" w:line="240" w:lineRule="auto"/>
-            </w:pPr>
-            <w:r>
-              <w:rPr>
-                <w:sz w:val="20"/>
-                <w:szCs w:val="20"/>
-              </w:rPr>
-              <w:t>Monto alto y entrega verificable con vista previa</w:t>
-            </w:r>
-          </w:p>
-        </w:tc>
-      </w:tr>
-    </w:tbl>
-    <w:p>
-      <w:pPr>
-        <w:spacing w:after="0" w:line="200" w:lineRule="exact"/>
-      </w:pPr>
-    </w:p>
-    <w:p>
-      <w:pPr>
-        <w:pStyle w:val="Ttulo2"/>
-      </w:pPr>
-      <w:bookmarkStart w:id="12" w:name="_Toc242394652"/>
-      <w:r>
-        <w:t>2.3 Oferta y demanda</w:t>
-      </w:r>
-      <w:bookmarkEnd w:id="12"/>
-    </w:p>
-    <w:p>
-      <w:pPr>
-        <w:pStyle w:val="Prrafodelista"/>
-        <w:numPr>
-          <w:ilvl w:val="0"/>
-          <w:numId w:val="3"/>
-        </w:numPr>
-      </w:pPr>
-      <w:r>
-        <w:rPr>
-          <w:b/>
-          <w:bCs/>
-        </w:rPr>
-        <w:t>Artistas fundadores.</w:t>
-      </w:r>
-      <w:r>
-        <w:t xml:space="preserve"> Los primeros 100 reciben el plan Estudio gratis por seis meses. Se reclutan en persona en escuelas de arte y música, casas de cultura y ferias.</w:t>
-      </w:r>
-    </w:p>
-    <w:p>
-      <w:pPr>
-        <w:pStyle w:val="Prrafodelista"/>
-        <w:numPr>
-          <w:ilvl w:val="0"/>
-          <w:numId w:val="3"/>
-        </w:numPr>
-      </w:pPr>
-      <w:r>
-        <w:rPr>
-          <w:b/>
-          <w:bCs/>
-        </w:rPr>
-        <w:t>Nuevos talentos.</w:t>
-      </w:r>
-      <w:r>
-        <w:t xml:space="preserve"> Explorar reserva una de cada cinco posiciones para artistas con menos de 50 seguidores, sin necesidad de pagar promociones. Los dos valores son configurables.</w:t>
-      </w:r>
-    </w:p>
-    <w:p>
-      <w:pPr>
-        <w:pStyle w:val="Prrafodelista"/>
-        <w:numPr>
-          <w:ilvl w:val="0"/>
-          <w:numId w:val="3"/>
-        </w:numPr>
-      </w:pPr>
-      <w:r>
-        <w:rPr>
-          <w:b/>
-          <w:bCs/>
-        </w:rPr>
-        <w:t>Clientes.</w:t>
-      </w:r>
-      <w:r>
-        <w:t xml:space="preserve"> Se buscan donde ya se contrata arte: organizadores de bodas, salones de eventos, restaurantes y comercios. Se prioriza al cliente empresarial porque repite.</w:t>
-      </w:r>
-    </w:p>
-    <w:p>
-      <w:pPr>
-        <w:pStyle w:val="Ttulo2"/>
-      </w:pPr>
-      <w:bookmarkStart w:id="13" w:name="_Toc242394653"/>
-      <w:r>
-        <w:t>2.4 Contratación dentro de la aplicación</w:t>
-      </w:r>
-      <w:bookmarkEnd w:id="13"/>
-    </w:p>
-    <w:p>
-      <w:r>
-        <w:t>Un cliente puede encontrar al artista en Instagram y contratarlo por fuera. Para evitarlo, el camino interno debe ser el más conveniente: la protección del pago y las reseñas solo existen dentro de la aplicación, el perfil no admite teléfonos ni enlaces de WhatsApp, el chat muestra un aviso si detecta datos de contacto y la tarifa es moderada.</w:t>
-      </w:r>
-    </w:p>
-    <w:p>
-      <w:pPr>
-        <w:pStyle w:val="Ttulo1"/>
-        <w:pageBreakBefore/>
-      </w:pPr>
-      <w:bookmarkStart w:id="14" w:name="_Toc242394654"/>
-      <w:r>
-        <w:t>3. Esquema de generación de dinero</w:t>
-      </w:r>
-      <w:bookmarkEnd w:id="14"/>
-    </w:p>
-    <w:p>
-      <w:r>
-        <w:t>Los montos en colones usan un tipo de cambio de referencia de ₡500 por US$1 y son aproximados.</w:t>
-      </w:r>
-    </w:p>
-    <w:p>
-      <w:pPr>
-        <w:pStyle w:val="Ttulo2"/>
-      </w:pPr>
-      <w:bookmarkStart w:id="15" w:name="_Toc242394655"/>
-      <w:r>
-        <w:t>3.1 Fuentes de ingreso</w:t>
-      </w:r>
-      <w:bookmarkEnd w:id="15"/>
-    </w:p>
-    <w:tbl>
-      <w:tblPr>
-        <w:tblW w:w="9360" w:type="dxa"/>
-        <w:tblBorders>
-          <w:top w:val="single" w:sz="4" w:space="0" w:color="auto"/>
-          <w:left w:val="single" w:sz="4" w:space="0" w:color="auto"/>
-          <w:bottom w:val="single" w:sz="4" w:space="0" w:color="auto"/>
-          <w:right w:val="single" w:sz="4" w:space="0" w:color="auto"/>
-          <w:insideH w:val="single" w:sz="4" w:space="0" w:color="auto"/>
-          <w:insideV w:val="single" w:sz="4" w:space="0" w:color="auto"/>
-        </w:tblBorders>
-        <w:tblCellMar>
-          <w:left w:w="10" w:type="dxa"/>
-          <w:right w:w="10" w:type="dxa"/>
-        </w:tblCellMar>
-        <w:tblLook w:val="0000" w:firstRow="0" w:lastRow="0" w:firstColumn="0" w:lastColumn="0" w:noHBand="0" w:noVBand="0"/>
-      </w:tblPr>
-      <w:tblGrid>
-        <w:gridCol w:w="1662"/>
-        <w:gridCol w:w="3324"/>
-        <w:gridCol w:w="4374"/>
-      </w:tblGrid>
-      <w:tr>
-        <w:tblPrEx>
-          <w:tblCellMar>
-            <w:top w:w="0" w:type="dxa"/>
-            <w:bottom w:w="0" w:type="dxa"/>
-          </w:tblCellMar>
-        </w:tblPrEx>
-        <w:trPr>
-          <w:cantSplit/>
-          <w:tblHeader/>
-        </w:trPr>
-        <w:tc>
-          <w:tcPr>
-            <w:tcW w:w="1662" w:type="dxa"/>
-            <w:tcBorders>
-              <w:top w:val="single" w:sz="4" w:space="0" w:color="D9CDBA"/>
-              <w:left w:val="single" w:sz="4" w:space="0" w:color="D9CDBA"/>
-              <w:bottom w:val="single" w:sz="4" w:space="0" w:color="D9CDBA"/>
-              <w:right w:val="single" w:sz="4" w:space="0" w:color="D9CDBA"/>
-            </w:tcBorders>
-            <w:shd w:val="clear" w:color="auto" w:fill="F5EFE4"/>
+            <w:tcW w:w="1507" w:type="dxa"/>
+            <w:tcBorders>
+              <w:top w:val="single" w:sz="4" w:space="0" w:color="D9CDBA"/>
+              <w:left w:val="single" w:sz="4" w:space="0" w:color="D9CDBA"/>
+              <w:bottom w:val="single" w:sz="4" w:space="0" w:color="D9CDBA"/>
+              <w:right w:val="single" w:sz="4" w:space="0" w:color="D9CDBA"/>
+            </w:tcBorders>
             <w:tcMar>
               <w:top w:w="60" w:type="dxa"/>
               <w:left w:w="100" w:type="dxa"/>
@@ -6456,25 +4676,22 @@
             </w:pPr>
             <w:r>
               <w:rPr>
-                <w:b/>
-                <w:bCs/>
-                <w:sz w:val="20"/>
-                <w:szCs w:val="20"/>
-              </w:rPr>
-              <w:t>Fuente</w:t>
-            </w:r>
-          </w:p>
-        </w:tc>
-        <w:tc>
-          <w:tcPr>
-            <w:tcW w:w="3324" w:type="dxa"/>
-            <w:tcBorders>
-              <w:top w:val="single" w:sz="4" w:space="0" w:color="D9CDBA"/>
-              <w:left w:val="single" w:sz="4" w:space="0" w:color="D9CDBA"/>
-              <w:bottom w:val="single" w:sz="4" w:space="0" w:color="D9CDBA"/>
-              <w:right w:val="single" w:sz="4" w:space="0" w:color="D9CDBA"/>
-            </w:tcBorders>
-            <w:shd w:val="clear" w:color="auto" w:fill="F5EFE4"/>
+                <w:sz w:val="20"/>
+                <w:szCs w:val="20"/>
+              </w:rPr>
+              <w:t>Suscripción Estudio</w:t>
+            </w:r>
+          </w:p>
+        </w:tc>
+        <w:tc>
+          <w:tcPr>
+            <w:tcW w:w="3886" w:type="dxa"/>
+            <w:tcBorders>
+              <w:top w:val="single" w:sz="4" w:space="0" w:color="D9CDBA"/>
+              <w:left w:val="single" w:sz="4" w:space="0" w:color="D9CDBA"/>
+              <w:bottom w:val="single" w:sz="4" w:space="0" w:color="D9CDBA"/>
+              <w:right w:val="single" w:sz="4" w:space="0" w:color="D9CDBA"/>
+            </w:tcBorders>
             <w:tcMar>
               <w:top w:w="60" w:type="dxa"/>
               <w:left w:w="100" w:type="dxa"/>
@@ -6489,25 +4706,22 @@
             </w:pPr>
             <w:r>
               <w:rPr>
-                <w:b/>
-                <w:bCs/>
-                <w:sz w:val="20"/>
-                <w:szCs w:val="20"/>
-              </w:rPr>
-              <w:t>Mecanismo</w:t>
-            </w:r>
-          </w:p>
-        </w:tc>
-        <w:tc>
-          <w:tcPr>
-            <w:tcW w:w="4374" w:type="dxa"/>
-            <w:tcBorders>
-              <w:top w:val="single" w:sz="4" w:space="0" w:color="D9CDBA"/>
-              <w:left w:val="single" w:sz="4" w:space="0" w:color="D9CDBA"/>
-              <w:bottom w:val="single" w:sz="4" w:space="0" w:color="D9CDBA"/>
-              <w:right w:val="single" w:sz="4" w:space="0" w:color="D9CDBA"/>
-            </w:tcBorders>
-            <w:shd w:val="clear" w:color="auto" w:fill="F5EFE4"/>
+                <w:sz w:val="20"/>
+                <w:szCs w:val="20"/>
+              </w:rPr>
+              <w:t>Unos ₡2,500 al mes</w:t>
+            </w:r>
+          </w:p>
+        </w:tc>
+        <w:tc>
+          <w:tcPr>
+            <w:tcW w:w="3967" w:type="dxa"/>
+            <w:tcBorders>
+              <w:top w:val="single" w:sz="4" w:space="0" w:color="D9CDBA"/>
+              <w:left w:val="single" w:sz="4" w:space="0" w:color="D9CDBA"/>
+              <w:bottom w:val="single" w:sz="4" w:space="0" w:color="D9CDBA"/>
+              <w:right w:val="single" w:sz="4" w:space="0" w:color="D9CDBA"/>
+            </w:tcBorders>
             <w:tcMar>
               <w:top w:w="60" w:type="dxa"/>
               <w:left w:w="100" w:type="dxa"/>
@@ -6522,12 +4736,10 @@
             </w:pPr>
             <w:r>
               <w:rPr>
-                <w:b/>
-                <w:bCs/>
-                <w:sz w:val="20"/>
-                <w:szCs w:val="20"/>
-              </w:rPr>
-              <w:t>Peso</w:t>
+                <w:sz w:val="20"/>
+                <w:szCs w:val="20"/>
+              </w:rPr>
+              <w:t>Secundaria</w:t>
             </w:r>
           </w:p>
         </w:tc>
@@ -6544,7 +4756,7 @@
         </w:trPr>
         <w:tc>
           <w:tcPr>
-            <w:tcW w:w="1662" w:type="dxa"/>
+            <w:tcW w:w="1507" w:type="dxa"/>
             <w:tcBorders>
               <w:top w:val="single" w:sz="4" w:space="0" w:color="D9CDBA"/>
               <w:left w:val="single" w:sz="4" w:space="0" w:color="D9CDBA"/>
@@ -6565,18 +4777,16 @@
             </w:pPr>
             <w:r>
               <w:rPr>
-                <w:b/>
-                <w:bCs/>
-                <w:sz w:val="20"/>
-                <w:szCs w:val="20"/>
-              </w:rPr>
-              <w:t>Tarifa por pedido</w:t>
-            </w:r>
-          </w:p>
-        </w:tc>
-        <w:tc>
-          <w:tcPr>
-            <w:tcW w:w="3324" w:type="dxa"/>
+                <w:sz w:val="20"/>
+                <w:szCs w:val="20"/>
+              </w:rPr>
+              <w:t>Promociones</w:t>
+            </w:r>
+          </w:p>
+        </w:tc>
+        <w:tc>
+          <w:tcPr>
+            <w:tcW w:w="3886" w:type="dxa"/>
             <w:tcBorders>
               <w:top w:val="single" w:sz="4" w:space="0" w:color="D9CDBA"/>
               <w:left w:val="single" w:sz="4" w:space="0" w:color="D9CDBA"/>
@@ -6600,13 +4810,13 @@
                 <w:sz w:val="20"/>
                 <w:szCs w:val="20"/>
               </w:rPr>
-              <w:t>8% en Taller, 5% en Estudio</w:t>
-            </w:r>
-          </w:p>
-        </w:tc>
-        <w:tc>
-          <w:tcPr>
-            <w:tcW w:w="4374" w:type="dxa"/>
+              <w:t>Paquetes según la cantidad de personas alcanzadas</w:t>
+            </w:r>
+          </w:p>
+        </w:tc>
+        <w:tc>
+          <w:tcPr>
+            <w:tcW w:w="3967" w:type="dxa"/>
             <w:tcBorders>
               <w:top w:val="single" w:sz="4" w:space="0" w:color="D9CDBA"/>
               <w:left w:val="single" w:sz="4" w:space="0" w:color="D9CDBA"/>
@@ -6630,7 +4840,7 @@
                 <w:sz w:val="20"/>
                 <w:szCs w:val="20"/>
               </w:rPr>
-              <w:t>Principal: ArtísTica gana solo cuando el artista gana</w:t>
+              <w:t>Complementaria, desde la etapa 2</w:t>
             </w:r>
           </w:p>
         </w:tc>
@@ -6647,234 +4857,26 @@
         </w:trPr>
         <w:tc>
           <w:tcPr>
-            <w:tcW w:w="1662" w:type="dxa"/>
-            <w:tcBorders>
-              <w:top w:val="single" w:sz="4" w:space="0" w:color="D9CDBA"/>
-              <w:left w:val="single" w:sz="4" w:space="0" w:color="D9CDBA"/>
-              <w:bottom w:val="single" w:sz="4" w:space="0" w:color="D9CDBA"/>
-              <w:right w:val="single" w:sz="4" w:space="0" w:color="D9CDBA"/>
-            </w:tcBorders>
-            <w:tcMar>
-              <w:top w:w="60" w:type="dxa"/>
-              <w:left w:w="100" w:type="dxa"/>
-              <w:bottom w:w="60" w:type="dxa"/>
-              <w:right w:w="100" w:type="dxa"/>
-            </w:tcMar>
-          </w:tcPr>
-          <w:p>
-            <w:pPr>
-              <w:keepNext/>
-              <w:spacing w:after="0" w:line="240" w:lineRule="auto"/>
-            </w:pPr>
-            <w:r>
-              <w:rPr>
-                <w:b/>
-                <w:bCs/>
-                <w:sz w:val="20"/>
-                <w:szCs w:val="20"/>
-              </w:rPr>
-              <w:t>Suscripción Estudio</w:t>
-            </w:r>
-          </w:p>
-        </w:tc>
-        <w:tc>
-          <w:tcPr>
-            <w:tcW w:w="3324" w:type="dxa"/>
-            <w:tcBorders>
-              <w:top w:val="single" w:sz="4" w:space="0" w:color="D9CDBA"/>
-              <w:left w:val="single" w:sz="4" w:space="0" w:color="D9CDBA"/>
-              <w:bottom w:val="single" w:sz="4" w:space="0" w:color="D9CDBA"/>
-              <w:right w:val="single" w:sz="4" w:space="0" w:color="D9CDBA"/>
-            </w:tcBorders>
-            <w:tcMar>
-              <w:top w:w="60" w:type="dxa"/>
-              <w:left w:w="100" w:type="dxa"/>
-              <w:bottom w:w="60" w:type="dxa"/>
-              <w:right w:w="100" w:type="dxa"/>
-            </w:tcMar>
-          </w:tcPr>
-          <w:p>
-            <w:pPr>
-              <w:keepNext/>
-              <w:spacing w:after="0" w:line="240" w:lineRule="auto"/>
-            </w:pPr>
-            <w:r>
-              <w:rPr>
-                <w:sz w:val="20"/>
-                <w:szCs w:val="20"/>
-              </w:rPr>
-              <w:t>≈ ₡2,500 al mes</w:t>
-            </w:r>
-          </w:p>
-        </w:tc>
-        <w:tc>
-          <w:tcPr>
-            <w:tcW w:w="4374" w:type="dxa"/>
-            <w:tcBorders>
-              <w:top w:val="single" w:sz="4" w:space="0" w:color="D9CDBA"/>
-              <w:left w:val="single" w:sz="4" w:space="0" w:color="D9CDBA"/>
-              <w:bottom w:val="single" w:sz="4" w:space="0" w:color="D9CDBA"/>
-              <w:right w:val="single" w:sz="4" w:space="0" w:color="D9CDBA"/>
-            </w:tcBorders>
-            <w:tcMar>
-              <w:top w:w="60" w:type="dxa"/>
-              <w:left w:w="100" w:type="dxa"/>
-              <w:bottom w:w="60" w:type="dxa"/>
-              <w:right w:w="100" w:type="dxa"/>
-            </w:tcMar>
-          </w:tcPr>
-          <w:p>
-            <w:pPr>
-              <w:keepNext/>
-              <w:spacing w:after="0" w:line="240" w:lineRule="auto"/>
-            </w:pPr>
-            <w:r>
-              <w:rPr>
-                <w:sz w:val="20"/>
-                <w:szCs w:val="20"/>
-              </w:rPr>
-              <w:t>Secundaria</w:t>
-            </w:r>
-          </w:p>
-        </w:tc>
-      </w:tr>
-      <w:tr>
-        <w:tblPrEx>
-          <w:tblCellMar>
-            <w:top w:w="0" w:type="dxa"/>
-            <w:bottom w:w="0" w:type="dxa"/>
-          </w:tblCellMar>
-        </w:tblPrEx>
-        <w:trPr>
-          <w:cantSplit/>
-        </w:trPr>
-        <w:tc>
-          <w:tcPr>
-            <w:tcW w:w="1662" w:type="dxa"/>
-            <w:tcBorders>
-              <w:top w:val="single" w:sz="4" w:space="0" w:color="D9CDBA"/>
-              <w:left w:val="single" w:sz="4" w:space="0" w:color="D9CDBA"/>
-              <w:bottom w:val="single" w:sz="4" w:space="0" w:color="D9CDBA"/>
-              <w:right w:val="single" w:sz="4" w:space="0" w:color="D9CDBA"/>
-            </w:tcBorders>
-            <w:tcMar>
-              <w:top w:w="60" w:type="dxa"/>
-              <w:left w:w="100" w:type="dxa"/>
-              <w:bottom w:w="60" w:type="dxa"/>
-              <w:right w:w="100" w:type="dxa"/>
-            </w:tcMar>
-          </w:tcPr>
-          <w:p>
-            <w:pPr>
-              <w:keepNext/>
-              <w:spacing w:after="0" w:line="240" w:lineRule="auto"/>
-            </w:pPr>
-            <w:r>
-              <w:rPr>
-                <w:b/>
-                <w:bCs/>
-                <w:sz w:val="20"/>
-                <w:szCs w:val="20"/>
-              </w:rPr>
-              <w:t>Promociones</w:t>
-            </w:r>
-          </w:p>
-        </w:tc>
-        <w:tc>
-          <w:tcPr>
-            <w:tcW w:w="3324" w:type="dxa"/>
-            <w:tcBorders>
-              <w:top w:val="single" w:sz="4" w:space="0" w:color="D9CDBA"/>
-              <w:left w:val="single" w:sz="4" w:space="0" w:color="D9CDBA"/>
-              <w:bottom w:val="single" w:sz="4" w:space="0" w:color="D9CDBA"/>
-              <w:right w:val="single" w:sz="4" w:space="0" w:color="D9CDBA"/>
-            </w:tcBorders>
-            <w:tcMar>
-              <w:top w:w="60" w:type="dxa"/>
-              <w:left w:w="100" w:type="dxa"/>
-              <w:bottom w:w="60" w:type="dxa"/>
-              <w:right w:w="100" w:type="dxa"/>
-            </w:tcMar>
-          </w:tcPr>
-          <w:p>
-            <w:pPr>
-              <w:keepNext/>
-              <w:spacing w:after="0" w:line="240" w:lineRule="auto"/>
-            </w:pPr>
-            <w:r>
-              <w:rPr>
-                <w:sz w:val="20"/>
-                <w:szCs w:val="20"/>
-              </w:rPr>
-              <w:t>Paquetes por personas alcanzadas</w:t>
-            </w:r>
-          </w:p>
-        </w:tc>
-        <w:tc>
-          <w:tcPr>
-            <w:tcW w:w="4374" w:type="dxa"/>
-            <w:tcBorders>
-              <w:top w:val="single" w:sz="4" w:space="0" w:color="D9CDBA"/>
-              <w:left w:val="single" w:sz="4" w:space="0" w:color="D9CDBA"/>
-              <w:bottom w:val="single" w:sz="4" w:space="0" w:color="D9CDBA"/>
-              <w:right w:val="single" w:sz="4" w:space="0" w:color="D9CDBA"/>
-            </w:tcBorders>
-            <w:tcMar>
-              <w:top w:w="60" w:type="dxa"/>
-              <w:left w:w="100" w:type="dxa"/>
-              <w:bottom w:w="60" w:type="dxa"/>
-              <w:right w:w="100" w:type="dxa"/>
-            </w:tcMar>
-          </w:tcPr>
-          <w:p>
-            <w:pPr>
-              <w:keepNext/>
-              <w:spacing w:after="0" w:line="240" w:lineRule="auto"/>
-            </w:pPr>
-            <w:r>
-              <w:rPr>
-                <w:sz w:val="20"/>
-                <w:szCs w:val="20"/>
-              </w:rPr>
-              <w:t>Complementaria, desde la etapa 2</w:t>
-            </w:r>
-          </w:p>
-        </w:tc>
-      </w:tr>
-      <w:tr>
-        <w:tblPrEx>
-          <w:tblCellMar>
-            <w:top w:w="0" w:type="dxa"/>
-            <w:bottom w:w="0" w:type="dxa"/>
-          </w:tblCellMar>
-        </w:tblPrEx>
-        <w:trPr>
-          <w:cantSplit/>
-        </w:trPr>
-        <w:tc>
-          <w:tcPr>
-            <w:tcW w:w="1662" w:type="dxa"/>
-            <w:tcBorders>
-              <w:top w:val="single" w:sz="4" w:space="0" w:color="D9CDBA"/>
-              <w:left w:val="single" w:sz="4" w:space="0" w:color="D9CDBA"/>
-              <w:bottom w:val="single" w:sz="4" w:space="0" w:color="D9CDBA"/>
-              <w:right w:val="single" w:sz="4" w:space="0" w:color="D9CDBA"/>
-            </w:tcBorders>
-            <w:tcMar>
-              <w:top w:w="60" w:type="dxa"/>
-              <w:left w:w="100" w:type="dxa"/>
-              <w:bottom w:w="60" w:type="dxa"/>
-              <w:right w:w="100" w:type="dxa"/>
-            </w:tcMar>
-          </w:tcPr>
-          <w:p>
-            <w:pPr>
-              <w:spacing w:after="0" w:line="240" w:lineRule="auto"/>
-            </w:pPr>
-            <w:r>
-              <w:rPr>
-                <w:b/>
-                <w:bCs/>
+            <w:tcW w:w="1507" w:type="dxa"/>
+            <w:tcBorders>
+              <w:top w:val="single" w:sz="4" w:space="0" w:color="D9CDBA"/>
+              <w:left w:val="single" w:sz="4" w:space="0" w:color="D9CDBA"/>
+              <w:bottom w:val="single" w:sz="4" w:space="0" w:color="D9CDBA"/>
+              <w:right w:val="single" w:sz="4" w:space="0" w:color="D9CDBA"/>
+            </w:tcBorders>
+            <w:tcMar>
+              <w:top w:w="60" w:type="dxa"/>
+              <w:left w:w="100" w:type="dxa"/>
+              <w:bottom w:w="60" w:type="dxa"/>
+              <w:right w:w="100" w:type="dxa"/>
+            </w:tcMar>
+          </w:tcPr>
+          <w:p>
+            <w:pPr>
+              <w:spacing w:after="0" w:line="240" w:lineRule="auto"/>
+            </w:pPr>
+            <w:r>
+              <w:rPr>
                 <w:sz w:val="20"/>
                 <w:szCs w:val="20"/>
               </w:rPr>
@@ -6884,59 +4886,59 @@
         </w:tc>
         <w:tc>
           <w:tcPr>
-            <w:tcW w:w="3324" w:type="dxa"/>
-            <w:tcBorders>
-              <w:top w:val="single" w:sz="4" w:space="0" w:color="D9CDBA"/>
-              <w:left w:val="single" w:sz="4" w:space="0" w:color="D9CDBA"/>
-              <w:bottom w:val="single" w:sz="4" w:space="0" w:color="D9CDBA"/>
-              <w:right w:val="single" w:sz="4" w:space="0" w:color="D9CDBA"/>
-            </w:tcBorders>
-            <w:tcMar>
-              <w:top w:w="60" w:type="dxa"/>
-              <w:left w:w="100" w:type="dxa"/>
-              <w:bottom w:w="60" w:type="dxa"/>
-              <w:right w:w="100" w:type="dxa"/>
-            </w:tcMar>
-          </w:tcPr>
-          <w:p>
-            <w:pPr>
-              <w:spacing w:after="0" w:line="240" w:lineRule="auto"/>
-            </w:pPr>
-            <w:r>
-              <w:rPr>
-                <w:sz w:val="20"/>
-                <w:szCs w:val="20"/>
-              </w:rPr>
-              <w:t>Apoyo mensual del público a un artista</w:t>
-            </w:r>
-          </w:p>
-        </w:tc>
-        <w:tc>
-          <w:tcPr>
-            <w:tcW w:w="4374" w:type="dxa"/>
-            <w:tcBorders>
-              <w:top w:val="single" w:sz="4" w:space="0" w:color="D9CDBA"/>
-              <w:left w:val="single" w:sz="4" w:space="0" w:color="D9CDBA"/>
-              <w:bottom w:val="single" w:sz="4" w:space="0" w:color="D9CDBA"/>
-              <w:right w:val="single" w:sz="4" w:space="0" w:color="D9CDBA"/>
-            </w:tcBorders>
-            <w:tcMar>
-              <w:top w:w="60" w:type="dxa"/>
-              <w:left w:w="100" w:type="dxa"/>
-              <w:bottom w:w="60" w:type="dxa"/>
-              <w:right w:w="100" w:type="dxa"/>
-            </w:tcMar>
-          </w:tcPr>
-          <w:p>
-            <w:pPr>
-              <w:spacing w:after="0" w:line="240" w:lineRule="auto"/>
-            </w:pPr>
-            <w:r>
-              <w:rPr>
-                <w:sz w:val="20"/>
-                <w:szCs w:val="20"/>
-              </w:rPr>
-              <w:t>Futura, etapa 3</w:t>
+            <w:tcW w:w="3886" w:type="dxa"/>
+            <w:tcBorders>
+              <w:top w:val="single" w:sz="4" w:space="0" w:color="D9CDBA"/>
+              <w:left w:val="single" w:sz="4" w:space="0" w:color="D9CDBA"/>
+              <w:bottom w:val="single" w:sz="4" w:space="0" w:color="D9CDBA"/>
+              <w:right w:val="single" w:sz="4" w:space="0" w:color="D9CDBA"/>
+            </w:tcBorders>
+            <w:tcMar>
+              <w:top w:w="60" w:type="dxa"/>
+              <w:left w:w="100" w:type="dxa"/>
+              <w:bottom w:w="60" w:type="dxa"/>
+              <w:right w:w="100" w:type="dxa"/>
+            </w:tcMar>
+          </w:tcPr>
+          <w:p>
+            <w:pPr>
+              <w:spacing w:after="0" w:line="240" w:lineRule="auto"/>
+            </w:pPr>
+            <w:r>
+              <w:rPr>
+                <w:sz w:val="20"/>
+                <w:szCs w:val="20"/>
+              </w:rPr>
+              <w:t>Aporte mensual del público a un artista</w:t>
+            </w:r>
+          </w:p>
+        </w:tc>
+        <w:tc>
+          <w:tcPr>
+            <w:tcW w:w="3967" w:type="dxa"/>
+            <w:tcBorders>
+              <w:top w:val="single" w:sz="4" w:space="0" w:color="D9CDBA"/>
+              <w:left w:val="single" w:sz="4" w:space="0" w:color="D9CDBA"/>
+              <w:bottom w:val="single" w:sz="4" w:space="0" w:color="D9CDBA"/>
+              <w:right w:val="single" w:sz="4" w:space="0" w:color="D9CDBA"/>
+            </w:tcBorders>
+            <w:tcMar>
+              <w:top w:w="60" w:type="dxa"/>
+              <w:left w:w="100" w:type="dxa"/>
+              <w:bottom w:w="60" w:type="dxa"/>
+              <w:right w:w="100" w:type="dxa"/>
+            </w:tcMar>
+          </w:tcPr>
+          <w:p>
+            <w:pPr>
+              <w:spacing w:after="0" w:line="240" w:lineRule="auto"/>
+            </w:pPr>
+            <w:r>
+              <w:rPr>
+                <w:sz w:val="20"/>
+                <w:szCs w:val="20"/>
+              </w:rPr>
+              <w:t>Futura, en la etapa 3</w:t>
             </w:r>
           </w:p>
         </w:tc>
@@ -6951,51 +4953,20 @@
       <w:pPr>
         <w:pStyle w:val="Ttulo2"/>
       </w:pPr>
-      <w:bookmarkStart w:id="16" w:name="_Toc242394656"/>
+      <w:bookmarkStart w:id="16" w:name="_Toc242395254"/>
       <w:r>
         <w:t>3.2 Tarifa por pedido</w:t>
       </w:r>
       <w:bookmarkEnd w:id="16"/>
     </w:p>
     <w:p>
-      <w:pPr>
-        <w:pStyle w:val="Prrafodelista"/>
-        <w:numPr>
-          <w:ilvl w:val="0"/>
-          <w:numId w:val="3"/>
-        </w:numPr>
-      </w:pPr>
       <w:r>
-        <w:t>Una sola tarifa por plan, igual para los tres tipos de pedido, para no incentivar que se clasifiquen mal.</w:t>
+        <w:t>La tarifa es la misma para los tres tipos de pedido dentro de cada plan, para que no haya incentivo a clasificar mal un pedido. Cada pedido tiene un monto mínimo de ₡2,500, porque en montos pequeños el costo fijo de procesamiento pesa demasiado. El costo de procesamiento de la pasarela (3.9% más US$0.25 con tarjeta y 1.5% con SINPE Móvil) y la retención tributaria del 2% se descuentan al artista, de modo que la tarifa es ingreso neto de la plataforma.</w:t>
       </w:r>
     </w:p>
     <w:p>
-      <w:pPr>
-        <w:pStyle w:val="Prrafodelista"/>
-        <w:numPr>
-          <w:ilvl w:val="0"/>
-          <w:numId w:val="3"/>
-        </w:numPr>
-      </w:pPr>
       <w:r>
-        <w:t>Monto mínimo por pedido de ₡2,500, porque el costo fijo de procesamiento pesa más en montos pequeños.</w:t>
-      </w:r>
-    </w:p>
-    <w:p>
-      <w:pPr>
-        <w:pStyle w:val="Prrafodelista"/>
-        <w:numPr>
-          <w:ilvl w:val="0"/>
-          <w:numId w:val="3"/>
-        </w:numPr>
-      </w:pPr>
-      <w:r>
-        <w:t>El procesamiento de la pasarela (tarjeta: 3.9% más US$0.25; SINPE Móvil: 1.5%) y la retención tributaria de 2% se descuentan al artista. La tarifa es ingreso neto de la plataforma.</w:t>
-      </w:r>
-    </w:p>
-    <w:p>
-      <w:r>
-        <w:t>Ejemplos con pago por tarjeta, en dólares y sin incluir la retención de 2%:</w:t>
+        <w:t>La siguiente tabla muestra ejemplos de pagos con tarjeta, en dólares y sin incluir la retención del 2%.</w:t>
       </w:r>
     </w:p>
     <w:tbl>
@@ -7687,7 +5658,7 @@
       <w:pPr>
         <w:pStyle w:val="Ttulo2"/>
       </w:pPr>
-      <w:bookmarkStart w:id="17" w:name="_Toc242394657"/>
+      <w:bookmarkStart w:id="17" w:name="_Toc242395255"/>
       <w:r>
         <w:t>3.3 Suscripción Estudio</w:t>
       </w:r>
@@ -7695,24 +5666,24 @@
     </w:p>
     <w:p>
       <w:r>
-        <w:t>Cuesta ≈ ₡2,500 al mes o ≈ ₡25,000 al año. Incluye la tarifa de 5%, calendario sincronizado, plantillas de cotización, métricas completas, perfil personalizable y una promoción mensual.</w:t>
+        <w:t>La suscripción cuesta unos ₡2,500 al mes o ₡25,000 al año. Incluye la tarifa del 5%, calendario sincronizado, plantillas de cotización, métricas completas, perfil personalizable y una promoción mensual.</w:t>
       </w:r>
     </w:p>
     <w:p>
       <w:r>
-        <w:t>Se paga sola a partir de ≈ ₡85,000 al mes en pedidos. Por ejemplo, un grupo musical con cuatro contrataciones de ₡150,000 paga ₡48,000 de tarifa en Taller y ₡32,500 en Estudio, suscripción incluida.</w:t>
+        <w:t>La suscripción se paga sola cuando el artista factura más de ₡85,000 al mes en pedidos. Por ejemplo, un grupo musical con cuatro contrataciones de ₡150,000 al mes paga ₡48,000 de tarifa en Taller y ₡32,500 en Estudio, con la suscripción incluida.</w:t>
       </w:r>
     </w:p>
     <w:p>
       <w:r>
-        <w:t>Al cambiar de plan, cada pedido conserva la tarifa vigente cuando se creó, de modo que nadie paga una tarifa distinta a la que aceptó al cotizar. En el MVP, Estudio se activa sin cobro real; el cobro de la suscripción llega en la etapa 2.</w:t>
+        <w:t>Cuando un artista cambia de plan, cada pedido conserva la tarifa vigente en el momento en que se creó, de modo que nadie paga una tarifa distinta a la que aceptó al cotizar. En el MVP el plan Estudio se activa sin cobro real; el cobro de la suscripción llegará en la etapa 2.</w:t>
       </w:r>
     </w:p>
     <w:p>
       <w:pPr>
         <w:pStyle w:val="Ttulo2"/>
       </w:pPr>
-      <w:bookmarkStart w:id="18" w:name="_Toc242394658"/>
+      <w:bookmarkStart w:id="18" w:name="_Toc242395256"/>
       <w:r>
         <w:t>3.4 Promociones</w:t>
       </w:r>
@@ -7720,7 +5691,7 @@
     </w:p>
     <w:p>
       <w:r>
-        <w:t>Se vende alcance, no días ni vistas: una persona cuenta como alcanzada cuando la publicación estuvo al menos 50% visible en su pantalla durante un segundo, no sigue al artista y su cuenta tiene siete días o más.</w:t>
+        <w:t>Las promociones se venden por alcance. Una persona cuenta como alcanzada cuando la publicación ocupó al menos la mitad de su pantalla durante un segundo, no sigue al artista y su cuenta tiene siete días o más de antigüedad.</w:t>
       </w:r>
     </w:p>
     <w:tbl>
@@ -7741,8 +5712,8 @@
         <w:tblLook w:val="0000" w:firstRow="0" w:lastRow="0" w:firstColumn="0" w:lastColumn="0" w:noHBand="0" w:noVBand="0"/>
       </w:tblPr>
       <w:tblGrid>
-        <w:gridCol w:w="5616"/>
-        <w:gridCol w:w="3744"/>
+        <w:gridCol w:w="4387"/>
+        <w:gridCol w:w="4973"/>
       </w:tblGrid>
       <w:tr>
         <w:tblPrEx>
@@ -7757,7 +5728,7 @@
         </w:trPr>
         <w:tc>
           <w:tcPr>
-            <w:tcW w:w="5616" w:type="dxa"/>
+            <w:tcW w:w="4387" w:type="dxa"/>
             <w:tcBorders>
               <w:top w:val="single" w:sz="4" w:space="0" w:color="D9CDBA"/>
               <w:left w:val="single" w:sz="4" w:space="0" w:color="D9CDBA"/>
@@ -7790,7 +5761,7 @@
         </w:tc>
         <w:tc>
           <w:tcPr>
-            <w:tcW w:w="3744" w:type="dxa"/>
+            <w:tcW w:w="4973" w:type="dxa"/>
             <w:tcBorders>
               <w:top w:val="single" w:sz="4" w:space="0" w:color="D9CDBA"/>
               <w:left w:val="single" w:sz="4" w:space="0" w:color="D9CDBA"/>
@@ -7817,7 +5788,7 @@
                 <w:sz w:val="20"/>
                 <w:szCs w:val="20"/>
               </w:rPr>
-              <w:t>Precio</w:t>
+              <w:t>Precio aproximado</w:t>
             </w:r>
           </w:p>
         </w:tc>
@@ -7834,7 +5805,7 @@
         </w:trPr>
         <w:tc>
           <w:tcPr>
-            <w:tcW w:w="5616" w:type="dxa"/>
+            <w:tcW w:w="4387" w:type="dxa"/>
             <w:tcBorders>
               <w:top w:val="single" w:sz="4" w:space="0" w:color="D9CDBA"/>
               <w:left w:val="single" w:sz="4" w:space="0" w:color="D9CDBA"/>
@@ -7864,7 +5835,7 @@
         </w:tc>
         <w:tc>
           <w:tcPr>
-            <w:tcW w:w="3744" w:type="dxa"/>
+            <w:tcW w:w="4973" w:type="dxa"/>
             <w:tcBorders>
               <w:top w:val="single" w:sz="4" w:space="0" w:color="D9CDBA"/>
               <w:left w:val="single" w:sz="4" w:space="0" w:color="D9CDBA"/>
@@ -7888,7 +5859,14 @@
                 <w:sz w:val="20"/>
                 <w:szCs w:val="20"/>
               </w:rPr>
-              <w:t>≈ ₡1,000</w:t>
+              <w:t>₡</w:t>
+            </w:r>
+            <w:r>
+              <w:rPr>
+                <w:sz w:val="20"/>
+                <w:szCs w:val="20"/>
+              </w:rPr>
+              <w:t>1,000</w:t>
             </w:r>
           </w:p>
         </w:tc>
@@ -7905,7 +5883,7 @@
         </w:trPr>
         <w:tc>
           <w:tcPr>
-            <w:tcW w:w="5616" w:type="dxa"/>
+            <w:tcW w:w="4387" w:type="dxa"/>
             <w:tcBorders>
               <w:top w:val="single" w:sz="4" w:space="0" w:color="D9CDBA"/>
               <w:left w:val="single" w:sz="4" w:space="0" w:color="D9CDBA"/>
@@ -7935,7 +5913,7 @@
         </w:tc>
         <w:tc>
           <w:tcPr>
-            <w:tcW w:w="3744" w:type="dxa"/>
+            <w:tcW w:w="4973" w:type="dxa"/>
             <w:tcBorders>
               <w:top w:val="single" w:sz="4" w:space="0" w:color="D9CDBA"/>
               <w:left w:val="single" w:sz="4" w:space="0" w:color="D9CDBA"/>
@@ -7959,7 +5937,14 @@
                 <w:sz w:val="20"/>
                 <w:szCs w:val="20"/>
               </w:rPr>
-              <w:t>≈ ₡2,500</w:t>
+              <w:t>₡</w:t>
+            </w:r>
+            <w:r>
+              <w:rPr>
+                <w:sz w:val="20"/>
+                <w:szCs w:val="20"/>
+              </w:rPr>
+              <w:t>2,500</w:t>
             </w:r>
           </w:p>
         </w:tc>
@@ -7976,7 +5961,7 @@
         </w:trPr>
         <w:tc>
           <w:tcPr>
-            <w:tcW w:w="5616" w:type="dxa"/>
+            <w:tcW w:w="4387" w:type="dxa"/>
             <w:tcBorders>
               <w:top w:val="single" w:sz="4" w:space="0" w:color="D9CDBA"/>
               <w:left w:val="single" w:sz="4" w:space="0" w:color="D9CDBA"/>
@@ -8005,30 +5990,37 @@
         </w:tc>
         <w:tc>
           <w:tcPr>
-            <w:tcW w:w="3744" w:type="dxa"/>
-            <w:tcBorders>
-              <w:top w:val="single" w:sz="4" w:space="0" w:color="D9CDBA"/>
-              <w:left w:val="single" w:sz="4" w:space="0" w:color="D9CDBA"/>
-              <w:bottom w:val="single" w:sz="4" w:space="0" w:color="D9CDBA"/>
-              <w:right w:val="single" w:sz="4" w:space="0" w:color="D9CDBA"/>
-            </w:tcBorders>
-            <w:tcMar>
-              <w:top w:w="60" w:type="dxa"/>
-              <w:left w:w="100" w:type="dxa"/>
-              <w:bottom w:w="60" w:type="dxa"/>
-              <w:right w:w="100" w:type="dxa"/>
-            </w:tcMar>
-          </w:tcPr>
-          <w:p>
-            <w:pPr>
-              <w:spacing w:after="0" w:line="240" w:lineRule="auto"/>
-            </w:pPr>
-            <w:r>
-              <w:rPr>
-                <w:sz w:val="20"/>
-                <w:szCs w:val="20"/>
-              </w:rPr>
-              <w:t>≈ ₡6,000</w:t>
+            <w:tcW w:w="4973" w:type="dxa"/>
+            <w:tcBorders>
+              <w:top w:val="single" w:sz="4" w:space="0" w:color="D9CDBA"/>
+              <w:left w:val="single" w:sz="4" w:space="0" w:color="D9CDBA"/>
+              <w:bottom w:val="single" w:sz="4" w:space="0" w:color="D9CDBA"/>
+              <w:right w:val="single" w:sz="4" w:space="0" w:color="D9CDBA"/>
+            </w:tcBorders>
+            <w:tcMar>
+              <w:top w:w="60" w:type="dxa"/>
+              <w:left w:w="100" w:type="dxa"/>
+              <w:bottom w:w="60" w:type="dxa"/>
+              <w:right w:w="100" w:type="dxa"/>
+            </w:tcMar>
+          </w:tcPr>
+          <w:p>
+            <w:pPr>
+              <w:spacing w:after="0" w:line="240" w:lineRule="auto"/>
+            </w:pPr>
+            <w:r>
+              <w:rPr>
+                <w:sz w:val="20"/>
+                <w:szCs w:val="20"/>
+              </w:rPr>
+              <w:t>₡</w:t>
+            </w:r>
+            <w:r>
+              <w:rPr>
+                <w:sz w:val="20"/>
+                <w:szCs w:val="20"/>
+              </w:rPr>
+              <w:t>6,000</w:t>
             </w:r>
           </w:p>
         </w:tc>
@@ -8041,14 +6033,14 @@
     </w:p>
     <w:p>
       <w:r>
-        <w:t>Nunca aparecen en Seguidos, siempre llevan la etiqueta "Promocionado" y en Explorar ocupan como máximo uno de cada ocho elementos. Antes de comprar, el sistema muestra cuántas personas elegibles hay, para no vender un alcance que no se puede entregar.</w:t>
+        <w:t>Las publicaciones promocionadas nunca aparecen en Seguidos, siempre llevan la etiqueta "Promocionado" y en Explorar ocupan como máximo uno de cada ocho elementos. Antes de la compra, el sistema muestra cuántas personas elegibles hay, para no vender un alcance que no se puede cumplir.</w:t>
       </w:r>
     </w:p>
     <w:p>
       <w:pPr>
         <w:pStyle w:val="Ttulo2"/>
       </w:pPr>
-      <w:bookmarkStart w:id="19" w:name="_Toc242394659"/>
+      <w:bookmarkStart w:id="19" w:name="_Toc242395257"/>
       <w:r>
         <w:t>3.5 Reglas del dinero en cada pedido</w:t>
       </w:r>
@@ -8072,8 +6064,8 @@
         <w:tblLook w:val="0000" w:firstRow="0" w:lastRow="0" w:firstColumn="0" w:lastColumn="0" w:noHBand="0" w:noVBand="0"/>
       </w:tblPr>
       <w:tblGrid>
-        <w:gridCol w:w="4101"/>
-        <w:gridCol w:w="5259"/>
+        <w:gridCol w:w="4041"/>
+        <w:gridCol w:w="5319"/>
       </w:tblGrid>
       <w:tr>
         <w:tblPrEx>
@@ -8088,7 +6080,7 @@
         </w:trPr>
         <w:tc>
           <w:tcPr>
-            <w:tcW w:w="4101" w:type="dxa"/>
+            <w:tcW w:w="4041" w:type="dxa"/>
             <w:tcBorders>
               <w:top w:val="single" w:sz="4" w:space="0" w:color="D9CDBA"/>
               <w:left w:val="single" w:sz="4" w:space="0" w:color="D9CDBA"/>
@@ -8121,7 +6113,7 @@
         </w:tc>
         <w:tc>
           <w:tcPr>
-            <w:tcW w:w="5259" w:type="dxa"/>
+            <w:tcW w:w="5319" w:type="dxa"/>
             <w:tcBorders>
               <w:top w:val="single" w:sz="4" w:space="0" w:color="D9CDBA"/>
               <w:left w:val="single" w:sz="4" w:space="0" w:color="D9CDBA"/>
@@ -8165,7 +6157,7 @@
         </w:trPr>
         <w:tc>
           <w:tcPr>
-            <w:tcW w:w="4101" w:type="dxa"/>
+            <w:tcW w:w="4041" w:type="dxa"/>
             <w:tcBorders>
               <w:top w:val="single" w:sz="4" w:space="0" w:color="D9CDBA"/>
               <w:left w:val="single" w:sz="4" w:space="0" w:color="D9CDBA"/>
@@ -8195,7 +6187,7 @@
         </w:tc>
         <w:tc>
           <w:tcPr>
-            <w:tcW w:w="5259" w:type="dxa"/>
+            <w:tcW w:w="5319" w:type="dxa"/>
             <w:tcBorders>
               <w:top w:val="single" w:sz="4" w:space="0" w:color="D9CDBA"/>
               <w:left w:val="single" w:sz="4" w:space="0" w:color="D9CDBA"/>
@@ -8219,7 +6211,7 @@
                 <w:sz w:val="20"/>
                 <w:szCs w:val="20"/>
               </w:rPr>
-              <w:t>Entre 30% y 50%, a elección del artista. Por defecto, 50%</w:t>
+              <w:t>Entre 30% y 50%, a elección del artista. Si no elige, 50%</w:t>
             </w:r>
           </w:p>
         </w:tc>
@@ -8236,7 +6228,7 @@
         </w:trPr>
         <w:tc>
           <w:tcPr>
-            <w:tcW w:w="4101" w:type="dxa"/>
+            <w:tcW w:w="4041" w:type="dxa"/>
             <w:tcBorders>
               <w:top w:val="single" w:sz="4" w:space="0" w:color="D9CDBA"/>
               <w:left w:val="single" w:sz="4" w:space="0" w:color="D9CDBA"/>
@@ -8266,7 +6258,7 @@
         </w:tc>
         <w:tc>
           <w:tcPr>
-            <w:tcW w:w="5259" w:type="dxa"/>
+            <w:tcW w:w="5319" w:type="dxa"/>
             <w:tcBorders>
               <w:top w:val="single" w:sz="4" w:space="0" w:color="D9CDBA"/>
               <w:left w:val="single" w:sz="4" w:space="0" w:color="D9CDBA"/>
@@ -8290,7 +6282,7 @@
                 <w:sz w:val="20"/>
                 <w:szCs w:val="20"/>
               </w:rPr>
-              <w:t>7 días desde la entrega o desde la fecha del evento. Sin reclamo, el pedido se completa</w:t>
+              <w:t>Siete días desde la entrega, o desde la fecha del evento. Si nadie reclama, el pedido se completa</w:t>
             </w:r>
           </w:p>
         </w:tc>
@@ -8307,7 +6299,7 @@
         </w:trPr>
         <w:tc>
           <w:tcPr>
-            <w:tcW w:w="4101" w:type="dxa"/>
+            <w:tcW w:w="4041" w:type="dxa"/>
             <w:tcBorders>
               <w:top w:val="single" w:sz="4" w:space="0" w:color="D9CDBA"/>
               <w:left w:val="single" w:sz="4" w:space="0" w:color="D9CDBA"/>
@@ -8331,13 +6323,13 @@
                 <w:sz w:val="20"/>
                 <w:szCs w:val="20"/>
               </w:rPr>
-              <w:t>Cliente cancela un evento</w:t>
-            </w:r>
-          </w:p>
-        </w:tc>
-        <w:tc>
-          <w:tcPr>
-            <w:tcW w:w="5259" w:type="dxa"/>
+              <w:t>El cliente cancela un evento</w:t>
+            </w:r>
+          </w:p>
+        </w:tc>
+        <w:tc>
+          <w:tcPr>
+            <w:tcW w:w="5319" w:type="dxa"/>
             <w:tcBorders>
               <w:top w:val="single" w:sz="4" w:space="0" w:color="D9CDBA"/>
               <w:left w:val="single" w:sz="4" w:space="0" w:color="D9CDBA"/>
@@ -8361,7 +6353,7 @@
                 <w:sz w:val="20"/>
                 <w:szCs w:val="20"/>
               </w:rPr>
-              <w:t>Más de 30 días antes: se devuelve 100%. De 7 a 30 días: 50%. Menos de 7 días: nada</w:t>
+              <w:t>Con más de 30 días de anticipación se le devuelve el 100%; de 7 a 30 días, el 50%; con menos de 7 días, nada</w:t>
             </w:r>
           </w:p>
         </w:tc>
@@ -8378,7 +6370,7 @@
         </w:trPr>
         <w:tc>
           <w:tcPr>
-            <w:tcW w:w="4101" w:type="dxa"/>
+            <w:tcW w:w="4041" w:type="dxa"/>
             <w:tcBorders>
               <w:top w:val="single" w:sz="4" w:space="0" w:color="D9CDBA"/>
               <w:left w:val="single" w:sz="4" w:space="0" w:color="D9CDBA"/>
@@ -8402,13 +6394,13 @@
                 <w:sz w:val="20"/>
                 <w:szCs w:val="20"/>
               </w:rPr>
-              <w:t>Cliente cancela un encargo</w:t>
-            </w:r>
-          </w:p>
-        </w:tc>
-        <w:tc>
-          <w:tcPr>
-            <w:tcW w:w="5259" w:type="dxa"/>
+              <w:t>El cliente cancela un encargo</w:t>
+            </w:r>
+          </w:p>
+        </w:tc>
+        <w:tc>
+          <w:tcPr>
+            <w:tcW w:w="5319" w:type="dxa"/>
             <w:tcBorders>
               <w:top w:val="single" w:sz="4" w:space="0" w:color="D9CDBA"/>
               <w:left w:val="single" w:sz="4" w:space="0" w:color="D9CDBA"/>
@@ -8449,7 +6441,7 @@
         </w:trPr>
         <w:tc>
           <w:tcPr>
-            <w:tcW w:w="4101" w:type="dxa"/>
+            <w:tcW w:w="4041" w:type="dxa"/>
             <w:tcBorders>
               <w:top w:val="single" w:sz="4" w:space="0" w:color="D9CDBA"/>
               <w:left w:val="single" w:sz="4" w:space="0" w:color="D9CDBA"/>
@@ -8473,13 +6465,13 @@
                 <w:sz w:val="20"/>
                 <w:szCs w:val="20"/>
               </w:rPr>
-              <w:t>Artista cancela o incumple</w:t>
-            </w:r>
-          </w:p>
-        </w:tc>
-        <w:tc>
-          <w:tcPr>
-            <w:tcW w:w="5259" w:type="dxa"/>
+              <w:t>El artista cancela o incumple</w:t>
+            </w:r>
+          </w:p>
+        </w:tc>
+        <w:tc>
+          <w:tcPr>
+            <w:tcW w:w="5319" w:type="dxa"/>
             <w:tcBorders>
               <w:top w:val="single" w:sz="4" w:space="0" w:color="D9CDBA"/>
               <w:left w:val="single" w:sz="4" w:space="0" w:color="D9CDBA"/>
@@ -8520,7 +6512,7 @@
         </w:trPr>
         <w:tc>
           <w:tcPr>
-            <w:tcW w:w="4101" w:type="dxa"/>
+            <w:tcW w:w="4041" w:type="dxa"/>
             <w:tcBorders>
               <w:top w:val="single" w:sz="4" w:space="0" w:color="D9CDBA"/>
               <w:left w:val="single" w:sz="4" w:space="0" w:color="D9CDBA"/>
@@ -8550,7 +6542,7 @@
         </w:tc>
         <w:tc>
           <w:tcPr>
-            <w:tcW w:w="5259" w:type="dxa"/>
+            <w:tcW w:w="5319" w:type="dxa"/>
             <w:tcBorders>
               <w:top w:val="single" w:sz="4" w:space="0" w:color="D9CDBA"/>
               <w:left w:val="single" w:sz="4" w:space="0" w:color="D9CDBA"/>
@@ -8574,7 +6566,7 @@
                 <w:sz w:val="20"/>
                 <w:szCs w:val="20"/>
               </w:rPr>
-              <w:t>Moderación decide si el pedido se completa o se cancela, y puede ordenar la devolución total o parcial de lo cobrado, anticipo incluido</w:t>
+              <w:t>Moderación decide si el pedido se completa o se cancela, y puede ordenar la devolución total o parcial de lo cobrado, incluido el anticipo</w:t>
             </w:r>
           </w:p>
         </w:tc>
@@ -8591,59 +6583,59 @@
         </w:trPr>
         <w:tc>
           <w:tcPr>
-            <w:tcW w:w="4101" w:type="dxa"/>
-            <w:tcBorders>
-              <w:top w:val="single" w:sz="4" w:space="0" w:color="D9CDBA"/>
-              <w:left w:val="single" w:sz="4" w:space="0" w:color="D9CDBA"/>
-              <w:bottom w:val="single" w:sz="4" w:space="0" w:color="D9CDBA"/>
-              <w:right w:val="single" w:sz="4" w:space="0" w:color="D9CDBA"/>
-            </w:tcBorders>
-            <w:tcMar>
-              <w:top w:w="60" w:type="dxa"/>
-              <w:left w:w="100" w:type="dxa"/>
-              <w:bottom w:w="60" w:type="dxa"/>
-              <w:right w:w="100" w:type="dxa"/>
-            </w:tcMar>
-          </w:tcPr>
-          <w:p>
-            <w:pPr>
-              <w:spacing w:after="0" w:line="240" w:lineRule="auto"/>
-            </w:pPr>
-            <w:r>
-              <w:rPr>
-                <w:sz w:val="20"/>
-                <w:szCs w:val="20"/>
-              </w:rPr>
-              <w:t>Evento que llega con el saldo sin pagar</w:t>
-            </w:r>
-          </w:p>
-        </w:tc>
-        <w:tc>
-          <w:tcPr>
-            <w:tcW w:w="5259" w:type="dxa"/>
-            <w:tcBorders>
-              <w:top w:val="single" w:sz="4" w:space="0" w:color="D9CDBA"/>
-              <w:left w:val="single" w:sz="4" w:space="0" w:color="D9CDBA"/>
-              <w:bottom w:val="single" w:sz="4" w:space="0" w:color="D9CDBA"/>
-              <w:right w:val="single" w:sz="4" w:space="0" w:color="D9CDBA"/>
-            </w:tcBorders>
-            <w:tcMar>
-              <w:top w:w="60" w:type="dxa"/>
-              <w:left w:w="100" w:type="dxa"/>
-              <w:bottom w:w="60" w:type="dxa"/>
-              <w:right w:w="100" w:type="dxa"/>
-            </w:tcMar>
-          </w:tcPr>
-          <w:p>
-            <w:pPr>
-              <w:spacing w:after="0" w:line="240" w:lineRule="auto"/>
-            </w:pPr>
-            <w:r>
-              <w:rPr>
-                <w:sz w:val="20"/>
-                <w:szCs w:val="20"/>
-              </w:rPr>
-              <w:t>Se trata como cancelación del cliente con menos de 7 días</w:t>
+            <w:tcW w:w="4041" w:type="dxa"/>
+            <w:tcBorders>
+              <w:top w:val="single" w:sz="4" w:space="0" w:color="D9CDBA"/>
+              <w:left w:val="single" w:sz="4" w:space="0" w:color="D9CDBA"/>
+              <w:bottom w:val="single" w:sz="4" w:space="0" w:color="D9CDBA"/>
+              <w:right w:val="single" w:sz="4" w:space="0" w:color="D9CDBA"/>
+            </w:tcBorders>
+            <w:tcMar>
+              <w:top w:w="60" w:type="dxa"/>
+              <w:left w:w="100" w:type="dxa"/>
+              <w:bottom w:w="60" w:type="dxa"/>
+              <w:right w:w="100" w:type="dxa"/>
+            </w:tcMar>
+          </w:tcPr>
+          <w:p>
+            <w:pPr>
+              <w:spacing w:after="0" w:line="240" w:lineRule="auto"/>
+            </w:pPr>
+            <w:r>
+              <w:rPr>
+                <w:sz w:val="20"/>
+                <w:szCs w:val="20"/>
+              </w:rPr>
+              <w:t>El evento llega con el saldo sin pagar</w:t>
+            </w:r>
+          </w:p>
+        </w:tc>
+        <w:tc>
+          <w:tcPr>
+            <w:tcW w:w="5319" w:type="dxa"/>
+            <w:tcBorders>
+              <w:top w:val="single" w:sz="4" w:space="0" w:color="D9CDBA"/>
+              <w:left w:val="single" w:sz="4" w:space="0" w:color="D9CDBA"/>
+              <w:bottom w:val="single" w:sz="4" w:space="0" w:color="D9CDBA"/>
+              <w:right w:val="single" w:sz="4" w:space="0" w:color="D9CDBA"/>
+            </w:tcBorders>
+            <w:tcMar>
+              <w:top w:w="60" w:type="dxa"/>
+              <w:left w:w="100" w:type="dxa"/>
+              <w:bottom w:w="60" w:type="dxa"/>
+              <w:right w:w="100" w:type="dxa"/>
+            </w:tcMar>
+          </w:tcPr>
+          <w:p>
+            <w:pPr>
+              <w:spacing w:after="0" w:line="240" w:lineRule="auto"/>
+            </w:pPr>
+            <w:r>
+              <w:rPr>
+                <w:sz w:val="20"/>
+                <w:szCs w:val="20"/>
+              </w:rPr>
+              <w:t>Se trata como una cancelación del cliente con menos de siete días</w:t>
             </w:r>
           </w:p>
         </w:tc>
@@ -8656,14 +6648,14 @@
     </w:p>
     <w:p>
       <w:r>
-        <w:t>Todas las reglas son configurables sin modificar el código.</w:t>
+        <w:t>Todas estas reglas se pueden cambiar por configuración, sin modificar el código.</w:t>
       </w:r>
     </w:p>
     <w:p>
       <w:pPr>
         <w:pStyle w:val="Ttulo2"/>
       </w:pPr>
-      <w:bookmarkStart w:id="20" w:name="_Toc242394660"/>
+      <w:bookmarkStart w:id="20" w:name="_Toc242395258"/>
       <w:r>
         <w:t>3.6 Costos</w:t>
       </w:r>
@@ -8687,8 +6679,8 @@
         <w:tblLook w:val="0000" w:firstRow="0" w:lastRow="0" w:firstColumn="0" w:lastColumn="0" w:noHBand="0" w:noVBand="0"/>
       </w:tblPr>
       <w:tblGrid>
-        <w:gridCol w:w="2949"/>
-        <w:gridCol w:w="6411"/>
+        <w:gridCol w:w="3360"/>
+        <w:gridCol w:w="6000"/>
       </w:tblGrid>
       <w:tr>
         <w:tblPrEx>
@@ -8703,7 +6695,7 @@
         </w:trPr>
         <w:tc>
           <w:tcPr>
-            <w:tcW w:w="2949" w:type="dxa"/>
+            <w:tcW w:w="3360" w:type="dxa"/>
             <w:tcBorders>
               <w:top w:val="single" w:sz="4" w:space="0" w:color="D9CDBA"/>
               <w:left w:val="single" w:sz="4" w:space="0" w:color="D9CDBA"/>
@@ -8736,7 +6728,7 @@
         </w:tc>
         <w:tc>
           <w:tcPr>
-            <w:tcW w:w="6411" w:type="dxa"/>
+            <w:tcW w:w="6000" w:type="dxa"/>
             <w:tcBorders>
               <w:top w:val="single" w:sz="4" w:space="0" w:color="D9CDBA"/>
               <w:left w:val="single" w:sz="4" w:space="0" w:color="D9CDBA"/>
@@ -8780,7 +6772,7 @@
         </w:trPr>
         <w:tc>
           <w:tcPr>
-            <w:tcW w:w="2949" w:type="dxa"/>
+            <w:tcW w:w="3360" w:type="dxa"/>
             <w:tcBorders>
               <w:top w:val="single" w:sz="4" w:space="0" w:color="D9CDBA"/>
               <w:left w:val="single" w:sz="4" w:space="0" w:color="D9CDBA"/>
@@ -8810,7 +6802,7 @@
         </w:tc>
         <w:tc>
           <w:tcPr>
-            <w:tcW w:w="6411" w:type="dxa"/>
+            <w:tcW w:w="6000" w:type="dxa"/>
             <w:tcBorders>
               <w:top w:val="single" w:sz="4" w:space="0" w:color="D9CDBA"/>
               <w:left w:val="single" w:sz="4" w:space="0" w:color="D9CDBA"/>
@@ -8834,7 +6826,7 @@
                 <w:sz w:val="20"/>
                 <w:szCs w:val="20"/>
               </w:rPr>
-              <w:t>≈ US$100 al mes al inicio</w:t>
+              <w:t>Unos US$100 al mes al inicio</w:t>
             </w:r>
           </w:p>
         </w:tc>
@@ -8851,7 +6843,7 @@
         </w:trPr>
         <w:tc>
           <w:tcPr>
-            <w:tcW w:w="2949" w:type="dxa"/>
+            <w:tcW w:w="3360" w:type="dxa"/>
             <w:tcBorders>
               <w:top w:val="single" w:sz="4" w:space="0" w:color="D9CDBA"/>
               <w:left w:val="single" w:sz="4" w:space="0" w:color="D9CDBA"/>
@@ -8881,7 +6873,7 @@
         </w:tc>
         <w:tc>
           <w:tcPr>
-            <w:tcW w:w="6411" w:type="dxa"/>
+            <w:tcW w:w="6000" w:type="dxa"/>
             <w:tcBorders>
               <w:top w:val="single" w:sz="4" w:space="0" w:color="D9CDBA"/>
               <w:left w:val="single" w:sz="4" w:space="0" w:color="D9CDBA"/>
@@ -8905,7 +6897,7 @@
                 <w:sz w:val="20"/>
                 <w:szCs w:val="20"/>
               </w:rPr>
-              <w:t>13% sobre tarifa, suscripción y promociones</w:t>
+              <w:t>13% sobre la tarifa, la suscripción y las promociones</w:t>
             </w:r>
           </w:p>
         </w:tc>
@@ -8922,7 +6914,7 @@
         </w:trPr>
         <w:tc>
           <w:tcPr>
-            <w:tcW w:w="2949" w:type="dxa"/>
+            <w:tcW w:w="3360" w:type="dxa"/>
             <w:tcBorders>
               <w:top w:val="single" w:sz="4" w:space="0" w:color="D9CDBA"/>
               <w:left w:val="single" w:sz="4" w:space="0" w:color="D9CDBA"/>
@@ -8952,7 +6944,7 @@
         </w:tc>
         <w:tc>
           <w:tcPr>
-            <w:tcW w:w="6411" w:type="dxa"/>
+            <w:tcW w:w="6000" w:type="dxa"/>
             <w:tcBorders>
               <w:top w:val="single" w:sz="4" w:space="0" w:color="D9CDBA"/>
               <w:left w:val="single" w:sz="4" w:space="0" w:color="D9CDBA"/>
@@ -8976,7 +6968,7 @@
                 <w:sz w:val="20"/>
                 <w:szCs w:val="20"/>
               </w:rPr>
-              <w:t>15% sobre suscripción y promociones vendidas dentro de la aplicación, desde la etapa 2</w:t>
+              <w:t>15% sobre las suscripciones y promociones vendidas dentro de la aplicación, desde la etapa 2</w:t>
             </w:r>
           </w:p>
         </w:tc>
@@ -8993,7 +6985,7 @@
         </w:trPr>
         <w:tc>
           <w:tcPr>
-            <w:tcW w:w="2949" w:type="dxa"/>
+            <w:tcW w:w="3360" w:type="dxa"/>
             <w:tcBorders>
               <w:top w:val="single" w:sz="4" w:space="0" w:color="D9CDBA"/>
               <w:left w:val="single" w:sz="4" w:space="0" w:color="D9CDBA"/>
@@ -9023,7 +7015,7 @@
         </w:tc>
         <w:tc>
           <w:tcPr>
-            <w:tcW w:w="6411" w:type="dxa"/>
+            <w:tcW w:w="6000" w:type="dxa"/>
             <w:tcBorders>
               <w:top w:val="single" w:sz="4" w:space="0" w:color="D9CDBA"/>
               <w:left w:val="single" w:sz="4" w:space="0" w:color="D9CDBA"/>
@@ -9047,7 +7039,7 @@
                 <w:sz w:val="20"/>
                 <w:szCs w:val="20"/>
               </w:rPr>
-              <w:t>Seis meses de Estudio gratis para 100 artistas</w:t>
+              <w:t>Seis meses del plan Estudio gratis para 100 artistas</w:t>
             </w:r>
           </w:p>
         </w:tc>
@@ -9064,59 +7056,59 @@
         </w:trPr>
         <w:tc>
           <w:tcPr>
-            <w:tcW w:w="2949" w:type="dxa"/>
-            <w:tcBorders>
-              <w:top w:val="single" w:sz="4" w:space="0" w:color="D9CDBA"/>
-              <w:left w:val="single" w:sz="4" w:space="0" w:color="D9CDBA"/>
-              <w:bottom w:val="single" w:sz="4" w:space="0" w:color="D9CDBA"/>
-              <w:right w:val="single" w:sz="4" w:space="0" w:color="D9CDBA"/>
-            </w:tcBorders>
-            <w:tcMar>
-              <w:top w:w="60" w:type="dxa"/>
-              <w:left w:w="100" w:type="dxa"/>
-              <w:bottom w:w="60" w:type="dxa"/>
-              <w:right w:w="100" w:type="dxa"/>
-            </w:tcMar>
-          </w:tcPr>
-          <w:p>
-            <w:pPr>
-              <w:spacing w:after="0" w:line="240" w:lineRule="auto"/>
-            </w:pPr>
-            <w:r>
-              <w:rPr>
-                <w:sz w:val="20"/>
-                <w:szCs w:val="20"/>
-              </w:rPr>
-              <w:t>Operación y legal</w:t>
-            </w:r>
-          </w:p>
-        </w:tc>
-        <w:tc>
-          <w:tcPr>
-            <w:tcW w:w="6411" w:type="dxa"/>
-            <w:tcBorders>
-              <w:top w:val="single" w:sz="4" w:space="0" w:color="D9CDBA"/>
-              <w:left w:val="single" w:sz="4" w:space="0" w:color="D9CDBA"/>
-              <w:bottom w:val="single" w:sz="4" w:space="0" w:color="D9CDBA"/>
-              <w:right w:val="single" w:sz="4" w:space="0" w:color="D9CDBA"/>
-            </w:tcBorders>
-            <w:tcMar>
-              <w:top w:w="60" w:type="dxa"/>
-              <w:left w:w="100" w:type="dxa"/>
-              <w:bottom w:w="60" w:type="dxa"/>
-              <w:right w:w="100" w:type="dxa"/>
-            </w:tcMar>
-          </w:tcPr>
-          <w:p>
-            <w:pPr>
-              <w:spacing w:after="0" w:line="240" w:lineRule="auto"/>
-            </w:pPr>
-            <w:r>
-              <w:rPr>
-                <w:sz w:val="20"/>
-                <w:szCs w:val="20"/>
-              </w:rPr>
-              <w:t>Horas de moderación y soporte; cumplimiento de la Ley 8968 de protección de datos</w:t>
+            <w:tcW w:w="3360" w:type="dxa"/>
+            <w:tcBorders>
+              <w:top w:val="single" w:sz="4" w:space="0" w:color="D9CDBA"/>
+              <w:left w:val="single" w:sz="4" w:space="0" w:color="D9CDBA"/>
+              <w:bottom w:val="single" w:sz="4" w:space="0" w:color="D9CDBA"/>
+              <w:right w:val="single" w:sz="4" w:space="0" w:color="D9CDBA"/>
+            </w:tcBorders>
+            <w:tcMar>
+              <w:top w:w="60" w:type="dxa"/>
+              <w:left w:w="100" w:type="dxa"/>
+              <w:bottom w:w="60" w:type="dxa"/>
+              <w:right w:w="100" w:type="dxa"/>
+            </w:tcMar>
+          </w:tcPr>
+          <w:p>
+            <w:pPr>
+              <w:spacing w:after="0" w:line="240" w:lineRule="auto"/>
+            </w:pPr>
+            <w:r>
+              <w:rPr>
+                <w:sz w:val="20"/>
+                <w:szCs w:val="20"/>
+              </w:rPr>
+              <w:t>Operación y aspectos legales</w:t>
+            </w:r>
+          </w:p>
+        </w:tc>
+        <w:tc>
+          <w:tcPr>
+            <w:tcW w:w="6000" w:type="dxa"/>
+            <w:tcBorders>
+              <w:top w:val="single" w:sz="4" w:space="0" w:color="D9CDBA"/>
+              <w:left w:val="single" w:sz="4" w:space="0" w:color="D9CDBA"/>
+              <w:bottom w:val="single" w:sz="4" w:space="0" w:color="D9CDBA"/>
+              <w:right w:val="single" w:sz="4" w:space="0" w:color="D9CDBA"/>
+            </w:tcBorders>
+            <w:tcMar>
+              <w:top w:w="60" w:type="dxa"/>
+              <w:left w:w="100" w:type="dxa"/>
+              <w:bottom w:w="60" w:type="dxa"/>
+              <w:right w:w="100" w:type="dxa"/>
+            </w:tcMar>
+          </w:tcPr>
+          <w:p>
+            <w:pPr>
+              <w:spacing w:after="0" w:line="240" w:lineRule="auto"/>
+            </w:pPr>
+            <w:r>
+              <w:rPr>
+                <w:sz w:val="20"/>
+                <w:szCs w:val="20"/>
+              </w:rPr>
+              <w:t>Horas de moderación y soporte, y cumplimiento de la Ley 8968 de protección de datos</w:t>
             </w:r>
           </w:p>
         </w:tc>
@@ -9131,7 +7123,7 @@
       <w:pPr>
         <w:pStyle w:val="Ttulo2"/>
       </w:pPr>
-      <w:bookmarkStart w:id="21" w:name="_Toc242394661"/>
+      <w:bookmarkStart w:id="21" w:name="_Toc242395259"/>
       <w:r>
         <w:t>3.7 Viabilidad</w:t>
       </w:r>
@@ -9139,493 +7131,48 @@
     </w:p>
     <w:p>
       <w:r>
-        <w:t>Con un pedido promedio de US$150, una tarifa promedio de 7% y 300 suscriptores de Estudio, alcanzar ≈ US$3,200 al mes (dos salarios modestos más infraestructura) requiere ≈ 215 pedidos al mes, unos siete por día. Cada pedido deja ≈ US$9 netos después de IVA y las suscripciones aportan ≈ US$1,200.</w:t>
+        <w:t>Con un pedido promedio de US$150, una tarifa promedio del 7% y 300 suscriptores del plan Estudio, llegar a unos US$3,200 al mes, que cubren dos salarios modestos y la infraestructura, requiere cerca de 215 pedidos al mes, es decir, unos siete por día. Cada pedido deja alrededor de US$9 netos después del IVA, y las suscripciones aportan unos US$1,200.</w:t>
       </w:r>
     </w:p>
     <w:p>
       <w:pPr>
         <w:pStyle w:val="Ttulo2"/>
       </w:pPr>
-      <w:bookmarkStart w:id="22" w:name="_Toc242394662"/>
+      <w:bookmarkStart w:id="22" w:name="_Toc242395260"/>
       <w:r>
         <w:t>3.8 Ideas descartadas</w:t>
       </w:r>
       <w:bookmarkEnd w:id="22"/>
     </w:p>
-    <w:tbl>
-      <w:tblPr>
-        <w:tblW w:w="9360" w:type="dxa"/>
-        <w:tblBorders>
-          <w:top w:val="single" w:sz="4" w:space="0" w:color="auto"/>
-          <w:left w:val="single" w:sz="4" w:space="0" w:color="auto"/>
-          <w:bottom w:val="single" w:sz="4" w:space="0" w:color="auto"/>
-          <w:right w:val="single" w:sz="4" w:space="0" w:color="auto"/>
-          <w:insideH w:val="single" w:sz="4" w:space="0" w:color="auto"/>
-          <w:insideV w:val="single" w:sz="4" w:space="0" w:color="auto"/>
-        </w:tblBorders>
-        <w:tblCellMar>
-          <w:left w:w="10" w:type="dxa"/>
-          <w:right w:w="10" w:type="dxa"/>
-        </w:tblCellMar>
-        <w:tblLook w:val="0000" w:firstRow="0" w:lastRow="0" w:firstColumn="0" w:lastColumn="0" w:noHBand="0" w:noVBand="0"/>
-      </w:tblPr>
-      <w:tblGrid>
-        <w:gridCol w:w="3788"/>
-        <w:gridCol w:w="5572"/>
-      </w:tblGrid>
-      <w:tr>
-        <w:tblPrEx>
-          <w:tblCellMar>
-            <w:top w:w="0" w:type="dxa"/>
-            <w:bottom w:w="0" w:type="dxa"/>
-          </w:tblCellMar>
-        </w:tblPrEx>
-        <w:trPr>
-          <w:cantSplit/>
-          <w:tblHeader/>
-        </w:trPr>
-        <w:tc>
-          <w:tcPr>
-            <w:tcW w:w="3788" w:type="dxa"/>
-            <w:tcBorders>
-              <w:top w:val="single" w:sz="4" w:space="0" w:color="D9CDBA"/>
-              <w:left w:val="single" w:sz="4" w:space="0" w:color="D9CDBA"/>
-              <w:bottom w:val="single" w:sz="4" w:space="0" w:color="D9CDBA"/>
-              <w:right w:val="single" w:sz="4" w:space="0" w:color="D9CDBA"/>
-            </w:tcBorders>
-            <w:shd w:val="clear" w:color="auto" w:fill="F5EFE4"/>
-            <w:tcMar>
-              <w:top w:w="60" w:type="dxa"/>
-              <w:left w:w="100" w:type="dxa"/>
-              <w:bottom w:w="60" w:type="dxa"/>
-              <w:right w:w="100" w:type="dxa"/>
-            </w:tcMar>
-          </w:tcPr>
-          <w:p>
-            <w:pPr>
-              <w:keepNext/>
-              <w:spacing w:after="0" w:line="240" w:lineRule="auto"/>
-            </w:pPr>
-            <w:r>
-              <w:rPr>
-                <w:b/>
-                <w:bCs/>
-                <w:sz w:val="20"/>
-                <w:szCs w:val="20"/>
-              </w:rPr>
-              <w:t>Idea</w:t>
-            </w:r>
-          </w:p>
-        </w:tc>
-        <w:tc>
-          <w:tcPr>
-            <w:tcW w:w="5572" w:type="dxa"/>
-            <w:tcBorders>
-              <w:top w:val="single" w:sz="4" w:space="0" w:color="D9CDBA"/>
-              <w:left w:val="single" w:sz="4" w:space="0" w:color="D9CDBA"/>
-              <w:bottom w:val="single" w:sz="4" w:space="0" w:color="D9CDBA"/>
-              <w:right w:val="single" w:sz="4" w:space="0" w:color="D9CDBA"/>
-            </w:tcBorders>
-            <w:shd w:val="clear" w:color="auto" w:fill="F5EFE4"/>
-            <w:tcMar>
-              <w:top w:w="60" w:type="dxa"/>
-              <w:left w:w="100" w:type="dxa"/>
-              <w:bottom w:w="60" w:type="dxa"/>
-              <w:right w:w="100" w:type="dxa"/>
-            </w:tcMar>
-          </w:tcPr>
-          <w:p>
-            <w:pPr>
-              <w:keepNext/>
-              <w:spacing w:after="0" w:line="240" w:lineRule="auto"/>
-            </w:pPr>
-            <w:r>
-              <w:rPr>
-                <w:b/>
-                <w:bCs/>
-                <w:sz w:val="20"/>
-                <w:szCs w:val="20"/>
-              </w:rPr>
-              <w:t>Motivo</w:t>
-            </w:r>
-          </w:p>
-        </w:tc>
-      </w:tr>
-      <w:tr>
-        <w:tblPrEx>
-          <w:tblCellMar>
-            <w:top w:w="0" w:type="dxa"/>
-            <w:bottom w:w="0" w:type="dxa"/>
-          </w:tblCellMar>
-        </w:tblPrEx>
-        <w:trPr>
-          <w:cantSplit/>
-        </w:trPr>
-        <w:tc>
-          <w:tcPr>
-            <w:tcW w:w="3788" w:type="dxa"/>
-            <w:tcBorders>
-              <w:top w:val="single" w:sz="4" w:space="0" w:color="D9CDBA"/>
-              <w:left w:val="single" w:sz="4" w:space="0" w:color="D9CDBA"/>
-              <w:bottom w:val="single" w:sz="4" w:space="0" w:color="D9CDBA"/>
-              <w:right w:val="single" w:sz="4" w:space="0" w:color="D9CDBA"/>
-            </w:tcBorders>
-            <w:tcMar>
-              <w:top w:w="60" w:type="dxa"/>
-              <w:left w:w="100" w:type="dxa"/>
-              <w:bottom w:w="60" w:type="dxa"/>
-              <w:right w:w="100" w:type="dxa"/>
-            </w:tcMar>
-          </w:tcPr>
-          <w:p>
-            <w:pPr>
-              <w:keepNext/>
-              <w:spacing w:after="0" w:line="240" w:lineRule="auto"/>
-            </w:pPr>
-            <w:r>
-              <w:rPr>
-                <w:sz w:val="20"/>
-                <w:szCs w:val="20"/>
-              </w:rPr>
-              <w:t>Cobrar por ser artista</w:t>
-            </w:r>
-          </w:p>
-        </w:tc>
-        <w:tc>
-          <w:tcPr>
-            <w:tcW w:w="5572" w:type="dxa"/>
-            <w:tcBorders>
-              <w:top w:val="single" w:sz="4" w:space="0" w:color="D9CDBA"/>
-              <w:left w:val="single" w:sz="4" w:space="0" w:color="D9CDBA"/>
-              <w:bottom w:val="single" w:sz="4" w:space="0" w:color="D9CDBA"/>
-              <w:right w:val="single" w:sz="4" w:space="0" w:color="D9CDBA"/>
-            </w:tcBorders>
-            <w:tcMar>
-              <w:top w:w="60" w:type="dxa"/>
-              <w:left w:w="100" w:type="dxa"/>
-              <w:bottom w:w="60" w:type="dxa"/>
-              <w:right w:w="100" w:type="dxa"/>
-            </w:tcMar>
-          </w:tcPr>
-          <w:p>
-            <w:pPr>
-              <w:keepNext/>
-              <w:spacing w:after="0" w:line="240" w:lineRule="auto"/>
-            </w:pPr>
-            <w:r>
-              <w:rPr>
-                <w:sz w:val="20"/>
-                <w:szCs w:val="20"/>
-              </w:rPr>
-              <w:t>Sin oferta no hay contenido ni compradores</w:t>
-            </w:r>
-          </w:p>
-        </w:tc>
-      </w:tr>
-      <w:tr>
-        <w:tblPrEx>
-          <w:tblCellMar>
-            <w:top w:w="0" w:type="dxa"/>
-            <w:bottom w:w="0" w:type="dxa"/>
-          </w:tblCellMar>
-        </w:tblPrEx>
-        <w:trPr>
-          <w:cantSplit/>
-        </w:trPr>
-        <w:tc>
-          <w:tcPr>
-            <w:tcW w:w="3788" w:type="dxa"/>
-            <w:tcBorders>
-              <w:top w:val="single" w:sz="4" w:space="0" w:color="D9CDBA"/>
-              <w:left w:val="single" w:sz="4" w:space="0" w:color="D9CDBA"/>
-              <w:bottom w:val="single" w:sz="4" w:space="0" w:color="D9CDBA"/>
-              <w:right w:val="single" w:sz="4" w:space="0" w:color="D9CDBA"/>
-            </w:tcBorders>
-            <w:tcMar>
-              <w:top w:w="60" w:type="dxa"/>
-              <w:left w:w="100" w:type="dxa"/>
-              <w:bottom w:w="60" w:type="dxa"/>
-              <w:right w:w="100" w:type="dxa"/>
-            </w:tcMar>
-          </w:tcPr>
-          <w:p>
-            <w:pPr>
-              <w:keepNext/>
-              <w:spacing w:after="0" w:line="240" w:lineRule="auto"/>
-            </w:pPr>
-            <w:r>
-              <w:rPr>
-                <w:sz w:val="20"/>
-                <w:szCs w:val="20"/>
-              </w:rPr>
-              <w:t>Verificación pagada</w:t>
-            </w:r>
-          </w:p>
-        </w:tc>
-        <w:tc>
-          <w:tcPr>
-            <w:tcW w:w="5572" w:type="dxa"/>
-            <w:tcBorders>
-              <w:top w:val="single" w:sz="4" w:space="0" w:color="D9CDBA"/>
-              <w:left w:val="single" w:sz="4" w:space="0" w:color="D9CDBA"/>
-              <w:bottom w:val="single" w:sz="4" w:space="0" w:color="D9CDBA"/>
-              <w:right w:val="single" w:sz="4" w:space="0" w:color="D9CDBA"/>
-            </w:tcBorders>
-            <w:tcMar>
-              <w:top w:w="60" w:type="dxa"/>
-              <w:left w:w="100" w:type="dxa"/>
-              <w:bottom w:w="60" w:type="dxa"/>
-              <w:right w:w="100" w:type="dxa"/>
-            </w:tcMar>
-          </w:tcPr>
-          <w:p>
-            <w:pPr>
-              <w:keepNext/>
-              <w:spacing w:after="0" w:line="240" w:lineRule="auto"/>
-            </w:pPr>
-            <w:r>
-              <w:rPr>
-                <w:sz w:val="20"/>
-                <w:szCs w:val="20"/>
-              </w:rPr>
-              <w:t>La insignia dejaría de significar identidad confirmada</w:t>
-            </w:r>
-          </w:p>
-        </w:tc>
-      </w:tr>
-      <w:tr>
-        <w:tblPrEx>
-          <w:tblCellMar>
-            <w:top w:w="0" w:type="dxa"/>
-            <w:bottom w:w="0" w:type="dxa"/>
-          </w:tblCellMar>
-        </w:tblPrEx>
-        <w:trPr>
-          <w:cantSplit/>
-        </w:trPr>
-        <w:tc>
-          <w:tcPr>
-            <w:tcW w:w="3788" w:type="dxa"/>
-            <w:tcBorders>
-              <w:top w:val="single" w:sz="4" w:space="0" w:color="D9CDBA"/>
-              <w:left w:val="single" w:sz="4" w:space="0" w:color="D9CDBA"/>
-              <w:bottom w:val="single" w:sz="4" w:space="0" w:color="D9CDBA"/>
-              <w:right w:val="single" w:sz="4" w:space="0" w:color="D9CDBA"/>
-            </w:tcBorders>
-            <w:tcMar>
-              <w:top w:w="60" w:type="dxa"/>
-              <w:left w:w="100" w:type="dxa"/>
-              <w:bottom w:w="60" w:type="dxa"/>
-              <w:right w:w="100" w:type="dxa"/>
-            </w:tcMar>
-          </w:tcPr>
-          <w:p>
-            <w:pPr>
-              <w:keepNext/>
-              <w:spacing w:after="0" w:line="240" w:lineRule="auto"/>
-            </w:pPr>
-            <w:r>
-              <w:rPr>
-                <w:sz w:val="20"/>
-                <w:szCs w:val="20"/>
-              </w:rPr>
-              <w:t>Tarifa distinta por tipo de pedido</w:t>
-            </w:r>
-          </w:p>
-        </w:tc>
-        <w:tc>
-          <w:tcPr>
-            <w:tcW w:w="5572" w:type="dxa"/>
-            <w:tcBorders>
-              <w:top w:val="single" w:sz="4" w:space="0" w:color="D9CDBA"/>
-              <w:left w:val="single" w:sz="4" w:space="0" w:color="D9CDBA"/>
-              <w:bottom w:val="single" w:sz="4" w:space="0" w:color="D9CDBA"/>
-              <w:right w:val="single" w:sz="4" w:space="0" w:color="D9CDBA"/>
-            </w:tcBorders>
-            <w:tcMar>
-              <w:top w:w="60" w:type="dxa"/>
-              <w:left w:w="100" w:type="dxa"/>
-              <w:bottom w:w="60" w:type="dxa"/>
-              <w:right w:w="100" w:type="dxa"/>
-            </w:tcMar>
-          </w:tcPr>
-          <w:p>
-            <w:pPr>
-              <w:keepNext/>
-              <w:spacing w:after="0" w:line="240" w:lineRule="auto"/>
-            </w:pPr>
-            <w:r>
-              <w:rPr>
-                <w:sz w:val="20"/>
-                <w:szCs w:val="20"/>
-              </w:rPr>
-              <w:t>Incentiva clasificar mal y la pasarela no la soporta</w:t>
-            </w:r>
-          </w:p>
-        </w:tc>
-      </w:tr>
-      <w:tr>
-        <w:tblPrEx>
-          <w:tblCellMar>
-            <w:top w:w="0" w:type="dxa"/>
-            <w:bottom w:w="0" w:type="dxa"/>
-          </w:tblCellMar>
-        </w:tblPrEx>
-        <w:trPr>
-          <w:cantSplit/>
-        </w:trPr>
-        <w:tc>
-          <w:tcPr>
-            <w:tcW w:w="3788" w:type="dxa"/>
-            <w:tcBorders>
-              <w:top w:val="single" w:sz="4" w:space="0" w:color="D9CDBA"/>
-              <w:left w:val="single" w:sz="4" w:space="0" w:color="D9CDBA"/>
-              <w:bottom w:val="single" w:sz="4" w:space="0" w:color="D9CDBA"/>
-              <w:right w:val="single" w:sz="4" w:space="0" w:color="D9CDBA"/>
-            </w:tcBorders>
-            <w:tcMar>
-              <w:top w:w="60" w:type="dxa"/>
-              <w:left w:w="100" w:type="dxa"/>
-              <w:bottom w:w="60" w:type="dxa"/>
-              <w:right w:w="100" w:type="dxa"/>
-            </w:tcMar>
-          </w:tcPr>
-          <w:p>
-            <w:pPr>
-              <w:keepNext/>
-              <w:spacing w:after="0" w:line="240" w:lineRule="auto"/>
-            </w:pPr>
-            <w:r>
-              <w:rPr>
-                <w:sz w:val="20"/>
-                <w:szCs w:val="20"/>
-              </w:rPr>
-              <w:t>Promociones por tiempo</w:t>
-            </w:r>
-          </w:p>
-        </w:tc>
-        <w:tc>
-          <w:tcPr>
-            <w:tcW w:w="5572" w:type="dxa"/>
-            <w:tcBorders>
-              <w:top w:val="single" w:sz="4" w:space="0" w:color="D9CDBA"/>
-              <w:left w:val="single" w:sz="4" w:space="0" w:color="D9CDBA"/>
-              <w:bottom w:val="single" w:sz="4" w:space="0" w:color="D9CDBA"/>
-              <w:right w:val="single" w:sz="4" w:space="0" w:color="D9CDBA"/>
-            </w:tcBorders>
-            <w:tcMar>
-              <w:top w:w="60" w:type="dxa"/>
-              <w:left w:w="100" w:type="dxa"/>
-              <w:bottom w:w="60" w:type="dxa"/>
-              <w:right w:w="100" w:type="dxa"/>
-            </w:tcMar>
-          </w:tcPr>
-          <w:p>
-            <w:pPr>
-              <w:keepNext/>
-              <w:spacing w:after="0" w:line="240" w:lineRule="auto"/>
-            </w:pPr>
-            <w:r>
-              <w:rPr>
-                <w:sz w:val="20"/>
-                <w:szCs w:val="20"/>
-              </w:rPr>
-              <w:t>En categorías pequeñas se paga por casi nada</w:t>
-            </w:r>
-          </w:p>
-        </w:tc>
-      </w:tr>
-      <w:tr>
-        <w:tblPrEx>
-          <w:tblCellMar>
-            <w:top w:w="0" w:type="dxa"/>
-            <w:bottom w:w="0" w:type="dxa"/>
-          </w:tblCellMar>
-        </w:tblPrEx>
-        <w:trPr>
-          <w:cantSplit/>
-        </w:trPr>
-        <w:tc>
-          <w:tcPr>
-            <w:tcW w:w="3788" w:type="dxa"/>
-            <w:tcBorders>
-              <w:top w:val="single" w:sz="4" w:space="0" w:color="D9CDBA"/>
-              <w:left w:val="single" w:sz="4" w:space="0" w:color="D9CDBA"/>
-              <w:bottom w:val="single" w:sz="4" w:space="0" w:color="D9CDBA"/>
-              <w:right w:val="single" w:sz="4" w:space="0" w:color="D9CDBA"/>
-            </w:tcBorders>
-            <w:tcMar>
-              <w:top w:w="60" w:type="dxa"/>
-              <w:left w:w="100" w:type="dxa"/>
-              <w:bottom w:w="60" w:type="dxa"/>
-              <w:right w:w="100" w:type="dxa"/>
-            </w:tcMar>
-          </w:tcPr>
-          <w:p>
-            <w:pPr>
-              <w:spacing w:after="0" w:line="240" w:lineRule="auto"/>
-            </w:pPr>
-            <w:r>
-              <w:rPr>
-                <w:sz w:val="20"/>
-                <w:szCs w:val="20"/>
-              </w:rPr>
-              <w:t>Venta de inventario</w:t>
-            </w:r>
-          </w:p>
-        </w:tc>
-        <w:tc>
-          <w:tcPr>
-            <w:tcW w:w="5572" w:type="dxa"/>
-            <w:tcBorders>
-              <w:top w:val="single" w:sz="4" w:space="0" w:color="D9CDBA"/>
-              <w:left w:val="single" w:sz="4" w:space="0" w:color="D9CDBA"/>
-              <w:bottom w:val="single" w:sz="4" w:space="0" w:color="D9CDBA"/>
-              <w:right w:val="single" w:sz="4" w:space="0" w:color="D9CDBA"/>
-            </w:tcBorders>
-            <w:tcMar>
-              <w:top w:w="60" w:type="dxa"/>
-              <w:left w:w="100" w:type="dxa"/>
-              <w:bottom w:w="60" w:type="dxa"/>
-              <w:right w:w="100" w:type="dxa"/>
-            </w:tcMar>
-          </w:tcPr>
-          <w:p>
-            <w:pPr>
-              <w:spacing w:after="0" w:line="240" w:lineRule="auto"/>
-            </w:pPr>
-            <w:r>
-              <w:rPr>
-                <w:sz w:val="20"/>
-                <w:szCs w:val="20"/>
-              </w:rPr>
-              <w:t>Contradice la propuesta y compite con Facebook Marketplace</w:t>
-            </w:r>
-          </w:p>
-        </w:tc>
-      </w:tr>
-    </w:tbl>
-    <w:p>
-      <w:pPr>
-        <w:spacing w:after="0" w:line="200" w:lineRule="exact"/>
-      </w:pPr>
+    <w:p>
+      <w:r>
+        <w:t>Durante el diseño se descartaron varias formas de generar ingresos. Cobrarle al artista por estar en la plataforma reduciría la oferta, y sin artistas no hay contenido ni compradores. Una verificación pagada haría que la insignia dejara de significar una identidad confirmada. Una tarifa distinta según el tipo de pedido incentivaría a clasificar mal los pedidos y, además, la pasarela no la soporta. Las promociones por tiempo se descartaron porque, en categorías pequeñas, el artista terminaría pagando por cas</w:t>
+      </w:r>
+      <w:r>
+        <w:t>i ninguna vista. Por último, la venta de inventario contradice la propuesta y compite directamente con Facebook Marketplace.</w:t>
+      </w:r>
     </w:p>
     <w:p>
       <w:pPr>
         <w:pStyle w:val="Ttulo1"/>
         <w:pageBreakBefore/>
       </w:pPr>
-      <w:bookmarkStart w:id="23" w:name="_Toc242394663"/>
+      <w:bookmarkStart w:id="23" w:name="_Toc242395261"/>
       <w:r>
         <w:t>4. Situaciones presentadas en el desarrollo</w:t>
       </w:r>
       <w:bookmarkEnd w:id="23"/>
     </w:p>
     <w:p>
+      <w:r>
+        <w:t>Esta sección resume los problemas más relevantes que surgieron durante el desarrollo, qué afectaban y cómo se resolvieron.</w:t>
+      </w:r>
+    </w:p>
+    <w:p>
       <w:pPr>
         <w:pStyle w:val="Ttulo2"/>
       </w:pPr>
-      <w:bookmarkStart w:id="24" w:name="_Toc242394664"/>
+      <w:bookmarkStart w:id="24" w:name="_Toc242395262"/>
       <w:r>
         <w:t>4.1 Producto y negocio</w:t>
       </w:r>
@@ -9641,38 +7188,7 @@
     </w:p>
     <w:p>
       <w:r>
-        <w:rPr>
-          <w:b/>
-          <w:bCs/>
-        </w:rPr>
-        <w:t>Situación.</w:t>
-      </w:r>
-      <w:r>
-        <w:t xml:space="preserve"> La propuesta del I Avance retenía el pago en un escrow propio hasta aprobar la entrega.</w:t>
-      </w:r>
-    </w:p>
-    <w:p>
-      <w:r>
-        <w:rPr>
-          <w:b/>
-          <w:bCs/>
-        </w:rPr>
-        <w:t>Impacto.</w:t>
-      </w:r>
-      <w:r>
-        <w:t xml:space="preserve"> Custodiar dinero de terceros exige inscripción ante la SUGEF como intermediario financiero.</w:t>
-      </w:r>
-    </w:p>
-    <w:p>
-      <w:r>
-        <w:rPr>
-          <w:b/>
-          <w:bCs/>
-        </w:rPr>
-        <w:t>Resolución.</w:t>
-      </w:r>
-      <w:r>
-        <w:t xml:space="preserve"> La custodia pasó a ONVO Pay, inscrita ante la SUGEF, con cobros por hitos; ArtísTica no guarda saldos. Se agregó el rol Público, que contrata.</w:t>
+        <w:t>La propuesta del I Avance retenía el pago en una cuenta propia hasta que el cliente aprobara la entrega. Al revisarla se encontró que custodiar dinero de terceros obliga a inscribirse ante la SUGEF como intermediario financiero. La custodia pasó entonces a ONVO Pay, que ya cuenta con esa inscripción, con cobros por etapas, y ArtísTica no guarda saldos. En el mismo cambio se agregó el rol Público, que es el que contrata.</w:t>
       </w:r>
     </w:p>
     <w:p>
@@ -9685,38 +7201,7 @@
     </w:p>
     <w:p>
       <w:r>
-        <w:rPr>
-          <w:b/>
-          <w:bCs/>
-        </w:rPr>
-        <w:t>Situación.</w:t>
-      </w:r>
-      <w:r>
-        <w:t xml:space="preserve"> Se evaluó vender obras como una tienda, con existencias y envíos.</w:t>
-      </w:r>
-    </w:p>
-    <w:p>
-      <w:r>
-        <w:rPr>
-          <w:b/>
-          <w:bCs/>
-        </w:rPr>
-        <w:t>Impacto.</w:t>
-      </w:r>
-      <w:r>
-        <w:t xml:space="preserve"> Requería dos motores de pago, competía con Facebook Marketplace y exigía ≈ 540 pedidos al mes para sostenerse.</w:t>
-      </w:r>
-    </w:p>
-    <w:p>
-      <w:r>
-        <w:rPr>
-          <w:b/>
-          <w:bCs/>
-        </w:rPr>
-        <w:t>Resolución.</w:t>
-      </w:r>
-      <w:r>
-        <w:t xml:space="preserve"> Se adoptaron las comisiones abiertas con un solo motor de pedidos. La venta directa se cubre con la obra disponible y la meta baja a ≈ 215 pedidos al mes.</w:t>
+        <w:t>Se evaluó vender obras como una tienda, con existencias y envíos. Esa opción requería dos procesos de pago distintos, competía con Facebook Marketplace y necesitaba cerca de 540 pedidos al mes para sostenerse. Se optó por las comisiones abiertas con un solo proceso de pedidos. La venta directa queda cubierta por la obra disponible, y la meta baja a unos 215 pedidos al mes.</w:t>
       </w:r>
     </w:p>
     <w:p>
@@ -9729,38 +7214,7 @@
     </w:p>
     <w:p>
       <w:r>
-        <w:rPr>
-          <w:b/>
-          <w:bCs/>
-        </w:rPr>
-        <w:t>Situación.</w:t>
-      </w:r>
-      <w:r>
-        <w:t xml:space="preserve"> Faltaban el anticipo, el plazo de disputa y la cancelación de eventos, y algunos vencimientos dejaban el pedido sin salida.</w:t>
-      </w:r>
-    </w:p>
-    <w:p>
-      <w:r>
-        <w:rPr>
-          <w:b/>
-          <w:bCs/>
-        </w:rPr>
-        <w:t>Impacto.</w:t>
-      </w:r>
-      <w:r>
-        <w:t xml:space="preserve"> No era posible programar los estados del pedido.</w:t>
-      </w:r>
-    </w:p>
-    <w:p>
-      <w:r>
-        <w:rPr>
-          <w:b/>
-          <w:bCs/>
-        </w:rPr>
-        <w:t>Resolución.</w:t>
-      </w:r>
-      <w:r>
-        <w:t xml:space="preserve"> Se fijaron valores configurables (sección 3.5). Una autorización vencida puede renovarse durante siete días; si no se renueva, el artista puede abrir una disputa.</w:t>
+        <w:t>Al programar los estados del pedido faltaban definiciones: el porcentaje del anticipo, el plazo para abrir una disputa y la política de cancelación de eventos. Además, algunos vencimientos dejaban el pedido sin salida. Se fijaron valores configurables (sección 3.5) y se estableció que una autorización vencida puede renovarse durante siete días; si no se renueva, el artista puede abrir una disputa.</w:t>
       </w:r>
     </w:p>
     <w:p>
@@ -9773,38 +7227,7 @@
     </w:p>
     <w:p>
       <w:r>
-        <w:rPr>
-          <w:b/>
-          <w:bCs/>
-        </w:rPr>
-        <w:t>Situación.</w:t>
-      </w:r>
-      <w:r>
-        <w:t xml:space="preserve"> ONVO aplica una sola tarifa por cuenta, y ArtísTica la fija por pedido.</w:t>
-      </w:r>
-    </w:p>
-    <w:p>
-      <w:r>
-        <w:rPr>
-          <w:b/>
-          <w:bCs/>
-        </w:rPr>
-        <w:t>Impacto.</w:t>
-      </w:r>
-      <w:r>
-        <w:t xml:space="preserve"> Al cambiar de plan, los pedidos abiertos podrían cobrarse con la tarifa nueva.</w:t>
-      </w:r>
-    </w:p>
-    <w:p>
-      <w:r>
-        <w:rPr>
-          <w:b/>
-          <w:bCs/>
-        </w:rPr>
-        <w:t>Resolución.</w:t>
-      </w:r>
-      <w:r>
-        <w:t xml:space="preserve"> Cada pedido conserva su tarifa y el sistema ajusta la de la cuenta justo antes de cada cobro. Se consultó a ONVO si admite una tarifa por cobro.</w:t>
+        <w:t>ONVO aplica una sola tarifa por cuenta, mientras que ArtísTica la fija por pedido. Si un artista cambiaba de plan con pedidos abiertos, esos pedidos podían terminar cobrándose con la tarifa nueva. Para evitarlo, cada pedido conserva su tarifa y el sistema ajusta la de la cuenta justo antes de cada cobro. También se consultó a ONVO si admite una tarifa por cobro.</w:t>
       </w:r>
     </w:p>
     <w:p>
@@ -9817,45 +7240,14 @@
     </w:p>
     <w:p>
       <w:r>
-        <w:rPr>
-          <w:b/>
-          <w:bCs/>
-        </w:rPr>
-        <w:t>Situación.</w:t>
-      </w:r>
-      <w:r>
-        <w:t xml:space="preserve"> ONVO no ha confirmado si una persona sin actividad inscrita en Hacienda puede completar su registro como cuenta de cobro.</w:t>
-      </w:r>
-    </w:p>
-    <w:p>
-      <w:r>
-        <w:rPr>
-          <w:b/>
-          <w:bCs/>
-        </w:rPr>
-        <w:t>Impacto.</w:t>
-      </w:r>
-      <w:r>
-        <w:t xml:space="preserve"> Muchos artistas costarricenses son informales y podrían quedar fuera de la plataforma.</w:t>
-      </w:r>
-    </w:p>
-    <w:p>
-      <w:r>
-        <w:rPr>
-          <w:b/>
-          <w:bCs/>
-        </w:rPr>
-        <w:t>Resolución.</w:t>
-      </w:r>
-      <w:r>
-        <w:t xml:space="preserve"> El registro en la pasarela se exige solo al primer cobro: antes, el artista exhibe su obra, recibe consultas y cotiza. La insignia de verificado se obtiene al completar ese registro y no se vende.</w:t>
+        <w:t>ONVO no ha confirmado si una persona sin actividad inscrita en Hacienda puede registrarse como cuenta de cobro, y muchos artistas costarricenses trabajan de manera informal. Para no dejarlos fuera, el registro en la pasarela se exige recién en el primer cobro; antes de eso, el artista puede exhibir su obra, recibir consultas y cotizar. La insignia de verificado se obtiene al completar ese registro y no se vende.</w:t>
       </w:r>
     </w:p>
     <w:p>
       <w:pPr>
         <w:pStyle w:val="Ttulo2"/>
       </w:pPr>
-      <w:bookmarkStart w:id="25" w:name="_Toc242394665"/>
+      <w:bookmarkStart w:id="25" w:name="_Toc242395263"/>
       <w:r>
         <w:t>4.2 Técnicas y de equipo</w:t>
       </w:r>
@@ -9871,38 +7263,7 @@
     </w:p>
     <w:p>
       <w:r>
-        <w:rPr>
-          <w:b/>
-          <w:bCs/>
-        </w:rPr>
-        <w:t>Situación.</w:t>
-      </w:r>
-      <w:r>
-        <w:t xml:space="preserve"> La primera versión del backend nunca se había ejecutado; una auditoría encontró 14 defectos.</w:t>
-      </w:r>
-    </w:p>
-    <w:p>
-      <w:r>
-        <w:rPr>
-          <w:b/>
-          <w:bCs/>
-        </w:rPr>
-        <w:t>Impacto.</w:t>
-      </w:r>
-      <w:r>
-        <w:t xml:space="preserve"> Ninguna prueba corría y ningún avance se podía verificar.</w:t>
-      </w:r>
-    </w:p>
-    <w:p>
-      <w:r>
-        <w:rPr>
-          <w:b/>
-          <w:bCs/>
-        </w:rPr>
-        <w:t>Resolución.</w:t>
-      </w:r>
-      <w:r>
-        <w:t xml:space="preserve"> Se dedicó una etapa a sanearlo y desde entonces la integración continua valida cada cambio.</w:t>
+        <w:t>La primera versión del backend nunca se había ejecutado, y una auditoría encontró 14 defectos. Como ninguna prueba corría, no había forma de verificar los avances. Se dedicó una etapa completa a corregirlo, y desde entonces la integración continua valida cada cambio.</w:t>
       </w:r>
     </w:p>
     <w:p>
@@ -9915,38 +7276,7 @@
     </w:p>
     <w:p>
       <w:r>
-        <w:rPr>
-          <w:b/>
-          <w:bCs/>
-        </w:rPr>
-        <w:t>Situación.</w:t>
-      </w:r>
-      <w:r>
-        <w:t xml:space="preserve"> El I Avance no usaba seguridad a nivel de filas en la base de datos.</w:t>
-      </w:r>
-    </w:p>
-    <w:p>
-      <w:r>
-        <w:rPr>
-          <w:b/>
-          <w:bCs/>
-        </w:rPr>
-        <w:t>Impacto.</w:t>
-      </w:r>
-      <w:r>
-        <w:t xml:space="preserve"> Con la clave pública que viaja dentro de la aplicación, cualquiera podría leer o escribir la base de datos.</w:t>
-      </w:r>
-    </w:p>
-    <w:p>
-      <w:r>
-        <w:rPr>
-          <w:b/>
-          <w:bCs/>
-        </w:rPr>
-        <w:t>Resolución.</w:t>
-      </w:r>
-      <w:r>
-        <w:t xml:space="preserve"> La seguridad a nivel de filas está activa en todas las tablas y la aplicación solo se comunica con la API.</w:t>
+        <w:t>En el I Avance la base de datos no usaba seguridad a nivel de filas. Como la clave pública viaja dentro de la aplicación, cualquiera habría podido leer o escribir datos. Ahora esa seguridad está activa en todas las tablas, y la aplicación solo se comunica con la API.</w:t>
       </w:r>
     </w:p>
     <w:p>
@@ -9954,43 +7284,12 @@
         <w:pStyle w:val="Ttulo3"/>
       </w:pPr>
       <w:r>
-        <w:t>Huecos en el esquema de datos</w:t>
+        <w:t>Tablas faltantes en el esquema de datos</w:t>
       </w:r>
     </w:p>
     <w:p>
       <w:r>
-        <w:rPr>
-          <w:b/>
-          <w:bCs/>
-        </w:rPr>
-        <w:t>Situación.</w:t>
-      </w:r>
-      <w:r>
-        <w:t xml:space="preserve"> Faltaban tablas para entregables y disputas, y nada impedía vender dos veces una obra.</w:t>
-      </w:r>
-    </w:p>
-    <w:p>
-      <w:r>
-        <w:rPr>
-          <w:b/>
-          <w:bCs/>
-        </w:rPr>
-        <w:t>Impacto.</w:t>
-      </w:r>
-      <w:r>
-        <w:t xml:space="preserve"> Varias etapas posteriores no se podían construir.</w:t>
-      </w:r>
-    </w:p>
-    <w:p>
-      <w:r>
-        <w:rPr>
-          <w:b/>
-          <w:bCs/>
-        </w:rPr>
-        <w:t>Resolución.</w:t>
-      </w:r>
-      <w:r>
-        <w:t xml:space="preserve"> Como aún no había datos, se reescribió la migración inicial con esas tablas y un índice único contra ventas duplicadas.</w:t>
+        <w:t>Faltaban tablas para los entregables y las disputas, y nada impedía vender dos veces la misma obra, lo que bloqueaba varias etapas posteriores. Como todavía no había datos, se reescribió la migración inicial con esas tablas y con un índice único que impide las ventas duplicadas.</w:t>
       </w:r>
     </w:p>
     <w:p>
@@ -10003,38 +7302,7 @@
     </w:p>
     <w:p>
       <w:r>
-        <w:rPr>
-          <w:b/>
-          <w:bCs/>
-        </w:rPr>
-        <w:t>Situación.</w:t>
-      </w:r>
-      <w:r>
-        <w:t xml:space="preserve"> ONVO solo documenta un máximo de 30 días para una autorización, sin un mínimo garantizado, no aclara si admite SINPE Móvil en modo marketplace, y sus avisos de pago no van firmados.</w:t>
-      </w:r>
-    </w:p>
-    <w:p>
-      <w:r>
-        <w:rPr>
-          <w:b/>
-          <w:bCs/>
-        </w:rPr>
-        <w:t>Impacto.</w:t>
-      </w:r>
-      <w:r>
-        <w:t xml:space="preserve"> Diseñar directamente sobre ONVO ataba el sistema a supuestos, y un aviso alterado podía mover dinero.</w:t>
-      </w:r>
-    </w:p>
-    <w:p>
-      <w:r>
-        <w:rPr>
-          <w:b/>
-          <w:bCs/>
-        </w:rPr>
-        <w:t>Resolución.</w:t>
-      </w:r>
-      <w:r>
-        <w:t xml:space="preserve"> La pasarela quedó detrás de un contrato con una implementación simulada y otra de ONVO, y ningún aviso mueve dinero sin consultar antes el cobro.</w:t>
+        <w:t>ONVO solo documenta un máximo de 30 días para una autorización, sin garantizar un mínimo. Tampoco aclara si admite SINPE Móvil en modo marketplace, y sus avisos de pago no van firmados. Diseñar directamente sobre ONVO habría atado el sistema a esos supuestos, y un aviso alterado podría haber movido dinero. Por eso la pasarela quedó detrás de una interfaz común con dos implementaciones, una simulada y otra de ONVO, y ningún aviso mueve dinero sin consultar antes el estado del cobro.</w:t>
       </w:r>
     </w:p>
     <w:p>
@@ -10047,38 +7315,7 @@
     </w:p>
     <w:p>
       <w:r>
-        <w:rPr>
-          <w:b/>
-          <w:bCs/>
-        </w:rPr>
-        <w:t>Situación.</w:t>
-      </w:r>
-      <w:r>
-        <w:t xml:space="preserve"> La verificación de las sesiones, heredada de la primera versión, buscaba las claves públicas de Supabase en una dirección equivocada y aceptaba un solo tipo de firma.</w:t>
-      </w:r>
-    </w:p>
-    <w:p>
-      <w:r>
-        <w:rPr>
-          <w:b/>
-          <w:bCs/>
-        </w:rPr>
-        <w:t>Impacto.</w:t>
-      </w:r>
-      <w:r>
-        <w:t xml:space="preserve"> Ningún usuario real habría podido iniciar sesión, y las pruebas no lo detectaban porque aún no existían endpoints.</w:t>
-      </w:r>
-    </w:p>
-    <w:p>
-      <w:r>
-        <w:rPr>
-          <w:b/>
-          <w:bCs/>
-        </w:rPr>
-        <w:t>Resolución.</w:t>
-      </w:r>
-      <w:r>
-        <w:t xml:space="preserve"> Se corrigió la dirección, se aceptan los dos tipos de firma asimétrica que usa Supabase y se agregaron pruebas con sesiones firmadas.</w:t>
+        <w:t>La verificación de sesiones heredada de la primera versión buscaba las claves públicas de Supabase en una dirección equivocada y aceptaba un solo tipo de firma. Ningún usuario real habría podido iniciar sesión, y las pruebas no lo detectaban porque todavía no había endpoints. Se corrigió la dirección, se aceptan los dos tipos de firma asimétrica que usa Supabase y se agregaron pruebas con sesiones firmadas.</w:t>
       </w:r>
     </w:p>
     <w:p>
@@ -10091,38 +7328,7 @@
     </w:p>
     <w:p>
       <w:r>
-        <w:rPr>
-          <w:b/>
-          <w:bCs/>
-        </w:rPr>
-        <w:t>Situación.</w:t>
-      </w:r>
-      <w:r>
-        <w:t xml:space="preserve"> Al inicio los cambios iban directo a la rama de integración, y uno quedó en la rama equivocada.</w:t>
-      </w:r>
-    </w:p>
-    <w:p>
-      <w:r>
-        <w:rPr>
-          <w:b/>
-          <w:bCs/>
-        </w:rPr>
-        <w:t>Impacto.</w:t>
-      </w:r>
-      <w:r>
-        <w:t xml:space="preserve"> Riesgo de sobrescribir el trabajo del otro integrante.</w:t>
-      </w:r>
-    </w:p>
-    <w:p>
-      <w:r>
-        <w:rPr>
-          <w:b/>
-          <w:bCs/>
-        </w:rPr>
-        <w:t>Resolución.</w:t>
-      </w:r>
-      <w:r>
-        <w:t xml:space="preserve"> Cada integrante tiene un módulo propio y todo cambio entra por pull request con evidencia de verificación.</w:t>
+        <w:t>Al inicio, los cambios se subían directamente a la rama de integración, y en una ocasión uno quedó en la rama equivocada, con el riesgo de sobrescribir el trabajo del otro integrante. Desde entonces cada integrante trabaja en su propio módulo, y todo cambio entra por pull request con evidencia de que fue verificado.</w:t>
       </w:r>
     </w:p>
     <w:p>
@@ -10135,38 +7341,12 @@
     </w:p>
     <w:p>
       <w:r>
-        <w:rPr>
-          <w:b/>
-          <w:bCs/>
-        </w:rPr>
-        <w:t>Situación.</w:t>
+        <w:t>El documento base dejaba abierta la tecnología del chat. El servicio de tiempo real de Supabase exige reglas de acceso sobre la tabla de mensajes que contradicen la decisión de que nadie lea la base de datos fuera de la API. Un canal de tiempo real propio, por su parte, implicaba manejar reconexiones, renovación de sesiones y estado compartido entre servidores, algo que el volumen del MVP no justifica.</w:t>
       </w:r>
+    </w:p>
+    <w:p>
       <w:r>
-        <w:t xml:space="preserve"> El documento base dejaba abierta la tecnología del chat. El servicio de tiempo real de Supabase exige reglas de acceso sobre la tabla de mensajes, incompatibles con la decisión de que nadie lea la base de datos fuera de la API.</w:t>
-      </w:r>
-    </w:p>
-    <w:p>
-      <w:r>
-        <w:rPr>
-          <w:b/>
-          <w:bCs/>
-        </w:rPr>
-        <w:t>Impacto.</w:t>
-      </w:r>
-      <w:r>
-        <w:t xml:space="preserve"> Un canal de tiempo real propio sumaba reconexiones, renovación de sesiones y estado compartido entre servidores, más trabajo del que justifica el volumen del MVP.</w:t>
-      </w:r>
-    </w:p>
-    <w:p>
-      <w:r>
-        <w:rPr>
-          <w:b/>
-          <w:bCs/>
-        </w:rPr>
-        <w:t>Resolución.</w:t>
-      </w:r>
-      <w:r>
-        <w:t xml:space="preserve"> La aplicación consulta cada pocos segundos los mensajes nuevos. Cada mensaje se guarda con la conversación bloqueada y una marca de tiempo que nunca retrocede, de modo que ninguno se pierde entre una consulta y la siguiente. Las notificaciones push pasan a la Etapa 2.</w:t>
+        <w:t>Se optó por que la aplicación consulte cada pocos segundos si hay mensajes nuevos. Cada mensaje se guarda con la conversación bloqueada y con una marca de tiempo que nunca retrocede, de modo que ninguno se pierde entre una consulta y la siguiente. Las notificaciones push pasaron a la etapa 2.</w:t>
       </w:r>
     </w:p>
     <w:p>
@@ -10174,43 +7354,17 @@
         <w:pStyle w:val="Ttulo3"/>
       </w:pPr>
       <w:r>
-        <w:t>Autenticación del banco al pagar con tarjeta</w:t>
+        <w:t>Verificación 3D Secure en los pagos con tarjeta</w:t>
       </w:r>
     </w:p>
     <w:p>
       <w:r>
-        <w:rPr>
-          <w:b/>
-          <w:bCs/>
-        </w:rPr>
-        <w:t>Situación.</w:t>
+        <w:t>Algunos bancos exigen una verificación adicional del titular de la tarjeta, conocida como 3D Secure, antes de aprobar un pago. La capa de pagos trataba ese caso como un error, de modo que un cliente cuyo banco la pidiera no habría podido pagar un anticipo ni comprar una obra.</w:t>
       </w:r>
+    </w:p>
+    <w:p>
       <w:r>
-        <w:t xml:space="preserve"> Un banco puede exigir una verificación adicional del titular de la tarjeta (3D Secure) antes de aprobar un pago. La capa de pagos no contemplaba ese caso y lo trataba como un error.</w:t>
-      </w:r>
-    </w:p>
-    <w:p>
-      <w:r>
-        <w:rPr>
-          <w:b/>
-          <w:bCs/>
-        </w:rPr>
-        <w:t>Impacto.</w:t>
-      </w:r>
-      <w:r>
-        <w:t xml:space="preserve"> Cualquier cliente cuyo banco pidiera la verificación no habría podido pagar un anticipo ni comprar una obra.</w:t>
-      </w:r>
-    </w:p>
-    <w:p>
-      <w:r>
-        <w:rPr>
-          <w:b/>
-          <w:bCs/>
-        </w:rPr>
-        <w:t>Resolución.</w:t>
-      </w:r>
-      <w:r>
-        <w:t xml:space="preserve"> La aplicación registra la tarjeta directamente con ONVO y solo envía a la API un identificador, de modo que los datos de la tarjeta nunca pasan por los servidores de ArtísTica. Si el banco pide la verificación, la API devuelve la dirección donde el cliente se autentica, y al volver consulta el resultado con ONVO antes de dar el pago por hecho. La pasarela simulada reproduce el caso para las pruebas y la demostración.</w:t>
+        <w:t>Ahora la aplicación registra la tarjeta directamente con ONVO y solo envía a la API un identificador, así que los datos de la tarjeta nunca pasan por los servidores de ArtísTica. Si el banco pide la verificación, la API devuelve la dirección donde el cliente se autentica y, cuando este vuelve, consulta el resultado con ONVO antes de dar el pago por hecho. La pasarela simulada reproduce este caso para las pruebas y la demostración.</w:t>
       </w:r>
     </w:p>
     <w:p>
@@ -10218,43 +7372,17 @@
         <w:pStyle w:val="Ttulo3"/>
       </w:pPr>
       <w:r>
-        <w:t>Cobros duplicados al reintentar un pago</w:t>
+        <w:t>Reintentos de pago</w:t>
       </w:r>
     </w:p>
     <w:p>
       <w:r>
-        <w:rPr>
-          <w:b/>
-          <w:bCs/>
-        </w:rPr>
-        <w:t>Situación.</w:t>
+        <w:t>Un pago puede fallar a medias: la pasarela cobra, pero la respuesta no llega o falla el registro en la base de datos. También puede ser rechazado, y entonces el cliente vuelve a intentar con otra tarjeta. Si cada reintento se tratara como un pago nuevo, el cliente podría pagar dos veces el mismo anticipo; si se tratara como el mismo, no podría cambiar de tarjeta.</w:t>
       </w:r>
+    </w:p>
+    <w:p>
       <w:r>
-        <w:t xml:space="preserve"> Un pago puede fallar a medias: la pasarela cobra, pero la respuesta no llega o el registro en la base de datos falla. También puede rechazarse y el cliente reintentar con otra tarjeta.</w:t>
-      </w:r>
-    </w:p>
-    <w:p>
-      <w:r>
-        <w:rPr>
-          <w:b/>
-          <w:bCs/>
-        </w:rPr>
-        <w:t>Impacto.</w:t>
-      </w:r>
-      <w:r>
-        <w:t xml:space="preserve"> Si cada reintento se tratara como un pago nuevo, el cliente podría pagar dos veces el mismo anticipo. Si se tratara como el mismo, no podría cambiar de tarjeta.</w:t>
-      </w:r>
-    </w:p>
-    <w:p>
-      <w:r>
-        <w:rPr>
-          <w:b/>
-          <w:bCs/>
-        </w:rPr>
-        <w:t>Resolución.</w:t>
-      </w:r>
-      <w:r>
-        <w:t xml:space="preserve"> Cada intento de pago lleva un identificador fijo que la pasarela reconoce: repetir el mismo intento devuelve el resultado anterior en lugar de cobrar otra vez. Un rechazo cuenta como intento terminado, así que el siguiente pago con otra tarjeta usa un identificador nuevo. Ninguna operación llama a la pasarela antes de validar que el pedido está en el estado correcto.</w:t>
+        <w:t>La solución fue asignar a cada intento un identificador fijo que la pasarela reconoce, de manera que repetir el mismo intento devuelve el resultado anterior sin cobrar otra vez. Un rechazo cierra el intento, y el siguiente pago usa un identificador nuevo. Además, ninguna operación llama a la pasarela sin validar antes que el pedido esté en el estado correcto.</w:t>
       </w:r>
     </w:p>
     <w:p>
@@ -10262,43 +7390,17 @@
         <w:pStyle w:val="Ttulo3"/>
       </w:pPr>
       <w:r>
-        <w:t>Archivo final al alcance de cualquiera</w:t>
+        <w:t>Almacenamiento del archivo final</w:t>
       </w:r>
     </w:p>
     <w:p>
       <w:r>
-        <w:rPr>
-          <w:b/>
-          <w:bCs/>
-        </w:rPr>
-        <w:t>Situación.</w:t>
+        <w:t>Las imágenes de la galería se guardan en un almacenamiento de lectura pública, porque deben poder verse sin restricciones. El archivo final de un encargo, en cambio, es la obra sin marca de agua, y guardado en ese mismo lugar cualquiera que obtuviera su dirección podría descargarlo sin pagar.</w:t>
       </w:r>
+    </w:p>
+    <w:p>
       <w:r>
-        <w:t xml:space="preserve"> Las imágenes de la galería se guardan en un almacenamiento de lectura pública, porque cualquiera debe poder verlas. El archivo final de un encargo es la obra sin marca de agua.</w:t>
-      </w:r>
-    </w:p>
-    <w:p>
-      <w:r>
-        <w:rPr>
-          <w:b/>
-          <w:bCs/>
-        </w:rPr>
-        <w:t>Impacto.</w:t>
-      </w:r>
-      <w:r>
-        <w:t xml:space="preserve"> Guardado en el mismo almacenamiento, cualquiera que obtuviera su dirección podría descargarlo sin haber pagado.</w:t>
-      </w:r>
-    </w:p>
-    <w:p>
-      <w:r>
-        <w:rPr>
-          <w:b/>
-          <w:bCs/>
-        </w:rPr>
-        <w:t>Resolución.</w:t>
-      </w:r>
-      <w:r>
-        <w:t xml:space="preserve"> Los archivos finales van a un almacenamiento privado separado. Solo el artista puede subirlos, y solo después de que el cliente pagó el saldo. Para descargarlos, el cliente o el artista piden a la API un enlace firmado que vence a los diez minutos; nadie más puede obtenerlo.</w:t>
+        <w:t>Por eso los archivos finales van a un almacenamiento privado separado. Solo el artista puede subirlos, y únicamente después de que el cliente pagó el saldo. Para descargarlos, el cliente o el artista solicitan a la API un enlace firmado que vence a los diez minutos.</w:t>
       </w:r>
     </w:p>
     <w:p>
@@ -10306,43 +7408,17 @@
         <w:pStyle w:val="Ttulo3"/>
       </w:pPr>
       <w:r>
-        <w:t>Una resolución de disputa que falla a medias</w:t>
+        <w:t>Resolución de disputas con varias operaciones de pago</w:t>
       </w:r>
     </w:p>
     <w:p>
       <w:r>
-        <w:rPr>
-          <w:b/>
-          <w:bCs/>
-        </w:rPr>
-        <w:t>Situación.</w:t>
+        <w:t>Resolver una disputa puede requerir varias operaciones en la pasarela, como cobrar el saldo autorizado, liberar otra autorización y devolver parte del anticipo. Cualquiera de ellas puede fallar, por ejemplo porque la autorización ya venció. Si la devolución se ejecutaba primero y el cobro fallaba después, el cliente recibía su dinero sin que la disputa quedara resuelta.</w:t>
       </w:r>
+    </w:p>
+    <w:p>
       <w:r>
-        <w:t xml:space="preserve"> Resolver una disputa puede exigir varias operaciones en la pasarela: cobrar el saldo autorizado, liberar otra autorización y devolver parte del anticipo. Cualquiera puede fallar, por ejemplo porque la autorización ya venció.</w:t>
-      </w:r>
-    </w:p>
-    <w:p>
-      <w:r>
-        <w:rPr>
-          <w:b/>
-          <w:bCs/>
-        </w:rPr>
-        <w:t>Impacto.</w:t>
-      </w:r>
-      <w:r>
-        <w:t xml:space="preserve"> Si la devolución se hacía primero y después fallaba el cobro, el cliente recibía su dinero de vuelta sin que la disputa quedara resuelta.</w:t>
-      </w:r>
-    </w:p>
-    <w:p>
-      <w:r>
-        <w:rPr>
-          <w:b/>
-          <w:bCs/>
-        </w:rPr>
-        <w:t>Resolución.</w:t>
-      </w:r>
-      <w:r>
-        <w:t xml:space="preserve"> Se ejecuta primero lo que puede fallar por una regla del negocio (cobrar lo autorizado), después las liberaciones y al final las devoluciones, y la resolución se registra solo cuando todas terminaron. Cada operación lleva un identificador fijo, así que repetir la misma resolución no cobra ni devuelve dos veces.</w:t>
+        <w:t>Se definió un orden: primero se ejecuta lo que puede fallar por una regla del negocio, que es cobrar lo autorizado, después las liberaciones y al final las devoluciones. La resolución solo se registra cuando todas terminaron, y cada operación lleva un identificador fijo para que repetirla no cobre ni devuelva dos veces.</w:t>
       </w:r>
     </w:p>
     <w:p>
@@ -10355,38 +7431,7 @@
     </w:p>
     <w:p>
       <w:r>
-        <w:rPr>
-          <w:b/>
-          <w:bCs/>
-        </w:rPr>
-        <w:t>Situación.</w:t>
-      </w:r>
-      <w:r>
-        <w:t xml:space="preserve"> El prototipo del feed de Seguidos mostraba publicaciones de cuentas que la persona no seguía, en el mismo orden que Para ti.</w:t>
-      </w:r>
-    </w:p>
-    <w:p>
-      <w:r>
-        <w:rPr>
-          <w:b/>
-          <w:bCs/>
-        </w:rPr>
-        <w:t>Impacto.</w:t>
-      </w:r>
-      <w:r>
-        <w:t xml:space="preserve"> Contradecía el principio de feed auténtico, que exige un orden cronológico limitado a quienes la persona sigue.</w:t>
-      </w:r>
-    </w:p>
-    <w:p>
-      <w:r>
-        <w:rPr>
-          <w:b/>
-          <w:bCs/>
-        </w:rPr>
-        <w:t>Resolución.</w:t>
-      </w:r>
-      <w:r>
-        <w:t xml:space="preserve"> Seguidos muestra solo las cuentas seguidas y las publicaciones propias, de la más reciente a la más antigua. Para ti conserva su propio orden.</w:t>
+        <w:t>El prototipo del feed de Seguidos mostraba publicaciones de cuentas que la persona no seguía, en el mismo orden que Para ti, lo que contradecía el principio de un feed cronológico limitado a las cuentas seguidas. Ahora Seguidos muestra solo esas cuentas y las publicaciones propias, de la más reciente a la más antigua, mientras que Para ti conserva su propio orden.</w:t>
       </w:r>
     </w:p>
     <w:p>
@@ -10399,38 +7444,7 @@
     </w:p>
     <w:p>
       <w:r>
-        <w:rPr>
-          <w:b/>
-          <w:bCs/>
-        </w:rPr>
-        <w:t>Situación.</w:t>
-      </w:r>
-      <w:r>
-        <w:t xml:space="preserve"> La textura de corcho del fondo se había teñido con el terracota de la marca y, aclarada, quedaba en un tono salmón.</w:t>
-      </w:r>
-    </w:p>
-    <w:p>
-      <w:r>
-        <w:rPr>
-          <w:b/>
-          <w:bCs/>
-        </w:rPr>
-        <w:t>Impacto.</w:t>
-      </w:r>
-      <w:r>
-        <w:t xml:space="preserve"> El color de marca se confundía con el fondo, con un contraste cercano a 2 a 1 entre ambos, y la interfaz se percibía plana.</w:t>
-      </w:r>
-    </w:p>
-    <w:p>
-      <w:r>
-        <w:rPr>
-          <w:b/>
-          <w:bCs/>
-        </w:rPr>
-        <w:t>Resolución.</w:t>
-      </w:r>
-      <w:r>
-        <w:t xml:space="preserve"> El corcho recuperó un tono natural con el grano visible, la navegación y los selectores pasaron a tinta oscura y el texto se apoya siempre sobre papel o vidrio, nunca directo sobre el corcho.</w:t>
+        <w:t>La textura de corcho del fondo estaba teñida con el color terracota de la marca y, al aclararla, quedaba en un tono salmón. El color de marca se confundía con el fondo, con un contraste cercano a 2 a 1, y la interfaz se veía plana. El corcho recuperó un tono natural con el grano visible, la navegación y los selectores pasaron a un tono de tinta oscura, y el texto siempre se apoya sobre papel o vidrio, nunca directamente sobre el corcho.</w:t>
       </w:r>
     </w:p>
     <w:p>
@@ -10438,7 +7452,7 @@
         <w:pStyle w:val="Ttulo1"/>
         <w:pageBreakBefore/>
       </w:pPr>
-      <w:bookmarkStart w:id="26" w:name="_Toc242394666"/>
+      <w:bookmarkStart w:id="26" w:name="_Toc242395264"/>
       <w:r>
         <w:t>5. Avance de desarrollo</w:t>
       </w:r>
@@ -10448,7 +7462,7 @@
       <w:pPr>
         <w:pStyle w:val="Ttulo2"/>
       </w:pPr>
-      <w:bookmarkStart w:id="27" w:name="_Toc242394667"/>
+      <w:bookmarkStart w:id="27" w:name="_Toc242395265"/>
       <w:r>
         <w:t>5.1 Estado general</w:t>
       </w:r>
@@ -10589,7 +7603,7 @@
                 <w:sz w:val="20"/>
                 <w:szCs w:val="20"/>
               </w:rPr>
-              <w:t>Aplicación móvil: pantallas y diseño</w:t>
+              <w:t>Aplicación móvil, pantallas y diseño</w:t>
             </w:r>
           </w:p>
         </w:tc>
@@ -10619,7 +7633,7 @@
                 <w:sz w:val="20"/>
                 <w:szCs w:val="20"/>
               </w:rPr>
-              <w:t>Avanzado: el flujo completo de un encargo se puede recorrer con datos de ejemplo</w:t>
+              <w:t>Avanzado. El flujo completo de un encargo se puede recorrer con datos de ejemplo</w:t>
             </w:r>
           </w:p>
         </w:tc>
@@ -10660,7 +7674,7 @@
                 <w:sz w:val="20"/>
                 <w:szCs w:val="20"/>
               </w:rPr>
-              <w:t>Backend: base, datos e integración continua</w:t>
+              <w:t>Backend, base de datos e integración continua</w:t>
             </w:r>
           </w:p>
         </w:tc>
@@ -10690,7 +7704,7 @@
                 <w:sz w:val="20"/>
                 <w:szCs w:val="20"/>
               </w:rPr>
-              <w:t>Completo: proyecto ejecutable, esquema de datos del MVP y validación automática de cada cambio</w:t>
+              <w:t>Completo. El proyecto se ejecuta, el esquema cubre el MVP y cada cambio se valida automáticamente</w:t>
             </w:r>
           </w:p>
         </w:tc>
@@ -10731,7 +7745,7 @@
                 <w:sz w:val="20"/>
                 <w:szCs w:val="20"/>
               </w:rPr>
-              <w:t>Backend: parte social</w:t>
+              <w:t>Backend, parte social</w:t>
             </w:r>
           </w:p>
         </w:tc>
@@ -10761,7 +7775,7 @@
                 <w:sz w:val="20"/>
                 <w:szCs w:val="20"/>
               </w:rPr>
-              <w:t>Completa: perfiles y planes, imágenes, obras y servicios, publicaciones, feed, seguidores, me gusta, comentarios y búsqueda</w:t>
+              <w:t>Completo. Incluye perfiles y planes, imágenes, obras y servicios, publicaciones, feed, seguidores, me gusta, comentarios y búsqueda</w:t>
             </w:r>
           </w:p>
         </w:tc>
@@ -10802,7 +7816,7 @@
                 <w:sz w:val="20"/>
                 <w:szCs w:val="20"/>
               </w:rPr>
-              <w:t>Backend: contratación y pagos</w:t>
+              <w:t>Backend, contratación y pagos</w:t>
             </w:r>
           </w:p>
         </w:tc>
@@ -10832,7 +7846,7 @@
                 <w:sz w:val="20"/>
                 <w:szCs w:val="20"/>
               </w:rPr>
-              <w:t>Completa: consultas y chat, los tres tipos de pedido, cobros con verificación 3D Secure, archivo final privado y disputas resueltas por moderación</w:t>
+              <w:t>Completo. Incluye consultas y chat, los tres tipos de pedido, cobros con verificación 3D Secure, archivo final privado y resolución de disputas por moderación</w:t>
             </w:r>
           </w:p>
         </w:tc>
@@ -10873,7 +7887,7 @@
                 <w:sz w:val="20"/>
                 <w:szCs w:val="20"/>
               </w:rPr>
-              <w:t>Backend: avisos de pago y vencimientos</w:t>
+              <w:t>Backend, avisos de pago y vencimientos</w:t>
             </w:r>
           </w:p>
         </w:tc>
@@ -10944,7 +7958,7 @@
                 <w:sz w:val="20"/>
                 <w:szCs w:val="20"/>
               </w:rPr>
-              <w:t>Backend: métricas, moderación de contenido y trabajos con IA</w:t>
+              <w:t>Backend, métricas, moderación de contenido y procesos con IA</w:t>
             </w:r>
           </w:p>
         </w:tc>
@@ -11043,7 +8057,7 @@
                 <w:sz w:val="20"/>
                 <w:szCs w:val="20"/>
               </w:rPr>
-              <w:t>Pendiente: la aplicación todavía usa datos de ejemplo</w:t>
+              <w:t>Pendiente. La aplicación todavía usa datos de ejemplo</w:t>
             </w:r>
           </w:p>
         </w:tc>
@@ -11058,11 +8072,16 @@
       <w:pPr>
         <w:pStyle w:val="Ttulo2"/>
       </w:pPr>
-      <w:bookmarkStart w:id="28" w:name="_Toc242394668"/>
+      <w:bookmarkStart w:id="28" w:name="_Toc242395266"/>
       <w:r>
         <w:t>5.2 Backend</w:t>
       </w:r>
       <w:bookmarkEnd w:id="28"/>
+    </w:p>
+    <w:p>
+      <w:r>
+        <w:t>El backend se construyó por etapas. La siguiente tabla resume lo que quedó listo en cada una.</w:t>
+      </w:r>
     </w:p>
     <w:tbl>
       <w:tblPr>
@@ -11225,7 +8244,7 @@
                 <w:sz w:val="20"/>
                 <w:szCs w:val="20"/>
               </w:rPr>
-              <w:t>Proyecto instalable y migrable, con pruebas e integración continua en verde</w:t>
+              <w:t>El proyecto se instala y se migra sin errores, y las pruebas y la integración continua pasan</w:t>
             </w:r>
           </w:p>
         </w:tc>
@@ -11294,7 +8313,7 @@
                 <w:sz w:val="20"/>
                 <w:szCs w:val="20"/>
               </w:rPr>
-              <w:t>21 tablas con seguridad a nivel de filas: perfiles, obras, publicaciones, consultas, pedidos, cobros, disputas, métricas y moderación, entre otras</w:t>
+              <w:t>21 tablas con seguridad a nivel de filas, entre ellas perfiles, obras, publicaciones, consultas, pedidos, cobros, disputas, métricas y moderación</w:t>
             </w:r>
           </w:p>
         </w:tc>
@@ -11363,7 +8382,7 @@
                 <w:sz w:val="20"/>
                 <w:szCs w:val="20"/>
               </w:rPr>
-              <w:t>Todas las transiciones de pedidos y cobros, cálculo de anticipo y saldo, cancelaciones, disputas y vencimientos</w:t>
+              <w:t>Todas las transiciones de pedidos y cobros, el cálculo de anticipo y saldo, las cancelaciones, las disputas y los vencimientos</w:t>
             </w:r>
           </w:p>
         </w:tc>
@@ -11432,7 +8451,7 @@
                 <w:sz w:val="20"/>
                 <w:szCs w:val="20"/>
               </w:rPr>
-              <w:t>Contrato de pasarela, pasarela simulada completa y adaptador de ONVO, con la verificación 3D Secure que puede pedir el banco del cliente</w:t>
+              <w:t>Interfaz común de pasarela, una pasarela simulada completa y el adaptador de ONVO, con la verificación 3D Secure que puede pedir el banco del cliente</w:t>
             </w:r>
           </w:p>
         </w:tc>
@@ -11570,7 +8589,7 @@
                 <w:sz w:val="20"/>
                 <w:szCs w:val="20"/>
               </w:rPr>
-              <w:t>Subida directa desde el teléfono con un permiso firmado, verificación de tamaño y tipo antes de aceptar la imagen, y borrado</w:t>
+              <w:t>Subida directa desde el teléfono con un permiso firmado, verificación del tamaño y el tipo antes de aceptar la imagen, y borrado</w:t>
             </w:r>
           </w:p>
         </w:tc>
@@ -11639,7 +8658,7 @@
                 <w:sz w:val="20"/>
                 <w:szCs w:val="20"/>
               </w:rPr>
-              <w:t>Galería del artista con obras en exhibición o disponibles, servicios de encargo y de evento, límites del plan Taller que nunca ocultan contenido al bajar de plan, y catálogo público paginado</w:t>
+              <w:t>Galería del artista con obras en exhibición o disponibles, servicios de encargo y de evento, y catálogo público paginado. Los límites del plan Taller nunca ocultan contenido cuando el artista baja de plan</w:t>
             </w:r>
           </w:p>
         </w:tc>
@@ -11708,7 +8727,7 @@
                 <w:sz w:val="20"/>
                 <w:szCs w:val="20"/>
               </w:rPr>
-              <w:t>Publicaciones con texto, imágenes y una obra opcional, nunca con precio; feed Seguidos en orden cronológico y Explorar filtrado por categorías con cuota de nuevos talentos</w:t>
+              <w:t>Publicaciones con texto, imágenes y una obra opcional, nunca con precio. El feed Seguidos es cronológico, y Explorar se filtra por categorías y reserva una cuota para nuevos talentos</w:t>
             </w:r>
           </w:p>
         </w:tc>
@@ -11777,7 +8796,7 @@
                 <w:sz w:val="20"/>
                 <w:szCs w:val="20"/>
               </w:rPr>
-              <w:t>Seguir artistas, contadores y listas de seguidores, y me gusta en publicaciones. Los contadores se muestran pero no ordenan ningún feed</w:t>
+              <w:t>Seguir artistas, contadores, listas de seguidores y me gusta en publicaciones. Los contadores se muestran, pero no alteran el orden de ningún feed</w:t>
             </w:r>
           </w:p>
         </w:tc>
@@ -11846,7 +8865,7 @@
                 <w:sz w:val="20"/>
                 <w:szCs w:val="20"/>
               </w:rPr>
-              <w:t>Comentarios con un nivel de respuestas y me gusta, que no admiten teléfonos ni WhatsApp; búsqueda de publicaciones en español y de artistas por nombre, siempre por recencia</w:t>
+              <w:t>Comentarios con un nivel de respuestas y me gusta, que no admiten teléfonos ni WhatsApp. Búsqueda de publicaciones en español y de artistas por nombre, ordenada por fecha</w:t>
             </w:r>
           </w:p>
         </w:tc>
@@ -11886,7 +8905,7 @@
                 <w:sz w:val="20"/>
                 <w:szCs w:val="20"/>
               </w:rPr>
-              <w:t>Pedidos y cobros</w:t>
+              <w:t>Consultas y chat</w:t>
             </w:r>
           </w:p>
         </w:tc>
@@ -11915,14 +8934,7 @@
                 <w:sz w:val="20"/>
                 <w:szCs w:val="20"/>
               </w:rPr>
-              <w:t>El artista cotiza desde la consulta y el cliente paga el anticipo; en un encargo, el artista entrega vistas previas, el cliente autoriza el saldo al verlas y se cobra cuando aprueba; en un evento, el saldo se cobra antes de la fecha; una obra disponible se reserva con el total autorizado y se cobra al despachar con número de guía. Incluye contraoferta, rechazo, cancelación con las políticas de reembolso y apertura de disputas. Cada pago se confirma con la pasarela antes de registrarse. Una vez pagado el enc</w:t>
-            </w:r>
-            <w:r>
-              <w:rPr>
-                <w:sz w:val="20"/>
-                <w:szCs w:val="20"/>
-              </w:rPr>
-              <w:t>argo, el artista entrega el archivo final en almacenamiento privado, y solo las dos partes lo descargan con un enlace que vence a los diez minutos</w:t>
+              <w:t>El cliente abre una consulta sobre un servicio, una obra o en general, y conversa con el artista en ese hilo. La bandeja se ordena por el último mensaje y cuenta los no leídos. Si un mensaje menciona un teléfono, WhatsApp o SINPE, ambas partes ven un aviso, pero el mensaje no se bloquea. Una cuenta con menos de siete días puede abrir hasta cinco consultas cada 24 horas</w:t>
             </w:r>
           </w:p>
         </w:tc>
@@ -11962,7 +8974,7 @@
                 <w:sz w:val="20"/>
                 <w:szCs w:val="20"/>
               </w:rPr>
-              <w:t>Disputas</w:t>
+              <w:t>Pedidos y cobros</w:t>
             </w:r>
           </w:p>
         </w:tc>
@@ -11991,7 +9003,7 @@
                 <w:sz w:val="20"/>
                 <w:szCs w:val="20"/>
               </w:rPr>
-              <w:t>Moderación ve las disputas abiertas, de la más antigua a la más reciente, con el pedido y el chat de la consulta como evidencia. Al resolver, la API ejecuta en la pasarela lo que decide (cobrar lo autorizado, liberarlo o devolver lo cobrado) y recién después registra la resolución</w:t>
+              <w:t>El artista cotiza desde la consulta y el cliente paga el anticipo. En un encargo, el artista entrega vistas previas, el cliente autoriza el saldo al verlas y se cobra cuando aprueba; en un evento, el saldo se cobra antes de la fecha; una obra disponible se reserva con el total autorizado y se cobra al despacharla. También hay contraoferta, rechazo, cancelación con las políticas de reembolso y apertura de disputas. Cada pago se confirma con la pasarela antes de registrarse</w:t>
             </w:r>
           </w:p>
         </w:tc>
@@ -12031,7 +9043,7 @@
                 <w:sz w:val="20"/>
                 <w:szCs w:val="20"/>
               </w:rPr>
-              <w:t>Consultas y chat</w:t>
+              <w:t>Archivo final</w:t>
             </w:r>
           </w:p>
         </w:tc>
@@ -12060,7 +9072,76 @@
                 <w:sz w:val="20"/>
                 <w:szCs w:val="20"/>
               </w:rPr>
-              <w:t>El cliente abre una consulta sobre un servicio, una obra o en general, y conversa con el artista en ese hilo. Bandeja ordenada por el último mensaje, conteo de no leídos, y un aviso visible para ambas partes cuando un mensaje menciona un teléfono, WhatsApp o SINPE, sin bloquearlo. Una cuenta con menos de 7 días abre como máximo 5 consultas cada 24 horas</w:t>
+              <w:t>Una vez pagado el encargo, el artista sube el archivo final a un almacenamiento privado, y solo las dos partes pueden descargarlo con un enlace que vence a los diez minutos</w:t>
+            </w:r>
+          </w:p>
+        </w:tc>
+      </w:tr>
+      <w:tr>
+        <w:tblPrEx>
+          <w:tblCellMar>
+            <w:top w:w="0" w:type="dxa"/>
+            <w:bottom w:w="0" w:type="dxa"/>
+          </w:tblCellMar>
+        </w:tblPrEx>
+        <w:trPr>
+          <w:cantSplit/>
+        </w:trPr>
+        <w:tc>
+          <w:tcPr>
+            <w:tcW w:w="3120" w:type="dxa"/>
+            <w:tcBorders>
+              <w:top w:val="single" w:sz="4" w:space="0" w:color="D9CDBA"/>
+              <w:left w:val="single" w:sz="4" w:space="0" w:color="D9CDBA"/>
+              <w:bottom w:val="single" w:sz="4" w:space="0" w:color="D9CDBA"/>
+              <w:right w:val="single" w:sz="4" w:space="0" w:color="D9CDBA"/>
+            </w:tcBorders>
+            <w:tcMar>
+              <w:top w:w="60" w:type="dxa"/>
+              <w:left w:w="100" w:type="dxa"/>
+              <w:bottom w:w="60" w:type="dxa"/>
+              <w:right w:w="100" w:type="dxa"/>
+            </w:tcMar>
+          </w:tcPr>
+          <w:p>
+            <w:pPr>
+              <w:spacing w:after="0" w:line="240" w:lineRule="auto"/>
+            </w:pPr>
+            <w:r>
+              <w:rPr>
+                <w:sz w:val="20"/>
+                <w:szCs w:val="20"/>
+              </w:rPr>
+              <w:t>Disputas</w:t>
+            </w:r>
+          </w:p>
+        </w:tc>
+        <w:tc>
+          <w:tcPr>
+            <w:tcW w:w="6240" w:type="dxa"/>
+            <w:tcBorders>
+              <w:top w:val="single" w:sz="4" w:space="0" w:color="D9CDBA"/>
+              <w:left w:val="single" w:sz="4" w:space="0" w:color="D9CDBA"/>
+              <w:bottom w:val="single" w:sz="4" w:space="0" w:color="D9CDBA"/>
+              <w:right w:val="single" w:sz="4" w:space="0" w:color="D9CDBA"/>
+            </w:tcBorders>
+            <w:tcMar>
+              <w:top w:w="60" w:type="dxa"/>
+              <w:left w:w="100" w:type="dxa"/>
+              <w:bottom w:w="60" w:type="dxa"/>
+              <w:right w:w="100" w:type="dxa"/>
+            </w:tcMar>
+          </w:tcPr>
+          <w:p>
+            <w:pPr>
+              <w:spacing w:after="0" w:line="240" w:lineRule="auto"/>
+            </w:pPr>
+            <w:r>
+              <w:rPr>
+                <w:sz w:val="20"/>
+                <w:szCs w:val="20"/>
+              </w:rPr>
+              <w:t>Moderación ve las disputas abiertas, de la más antigua a la más reciente, con el pedido y el chat de la consulta como evidencia. Al resolver, la API ejecuta en la pasarela lo que se decidió (cobrar lo autorizado, liberarlo o devolver lo cobrado) y después registra la resolución</w:t>
             </w:r>
           </w:p>
         </w:tc>
@@ -12073,50 +9154,14 @@
     </w:p>
     <w:p>
       <w:r>
-        <w:t>Indicadores al cierre del avance:</w:t>
-      </w:r>
-    </w:p>
-    <w:p>
-      <w:pPr>
-        <w:pStyle w:val="Prrafodelista"/>
-        <w:numPr>
-          <w:ilvl w:val="0"/>
-          <w:numId w:val="3"/>
-        </w:numPr>
-      </w:pPr>
-      <w:r>
-        <w:t>442 pruebas automatizadas.</w:t>
-      </w:r>
-    </w:p>
-    <w:p>
-      <w:pPr>
-        <w:pStyle w:val="Prrafodelista"/>
-        <w:numPr>
-          <w:ilvl w:val="0"/>
-          <w:numId w:val="3"/>
-        </w:numPr>
-      </w:pPr>
-      <w:r>
-        <w:t>Ningún saldo almacenado en la base de datos: ArtísTica no custodia dinero.</w:t>
-      </w:r>
-    </w:p>
-    <w:p>
-      <w:pPr>
-        <w:pStyle w:val="Prrafodelista"/>
-        <w:numPr>
-          <w:ilvl w:val="0"/>
-          <w:numId w:val="3"/>
-        </w:numPr>
-      </w:pPr>
-      <w:r>
-        <w:t>Montos calculados con aritmética decimal exacta.</w:t>
+        <w:t>Al cierre de este avance, el backend cuenta con 442 pruebas automatizadas. La base de datos no almacena ningún saldo, porque ArtísTica no custodia dinero, y todos los montos se calculan con aritmética decimal exacta.</w:t>
       </w:r>
     </w:p>
     <w:p>
       <w:pPr>
         <w:pStyle w:val="Ttulo2"/>
       </w:pPr>
-      <w:bookmarkStart w:id="29" w:name="_Toc242394669"/>
+      <w:bookmarkStart w:id="29" w:name="_Toc242395267"/>
       <w:r>
         <w:t>5.3 Aplicación móvil</w:t>
       </w:r>
@@ -12124,7 +9169,7 @@
     </w:p>
     <w:p>
       <w:r>
-        <w:t>La aplicación usa la estética de un tablero de corcho: publicaciones y fichas son notas de papel sujetas con una chinche, el portafolio se muestra como fotos instantáneas pegadas con cinta, y la navegación y los encabezados son paneles de vidrio flotantes.</w:t>
+        <w:t>La aplicación usa la estética de un tablero de corcho. Las publicaciones y las fichas son notas de papel sujetas con una chinche, el portafolio se muestra como fotos instantáneas pegadas con cinta, y la navegación y los encabezados son paneles de vidrio que flotan sobre el fondo.</w:t>
       </w:r>
     </w:p>
     <w:tbl>
@@ -12434,7 +9479,7 @@
                 <w:sz w:val="20"/>
                 <w:szCs w:val="20"/>
               </w:rPr>
-              <w:t>Perfil propio con edición y activación del perfil de artista, perfil de otros artistas y visor de obras. El portafolio se ve en una, dos o tres columnas</w:t>
+              <w:t>Perfil propio con edición y activación del perfil de artista, perfil de otros artistas y visor de obras. El portafolio se puede ver en una, dos o tres columnas</w:t>
             </w:r>
           </w:p>
         </w:tc>
@@ -12587,14 +9632,14 @@
     </w:p>
     <w:p>
       <w:r>
-        <w:t>Todo el recorrido funciona con datos de ejemplo; las pantallas todavía no se conectan con la API.</w:t>
+        <w:t>Todo el recorrido funciona con datos de ejemplo, porque las pantallas todavía no se conectan con la API.</w:t>
       </w:r>
     </w:p>
     <w:p>
       <w:pPr>
         <w:pStyle w:val="Ttulo2"/>
       </w:pPr>
-      <w:bookmarkStart w:id="30" w:name="_Toc242394670"/>
+      <w:bookmarkStart w:id="30" w:name="_Toc242395268"/>
       <w:r>
         <w:t>5.4 Pendiente para la entrega final</w:t>
       </w:r>
@@ -12761,7 +9806,7 @@
                 <w:sz w:val="20"/>
                 <w:szCs w:val="20"/>
               </w:rPr>
-              <w:t>Recepción de avisos de pago y seguimiento de las autorizaciones que vencen</w:t>
+              <w:t>Recepción de los avisos de pago y seguimiento de las autorizaciones que vencen</w:t>
             </w:r>
           </w:p>
         </w:tc>
@@ -12830,7 +9875,7 @@
                 <w:sz w:val="20"/>
                 <w:szCs w:val="20"/>
               </w:rPr>
-              <w:t>Formulario de tarjeta que envía los datos directo a la pasarela y solo comparte con la API el identificador que esta devuelve, más la verificación adicional del banco (3D Secure) cuando la tarjeta la pida</w:t>
+              <w:t>Formulario de tarjeta que envía los datos directamente a la pasarela y solo comparte con la API el identificador que esta devuelve, además de la verificación 3D Secure cuando el banco la pida</w:t>
             </w:r>
           </w:p>
         </w:tc>
@@ -12899,7 +9944,7 @@
                 <w:sz w:val="20"/>
                 <w:szCs w:val="20"/>
               </w:rPr>
-              <w:t>Enviar las consultas técnicas a ONVO, obtener acceso a su entorno de pruebas y probar el adaptador contra ese entorno</w:t>
+              <w:t>Enviar las consultas técnicas a ONVO, obtener acceso a su entorno de pruebas y probar el adaptador en ese entorno</w:t>
             </w:r>
           </w:p>
         </w:tc>
@@ -12968,7 +10013,7 @@
                 <w:sz w:val="20"/>
                 <w:szCs w:val="20"/>
               </w:rPr>
-              <w:t>Elegir el proveedor. Lo requieren la detección de contenido sospechoso de ser generado por IA, la clasificación de estilos y la búsqueda por similitud, que hoy solo tienen su estructura</w:t>
+              <w:t>Elegir el proveedor. Lo necesitan la detección de contenido sospechoso de haber sido generado por IA, la clasificación de estilos y la búsqueda por similitud, que hoy solo tienen su estructura</w:t>
             </w:r>
           </w:p>
         </w:tc>
@@ -13106,7 +10151,7 @@
                 <w:sz w:val="20"/>
                 <w:szCs w:val="20"/>
               </w:rPr>
-              <w:t>Miniaturas de imágenes</w:t>
+              <w:t>Miniaturas de las imágenes</w:t>
             </w:r>
           </w:p>
         </w:tc>
@@ -13244,7 +10289,7 @@
                 <w:sz w:val="20"/>
                 <w:szCs w:val="20"/>
               </w:rPr>
-              <w:t>Conectar la aplicación con la API: sesiones, feed, perfiles, chat, imágenes reales y pedidos</w:t>
+              <w:t>Conectar la aplicación con la API en sesiones, feed, perfiles, chat, imágenes y pedidos</w:t>
             </w:r>
           </w:p>
         </w:tc>
@@ -13257,14 +10302,14 @@
     </w:p>
     <w:p>
       <w:r>
-        <w:t>La demostración de noviembre usa la pasarela simulada, que reproduce autorizaciones que vencen, rechazos y avisos de pago.</w:t>
+        <w:t>La demostración de noviembre usará la pasarela simulada, que reproduce autorizaciones que vencen, pagos rechazados y avisos de pago.</w:t>
       </w:r>
     </w:p>
     <w:p>
       <w:pPr>
         <w:pStyle w:val="Ttulo2"/>
       </w:pPr>
-      <w:bookmarkStart w:id="31" w:name="_Toc242394671"/>
+      <w:bookmarkStart w:id="31" w:name="_Toc242395269"/>
       <w:r>
         <w:t>5.5 Riesgos</w:t>
       </w:r>
@@ -13435,7 +10480,7 @@
                 <w:sz w:val="20"/>
                 <w:szCs w:val="20"/>
               </w:rPr>
-              <w:t>Las promociones ya salieron del MVP; si hace falta, Explorar queda solo por categorías</w:t>
+              <w:t>Las promociones ya salieron del MVP y, si hace falta, Explorar puede quedar solo con el filtro por categorías</w:t>
             </w:r>
           </w:p>
         </w:tc>
@@ -13577,7 +10622,7 @@
                 <w:sz w:val="20"/>
                 <w:szCs w:val="20"/>
               </w:rPr>
-              <w:t>La moderación funciona con reportes y revisión humana; el clasificador solo marca contenido para esa revisión, así que su ausencia no bloquea la demostración</w:t>
+              <w:t>La moderación funciona con reportes y revisión humana. El clasificador solo marca contenido para esa revisión, así que su ausencia no bloquea la demostración</w:t>
             </w:r>
           </w:p>
         </w:tc>
@@ -13661,7 +10706,7 @@
       <w:pPr>
         <w:pStyle w:val="Ttulo1"/>
       </w:pPr>
-      <w:bookmarkStart w:id="32" w:name="_Toc242394672"/>
+      <w:bookmarkStart w:id="32" w:name="_Toc242395270"/>
       <w:r>
         <w:t>6. Anexo: glosario</w:t>
       </w:r>
@@ -13796,8 +10841,6 @@
             </w:pPr>
             <w:r>
               <w:rPr>
-                <w:b/>
-                <w:bCs/>
                 <w:sz w:val="20"/>
                 <w:szCs w:val="20"/>
               </w:rPr>
@@ -13867,8 +10910,6 @@
             </w:pPr>
             <w:r>
               <w:rPr>
-                <w:b/>
-                <w:bCs/>
                 <w:sz w:val="20"/>
                 <w:szCs w:val="20"/>
               </w:rPr>
@@ -13901,7 +10942,7 @@
                 <w:sz w:val="20"/>
                 <w:szCs w:val="20"/>
               </w:rPr>
-              <w:t>Contratación con fecha y lugar: música, baile o presentaciones</w:t>
+              <w:t>Contratación con fecha y lugar, como música, baile o presentaciones</w:t>
             </w:r>
           </w:p>
         </w:tc>
@@ -13938,8 +10979,6 @@
             </w:pPr>
             <w:r>
               <w:rPr>
-                <w:b/>
-                <w:bCs/>
                 <w:sz w:val="20"/>
                 <w:szCs w:val="20"/>
               </w:rPr>
@@ -14009,8 +11048,6 @@
             </w:pPr>
             <w:r>
               <w:rPr>
-                <w:b/>
-                <w:bCs/>
                 <w:sz w:val="20"/>
                 <w:szCs w:val="20"/>
               </w:rPr>
@@ -14043,7 +11080,7 @@
                 <w:sz w:val="20"/>
                 <w:szCs w:val="20"/>
               </w:rPr>
-              <w:t>Conversación que abre un cliente sobre un servicio o una obra; puede convertirse en pedido</w:t>
+              <w:t>Conversación que abre un cliente sobre un servicio o una obra, y que puede convertirse en pedido</w:t>
             </w:r>
           </w:p>
         </w:tc>
@@ -14080,8 +11117,6 @@
             </w:pPr>
             <w:r>
               <w:rPr>
-                <w:b/>
-                <w:bCs/>
                 <w:sz w:val="20"/>
                 <w:szCs w:val="20"/>
               </w:rPr>
@@ -14114,7 +11149,7 @@
                 <w:sz w:val="20"/>
                 <w:szCs w:val="20"/>
               </w:rPr>
-              <w:t>Toda transacción. Tiene un tipo y uno o más cobros</w:t>
+              <w:t>Toda contratación. Tiene un tipo y uno o más cobros</w:t>
             </w:r>
           </w:p>
         </w:tc>
@@ -14151,8 +11186,6 @@
             </w:pPr>
             <w:r>
               <w:rPr>
-                <w:b/>
-                <w:bCs/>
                 <w:sz w:val="20"/>
                 <w:szCs w:val="20"/>
               </w:rPr>
@@ -14222,8 +11255,6 @@
             </w:pPr>
             <w:r>
               <w:rPr>
-                <w:b/>
-                <w:bCs/>
                 <w:sz w:val="20"/>
                 <w:szCs w:val="20"/>
               </w:rPr>
@@ -14293,8 +11324,6 @@
             </w:pPr>
             <w:r>
               <w:rPr>
-                <w:b/>
-                <w:bCs/>
                 <w:sz w:val="20"/>
                 <w:szCs w:val="20"/>
               </w:rPr>
@@ -14327,7 +11356,7 @@
                 <w:sz w:val="20"/>
                 <w:szCs w:val="20"/>
               </w:rPr>
-              <w:t>Planes del artista: el gratuito y el de suscripción</w:t>
+              <w:t>Planes del artista. Taller es gratuito y Estudio es de suscripción</w:t>
             </w:r>
           </w:p>
         </w:tc>
@@ -14364,8 +11393,6 @@
             </w:pPr>
             <w:r>
               <w:rPr>
-                <w:b/>
-                <w:bCs/>
                 <w:sz w:val="20"/>
                 <w:szCs w:val="20"/>
               </w:rPr>
@@ -14398,7 +11425,7 @@
                 <w:sz w:val="20"/>
                 <w:szCs w:val="20"/>
               </w:rPr>
-              <w:t>Entidad que procesa los pagos y custodia el dinero</w:t>
+              <w:t>Empresa que procesa los pagos y custodia el dinero</w:t>
             </w:r>
           </w:p>
         </w:tc>
@@ -14544,10 +11571,120 @@
 <file path=word/numbering.xml><?xml version="1.0" encoding="utf-8"?>
 <w:numbering xmlns:wpc="http://schemas.microsoft.com/office/word/2010/wordprocessingCanvas" xmlns:cx="http://schemas.microsoft.com/office/drawing/2014/chartex" xmlns:cx1="http://schemas.microsoft.com/office/drawing/2015/9/8/chartex" xmlns:cx2="http://schemas.microsoft.com/office/drawing/2015/10/21/chartex" xmlns:cx3="http://schemas.microsoft.com/office/drawing/2016/5/9/chartex" xmlns:cx4="http://schemas.microsoft.com/office/drawing/2016/5/10/chartex" xmlns:cx5="http://schemas.microsoft.com/office/drawing/2016/5/11/chartex" xmlns:cx6="http://schemas.microsoft.com/office/drawing/2016/5/12/chartex" xmlns:cx7="http://schemas.microsoft.com/office/drawing/2016/5/13/chartex" xmlns:cx8="http://schemas.microsoft.com/office/drawing/2016/5/14/chartex" xmlns:mc="http://schemas.openxmlformats.org/markup-compatibility/2006" xmlns:aink="http://schemas.microsoft.com/office/drawing/2016/ink" xmlns:am3d="http://schemas.microsoft.com/office/drawing/2017/model3d" xmlns:o="urn:schemas-microsoft-com:office:office" xmlns:oel="http://schemas.microsoft.com/office/2019/extlst" xmlns:r="http://schemas.openxmlformats.org/officeDocument/2006/relationships" xmlns:m="http://schemas.openxmlformats.org/officeDocument/2006/math" xmlns:v="urn:schemas-microsoft-com:vml" xmlns:wp14="http://schemas.microsoft.com/office/word/2010/wordprocessingDrawing" xmlns:wp="http://schemas.openxmlformats.org/drawingml/2006/wordprocessingDrawing" xmlns:w10="urn:schemas-microsoft-com:office:word" xmlns:w="http://schemas.openxmlformats.org/wordprocessingml/2006/main" xmlns:w14="http://schemas.microsoft.com/office/word/2010/wordml" xmlns:w15="http://schemas.microsoft.com/office/word/2012/wordml" xmlns:w16cex="http://schemas.microsoft.com/office/word/2018/wordml/cex" xmlns:w16cid="http://schemas.microsoft.com/office/word/2016/wordml/cid" xmlns:w16="http://schemas.microsoft.com/office/word/2018/wordml" xmlns:w16du="http://schemas.microsoft.com/office/word/2023/wordml/word16du" xmlns:w16sdtdh="http://schemas.microsoft.com/office/word/2020/wordml/sdtdatahash" xmlns:w16sdtfl="http://schemas.microsoft.com/office/word/2024/wordml/sdtformatlock" xmlns:w16se="http://schemas.microsoft.com/office/word/2015/wordml/symex" xmlns:wpg="http://schemas.microsoft.com/office/word/2010/wordprocessingGroup" xmlns:wpi="http://schemas.microsoft.com/office/word/2010/wordprocessingInk" xmlns:wne="http://schemas.microsoft.com/office/word/2006/wordml" xmlns:wps="http://schemas.microsoft.com/office/word/2010/wordprocessingShape" mc:Ignorable="w14 w15 w16se w16cid w16 w16cex w16sdtdh w16sdtfl w16du wp14">
   <w:abstractNum w:abstractNumId="0" w15:restartNumberingAfterBreak="0">
-    <w:nsid w:val="1A6973BF"/>
+    <w:nsid w:val="3AF86C61"/>
     <w:multiLevelType w:val="hybridMultilevel"/>
-    <w:tmpl w:val="6316D378"/>
-    <w:lvl w:ilvl="0" w:tplc="46409822" w:tentative="1">
+    <w:tmpl w:val="337EB360"/>
+    <w:lvl w:ilvl="0" w:tplc="E21031C4" w:tentative="1">
+      <w:start w:val="1"/>
+      <w:numFmt w:val="bullet"/>
+      <w:lvlText w:val="•"/>
+      <w:lvlJc w:val="left"/>
+      <w:pPr>
+        <w:spacing w:after="80"/>
+        <w:ind w:left="540" w:hanging="270"/>
+      </w:pPr>
+    </w:lvl>
+    <w:lvl w:ilvl="1" w:tplc="9C6692E8">
+      <w:numFmt w:val="decimal"/>
+      <w:lvlText w:val=""/>
+      <w:lvlJc w:val="left"/>
+    </w:lvl>
+    <w:lvl w:ilvl="2" w:tplc="7994AFD4">
+      <w:numFmt w:val="decimal"/>
+      <w:lvlText w:val=""/>
+      <w:lvlJc w:val="left"/>
+    </w:lvl>
+    <w:lvl w:ilvl="3" w:tplc="01427E46">
+      <w:numFmt w:val="decimal"/>
+      <w:lvlText w:val=""/>
+      <w:lvlJc w:val="left"/>
+    </w:lvl>
+    <w:lvl w:ilvl="4" w:tplc="C4DCBA5C">
+      <w:numFmt w:val="decimal"/>
+      <w:lvlText w:val=""/>
+      <w:lvlJc w:val="left"/>
+    </w:lvl>
+    <w:lvl w:ilvl="5" w:tplc="0E147054">
+      <w:numFmt w:val="decimal"/>
+      <w:lvlText w:val=""/>
+      <w:lvlJc w:val="left"/>
+    </w:lvl>
+    <w:lvl w:ilvl="6" w:tplc="E52C8B3C">
+      <w:numFmt w:val="decimal"/>
+      <w:lvlText w:val=""/>
+      <w:lvlJc w:val="left"/>
+    </w:lvl>
+    <w:lvl w:ilvl="7" w:tplc="19AE91CA">
+      <w:numFmt w:val="decimal"/>
+      <w:lvlText w:val=""/>
+      <w:lvlJc w:val="left"/>
+    </w:lvl>
+    <w:lvl w:ilvl="8" w:tplc="62D28902">
+      <w:numFmt w:val="decimal"/>
+      <w:lvlText w:val=""/>
+      <w:lvlJc w:val="left"/>
+    </w:lvl>
+  </w:abstractNum>
+  <w:abstractNum w:abstractNumId="1" w15:restartNumberingAfterBreak="0">
+    <w:nsid w:val="593D4BD0"/>
+    <w:multiLevelType w:val="hybridMultilevel"/>
+    <w:tmpl w:val="3F1A4B88"/>
+    <w:lvl w:ilvl="0" w:tplc="11BEFE72">
+      <w:start w:val="1"/>
+      <w:numFmt w:val="decimal"/>
+      <w:lvlText w:val="%1."/>
+      <w:lvlJc w:val="left"/>
+      <w:pPr>
+        <w:spacing w:after="80"/>
+        <w:ind w:left="540" w:hanging="360"/>
+      </w:pPr>
+    </w:lvl>
+    <w:lvl w:ilvl="1" w:tplc="0BD2CF12">
+      <w:numFmt w:val="decimal"/>
+      <w:lvlText w:val=""/>
+      <w:lvlJc w:val="left"/>
+    </w:lvl>
+    <w:lvl w:ilvl="2" w:tplc="86F26F9A">
+      <w:numFmt w:val="decimal"/>
+      <w:lvlText w:val=""/>
+      <w:lvlJc w:val="left"/>
+    </w:lvl>
+    <w:lvl w:ilvl="3" w:tplc="C9AC798E">
+      <w:numFmt w:val="decimal"/>
+      <w:lvlText w:val=""/>
+      <w:lvlJc w:val="left"/>
+    </w:lvl>
+    <w:lvl w:ilvl="4" w:tplc="B804279A">
+      <w:numFmt w:val="decimal"/>
+      <w:lvlText w:val=""/>
+      <w:lvlJc w:val="left"/>
+    </w:lvl>
+    <w:lvl w:ilvl="5" w:tplc="B82A95F2">
+      <w:numFmt w:val="decimal"/>
+      <w:lvlText w:val=""/>
+      <w:lvlJc w:val="left"/>
+    </w:lvl>
+    <w:lvl w:ilvl="6" w:tplc="C8FAA080">
+      <w:numFmt w:val="decimal"/>
+      <w:lvlText w:val=""/>
+      <w:lvlJc w:val="left"/>
+    </w:lvl>
+    <w:lvl w:ilvl="7" w:tplc="D1DEA8A6">
+      <w:numFmt w:val="decimal"/>
+      <w:lvlText w:val=""/>
+      <w:lvlJc w:val="left"/>
+    </w:lvl>
+    <w:lvl w:ilvl="8" w:tplc="66124F72">
+      <w:numFmt w:val="decimal"/>
+      <w:lvlText w:val=""/>
+      <w:lvlJc w:val="left"/>
+    </w:lvl>
+  </w:abstractNum>
+  <w:abstractNum w:abstractNumId="2" w15:restartNumberingAfterBreak="0">
+    <w:nsid w:val="620D50E4"/>
+    <w:multiLevelType w:val="hybridMultilevel"/>
+    <w:tmpl w:val="C85CF51A"/>
+    <w:lvl w:ilvl="0" w:tplc="98C67E82" w:tentative="1">
       <w:start w:val="1"/>
       <w:numFmt w:val="bullet"/>
       <w:lvlText w:val="●"/>
@@ -14556,7 +11693,7 @@
         <w:ind w:left="720" w:hanging="360"/>
       </w:pPr>
     </w:lvl>
-    <w:lvl w:ilvl="1" w:tplc="F15612C0" w:tentative="1">
+    <w:lvl w:ilvl="1" w:tplc="C7FA4662" w:tentative="1">
       <w:start w:val="1"/>
       <w:numFmt w:val="bullet"/>
       <w:lvlText w:val="○"/>
@@ -14565,7 +11702,7 @@
         <w:ind w:left="1440" w:hanging="360"/>
       </w:pPr>
     </w:lvl>
-    <w:lvl w:ilvl="2" w:tplc="8C287EB6" w:tentative="1">
+    <w:lvl w:ilvl="2" w:tplc="B55E6CBE" w:tentative="1">
       <w:start w:val="1"/>
       <w:numFmt w:val="bullet"/>
       <w:lvlText w:val="■"/>
@@ -14574,7 +11711,7 @@
         <w:ind w:left="2160" w:hanging="360"/>
       </w:pPr>
     </w:lvl>
-    <w:lvl w:ilvl="3" w:tplc="A2C012A2" w:tentative="1">
+    <w:lvl w:ilvl="3" w:tplc="583A3116" w:tentative="1">
       <w:start w:val="1"/>
       <w:numFmt w:val="bullet"/>
       <w:lvlText w:val="●"/>
@@ -14583,7 +11720,7 @@
         <w:ind w:left="2880" w:hanging="360"/>
       </w:pPr>
     </w:lvl>
-    <w:lvl w:ilvl="4" w:tplc="34C8497A" w:tentative="1">
+    <w:lvl w:ilvl="4" w:tplc="7EB2F406" w:tentative="1">
       <w:start w:val="1"/>
       <w:numFmt w:val="bullet"/>
       <w:lvlText w:val="○"/>
@@ -14592,7 +11729,7 @@
         <w:ind w:left="3600" w:hanging="360"/>
       </w:pPr>
     </w:lvl>
-    <w:lvl w:ilvl="5" w:tplc="5EF8C41E" w:tentative="1">
+    <w:lvl w:ilvl="5" w:tplc="379A781E" w:tentative="1">
       <w:start w:val="1"/>
       <w:numFmt w:val="bullet"/>
       <w:lvlText w:val="■"/>
@@ -14601,7 +11738,7 @@
         <w:ind w:left="4320" w:hanging="360"/>
       </w:pPr>
     </w:lvl>
-    <w:lvl w:ilvl="6" w:tplc="4968A3C0" w:tentative="1">
+    <w:lvl w:ilvl="6" w:tplc="AA04C668" w:tentative="1">
       <w:start w:val="1"/>
       <w:numFmt w:val="bullet"/>
       <w:lvlText w:val="●"/>
@@ -14610,7 +11747,7 @@
         <w:ind w:left="5040" w:hanging="360"/>
       </w:pPr>
     </w:lvl>
-    <w:lvl w:ilvl="7" w:tplc="7CFE9A4E" w:tentative="1">
+    <w:lvl w:ilvl="7" w:tplc="21589702" w:tentative="1">
       <w:start w:val="1"/>
       <w:numFmt w:val="bullet"/>
       <w:lvlText w:val="●"/>
@@ -14619,7 +11756,7 @@
         <w:ind w:left="5760" w:hanging="360"/>
       </w:pPr>
     </w:lvl>
-    <w:lvl w:ilvl="8" w:tplc="28EC63D2" w:tentative="1">
+    <w:lvl w:ilvl="8" w:tplc="CE18FE9C" w:tentative="1">
       <w:start w:val="1"/>
       <w:numFmt w:val="bullet"/>
       <w:lvlText w:val="●"/>
@@ -14629,129 +11766,13 @@
       </w:pPr>
     </w:lvl>
   </w:abstractNum>
-  <w:abstractNum w:abstractNumId="1" w15:restartNumberingAfterBreak="0">
-    <w:nsid w:val="482F0438"/>
-    <w:multiLevelType w:val="hybridMultilevel"/>
-    <w:tmpl w:val="0E38EB56"/>
-    <w:lvl w:ilvl="0" w:tplc="C06EB078">
-      <w:start w:val="1"/>
-      <w:numFmt w:val="bullet"/>
-      <w:lvlText w:val="•"/>
-      <w:lvlJc w:val="left"/>
-      <w:pPr>
-        <w:spacing w:after="80"/>
-        <w:ind w:left="540" w:hanging="270"/>
-      </w:pPr>
-    </w:lvl>
-    <w:lvl w:ilvl="1" w:tplc="6A9C5028">
-      <w:numFmt w:val="decimal"/>
-      <w:lvlText w:val=""/>
-      <w:lvlJc w:val="left"/>
-    </w:lvl>
-    <w:lvl w:ilvl="2" w:tplc="A6A490AE">
-      <w:numFmt w:val="decimal"/>
-      <w:lvlText w:val=""/>
-      <w:lvlJc w:val="left"/>
-    </w:lvl>
-    <w:lvl w:ilvl="3" w:tplc="CB869166">
-      <w:numFmt w:val="decimal"/>
-      <w:lvlText w:val=""/>
-      <w:lvlJc w:val="left"/>
-    </w:lvl>
-    <w:lvl w:ilvl="4" w:tplc="6304191A">
-      <w:numFmt w:val="decimal"/>
-      <w:lvlText w:val=""/>
-      <w:lvlJc w:val="left"/>
-    </w:lvl>
-    <w:lvl w:ilvl="5" w:tplc="659EBEE0">
-      <w:numFmt w:val="decimal"/>
-      <w:lvlText w:val=""/>
-      <w:lvlJc w:val="left"/>
-    </w:lvl>
-    <w:lvl w:ilvl="6" w:tplc="481834A4">
-      <w:numFmt w:val="decimal"/>
-      <w:lvlText w:val=""/>
-      <w:lvlJc w:val="left"/>
-    </w:lvl>
-    <w:lvl w:ilvl="7" w:tplc="021E8EA2">
-      <w:numFmt w:val="decimal"/>
-      <w:lvlText w:val=""/>
-      <w:lvlJc w:val="left"/>
-    </w:lvl>
-    <w:lvl w:ilvl="8" w:tplc="83A24F40">
-      <w:numFmt w:val="decimal"/>
-      <w:lvlText w:val=""/>
-      <w:lvlJc w:val="left"/>
-    </w:lvl>
-  </w:abstractNum>
-  <w:abstractNum w:abstractNumId="2" w15:restartNumberingAfterBreak="0">
-    <w:nsid w:val="6401394F"/>
-    <w:multiLevelType w:val="hybridMultilevel"/>
-    <w:tmpl w:val="926A7098"/>
-    <w:lvl w:ilvl="0" w:tplc="020025A0">
-      <w:start w:val="1"/>
-      <w:numFmt w:val="decimal"/>
-      <w:lvlText w:val="%1."/>
-      <w:lvlJc w:val="left"/>
-      <w:pPr>
-        <w:spacing w:after="80"/>
-        <w:ind w:left="540" w:hanging="360"/>
-      </w:pPr>
-    </w:lvl>
-    <w:lvl w:ilvl="1" w:tplc="BBBC926C">
-      <w:numFmt w:val="decimal"/>
-      <w:lvlText w:val=""/>
-      <w:lvlJc w:val="left"/>
-    </w:lvl>
-    <w:lvl w:ilvl="2" w:tplc="A0A8BB42">
-      <w:numFmt w:val="decimal"/>
-      <w:lvlText w:val=""/>
-      <w:lvlJc w:val="left"/>
-    </w:lvl>
-    <w:lvl w:ilvl="3" w:tplc="6A42F27A">
-      <w:numFmt w:val="decimal"/>
-      <w:lvlText w:val=""/>
-      <w:lvlJc w:val="left"/>
-    </w:lvl>
-    <w:lvl w:ilvl="4" w:tplc="F94A3A90">
-      <w:numFmt w:val="decimal"/>
-      <w:lvlText w:val=""/>
-      <w:lvlJc w:val="left"/>
-    </w:lvl>
-    <w:lvl w:ilvl="5" w:tplc="FAB221B8">
-      <w:numFmt w:val="decimal"/>
-      <w:lvlText w:val=""/>
-      <w:lvlJc w:val="left"/>
-    </w:lvl>
-    <w:lvl w:ilvl="6" w:tplc="D598B6FA">
-      <w:numFmt w:val="decimal"/>
-      <w:lvlText w:val=""/>
-      <w:lvlJc w:val="left"/>
-    </w:lvl>
-    <w:lvl w:ilvl="7" w:tplc="13CA892C">
-      <w:numFmt w:val="decimal"/>
-      <w:lvlText w:val=""/>
-      <w:lvlJc w:val="left"/>
-    </w:lvl>
-    <w:lvl w:ilvl="8" w:tplc="FD44D3C8">
-      <w:numFmt w:val="decimal"/>
-      <w:lvlText w:val=""/>
-      <w:lvlJc w:val="left"/>
-    </w:lvl>
-  </w:abstractNum>
-  <w:num w:numId="1" w16cid:durableId="837964459">
-    <w:abstractNumId w:val="0"/>
-    <w:lvlOverride w:ilvl="0">
-      <w:startOverride w:val="1"/>
-    </w:lvlOverride>
-  </w:num>
-  <w:num w:numId="2" w16cid:durableId="2106992186">
+  <w:num w:numId="1" w16cid:durableId="1367173888">
     <w:abstractNumId w:val="2"/>
     <w:lvlOverride w:ilvl="0">
       <w:startOverride w:val="1"/>
     </w:lvlOverride>
   </w:num>
-  <w:num w:numId="3" w16cid:durableId="811412032">
+  <w:num w:numId="2" w16cid:durableId="716275388">
     <w:abstractNumId w:val="1"/>
     <w:lvlOverride w:ilvl="0">
       <w:startOverride w:val="1"/>
